--- a/new/guides/munich/Munich_Guide.docx
+++ b/new/guides/munich/Munich_Guide.docx
@@ -4,14 +4,14 @@
   <w:body>
     <w:p>
       <w:pPr>
-        <w:spacing w:after="120" w:before="1800"/>
-      </w:pPr>
-      <w:r>
-        <w:rPr>
-          <w:color w:val="6A6A64"/>
-          <w:spacing w:val="80"/>
+        <w:spacing w:before="1800" w:after="120"/>
+      </w:pPr>
+      <w:r>
+        <w:rPr>
+          <w:color w:val="6A6A64"/>
           <w:sz w:val="20"/>
           <w:szCs w:val="20"/>
+          <w:spacing w:val="80"/>
         </w:rPr>
         <w:t xml:space="preserve">THE WILEY FOX GUIDE TO</w:t>
       </w:r>
@@ -22,13 +22,13 @@
       </w:pPr>
       <w:r>
         <w:rPr>
-          <w:rFonts w:ascii="Georgia" w:cs="Georgia" w:eastAsia="Georgia" w:hAnsi="Georgia"/>
           <w:b/>
           <w:bCs/>
           <w:i/>
           <w:iCs/>
           <w:sz w:val="120"/>
           <w:szCs w:val="120"/>
+          <w:rFonts w:ascii="Georgia" w:cs="Georgia" w:eastAsia="Georgia" w:hAnsi="Georgia"/>
         </w:rPr>
         <w:t xml:space="preserve">Munich</w:t>
       </w:r>
@@ -39,11 +39,11 @@
       </w:pPr>
       <w:r>
         <w:rPr>
-          <w:rFonts w:ascii="Georgia" w:cs="Georgia" w:eastAsia="Georgia" w:hAnsi="Georgia"/>
           <w:i/>
           <w:iCs/>
           <w:sz w:val="32"/>
           <w:szCs w:val="32"/>
+          <w:rFonts w:ascii="Georgia" w:cs="Georgia" w:eastAsia="Georgia" w:hAnsi="Georgia"/>
         </w:rPr>
         <w:t xml:space="preserve">For families &amp; solo travellers</w:t>
       </w:r>
@@ -94,16 +94,16 @@
     </w:p>
     <w:p>
       <w:pPr>
-        <w:spacing w:after="60" w:before="240"/>
+        <w:spacing w:before="240" w:after="60"/>
       </w:pPr>
       <w:r>
         <w:rPr>
           <w:b/>
           <w:bCs/>
           <w:color w:val="EA2E00"/>
+          <w:sz w:val="16"/>
+          <w:szCs w:val="16"/>
           <w:spacing w:val="40"/>
-          <w:sz w:val="16"/>
-          <w:szCs w:val="16"/>
         </w:rPr>
         <w:t xml:space="preserve">CHAPTER ONE · THE CITY</w:t>
       </w:r>
@@ -216,7 +216,6 @@
                 <w:sz w:val="18"/>
                 <w:szCs w:val="18"/>
               </w:rPr>
-              <w:t xml:space="preserve"/>
             </w:r>
           </w:p>
         </w:tc>
@@ -712,7 +711,7 @@
             </w:r>
           </w:p>
           <w:p>
-            <w:hyperlink w:history="1" r:id="rId9mu5cbjqjldthojbjja2v">
+            <w:hyperlink w:history="1" r:id="rIdfvhysq4enff2qg-yc3zik">
               <w:r>
                 <w:rPr>
                   <w:rStyle w:val="Hyperlink"/>
@@ -731,16 +730,16 @@
     </w:p>
     <w:p>
       <w:pPr>
-        <w:spacing w:after="60" w:before="240"/>
+        <w:spacing w:before="240" w:after="60"/>
       </w:pPr>
       <w:r>
         <w:rPr>
           <w:b/>
           <w:bCs/>
           <w:color w:val="EA2E00"/>
+          <w:sz w:val="16"/>
+          <w:szCs w:val="16"/>
           <w:spacing w:val="40"/>
-          <w:sz w:val="16"/>
-          <w:szCs w:val="16"/>
         </w:rPr>
         <w:t xml:space="preserve">CHAPTER TWO · CHRISTMAS</w:t>
       </w:r>
@@ -771,17 +770,17 @@
     </w:p>
     <w:p>
       <w:pPr>
-        <w:spacing w:after="40" w:before="160"/>
-      </w:pPr>
-      <w:r>
-        <w:rPr>
-          <w:rFonts w:ascii="Georgia" w:cs="Georgia" w:eastAsia="Georgia" w:hAnsi="Georgia"/>
+        <w:spacing w:before="160" w:after="40"/>
+      </w:pPr>
+      <w:r>
+        <w:rPr>
           <w:b/>
           <w:bCs/>
           <w:i/>
           <w:iCs/>
           <w:sz w:val="26"/>
           <w:szCs w:val="26"/>
+          <w:rFonts w:ascii="Georgia" w:cs="Georgia" w:eastAsia="Georgia" w:hAnsi="Georgia"/>
         </w:rPr>
         <w:t xml:space="preserve">Münchner Christkindlmarkt</w:t>
       </w:r>
@@ -820,7 +819,7 @@
       </w:r>
     </w:p>
     <w:p>
-      <w:hyperlink w:history="1" r:id="rIdpeihpwz9tdhbw3qtz6hey">
+      <w:hyperlink w:history="1" r:id="rId4dyvylmllaph-tyow2cvu">
         <w:r>
           <w:rPr>
             <w:rStyle w:val="Hyperlink"/>
@@ -841,7 +840,7 @@
         </w:rPr>
         <w:t xml:space="preserve">Via </w:t>
       </w:r>
-      <w:hyperlink w:history="1" r:id="rIdr-j-_j5nrsdqzkcohb1rp">
+      <w:hyperlink w:history="1" r:id="rIdcx4jksenijdc7w-krfsfs">
         <w:r>
           <w:rPr>
             <w:color w:val="EA2E00"/>
@@ -859,7 +858,7 @@
         </w:rPr>
         <w:t xml:space="preserve">, </w:t>
       </w:r>
-      <w:hyperlink w:history="1" r:id="rIdi7bcu1jdk-ay_o0cf7ej0">
+      <w:hyperlink w:history="1" r:id="rId6878ai6apwbvbmxylr3kn">
         <w:r>
           <w:rPr>
             <w:color w:val="EA2E00"/>
@@ -877,7 +876,7 @@
         </w:rPr>
         <w:t xml:space="preserve">, </w:t>
       </w:r>
-      <w:hyperlink w:history="1" r:id="rIdjmbtiitcekyd-mnkbbj8d">
+      <w:hyperlink w:history="1" r:id="rIdiusn68cywye0r-dfyuhdm">
         <w:r>
           <w:rPr>
             <w:color w:val="EA2E00"/>
@@ -895,7 +894,7 @@
         </w:rPr>
         <w:t xml:space="preserve">, </w:t>
       </w:r>
-      <w:hyperlink w:history="1" r:id="rId9sgbnud_-a8jggihfc1nt">
+      <w:hyperlink w:history="1" r:id="rIdpahgzazhfemik0ppj2mjm">
         <w:r>
           <w:rPr>
             <w:color w:val="EA2E00"/>
@@ -913,7 +912,7 @@
         </w:rPr>
         <w:t xml:space="preserve">, </w:t>
       </w:r>
-      <w:hyperlink w:history="1" r:id="rIdj-l7i-jydqyi-uqmdpgmk">
+      <w:hyperlink w:history="1" r:id="rIdldvq6oopgokxkccn1ccve">
         <w:r>
           <w:rPr>
             <w:color w:val="EA2E00"/>
@@ -931,7 +930,7 @@
         </w:rPr>
         <w:t xml:space="preserve">, </w:t>
       </w:r>
-      <w:hyperlink w:history="1" r:id="rIdiczdo1tlxrfu0_4eqlhpm">
+      <w:hyperlink w:history="1" r:id="rId8mfznromzxb5bnw1vxbr2">
         <w:r>
           <w:rPr>
             <w:color w:val="EA2E00"/>
@@ -949,7 +948,7 @@
         </w:rPr>
         <w:t xml:space="preserve">, </w:t>
       </w:r>
-      <w:hyperlink w:history="1" r:id="rId0tey8ebyrh6qbejnpe3uh">
+      <w:hyperlink w:history="1" r:id="rId0pwgioseps7meltqajswb">
         <w:r>
           <w:rPr>
             <w:color w:val="EA2E00"/>
@@ -967,7 +966,7 @@
         </w:rPr>
         <w:t xml:space="preserve">, </w:t>
       </w:r>
-      <w:hyperlink w:history="1" r:id="rId0tzjgjs0nthnhj1volvle">
+      <w:hyperlink w:history="1" r:id="rIdu68dp9ir4t27oucpjt0ka">
         <w:r>
           <w:rPr>
             <w:color w:val="EA2E00"/>
@@ -985,7 +984,7 @@
         </w:rPr>
         <w:t xml:space="preserve">, </w:t>
       </w:r>
-      <w:hyperlink w:history="1" r:id="rIdi3djrvgaoxf0fptvx8udu">
+      <w:hyperlink w:history="1" r:id="rIdpoeubjhzvxdfvcmpld9k7">
         <w:r>
           <w:rPr>
             <w:color w:val="EA2E00"/>
@@ -1003,7 +1002,7 @@
         </w:rPr>
         <w:t xml:space="preserve">, </w:t>
       </w:r>
-      <w:hyperlink w:history="1" r:id="rIdee3rcs0exxqt9bv6mldxc">
+      <w:hyperlink w:history="1" r:id="rIdvyejvjuomqspm7idgq06p">
         <w:r>
           <w:rPr>
             <w:color w:val="EA2E00"/>
@@ -1016,17 +1015,17 @@
     </w:p>
     <w:p>
       <w:pPr>
-        <w:spacing w:after="40" w:before="160"/>
-      </w:pPr>
-      <w:r>
-        <w:rPr>
-          <w:rFonts w:ascii="Georgia" w:cs="Georgia" w:eastAsia="Georgia" w:hAnsi="Georgia"/>
+        <w:spacing w:before="160" w:after="40"/>
+      </w:pPr>
+      <w:r>
+        <w:rPr>
           <w:b/>
           <w:bCs/>
           <w:i/>
           <w:iCs/>
           <w:sz w:val="26"/>
           <w:szCs w:val="26"/>
+          <w:rFonts w:ascii="Georgia" w:cs="Georgia" w:eastAsia="Georgia" w:hAnsi="Georgia"/>
         </w:rPr>
         <w:t xml:space="preserve">Kripperlmarkt &amp; Rindermarkt</w:t>
       </w:r>
@@ -1065,7 +1064,7 @@
       </w:r>
     </w:p>
     <w:p>
-      <w:hyperlink w:history="1" r:id="rIdiuo8n2yf4tk6iw631qsvq">
+      <w:hyperlink w:history="1" r:id="rIdcwiji1hmyvxpxy5iltehh">
         <w:r>
           <w:rPr>
             <w:rStyle w:val="Hyperlink"/>
@@ -1086,7 +1085,7 @@
         </w:rPr>
         <w:t xml:space="preserve">Via </w:t>
       </w:r>
-      <w:hyperlink w:history="1" r:id="rIdn1s8z8hldkd_coj-pxxwy">
+      <w:hyperlink w:history="1" r:id="rId85c9vyrdgrldrq4wwsfty">
         <w:r>
           <w:rPr>
             <w:color w:val="EA2E00"/>
@@ -1104,7 +1103,7 @@
         </w:rPr>
         <w:t xml:space="preserve">, </w:t>
       </w:r>
-      <w:hyperlink w:history="1" r:id="rIdigu8fnzb4800mfc1c_iul">
+      <w:hyperlink w:history="1" r:id="rIdgxsf2sdbznoc3mwc8-xhd">
         <w:r>
           <w:rPr>
             <w:color w:val="EA2E00"/>
@@ -1122,7 +1121,7 @@
         </w:rPr>
         <w:t xml:space="preserve">, </w:t>
       </w:r>
-      <w:hyperlink w:history="1" r:id="rIdad0pukmu-f3jn0tye2pyi">
+      <w:hyperlink w:history="1" r:id="rId-5r9_uoiarvziehzuhmgx">
         <w:r>
           <w:rPr>
             <w:color w:val="EA2E00"/>
@@ -1140,7 +1139,7 @@
         </w:rPr>
         <w:t xml:space="preserve">, </w:t>
       </w:r>
-      <w:hyperlink w:history="1" r:id="rIdvtuk0pcxud2an3elwmahy">
+      <w:hyperlink w:history="1" r:id="rIdejiibu1pcndxbbxkgeztx">
         <w:r>
           <w:rPr>
             <w:color w:val="EA2E00"/>
@@ -1158,7 +1157,7 @@
         </w:rPr>
         <w:t xml:space="preserve">, </w:t>
       </w:r>
-      <w:hyperlink w:history="1" r:id="rIdca-cvhbbstm6vu4ty7xyx">
+      <w:hyperlink w:history="1" r:id="rIdmd5ux1p-edyisjhg70f6j">
         <w:r>
           <w:rPr>
             <w:color w:val="EA2E00"/>
@@ -1176,7 +1175,7 @@
         </w:rPr>
         <w:t xml:space="preserve">, </w:t>
       </w:r>
-      <w:hyperlink w:history="1" r:id="rIdp0mkqcrz10vmzeoq1xtl9">
+      <w:hyperlink w:history="1" r:id="rIdodhcjclsvzt3ztekw-sn8">
         <w:r>
           <w:rPr>
             <w:color w:val="EA2E00"/>
@@ -1189,17 +1188,17 @@
     </w:p>
     <w:p>
       <w:pPr>
-        <w:spacing w:after="40" w:before="160"/>
-      </w:pPr>
-      <w:r>
-        <w:rPr>
-          <w:rFonts w:ascii="Georgia" w:cs="Georgia" w:eastAsia="Georgia" w:hAnsi="Georgia"/>
+        <w:spacing w:before="160" w:after="40"/>
+      </w:pPr>
+      <w:r>
+        <w:rPr>
           <w:b/>
           <w:bCs/>
           <w:i/>
           <w:iCs/>
           <w:sz w:val="26"/>
           <w:szCs w:val="26"/>
+          <w:rFonts w:ascii="Georgia" w:cs="Georgia" w:eastAsia="Georgia" w:hAnsi="Georgia"/>
         </w:rPr>
         <w:t xml:space="preserve">Weihnachtsdorf im Kaiserhof der Residenz</w:t>
       </w:r>
@@ -1238,7 +1237,7 @@
       </w:r>
     </w:p>
     <w:p>
-      <w:hyperlink w:history="1" r:id="rIdi10emqfwnvg0lvsodpriy">
+      <w:hyperlink w:history="1" r:id="rIdmj9ejjsnituvh5872oxq9">
         <w:r>
           <w:rPr>
             <w:rStyle w:val="Hyperlink"/>
@@ -1259,7 +1258,7 @@
         </w:rPr>
         <w:t xml:space="preserve">Via </w:t>
       </w:r>
-      <w:hyperlink w:history="1" r:id="rIdxdap1ltkrnkcwatp5fhjn">
+      <w:hyperlink w:history="1" r:id="rId2xi48wfwguh4tkwyi38c9">
         <w:r>
           <w:rPr>
             <w:color w:val="EA2E00"/>
@@ -1277,7 +1276,7 @@
         </w:rPr>
         <w:t xml:space="preserve">, </w:t>
       </w:r>
-      <w:hyperlink w:history="1" r:id="rIdolvew8og0gsbjslqbsug0">
+      <w:hyperlink w:history="1" r:id="rId7oxqshed18tlrtvhrezqx">
         <w:r>
           <w:rPr>
             <w:color w:val="EA2E00"/>
@@ -1295,7 +1294,7 @@
         </w:rPr>
         <w:t xml:space="preserve">, </w:t>
       </w:r>
-      <w:hyperlink w:history="1" r:id="rId8rbyf4hytb-ux8t3bcnvk">
+      <w:hyperlink w:history="1" r:id="rIdj8thrwdin2ct5bfbdv0u0">
         <w:r>
           <w:rPr>
             <w:color w:val="EA2E00"/>
@@ -1313,7 +1312,7 @@
         </w:rPr>
         <w:t xml:space="preserve">, </w:t>
       </w:r>
-      <w:hyperlink w:history="1" r:id="rIdy2fgbqxhxlol0_4uulonj">
+      <w:hyperlink w:history="1" r:id="rIdxwvhweynvpqvmmiijvaa9">
         <w:r>
           <w:rPr>
             <w:color w:val="EA2E00"/>
@@ -1331,7 +1330,7 @@
         </w:rPr>
         <w:t xml:space="preserve">, </w:t>
       </w:r>
-      <w:hyperlink w:history="1" r:id="rIdfxtzxcuw1dauxu_bcle9c">
+      <w:hyperlink w:history="1" r:id="rIdqq9yoh1xuxdfapifg7vgh">
         <w:r>
           <w:rPr>
             <w:color w:val="EA2E00"/>
@@ -1349,7 +1348,7 @@
         </w:rPr>
         <w:t xml:space="preserve">, </w:t>
       </w:r>
-      <w:hyperlink w:history="1" r:id="rIdvfgxi3gtmqp5hldvigmm0">
+      <w:hyperlink w:history="1" r:id="rId1u9xz7fbjwnlpzktvryke">
         <w:r>
           <w:rPr>
             <w:color w:val="EA2E00"/>
@@ -1367,7 +1366,7 @@
         </w:rPr>
         <w:t xml:space="preserve">, </w:t>
       </w:r>
-      <w:hyperlink w:history="1" r:id="rId3nwemkpz_dnz1lbl-ahji">
+      <w:hyperlink w:history="1" r:id="rIdocwwyxscttwzkuvq243fe">
         <w:r>
           <w:rPr>
             <w:color w:val="EA2E00"/>
@@ -1385,7 +1384,7 @@
         </w:rPr>
         <w:t xml:space="preserve">, </w:t>
       </w:r>
-      <w:hyperlink w:history="1" r:id="rIdo9wnvauuoati16xtzlptp">
+      <w:hyperlink w:history="1" r:id="rIdxafu6sntqi00yj6lr3msh">
         <w:r>
           <w:rPr>
             <w:color w:val="EA2E00"/>
@@ -1403,7 +1402,7 @@
         </w:rPr>
         <w:t xml:space="preserve">, </w:t>
       </w:r>
-      <w:hyperlink w:history="1" r:id="rIdf7v_9kto0xpnb9ktjdjml">
+      <w:hyperlink w:history="1" r:id="rIdljry_n4odjmxhzundw1jf">
         <w:r>
           <w:rPr>
             <w:color w:val="EA2E00"/>
@@ -1416,17 +1415,17 @@
     </w:p>
     <w:p>
       <w:pPr>
-        <w:spacing w:after="40" w:before="160"/>
-      </w:pPr>
-      <w:r>
-        <w:rPr>
-          <w:rFonts w:ascii="Georgia" w:cs="Georgia" w:eastAsia="Georgia" w:hAnsi="Georgia"/>
+        <w:spacing w:before="160" w:after="40"/>
+      </w:pPr>
+      <w:r>
+        <w:rPr>
           <w:b/>
           <w:bCs/>
           <w:i/>
           <w:iCs/>
           <w:sz w:val="26"/>
           <w:szCs w:val="26"/>
+          <w:rFonts w:ascii="Georgia" w:cs="Georgia" w:eastAsia="Georgia" w:hAnsi="Georgia"/>
         </w:rPr>
         <w:t xml:space="preserve">Medieval Christmas market (Mittelaltermarkt)</w:t>
       </w:r>
@@ -1465,7 +1464,7 @@
       </w:r>
     </w:p>
     <w:p>
-      <w:hyperlink w:history="1" r:id="rIdggmqw3hwaqcyucpi3sq3-">
+      <w:hyperlink w:history="1" r:id="rIdmqt9ozq9o5qyez6y_4rx8">
         <w:r>
           <w:rPr>
             <w:rStyle w:val="Hyperlink"/>
@@ -1486,7 +1485,7 @@
         </w:rPr>
         <w:t xml:space="preserve">Via </w:t>
       </w:r>
-      <w:hyperlink w:history="1" r:id="rId0ae_23lmowseuds4v32pz">
+      <w:hyperlink w:history="1" r:id="rIdwvfxtvqhqhuzuecslg5td">
         <w:r>
           <w:rPr>
             <w:color w:val="EA2E00"/>
@@ -1504,7 +1503,7 @@
         </w:rPr>
         <w:t xml:space="preserve">, </w:t>
       </w:r>
-      <w:hyperlink w:history="1" r:id="rIdstt-k3lqimy_tpsbwmo93">
+      <w:hyperlink w:history="1" r:id="rIdv7zwc7fjis84rbxih9wvf">
         <w:r>
           <w:rPr>
             <w:color w:val="EA2E00"/>
@@ -1522,7 +1521,7 @@
         </w:rPr>
         <w:t xml:space="preserve">, </w:t>
       </w:r>
-      <w:hyperlink w:history="1" r:id="rIdbyaw93ro_fboqnefr7jbz">
+      <w:hyperlink w:history="1" r:id="rId6mmjvfrdvuirc8blweagk">
         <w:r>
           <w:rPr>
             <w:color w:val="EA2E00"/>
@@ -1540,7 +1539,7 @@
         </w:rPr>
         <w:t xml:space="preserve">, </w:t>
       </w:r>
-      <w:hyperlink w:history="1" r:id="rIdhmhhrp_1pgs1evsmja4f4">
+      <w:hyperlink w:history="1" r:id="rId2pzt4q7wmtosttsrs-xwv">
         <w:r>
           <w:rPr>
             <w:color w:val="EA2E00"/>
@@ -1558,7 +1557,7 @@
         </w:rPr>
         <w:t xml:space="preserve">, </w:t>
       </w:r>
-      <w:hyperlink w:history="1" r:id="rId6yu3v-s3t11ewhn2f5cvx">
+      <w:hyperlink w:history="1" r:id="rIdecnbevk3cjdhdgxqz8yex">
         <w:r>
           <w:rPr>
             <w:color w:val="EA2E00"/>
@@ -1576,7 +1575,7 @@
         </w:rPr>
         <w:t xml:space="preserve">, </w:t>
       </w:r>
-      <w:hyperlink w:history="1" r:id="rIdd76txoemhxmh35e57yuza">
+      <w:hyperlink w:history="1" r:id="rIdu05hma9mylnnc9wc5a7_j">
         <w:r>
           <w:rPr>
             <w:color w:val="EA2E00"/>
@@ -1594,7 +1593,7 @@
         </w:rPr>
         <w:t xml:space="preserve">, </w:t>
       </w:r>
-      <w:hyperlink w:history="1" r:id="rId8lqlkgve4k1czb-4jw3ql">
+      <w:hyperlink w:history="1" r:id="rIdbh0jqgmi3bbfwsib0hqkk">
         <w:r>
           <w:rPr>
             <w:color w:val="EA2E00"/>
@@ -1612,7 +1611,7 @@
         </w:rPr>
         <w:t xml:space="preserve">, </w:t>
       </w:r>
-      <w:hyperlink w:history="1" r:id="rIdudivsl7dy5bzyu5g6wqlf">
+      <w:hyperlink w:history="1" r:id="rIdngecx5vm2f8sgq9towtpf">
         <w:r>
           <w:rPr>
             <w:color w:val="EA2E00"/>
@@ -1630,7 +1629,7 @@
         </w:rPr>
         <w:t xml:space="preserve">, </w:t>
       </w:r>
-      <w:hyperlink w:history="1" r:id="rId5ibirdziw27bbymaqv5o5">
+      <w:hyperlink w:history="1" r:id="rIdecv9q6wbsv0gwyccp3v41">
         <w:r>
           <w:rPr>
             <w:color w:val="EA2E00"/>
@@ -1643,17 +1642,17 @@
     </w:p>
     <w:p>
       <w:pPr>
-        <w:spacing w:after="40" w:before="160"/>
-      </w:pPr>
-      <w:r>
-        <w:rPr>
-          <w:rFonts w:ascii="Georgia" w:cs="Georgia" w:eastAsia="Georgia" w:hAnsi="Georgia"/>
+        <w:spacing w:before="160" w:after="40"/>
+      </w:pPr>
+      <w:r>
+        <w:rPr>
           <w:b/>
           <w:bCs/>
           <w:i/>
           <w:iCs/>
           <w:sz w:val="26"/>
           <w:szCs w:val="26"/>
+          <w:rFonts w:ascii="Georgia" w:cs="Georgia" w:eastAsia="Georgia" w:hAnsi="Georgia"/>
         </w:rPr>
         <w:t xml:space="preserve">Christkindlmarkt am Chinesischen Turm</w:t>
       </w:r>
@@ -1692,7 +1691,7 @@
       </w:r>
     </w:p>
     <w:p>
-      <w:hyperlink w:history="1" r:id="rIdsaxqzhzltfhw3l0uylyy-">
+      <w:hyperlink w:history="1" r:id="rIdclj-uwxwbpsgchcz82_u0">
         <w:r>
           <w:rPr>
             <w:rStyle w:val="Hyperlink"/>
@@ -1713,7 +1712,7 @@
         </w:rPr>
         <w:t xml:space="preserve">Via </w:t>
       </w:r>
-      <w:hyperlink w:history="1" r:id="rIdn_gph1zsicscxbobijcyg">
+      <w:hyperlink w:history="1" r:id="rIdsykxptz2dwbk3hk3ulb6b">
         <w:r>
           <w:rPr>
             <w:color w:val="EA2E00"/>
@@ -1731,7 +1730,7 @@
         </w:rPr>
         <w:t xml:space="preserve">, </w:t>
       </w:r>
-      <w:hyperlink w:history="1" r:id="rIds3jkr6emn7tifufeaugmc">
+      <w:hyperlink w:history="1" r:id="rIdrxz8akfuuob0omxhfoo41">
         <w:r>
           <w:rPr>
             <w:color w:val="EA2E00"/>
@@ -1749,7 +1748,7 @@
         </w:rPr>
         <w:t xml:space="preserve">, </w:t>
       </w:r>
-      <w:hyperlink w:history="1" r:id="rIducvig-bapvbyco_m8hd00">
+      <w:hyperlink w:history="1" r:id="rIdjut1k-ufasmw6h0wksxnt">
         <w:r>
           <w:rPr>
             <w:color w:val="EA2E00"/>
@@ -1767,7 +1766,7 @@
         </w:rPr>
         <w:t xml:space="preserve">, </w:t>
       </w:r>
-      <w:hyperlink w:history="1" r:id="rIdo0ts21wxzbktxnclo_spd">
+      <w:hyperlink w:history="1" r:id="rId09jcanrio82jb95qzh2kl">
         <w:r>
           <w:rPr>
             <w:color w:val="EA2E00"/>
@@ -1785,7 +1784,7 @@
         </w:rPr>
         <w:t xml:space="preserve">, </w:t>
       </w:r>
-      <w:hyperlink w:history="1" r:id="rIdkzh85ir_swuuqrjiho-n3">
+      <w:hyperlink w:history="1" r:id="rIdqdvhdulie5rrx6cmoonxv">
         <w:r>
           <w:rPr>
             <w:color w:val="EA2E00"/>
@@ -1798,17 +1797,17 @@
     </w:p>
     <w:p>
       <w:pPr>
-        <w:spacing w:after="40" w:before="160"/>
-      </w:pPr>
-      <w:r>
-        <w:rPr>
-          <w:rFonts w:ascii="Georgia" w:cs="Georgia" w:eastAsia="Georgia" w:hAnsi="Georgia"/>
+        <w:spacing w:before="160" w:after="40"/>
+      </w:pPr>
+      <w:r>
+        <w:rPr>
           <w:b/>
           <w:bCs/>
           <w:i/>
           <w:iCs/>
           <w:sz w:val="26"/>
           <w:szCs w:val="26"/>
+          <w:rFonts w:ascii="Georgia" w:cs="Georgia" w:eastAsia="Georgia" w:hAnsi="Georgia"/>
         </w:rPr>
         <w:t xml:space="preserve">Pink Christmas</w:t>
       </w:r>
@@ -1847,7 +1846,7 @@
       </w:r>
     </w:p>
     <w:p>
-      <w:hyperlink w:history="1" r:id="rIdkn0lh0vw6g2v4e0oz3jyx">
+      <w:hyperlink w:history="1" r:id="rIdljvxz_ck2vwtbreozr9i_">
         <w:r>
           <w:rPr>
             <w:rStyle w:val="Hyperlink"/>
@@ -1868,7 +1867,7 @@
         </w:rPr>
         <w:t xml:space="preserve">Via </w:t>
       </w:r>
-      <w:hyperlink w:history="1" r:id="rIdqn-s8ltdb08du32qsk3pd">
+      <w:hyperlink w:history="1" r:id="rIdjggetum7fz4w0s1oiqwzs">
         <w:r>
           <w:rPr>
             <w:color w:val="EA2E00"/>
@@ -1886,7 +1885,7 @@
         </w:rPr>
         <w:t xml:space="preserve">, </w:t>
       </w:r>
-      <w:hyperlink w:history="1" r:id="rIdq2bf8xmydprkbegv88pvn">
+      <w:hyperlink w:history="1" r:id="rId7tld2zvunupaqimgnnss6">
         <w:r>
           <w:rPr>
             <w:color w:val="EA2E00"/>
@@ -1904,7 +1903,7 @@
         </w:rPr>
         <w:t xml:space="preserve">, </w:t>
       </w:r>
-      <w:hyperlink w:history="1" r:id="rIdchs-zjmxbpuqxhaywqpww">
+      <w:hyperlink w:history="1" r:id="rIdtut2ipz8sqa3y6bnlgyua">
         <w:r>
           <w:rPr>
             <w:color w:val="EA2E00"/>
@@ -1922,7 +1921,7 @@
         </w:rPr>
         <w:t xml:space="preserve">, </w:t>
       </w:r>
-      <w:hyperlink w:history="1" r:id="rIdzyuffrjcyvi9n8gg3z80m">
+      <w:hyperlink w:history="1" r:id="rId1xnyuzlcpvub4wscq6opk">
         <w:r>
           <w:rPr>
             <w:color w:val="EA2E00"/>
@@ -1940,7 +1939,7 @@
         </w:rPr>
         <w:t xml:space="preserve">, </w:t>
       </w:r>
-      <w:hyperlink w:history="1" r:id="rIduk4riuxp8j_kyc6mwre4j">
+      <w:hyperlink w:history="1" r:id="rIdkzl_tnzfql43wsm2ftf_8">
         <w:r>
           <w:rPr>
             <w:color w:val="EA2E00"/>
@@ -1953,17 +1952,17 @@
     </w:p>
     <w:p>
       <w:pPr>
-        <w:spacing w:after="40" w:before="160"/>
-      </w:pPr>
-      <w:r>
-        <w:rPr>
-          <w:rFonts w:ascii="Georgia" w:cs="Georgia" w:eastAsia="Georgia" w:hAnsi="Georgia"/>
+        <w:spacing w:before="160" w:after="40"/>
+      </w:pPr>
+      <w:r>
+        <w:rPr>
           <w:b/>
           <w:bCs/>
           <w:i/>
           <w:iCs/>
           <w:sz w:val="26"/>
           <w:szCs w:val="26"/>
+          <w:rFonts w:ascii="Georgia" w:cs="Georgia" w:eastAsia="Georgia" w:hAnsi="Georgia"/>
         </w:rPr>
         <w:t xml:space="preserve">Tollwood Winter Festival</w:t>
       </w:r>
@@ -2002,7 +2001,7 @@
       </w:r>
     </w:p>
     <w:p>
-      <w:hyperlink w:history="1" r:id="rId4zj5fkmlyioga1ydcgi56">
+      <w:hyperlink w:history="1" r:id="rIduyb4m4rwuniqhvlgnsd8a">
         <w:r>
           <w:rPr>
             <w:rStyle w:val="Hyperlink"/>
@@ -2023,7 +2022,7 @@
         </w:rPr>
         <w:t xml:space="preserve">Via </w:t>
       </w:r>
-      <w:hyperlink w:history="1" r:id="rId3ud8_ofcegjq3rpj_a3hj">
+      <w:hyperlink w:history="1" r:id="rIdpkmzonvrdfpintzjwq9ko">
         <w:r>
           <w:rPr>
             <w:color w:val="EA2E00"/>
@@ -2041,7 +2040,7 @@
         </w:rPr>
         <w:t xml:space="preserve">, </w:t>
       </w:r>
-      <w:hyperlink w:history="1" r:id="rIdih_si-wvjqeq4zkplhzel">
+      <w:hyperlink w:history="1" r:id="rIdbejsxjmqxnd_dhuoh29ga">
         <w:r>
           <w:rPr>
             <w:color w:val="EA2E00"/>
@@ -2059,7 +2058,7 @@
         </w:rPr>
         <w:t xml:space="preserve">, </w:t>
       </w:r>
-      <w:hyperlink w:history="1" r:id="rIdwzhaoc6ktzypjnoha5v5i">
+      <w:hyperlink w:history="1" r:id="rIdbnzrsjckyfrhgfelog3fv">
         <w:r>
           <w:rPr>
             <w:color w:val="EA2E00"/>
@@ -2077,7 +2076,7 @@
         </w:rPr>
         <w:t xml:space="preserve">, </w:t>
       </w:r>
-      <w:hyperlink w:history="1" r:id="rIdmhtf7zg6_7outidzhv1v1">
+      <w:hyperlink w:history="1" r:id="rIda_aothzoniqriuhfuuupi">
         <w:r>
           <w:rPr>
             <w:color w:val="EA2E00"/>
@@ -2095,7 +2094,7 @@
         </w:rPr>
         <w:t xml:space="preserve">, </w:t>
       </w:r>
-      <w:hyperlink w:history="1" r:id="rIdmoq9xyjy3agbcvhpsgltc">
+      <w:hyperlink w:history="1" r:id="rIdntxtbw74rhiau--my5zen">
         <w:r>
           <w:rPr>
             <w:color w:val="EA2E00"/>
@@ -2113,7 +2112,7 @@
         </w:rPr>
         <w:t xml:space="preserve">, </w:t>
       </w:r>
-      <w:hyperlink w:history="1" r:id="rId_z6rc60xip4wk5obj0yzm">
+      <w:hyperlink w:history="1" r:id="rId80rwhtex6upzyhvbrdzvi">
         <w:r>
           <w:rPr>
             <w:color w:val="EA2E00"/>
@@ -2131,7 +2130,7 @@
         </w:rPr>
         <w:t xml:space="preserve">, </w:t>
       </w:r>
-      <w:hyperlink w:history="1" r:id="rIdnadi8ojwwrgafy9lfmdpo">
+      <w:hyperlink w:history="1" r:id="rIdwric5u-6valkoqpfgyugz">
         <w:r>
           <w:rPr>
             <w:color w:val="EA2E00"/>
@@ -2144,17 +2143,17 @@
     </w:p>
     <w:p>
       <w:pPr>
-        <w:spacing w:after="40" w:before="160"/>
-      </w:pPr>
-      <w:r>
-        <w:rPr>
-          <w:rFonts w:ascii="Georgia" w:cs="Georgia" w:eastAsia="Georgia" w:hAnsi="Georgia"/>
+        <w:spacing w:before="160" w:after="40"/>
+      </w:pPr>
+      <w:r>
+        <w:rPr>
           <w:b/>
           <w:bCs/>
           <w:i/>
           <w:iCs/>
           <w:sz w:val="26"/>
           <w:szCs w:val="26"/>
+          <w:rFonts w:ascii="Georgia" w:cs="Georgia" w:eastAsia="Georgia" w:hAnsi="Georgia"/>
         </w:rPr>
         <w:t xml:space="preserve">Sendlinger Tor &amp; Schwabing</w:t>
       </w:r>
@@ -2193,7 +2192,7 @@
       </w:r>
     </w:p>
     <w:p>
-      <w:hyperlink w:history="1" r:id="rIdaera9nmw4k7v3c00e5iuj">
+      <w:hyperlink w:history="1" r:id="rIdbqfxrqa1oxnvz23_akrhb">
         <w:r>
           <w:rPr>
             <w:rStyle w:val="Hyperlink"/>
@@ -2214,7 +2213,7 @@
         </w:rPr>
         <w:t xml:space="preserve">Via </w:t>
       </w:r>
-      <w:hyperlink w:history="1" r:id="rIdxon6o32lrq_phjhvsnfam">
+      <w:hyperlink w:history="1" r:id="rIdbqiumualwvwrzhjo7gr6j">
         <w:r>
           <w:rPr>
             <w:color w:val="EA2E00"/>
@@ -2232,7 +2231,7 @@
         </w:rPr>
         <w:t xml:space="preserve">, </w:t>
       </w:r>
-      <w:hyperlink w:history="1" r:id="rIdbg01iiwe3dzshm7bzwhcg">
+      <w:hyperlink w:history="1" r:id="rIdqrybdokhiijacpckwywbr">
         <w:r>
           <w:rPr>
             <w:color w:val="EA2E00"/>
@@ -2250,7 +2249,7 @@
         </w:rPr>
         <w:t xml:space="preserve">, </w:t>
       </w:r>
-      <w:hyperlink w:history="1" r:id="rIdwdgoompzmglypjwhy2s1t">
+      <w:hyperlink w:history="1" r:id="rIdflzi55omlwawslmai6pzi">
         <w:r>
           <w:rPr>
             <w:color w:val="EA2E00"/>
@@ -2268,7 +2267,7 @@
         </w:rPr>
         <w:t xml:space="preserve">, </w:t>
       </w:r>
-      <w:hyperlink w:history="1" r:id="rIdbji8tmxsup9giu6dacd1w">
+      <w:hyperlink w:history="1" r:id="rIdxnzr2y25wlaa62s9rjplt">
         <w:r>
           <w:rPr>
             <w:color w:val="EA2E00"/>
@@ -2286,7 +2285,7 @@
         </w:rPr>
         <w:t xml:space="preserve">, </w:t>
       </w:r>
-      <w:hyperlink w:history="1" r:id="rIdkkt5mn6rcwzw1um848zxk">
+      <w:hyperlink w:history="1" r:id="rIdlrierjm4cfvpe63cmuxof">
         <w:r>
           <w:rPr>
             <w:color w:val="EA2E00"/>
@@ -2299,17 +2298,17 @@
     </w:p>
     <w:p>
       <w:pPr>
-        <w:spacing w:after="40" w:before="160"/>
-      </w:pPr>
-      <w:r>
-        <w:rPr>
-          <w:rFonts w:ascii="Georgia" w:cs="Georgia" w:eastAsia="Georgia" w:hAnsi="Georgia"/>
+        <w:spacing w:before="160" w:after="40"/>
+      </w:pPr>
+      <w:r>
+        <w:rPr>
           <w:b/>
           <w:bCs/>
           <w:i/>
           <w:iCs/>
           <w:sz w:val="26"/>
           <w:szCs w:val="26"/>
+          <w:rFonts w:ascii="Georgia" w:cs="Georgia" w:eastAsia="Georgia" w:hAnsi="Georgia"/>
         </w:rPr>
         <w:t xml:space="preserve">Haidhausen Christmas market</w:t>
       </w:r>
@@ -2348,7 +2347,7 @@
       </w:r>
     </w:p>
     <w:p>
-      <w:hyperlink w:history="1" r:id="rIdyvamxozt7rll46qeeqt7o">
+      <w:hyperlink w:history="1" r:id="rIdy1rgjbdomupwkyxrjhtv_">
         <w:r>
           <w:rPr>
             <w:rStyle w:val="Hyperlink"/>
@@ -2369,7 +2368,7 @@
         </w:rPr>
         <w:t xml:space="preserve">Via </w:t>
       </w:r>
-      <w:hyperlink w:history="1" r:id="rIdv3wltdqjsoaxscvitdcad">
+      <w:hyperlink w:history="1" r:id="rIdsgzqezicnssxphtiumieu">
         <w:r>
           <w:rPr>
             <w:color w:val="EA2E00"/>
@@ -2390,17 +2389,17 @@
     </w:p>
     <w:p>
       <w:pPr>
-        <w:spacing w:after="40" w:before="160"/>
-      </w:pPr>
-      <w:r>
-        <w:rPr>
-          <w:rFonts w:ascii="Georgia" w:cs="Georgia" w:eastAsia="Georgia" w:hAnsi="Georgia"/>
+        <w:spacing w:before="160" w:after="40"/>
+      </w:pPr>
+      <w:r>
+        <w:rPr>
           <w:b/>
           <w:bCs/>
           <w:i/>
           <w:iCs/>
           <w:sz w:val="26"/>
           <w:szCs w:val="26"/>
+          <w:rFonts w:ascii="Georgia" w:cs="Georgia" w:eastAsia="Georgia" w:hAnsi="Georgia"/>
         </w:rPr>
         <w:t xml:space="preserve">Eiszauber at Karlsplatz</w:t>
       </w:r>
@@ -2439,7 +2438,7 @@
       </w:r>
     </w:p>
     <w:p>
-      <w:hyperlink w:history="1" r:id="rIdspcd2m9pne0bfyqmry0vx">
+      <w:hyperlink w:history="1" r:id="rIddt5fiek73lsjd8x5hay4f">
         <w:r>
           <w:rPr>
             <w:rStyle w:val="Hyperlink"/>
@@ -2460,7 +2459,7 @@
         </w:rPr>
         <w:t xml:space="preserve">Via </w:t>
       </w:r>
-      <w:hyperlink w:history="1" r:id="rIddza6sm2ohgwe8tuf8vvre">
+      <w:hyperlink w:history="1" r:id="rIdzi_y-x1lnz_qmnsuqg3zz">
         <w:r>
           <w:rPr>
             <w:color w:val="EA2E00"/>
@@ -2478,7 +2477,7 @@
         </w:rPr>
         <w:t xml:space="preserve">, </w:t>
       </w:r>
-      <w:hyperlink w:history="1" r:id="rIdssy3ku1n9k2ak1tvifj-d">
+      <w:hyperlink w:history="1" r:id="rIdp2gcleu30rnc5ulhezyok">
         <w:r>
           <w:rPr>
             <w:color w:val="EA2E00"/>
@@ -2496,7 +2495,7 @@
         </w:rPr>
         <w:t xml:space="preserve">, </w:t>
       </w:r>
-      <w:hyperlink w:history="1" r:id="rIddi6tc0chbmxtqv_yenn8c">
+      <w:hyperlink w:history="1" r:id="rIdqrk6-n53mtsjfpbzjhuax">
         <w:r>
           <w:rPr>
             <w:color w:val="EA2E00"/>
@@ -2514,7 +2513,7 @@
         </w:rPr>
         <w:t xml:space="preserve">, </w:t>
       </w:r>
-      <w:hyperlink w:history="1" r:id="rIdxql9zrswbvxb5gip9ltxg">
+      <w:hyperlink w:history="1" r:id="rIdyv0n5xdc9lf8_7mxpwrzr">
         <w:r>
           <w:rPr>
             <w:color w:val="EA2E00"/>
@@ -2527,17 +2526,17 @@
     </w:p>
     <w:p>
       <w:pPr>
-        <w:spacing w:after="40" w:before="160"/>
-      </w:pPr>
-      <w:r>
-        <w:rPr>
-          <w:rFonts w:ascii="Georgia" w:cs="Georgia" w:eastAsia="Georgia" w:hAnsi="Georgia"/>
+        <w:spacing w:before="160" w:after="40"/>
+      </w:pPr>
+      <w:r>
+        <w:rPr>
           <w:b/>
           <w:bCs/>
           <w:i/>
           <w:iCs/>
           <w:sz w:val="26"/>
           <w:szCs w:val="26"/>
+          <w:rFonts w:ascii="Georgia" w:cs="Georgia" w:eastAsia="Georgia" w:hAnsi="Georgia"/>
         </w:rPr>
         <w:t xml:space="preserve">The market from Alter Peter</w:t>
       </w:r>
@@ -2576,7 +2575,7 @@
       </w:r>
     </w:p>
     <w:p>
-      <w:hyperlink w:history="1" r:id="rId-ggnmbrg0y8ei-uzsdb_o">
+      <w:hyperlink w:history="1" r:id="rId8397tolq5f04_rmrwuhlk">
         <w:r>
           <w:rPr>
             <w:rStyle w:val="Hyperlink"/>
@@ -2597,7 +2596,7 @@
         </w:rPr>
         <w:t xml:space="preserve">Via </w:t>
       </w:r>
-      <w:hyperlink w:history="1" r:id="rIdyhvecmky8fbaqtxqe0azm">
+      <w:hyperlink w:history="1" r:id="rIdvcwgmep4hlkts3todteos">
         <w:r>
           <w:rPr>
             <w:color w:val="EA2E00"/>
@@ -2615,7 +2614,7 @@
         </w:rPr>
         <w:t xml:space="preserve">, </w:t>
       </w:r>
-      <w:hyperlink w:history="1" r:id="rIdilvdn-s4tn4tszandbzia">
+      <w:hyperlink w:history="1" r:id="rIdxec4wcptp6fd25-fkth9g">
         <w:r>
           <w:rPr>
             <w:color w:val="EA2E00"/>
@@ -2633,7 +2632,7 @@
         </w:rPr>
         <w:t xml:space="preserve">, </w:t>
       </w:r>
-      <w:hyperlink w:history="1" r:id="rIdo7zx4umddrmlznconktlt">
+      <w:hyperlink w:history="1" r:id="rId7hz_thi3xkk1hxxpq4a9j">
         <w:r>
           <w:rPr>
             <w:color w:val="EA2E00"/>
@@ -2646,17 +2645,17 @@
     </w:p>
     <w:p>
       <w:pPr>
-        <w:spacing w:after="40" w:before="160"/>
-      </w:pPr>
-      <w:r>
-        <w:rPr>
-          <w:rFonts w:ascii="Georgia" w:cs="Georgia" w:eastAsia="Georgia" w:hAnsi="Georgia"/>
+        <w:spacing w:before="160" w:after="40"/>
+      </w:pPr>
+      <w:r>
+        <w:rPr>
           <w:b/>
           <w:bCs/>
           <w:i/>
           <w:iCs/>
           <w:sz w:val="26"/>
           <w:szCs w:val="26"/>
+          <w:rFonts w:ascii="Georgia" w:cs="Georgia" w:eastAsia="Georgia" w:hAnsi="Georgia"/>
         </w:rPr>
         <w:t xml:space="preserve">Krampus runs</w:t>
       </w:r>
@@ -2695,7 +2694,7 @@
       </w:r>
     </w:p>
     <w:p>
-      <w:hyperlink w:history="1" r:id="rIdwt_m03qsdxev9ci4damoq">
+      <w:hyperlink w:history="1" r:id="rIdv5hdk0pndik2lfmwa7mts">
         <w:r>
           <w:rPr>
             <w:rStyle w:val="Hyperlink"/>
@@ -2716,7 +2715,7 @@
         </w:rPr>
         <w:t xml:space="preserve">Via </w:t>
       </w:r>
-      <w:hyperlink w:history="1" r:id="rIdsgweeakrnbnmcj3bmv2fx">
+      <w:hyperlink w:history="1" r:id="rIdd01yp3xe_3gpvxrz-co3h">
         <w:r>
           <w:rPr>
             <w:color w:val="EA2E00"/>
@@ -2734,7 +2733,7 @@
         </w:rPr>
         <w:t xml:space="preserve">, </w:t>
       </w:r>
-      <w:hyperlink w:history="1" r:id="rIdkfvv7uofrf3rwzhqa_3ld">
+      <w:hyperlink w:history="1" r:id="rIdrut8mqf4dwwqiv1_xmhne">
         <w:r>
           <w:rPr>
             <w:color w:val="EA2E00"/>
@@ -2752,7 +2751,7 @@
         </w:rPr>
         <w:t xml:space="preserve">, </w:t>
       </w:r>
-      <w:hyperlink w:history="1" r:id="rIdivj4h04zlpvbtulsf6t4i">
+      <w:hyperlink w:history="1" r:id="rIda6_jj8bi2al71hgv2pmmz">
         <w:r>
           <w:rPr>
             <w:color w:val="EA2E00"/>
@@ -2765,17 +2764,17 @@
     </w:p>
     <w:p>
       <w:pPr>
-        <w:spacing w:after="40" w:before="160"/>
-      </w:pPr>
-      <w:r>
-        <w:rPr>
-          <w:rFonts w:ascii="Georgia" w:cs="Georgia" w:eastAsia="Georgia" w:hAnsi="Georgia"/>
+        <w:spacing w:before="160" w:after="40"/>
+      </w:pPr>
+      <w:r>
+        <w:rPr>
           <w:b/>
           <w:bCs/>
           <w:i/>
           <w:iCs/>
           <w:sz w:val="26"/>
           <w:szCs w:val="26"/>
+          <w:rFonts w:ascii="Georgia" w:cs="Georgia" w:eastAsia="Georgia" w:hAnsi="Georgia"/>
         </w:rPr>
         <w:t xml:space="preserve">Advent music from the Rathaus balcony</w:t>
       </w:r>
@@ -2814,7 +2813,7 @@
       </w:r>
     </w:p>
     <w:p>
-      <w:hyperlink w:history="1" r:id="rIds24clnx-6irrpkeck2tyw">
+      <w:hyperlink w:history="1" r:id="rId5elioznrqqxep_d7qmdtz">
         <w:r>
           <w:rPr>
             <w:rStyle w:val="Hyperlink"/>
@@ -2876,7 +2875,7 @@
         </w:rPr>
         <w:t xml:space="preserve">Via </w:t>
       </w:r>
-      <w:hyperlink w:history="1" r:id="rIdwy2f8uh9wzreo_ogdbvk6">
+      <w:hyperlink w:history="1" r:id="rIdcbsmsqntzs_grfsuxxz1b">
         <w:r>
           <w:rPr>
             <w:color w:val="EA2E00"/>
@@ -2894,7 +2893,7 @@
         </w:rPr>
         <w:t xml:space="preserve">, </w:t>
       </w:r>
-      <w:hyperlink w:history="1" r:id="rIdugdbcdfsljn5eyfule0mv">
+      <w:hyperlink w:history="1" r:id="rId1azt7qfncvenko_jpo62v">
         <w:r>
           <w:rPr>
             <w:color w:val="EA2E00"/>
@@ -2912,7 +2911,7 @@
         </w:rPr>
         <w:t xml:space="preserve">, </w:t>
       </w:r>
-      <w:hyperlink w:history="1" r:id="rIdcgx7la-n7f35e29q-d45i">
+      <w:hyperlink w:history="1" r:id="rIdkvrlnulcaxdhxau6jctwh">
         <w:r>
           <w:rPr>
             <w:color w:val="EA2E00"/>
@@ -2930,7 +2929,7 @@
         </w:rPr>
         <w:t xml:space="preserve">, </w:t>
       </w:r>
-      <w:hyperlink w:history="1" r:id="rIdh8inrv0ohidhnsmfmtcsa">
+      <w:hyperlink w:history="1" r:id="rIdhxvvdohvdopjqhtfrl1zb">
         <w:r>
           <w:rPr>
             <w:color w:val="EA2E00"/>
@@ -2973,7 +2972,7 @@
         </w:rPr>
         <w:t xml:space="preserve">Via </w:t>
       </w:r>
-      <w:hyperlink w:history="1" r:id="rIdprx1l3bu5wkeztgstff0b">
+      <w:hyperlink w:history="1" r:id="rIdtixtwf1owhp4nidl1evxx">
         <w:r>
           <w:rPr>
             <w:color w:val="EA2E00"/>
@@ -3049,7 +3048,7 @@
         </w:rPr>
         <w:t xml:space="preserve">Via </w:t>
       </w:r>
-      <w:hyperlink w:history="1" r:id="rIdu8bnbr8jbgklolvsqskl6">
+      <w:hyperlink w:history="1" r:id="rId07dkmzkrwnrngxm6t_d56">
         <w:r>
           <w:rPr>
             <w:color w:val="EA2E00"/>
@@ -3067,7 +3066,7 @@
         </w:rPr>
         <w:t xml:space="preserve">, </w:t>
       </w:r>
-      <w:hyperlink w:history="1" r:id="rIdct5dn3dwhvakeeg2luuoz">
+      <w:hyperlink w:history="1" r:id="rIdztu1it8jy9coj6ytdgmbh">
         <w:r>
           <w:rPr>
             <w:color w:val="EA2E00"/>
@@ -3085,7 +3084,7 @@
         </w:rPr>
         <w:t xml:space="preserve">, </w:t>
       </w:r>
-      <w:hyperlink w:history="1" r:id="rIda5ddgunefqyrdf_zrzot0">
+      <w:hyperlink w:history="1" r:id="rIdqxcfoysobmoxyvvimo8js">
         <w:r>
           <w:rPr>
             <w:color w:val="EA2E00"/>
@@ -3103,7 +3102,7 @@
         </w:rPr>
         <w:t xml:space="preserve">, </w:t>
       </w:r>
-      <w:hyperlink w:history="1" r:id="rIdolpptr2i38samvti_eybo">
+      <w:hyperlink w:history="1" r:id="rIddezxmzzck0ponqrohoo2b">
         <w:r>
           <w:rPr>
             <w:color w:val="EA2E00"/>
@@ -3146,7 +3145,7 @@
         </w:rPr>
         <w:t xml:space="preserve">Via </w:t>
       </w:r>
-      <w:hyperlink w:history="1" r:id="rIdz41nwlqxc-onapzepijnv">
+      <w:hyperlink w:history="1" r:id="rIdxuibk1eucdtmfl-jkfmjv">
         <w:r>
           <w:rPr>
             <w:color w:val="EA2E00"/>
@@ -3164,7 +3163,7 @@
         </w:rPr>
         <w:t xml:space="preserve">, </w:t>
       </w:r>
-      <w:hyperlink w:history="1" r:id="rId_2hszyapi9pjp9b2n1i-l">
+      <w:hyperlink w:history="1" r:id="rIdnl0pa7fzflj2hj_rjc8dr">
         <w:r>
           <w:rPr>
             <w:color w:val="EA2E00"/>
@@ -3182,7 +3181,7 @@
         </w:rPr>
         <w:t xml:space="preserve">, </w:t>
       </w:r>
-      <w:hyperlink w:history="1" r:id="rIdocz_jeknsfy6nv4_e1vuq">
+      <w:hyperlink w:history="1" r:id="rIdkzaa6qlrzydo8gdvhf1df">
         <w:r>
           <w:rPr>
             <w:color w:val="EA2E00"/>
@@ -3200,7 +3199,7 @@
         </w:rPr>
         <w:t xml:space="preserve">, </w:t>
       </w:r>
-      <w:hyperlink w:history="1" r:id="rIdunihclsebiih4p04wyib2">
+      <w:hyperlink w:history="1" r:id="rIdf9_4vnpjtezjlm6kuo_te">
         <w:r>
           <w:rPr>
             <w:color w:val="EA2E00"/>
@@ -3348,7 +3347,7 @@
             </w:r>
           </w:p>
           <w:p>
-            <w:hyperlink w:history="1" r:id="rIdn_5ivwarxmhbd--wotjug">
+            <w:hyperlink w:history="1" r:id="rIdd77ieagzz884rnsjjkjut">
               <w:r>
                 <w:rPr>
                   <w:rStyle w:val="Hyperlink"/>
@@ -3367,16 +3366,16 @@
     </w:p>
     <w:p>
       <w:pPr>
-        <w:spacing w:after="60" w:before="240"/>
+        <w:spacing w:before="240" w:after="60"/>
       </w:pPr>
       <w:r>
         <w:rPr>
           <w:b/>
           <w:bCs/>
           <w:color w:val="EA2E00"/>
+          <w:sz w:val="16"/>
+          <w:szCs w:val="16"/>
           <w:spacing w:val="40"/>
-          <w:sz w:val="16"/>
-          <w:szCs w:val="16"/>
         </w:rPr>
         <w:t xml:space="preserve">CHAPTER THREE · SAFETY</w:t>
       </w:r>
@@ -3567,7 +3566,6 @@
                 <w:sz w:val="18"/>
                 <w:szCs w:val="18"/>
               </w:rPr>
-              <w:t xml:space="preserve"/>
             </w:r>
           </w:p>
         </w:tc>
@@ -4912,7 +4910,7 @@
     </w:p>
     <w:p>
       <w:pPr>
-        <w:spacing w:after="40" w:before="160"/>
+        <w:spacing w:before="160" w:after="40"/>
       </w:pPr>
       <w:r>
         <w:rPr>
@@ -4957,7 +4955,7 @@
         </w:rPr>
         <w:t xml:space="preserve">Via </w:t>
       </w:r>
-      <w:hyperlink w:history="1" r:id="rIdxdiso_zi6hxnlebh8-y1c">
+      <w:hyperlink w:history="1" r:id="rIdkmomcbbffj08o47wvbtuy">
         <w:r>
           <w:rPr>
             <w:color w:val="EA2E00"/>
@@ -4975,7 +4973,7 @@
         </w:rPr>
         <w:t xml:space="preserve">, </w:t>
       </w:r>
-      <w:hyperlink w:history="1" r:id="rIdgptpbcpml6k7vscmpdl3o">
+      <w:hyperlink w:history="1" r:id="rIdwtiqsq_hioudmrwuh9e32">
         <w:r>
           <w:rPr>
             <w:color w:val="EA2E00"/>
@@ -4993,7 +4991,7 @@
         </w:rPr>
         <w:t xml:space="preserve">, </w:t>
       </w:r>
-      <w:hyperlink w:history="1" r:id="rId30ci1cbthilmcluoqltnq">
+      <w:hyperlink w:history="1" r:id="rIdv_p5edvwro9lctizi3goa">
         <w:r>
           <w:rPr>
             <w:color w:val="EA2E00"/>
@@ -5006,7 +5004,7 @@
     </w:p>
     <w:p>
       <w:pPr>
-        <w:spacing w:after="40" w:before="160"/>
+        <w:spacing w:before="160" w:after="40"/>
       </w:pPr>
       <w:r>
         <w:rPr>
@@ -5051,7 +5049,7 @@
         </w:rPr>
         <w:t xml:space="preserve">Via </w:t>
       </w:r>
-      <w:hyperlink w:history="1" r:id="rIdn9q6gapi_qbpzk48vvtve">
+      <w:hyperlink w:history="1" r:id="rIdcsvraz7vhxo7dbg1vs-3m">
         <w:r>
           <w:rPr>
             <w:color w:val="EA2E00"/>
@@ -5064,7 +5062,7 @@
     </w:p>
     <w:p>
       <w:pPr>
-        <w:spacing w:after="40" w:before="160"/>
+        <w:spacing w:before="160" w:after="40"/>
       </w:pPr>
       <w:r>
         <w:rPr>
@@ -5109,7 +5107,7 @@
         </w:rPr>
         <w:t xml:space="preserve">Via </w:t>
       </w:r>
-      <w:hyperlink w:history="1" r:id="rId_qby4wbi9nksethbckpjx">
+      <w:hyperlink w:history="1" r:id="rIdbazmufz8eb084yd_iwena">
         <w:r>
           <w:rPr>
             <w:color w:val="EA2E00"/>
@@ -5127,7 +5125,7 @@
         </w:rPr>
         <w:t xml:space="preserve">, </w:t>
       </w:r>
-      <w:hyperlink w:history="1" r:id="rId9wrlsb1qwzirqvvijlhlq">
+      <w:hyperlink w:history="1" r:id="rIdh_iskfwiobz3-8a-d-stn">
         <w:r>
           <w:rPr>
             <w:color w:val="EA2E00"/>
@@ -5140,7 +5138,7 @@
     </w:p>
     <w:p>
       <w:pPr>
-        <w:spacing w:after="40" w:before="160"/>
+        <w:spacing w:before="160" w:after="40"/>
       </w:pPr>
       <w:r>
         <w:rPr>
@@ -5185,7 +5183,7 @@
         </w:rPr>
         <w:t xml:space="preserve">Via </w:t>
       </w:r>
-      <w:hyperlink w:history="1" r:id="rIdmeeephljclnqvu49y0x-e">
+      <w:hyperlink w:history="1" r:id="rIdhjxbynebhbxhq66eq3do8">
         <w:r>
           <w:rPr>
             <w:color w:val="EA2E00"/>
@@ -5203,7 +5201,7 @@
         </w:rPr>
         <w:t xml:space="preserve">, </w:t>
       </w:r>
-      <w:hyperlink w:history="1" r:id="rIdu0_0mdyny-0yzd-wmkhb8">
+      <w:hyperlink w:history="1" r:id="rIdr3xikj8ludq04qbxnbmel">
         <w:r>
           <w:rPr>
             <w:color w:val="EA2E00"/>
@@ -5221,7 +5219,7 @@
         </w:rPr>
         <w:t xml:space="preserve">, </w:t>
       </w:r>
-      <w:hyperlink w:history="1" r:id="rIdpzj7rzsny_bzrexv0zvaj">
+      <w:hyperlink w:history="1" r:id="rIdcplkk0gwq09cgssqytgn4">
         <w:r>
           <w:rPr>
             <w:color w:val="EA2E00"/>
@@ -5239,7 +5237,7 @@
         </w:rPr>
         <w:t xml:space="preserve">, </w:t>
       </w:r>
-      <w:hyperlink w:history="1" r:id="rIdisc7hzvkwlc9ntugvjtao">
+      <w:hyperlink w:history="1" r:id="rId_ohhp_kvgse07vfkzxvsz">
         <w:r>
           <w:rPr>
             <w:color w:val="EA2E00"/>
@@ -5257,7 +5255,7 @@
         </w:rPr>
         <w:t xml:space="preserve">, </w:t>
       </w:r>
-      <w:hyperlink w:history="1" r:id="rIdgzlcva9plqu-majw-43w3">
+      <w:hyperlink w:history="1" r:id="rIdcncweudddctfkwoprsk4x">
         <w:r>
           <w:rPr>
             <w:color w:val="EA2E00"/>
@@ -5270,7 +5268,7 @@
     </w:p>
     <w:p>
       <w:pPr>
-        <w:spacing w:after="40" w:before="160"/>
+        <w:spacing w:before="160" w:after="40"/>
       </w:pPr>
       <w:r>
         <w:rPr>
@@ -5315,7 +5313,7 @@
         </w:rPr>
         <w:t xml:space="preserve">Via </w:t>
       </w:r>
-      <w:hyperlink w:history="1" r:id="rIdgq_d_qwkgek0julpv1i_x">
+      <w:hyperlink w:history="1" r:id="rIdk3eyjrw3j5bg348bhnajj">
         <w:r>
           <w:rPr>
             <w:color w:val="EA2E00"/>
@@ -5333,7 +5331,7 @@
         </w:rPr>
         <w:t xml:space="preserve">, </w:t>
       </w:r>
-      <w:hyperlink w:history="1" r:id="rIdc5civwqyct0xzdmdutq8w">
+      <w:hyperlink w:history="1" r:id="rIdcugsvbxpcqw9dccakpwd8">
         <w:r>
           <w:rPr>
             <w:color w:val="EA2E00"/>
@@ -5346,7 +5344,7 @@
     </w:p>
     <w:p>
       <w:pPr>
-        <w:spacing w:after="40" w:before="160"/>
+        <w:spacing w:before="160" w:after="40"/>
       </w:pPr>
       <w:r>
         <w:rPr>
@@ -5391,7 +5389,7 @@
         </w:rPr>
         <w:t xml:space="preserve">Via </w:t>
       </w:r>
-      <w:hyperlink w:history="1" r:id="rIdklr29qz9msmzumafayo7a">
+      <w:hyperlink w:history="1" r:id="rIdk6kluap8udaw3o8vkrn5v">
         <w:r>
           <w:rPr>
             <w:color w:val="EA2E00"/>
@@ -5409,7 +5407,7 @@
         </w:rPr>
         <w:t xml:space="preserve">, </w:t>
       </w:r>
-      <w:hyperlink w:history="1" r:id="rIdgiwtpmogm4c6bzah6ahnm">
+      <w:hyperlink w:history="1" r:id="rIdtq9w3eqijq3jwo6sdhk8p">
         <w:r>
           <w:rPr>
             <w:color w:val="EA2E00"/>
@@ -5473,7 +5471,7 @@
             </w:r>
           </w:p>
           <w:p>
-            <w:hyperlink w:history="1" r:id="rIdqyym3zij4qthpijs099id">
+            <w:hyperlink w:history="1" r:id="rIdgwgcl3lriuvbwezqivy7x">
               <w:r>
                 <w:rPr>
                   <w:rStyle w:val="Hyperlink"/>
@@ -5525,7 +5523,7 @@
         </w:rPr>
         <w:t xml:space="preserve">Via </w:t>
       </w:r>
-      <w:hyperlink w:history="1" r:id="rId797cncqre1lxd1v2yebtz">
+      <w:hyperlink w:history="1" r:id="rIdix9c9bkuncedkqwzjzvwa">
         <w:r>
           <w:rPr>
             <w:color w:val="EA2E00"/>
@@ -5543,7 +5541,7 @@
         </w:rPr>
         <w:t xml:space="preserve">, </w:t>
       </w:r>
-      <w:hyperlink w:history="1" r:id="rId3yya4dcclmdbneim9q9og">
+      <w:hyperlink w:history="1" r:id="rIduarcdv01oha1ntr3fbxvm">
         <w:r>
           <w:rPr>
             <w:color w:val="EA2E00"/>
@@ -5561,7 +5559,7 @@
         </w:rPr>
         <w:t xml:space="preserve">, </w:t>
       </w:r>
-      <w:hyperlink w:history="1" r:id="rIdgserv_9vujyzdgiwz50tp">
+      <w:hyperlink w:history="1" r:id="rIdzzf--tasp2ck64svc7h9q">
         <w:r>
           <w:rPr>
             <w:color w:val="EA2E00"/>
@@ -5604,7 +5602,7 @@
         </w:rPr>
         <w:t xml:space="preserve">Via </w:t>
       </w:r>
-      <w:hyperlink w:history="1" r:id="rId4tdbspgackc4pr1kdacsz">
+      <w:hyperlink w:history="1" r:id="rIdt-diefu87e552lyuxbfv3">
         <w:r>
           <w:rPr>
             <w:color w:val="EA2E00"/>
@@ -5647,7 +5645,7 @@
         </w:rPr>
         <w:t xml:space="preserve">Via </w:t>
       </w:r>
-      <w:hyperlink w:history="1" r:id="rIdyiiiftc1cwkjcdfgct6kx">
+      <w:hyperlink w:history="1" r:id="rIdh8vboapkormln3o2fcwud">
         <w:r>
           <w:rPr>
             <w:color w:val="EA2E00"/>
@@ -5665,7 +5663,7 @@
         </w:rPr>
         <w:t xml:space="preserve">, </w:t>
       </w:r>
-      <w:hyperlink w:history="1" r:id="rId1lgnayeagklja6urzvvbk">
+      <w:hyperlink w:history="1" r:id="rIdedsw-mcd5pnrts6apy2dn">
         <w:r>
           <w:rPr>
             <w:color w:val="EA2E00"/>
@@ -5683,7 +5681,7 @@
         </w:rPr>
         <w:t xml:space="preserve">, </w:t>
       </w:r>
-      <w:hyperlink w:history="1" r:id="rIdgmk2mttkdiyogwkfpor6d">
+      <w:hyperlink w:history="1" r:id="rIdhwx1hyirqa3jmhs2xqo-y">
         <w:r>
           <w:rPr>
             <w:color w:val="EA2E00"/>
@@ -5726,7 +5724,7 @@
         </w:rPr>
         <w:t xml:space="preserve">Via </w:t>
       </w:r>
-      <w:hyperlink w:history="1" r:id="rId7n_ng_db8djrml_qu1cha">
+      <w:hyperlink w:history="1" r:id="rId8wvpf6coo58i-558ylxrv">
         <w:r>
           <w:rPr>
             <w:color w:val="EA2E00"/>
@@ -5744,16 +5742,16 @@
     </w:p>
     <w:p>
       <w:pPr>
-        <w:spacing w:after="60" w:before="240"/>
+        <w:spacing w:before="240" w:after="60"/>
       </w:pPr>
       <w:r>
         <w:rPr>
           <w:b/>
           <w:bCs/>
           <w:color w:val="EA2E00"/>
+          <w:sz w:val="16"/>
+          <w:szCs w:val="16"/>
           <w:spacing w:val="40"/>
-          <w:sz w:val="16"/>
-          <w:szCs w:val="16"/>
         </w:rPr>
         <w:t xml:space="preserve">CHAPTER FOUR · WHERE TO BASE YOURSELF</w:t>
       </w:r>
@@ -5776,17 +5774,17 @@
     </w:p>
     <w:p>
       <w:pPr>
-        <w:spacing w:after="40" w:before="200"/>
-      </w:pPr>
-      <w:r>
-        <w:rPr>
-          <w:rFonts w:ascii="Georgia" w:cs="Georgia" w:eastAsia="Georgia" w:hAnsi="Georgia"/>
+        <w:spacing w:before="200" w:after="40"/>
+      </w:pPr>
+      <w:r>
+        <w:rPr>
           <w:b/>
           <w:bCs/>
           <w:i/>
           <w:iCs/>
           <w:sz w:val="28"/>
           <w:szCs w:val="28"/>
+          <w:rFonts w:ascii="Georgia" w:cs="Georgia" w:eastAsia="Georgia" w:hAnsi="Georgia"/>
         </w:rPr>
         <w:t xml:space="preserve">Altstadt (around Marienplatz)</w:t>
       </w:r>
@@ -5824,7 +5822,7 @@
         </w:rPr>
         <w:t xml:space="preserve">Via </w:t>
       </w:r>
-      <w:hyperlink w:history="1" r:id="rIdcht7wvqjshi7_xwuc2dei">
+      <w:hyperlink w:history="1" r:id="rIddw1lo_5eytvdq3tp_fmgk">
         <w:r>
           <w:rPr>
             <w:color w:val="EA2E00"/>
@@ -5842,7 +5840,7 @@
         </w:rPr>
         <w:t xml:space="preserve">, </w:t>
       </w:r>
-      <w:hyperlink w:history="1" r:id="rIdsdrbq1homo8wtjduxfiap">
+      <w:hyperlink w:history="1" r:id="rIdv15edycpq_z_pxxqz0ai7">
         <w:r>
           <w:rPr>
             <w:color w:val="EA2E00"/>
@@ -5860,7 +5858,7 @@
         </w:rPr>
         <w:t xml:space="preserve">, </w:t>
       </w:r>
-      <w:hyperlink w:history="1" r:id="rIdvuow7aygjp9_djakhxdbw">
+      <w:hyperlink w:history="1" r:id="rIdls5apdv9w_ab3y8ls5baw">
         <w:r>
           <w:rPr>
             <w:color w:val="EA2E00"/>
@@ -5878,7 +5876,7 @@
         </w:rPr>
         <w:t xml:space="preserve">, </w:t>
       </w:r>
-      <w:hyperlink w:history="1" r:id="rId-yvjjjcabgmo4524dtmid">
+      <w:hyperlink w:history="1" r:id="rIdeon5uncyxqccfmbob3mm2">
         <w:r>
           <w:rPr>
             <w:color w:val="EA2E00"/>
@@ -5891,17 +5889,17 @@
     </w:p>
     <w:p>
       <w:pPr>
-        <w:spacing w:after="40" w:before="200"/>
-      </w:pPr>
-      <w:r>
-        <w:rPr>
-          <w:rFonts w:ascii="Georgia" w:cs="Georgia" w:eastAsia="Georgia" w:hAnsi="Georgia"/>
+        <w:spacing w:before="200" w:after="40"/>
+      </w:pPr>
+      <w:r>
+        <w:rPr>
           <w:b/>
           <w:bCs/>
           <w:i/>
           <w:iCs/>
           <w:sz w:val="28"/>
           <w:szCs w:val="28"/>
+          <w:rFonts w:ascii="Georgia" w:cs="Georgia" w:eastAsia="Georgia" w:hAnsi="Georgia"/>
         </w:rPr>
         <w:t xml:space="preserve">Near the Hauptbahnhof (Ludwigsvorstadt)</w:t>
       </w:r>
@@ -5939,7 +5937,7 @@
         </w:rPr>
         <w:t xml:space="preserve">Via </w:t>
       </w:r>
-      <w:hyperlink w:history="1" r:id="rIdo7hgppkzsev6z_inbktx_">
+      <w:hyperlink w:history="1" r:id="rIdj4wgrr9zjnvogo_um_3av">
         <w:r>
           <w:rPr>
             <w:color w:val="EA2E00"/>
@@ -5957,7 +5955,7 @@
         </w:rPr>
         <w:t xml:space="preserve">, </w:t>
       </w:r>
-      <w:hyperlink w:history="1" r:id="rIdph6_c8x-0tomcpfetjhbz">
+      <w:hyperlink w:history="1" r:id="rIdvpxsxq1z8z3ttcgcxvscj">
         <w:r>
           <w:rPr>
             <w:color w:val="EA2E00"/>
@@ -5975,7 +5973,7 @@
         </w:rPr>
         <w:t xml:space="preserve">, </w:t>
       </w:r>
-      <w:hyperlink w:history="1" r:id="rIdqygbmlk0r6u4loxt38bz_">
+      <w:hyperlink w:history="1" r:id="rIdarb7woomateyomesjr7nr">
         <w:r>
           <w:rPr>
             <w:color w:val="EA2E00"/>
@@ -5993,7 +5991,7 @@
         </w:rPr>
         <w:t xml:space="preserve">, </w:t>
       </w:r>
-      <w:hyperlink w:history="1" r:id="rIde6v9erchmsyfwse7no1q-">
+      <w:hyperlink w:history="1" r:id="rId76h3qkikouruo4l8tbdut">
         <w:r>
           <w:rPr>
             <w:color w:val="EA2E00"/>
@@ -6011,7 +6009,7 @@
         </w:rPr>
         <w:t xml:space="preserve">, </w:t>
       </w:r>
-      <w:hyperlink w:history="1" r:id="rId2sdhgeqivinuqtzhex4uw">
+      <w:hyperlink w:history="1" r:id="rIdycafvpwp_otpazqxr0sxd">
         <w:r>
           <w:rPr>
             <w:color w:val="EA2E00"/>
@@ -6024,17 +6022,17 @@
     </w:p>
     <w:p>
       <w:pPr>
-        <w:spacing w:after="40" w:before="200"/>
-      </w:pPr>
-      <w:r>
-        <w:rPr>
-          <w:rFonts w:ascii="Georgia" w:cs="Georgia" w:eastAsia="Georgia" w:hAnsi="Georgia"/>
+        <w:spacing w:before="200" w:after="40"/>
+      </w:pPr>
+      <w:r>
+        <w:rPr>
           <w:b/>
           <w:bCs/>
           <w:i/>
           <w:iCs/>
           <w:sz w:val="28"/>
           <w:szCs w:val="28"/>
+          <w:rFonts w:ascii="Georgia" w:cs="Georgia" w:eastAsia="Georgia" w:hAnsi="Georgia"/>
         </w:rPr>
         <w:t xml:space="preserve">Lehel</w:t>
       </w:r>
@@ -6072,7 +6070,7 @@
         </w:rPr>
         <w:t xml:space="preserve">Via </w:t>
       </w:r>
-      <w:hyperlink w:history="1" r:id="rId2jtk1ixath7ck5a3s41n_">
+      <w:hyperlink w:history="1" r:id="rIdna5dy2jycjn_rob8wokta">
         <w:r>
           <w:rPr>
             <w:color w:val="EA2E00"/>
@@ -6090,7 +6088,7 @@
         </w:rPr>
         <w:t xml:space="preserve">, </w:t>
       </w:r>
-      <w:hyperlink w:history="1" r:id="rIdg4-cjgg323d3nlolktc-o">
+      <w:hyperlink w:history="1" r:id="rIdgshdq4_4xecpzk77k0ezn">
         <w:r>
           <w:rPr>
             <w:color w:val="EA2E00"/>
@@ -6103,17 +6101,17 @@
     </w:p>
     <w:p>
       <w:pPr>
-        <w:spacing w:after="40" w:before="200"/>
-      </w:pPr>
-      <w:r>
-        <w:rPr>
-          <w:rFonts w:ascii="Georgia" w:cs="Georgia" w:eastAsia="Georgia" w:hAnsi="Georgia"/>
+        <w:spacing w:before="200" w:after="40"/>
+      </w:pPr>
+      <w:r>
+        <w:rPr>
           <w:b/>
           <w:bCs/>
           <w:i/>
           <w:iCs/>
           <w:sz w:val="28"/>
           <w:szCs w:val="28"/>
+          <w:rFonts w:ascii="Georgia" w:cs="Georgia" w:eastAsia="Georgia" w:hAnsi="Georgia"/>
         </w:rPr>
         <w:t xml:space="preserve">Haidhausen</w:t>
       </w:r>
@@ -6151,7 +6149,7 @@
         </w:rPr>
         <w:t xml:space="preserve">Via </w:t>
       </w:r>
-      <w:hyperlink w:history="1" r:id="rIdu092brs0kwwlwtn5cqzaw">
+      <w:hyperlink w:history="1" r:id="rIdnwxsuhxrshaoj3kzuswue">
         <w:r>
           <w:rPr>
             <w:color w:val="EA2E00"/>
@@ -6169,7 +6167,7 @@
         </w:rPr>
         <w:t xml:space="preserve">, </w:t>
       </w:r>
-      <w:hyperlink w:history="1" r:id="rIduim0zyvtuqcsfprszwu_5">
+      <w:hyperlink w:history="1" r:id="rId-vyenuop4o3qx3k4h4evl">
         <w:r>
           <w:rPr>
             <w:color w:val="EA2E00"/>
@@ -6187,7 +6185,7 @@
         </w:rPr>
         <w:t xml:space="preserve">, </w:t>
       </w:r>
-      <w:hyperlink w:history="1" r:id="rIdiwpd_dkbu_orqmhbw_vwa">
+      <w:hyperlink w:history="1" r:id="rId4a4wvkgfehuwxhcypnhbc">
         <w:r>
           <w:rPr>
             <w:color w:val="EA2E00"/>
@@ -6205,7 +6203,7 @@
         </w:rPr>
         <w:t xml:space="preserve">, </w:t>
       </w:r>
-      <w:hyperlink w:history="1" r:id="rIdr7lzktejnpn318n_vmzq-">
+      <w:hyperlink w:history="1" r:id="rIdzcje02u0ipad95nlllqaf">
         <w:r>
           <w:rPr>
             <w:color w:val="EA2E00"/>
@@ -6218,17 +6216,17 @@
     </w:p>
     <w:p>
       <w:pPr>
-        <w:spacing w:after="40" w:before="200"/>
-      </w:pPr>
-      <w:r>
-        <w:rPr>
-          <w:rFonts w:ascii="Georgia" w:cs="Georgia" w:eastAsia="Georgia" w:hAnsi="Georgia"/>
+        <w:spacing w:before="200" w:after="40"/>
+      </w:pPr>
+      <w:r>
+        <w:rPr>
           <w:b/>
           <w:bCs/>
           <w:i/>
           <w:iCs/>
           <w:sz w:val="28"/>
           <w:szCs w:val="28"/>
+          <w:rFonts w:ascii="Georgia" w:cs="Georgia" w:eastAsia="Georgia" w:hAnsi="Georgia"/>
         </w:rPr>
         <w:t xml:space="preserve">Schwabing &amp; Maxvorstadt</w:t>
       </w:r>
@@ -6266,7 +6264,7 @@
         </w:rPr>
         <w:t xml:space="preserve">Via </w:t>
       </w:r>
-      <w:hyperlink w:history="1" r:id="rId86jht79q2ileu8adv7sza">
+      <w:hyperlink w:history="1" r:id="rIdwxrwjochee2nzxjqzdbiw">
         <w:r>
           <w:rPr>
             <w:color w:val="EA2E00"/>
@@ -6284,7 +6282,7 @@
         </w:rPr>
         <w:t xml:space="preserve">, </w:t>
       </w:r>
-      <w:hyperlink w:history="1" r:id="rIdlhrkqyzw5nmxq-f4pnnti">
+      <w:hyperlink w:history="1" r:id="rIdzs1jxxappsccln2kjnucs">
         <w:r>
           <w:rPr>
             <w:color w:val="EA2E00"/>
@@ -6302,7 +6300,7 @@
         </w:rPr>
         <w:t xml:space="preserve">, </w:t>
       </w:r>
-      <w:hyperlink w:history="1" r:id="rIdq0wk0phqzwvo9wrgde7iv">
+      <w:hyperlink w:history="1" r:id="rId4ygolzudtdqwd6cgobj6z">
         <w:r>
           <w:rPr>
             <w:color w:val="EA2E00"/>
@@ -6320,7 +6318,7 @@
         </w:rPr>
         <w:t xml:space="preserve">, </w:t>
       </w:r>
-      <w:hyperlink w:history="1" r:id="rIdfk4-4fjf5b9dapsri5bxd">
+      <w:hyperlink w:history="1" r:id="rIdj7wmibjusm3bxlovlexan">
         <w:r>
           <w:rPr>
             <w:color w:val="EA2E00"/>
@@ -6333,17 +6331,17 @@
     </w:p>
     <w:p>
       <w:pPr>
-        <w:spacing w:after="40" w:before="200"/>
-      </w:pPr>
-      <w:r>
-        <w:rPr>
-          <w:rFonts w:ascii="Georgia" w:cs="Georgia" w:eastAsia="Georgia" w:hAnsi="Georgia"/>
+        <w:spacing w:before="200" w:after="40"/>
+      </w:pPr>
+      <w:r>
+        <w:rPr>
           <w:b/>
           <w:bCs/>
           <w:i/>
           <w:iCs/>
           <w:sz w:val="28"/>
           <w:szCs w:val="28"/>
+          <w:rFonts w:ascii="Georgia" w:cs="Georgia" w:eastAsia="Georgia" w:hAnsi="Georgia"/>
         </w:rPr>
         <w:t xml:space="preserve">Glockenbachviertel &amp; Gärtnerplatz</w:t>
       </w:r>
@@ -6381,7 +6379,7 @@
         </w:rPr>
         <w:t xml:space="preserve">Via </w:t>
       </w:r>
-      <w:hyperlink w:history="1" r:id="rIdwyvfr5gogwvgjf5uubr4w">
+      <w:hyperlink w:history="1" r:id="rIdymr9vnv5updvu92ktswb5">
         <w:r>
           <w:rPr>
             <w:color w:val="EA2E00"/>
@@ -6399,7 +6397,7 @@
         </w:rPr>
         <w:t xml:space="preserve">, </w:t>
       </w:r>
-      <w:hyperlink w:history="1" r:id="rIdgmcienmvzqw-6e0xwx2mh">
+      <w:hyperlink w:history="1" r:id="rIdjmrthuntv9mpx4xswm3j9">
         <w:r>
           <w:rPr>
             <w:color w:val="EA2E00"/>
@@ -6417,7 +6415,7 @@
         </w:rPr>
         <w:t xml:space="preserve">, </w:t>
       </w:r>
-      <w:hyperlink w:history="1" r:id="rIdm-bid76dwutjpck9d-u8p">
+      <w:hyperlink w:history="1" r:id="rIdjpl3amzgvlanvzikv759w">
         <w:r>
           <w:rPr>
             <w:color w:val="EA2E00"/>
@@ -6700,7 +6698,7 @@
             </w:tcMar>
           </w:tcPr>
           <w:p>
-            <w:hyperlink w:history="1" r:id="rIdlzgaj1dfz7sxd_phopwiv">
+            <w:hyperlink w:history="1" r:id="rIdjopdhgymiglohrlktbqtl">
               <w:r>
                 <w:rPr>
                   <w:rStyle w:val="Hyperlink"/>
@@ -6819,7 +6817,7 @@
             </w:tcMar>
           </w:tcPr>
           <w:p>
-            <w:hyperlink w:history="1" r:id="rIdmhojfeuiwxzawqdkkcl0z">
+            <w:hyperlink w:history="1" r:id="rIdlp7cbewonrrua7zj2pfsc">
               <w:r>
                 <w:rPr>
                   <w:rStyle w:val="Hyperlink"/>
@@ -6938,7 +6936,7 @@
             </w:tcMar>
           </w:tcPr>
           <w:p>
-            <w:hyperlink w:history="1" r:id="rIdihc_0pb8lllzs2kcq0gua">
+            <w:hyperlink w:history="1" r:id="rId3d2_ppm6weu6l5zadulor">
               <w:r>
                 <w:rPr>
                   <w:rStyle w:val="Hyperlink"/>
@@ -7057,7 +7055,7 @@
             </w:tcMar>
           </w:tcPr>
           <w:p>
-            <w:hyperlink w:history="1" r:id="rIdos3_ybvuw6i8qijk41648">
+            <w:hyperlink w:history="1" r:id="rIdzkmuopwdqy-v0dbxrsmrx">
               <w:r>
                 <w:rPr>
                   <w:rStyle w:val="Hyperlink"/>
@@ -7127,7 +7125,7 @@
             </w:r>
           </w:p>
           <w:p>
-            <w:hyperlink w:history="1" r:id="rId_drum-g0ogvi14elcvhdi">
+            <w:hyperlink w:history="1" r:id="rIdxybhbd0shq-mxhs2nj-tv">
               <w:r>
                 <w:rPr>
                   <w:rStyle w:val="Hyperlink"/>
@@ -7146,16 +7144,16 @@
     </w:p>
     <w:p>
       <w:pPr>
-        <w:spacing w:after="60" w:before="240"/>
+        <w:spacing w:before="240" w:after="60"/>
       </w:pPr>
       <w:r>
         <w:rPr>
           <w:b/>
           <w:bCs/>
           <w:color w:val="EA2E00"/>
+          <w:sz w:val="16"/>
+          <w:szCs w:val="16"/>
           <w:spacing w:val="40"/>
-          <w:sz w:val="16"/>
-          <w:szCs w:val="16"/>
         </w:rPr>
         <w:t xml:space="preserve">CHAPTER FIVE · THE SIGHTS</w:t>
       </w:r>
@@ -7170,28 +7168,28 @@
     </w:p>
     <w:p>
       <w:pPr>
-        <w:spacing w:after="40" w:before="160"/>
-      </w:pPr>
-      <w:r>
-        <w:rPr>
-          <w:rFonts w:ascii="Georgia" w:cs="Georgia" w:eastAsia="Georgia" w:hAnsi="Georgia"/>
+        <w:spacing w:before="160" w:after="40"/>
+      </w:pPr>
+      <w:r>
+        <w:rPr>
           <w:b/>
           <w:bCs/>
           <w:color w:val="EA2E00"/>
           <w:sz w:val="28"/>
           <w:szCs w:val="28"/>
+          <w:rFonts w:ascii="Georgia" w:cs="Georgia" w:eastAsia="Georgia" w:hAnsi="Georgia"/>
         </w:rPr>
         <w:t xml:space="preserve">01  </w:t>
       </w:r>
       <w:r>
         <w:rPr>
-          <w:rFonts w:ascii="Georgia" w:cs="Georgia" w:eastAsia="Georgia" w:hAnsi="Georgia"/>
           <w:b/>
           <w:bCs/>
           <w:i/>
           <w:iCs/>
           <w:sz w:val="26"/>
           <w:szCs w:val="26"/>
+          <w:rFonts w:ascii="Georgia" w:cs="Georgia" w:eastAsia="Georgia" w:hAnsi="Georgia"/>
         </w:rPr>
         <w:t xml:space="preserve">Marienplatz &amp; the Glockenspiel</w:t>
       </w:r>
@@ -7218,7 +7216,7 @@
       </w:r>
     </w:p>
     <w:p>
-      <w:hyperlink w:history="1" r:id="rIdbo_f49uszqul9zuoxdeie">
+      <w:hyperlink w:history="1" r:id="rIddg0x1qkcy5emzkqhl9c3y">
         <w:r>
           <w:rPr>
             <w:rStyle w:val="Hyperlink"/>
@@ -7239,7 +7237,7 @@
         </w:rPr>
         <w:t xml:space="preserve">Via </w:t>
       </w:r>
-      <w:hyperlink w:history="1" r:id="rIdd_ymd9fyvmfqvb5qnknci">
+      <w:hyperlink w:history="1" r:id="rIdhs-e5dwgu0gcqpkumagmt">
         <w:r>
           <w:rPr>
             <w:color w:val="EA2E00"/>
@@ -7257,7 +7255,7 @@
         </w:rPr>
         <w:t xml:space="preserve">, </w:t>
       </w:r>
-      <w:hyperlink w:history="1" r:id="rIdj64utlrun6wfdyamfnhzl">
+      <w:hyperlink w:history="1" r:id="rIdcsguksckrcb7zwc_ywv6i">
         <w:r>
           <w:rPr>
             <w:color w:val="EA2E00"/>
@@ -7275,7 +7273,7 @@
         </w:rPr>
         <w:t xml:space="preserve">, </w:t>
       </w:r>
-      <w:hyperlink w:history="1" r:id="rIdcet-ahvjpt0mxdq8fqmeb">
+      <w:hyperlink w:history="1" r:id="rIdwbd6oylm5blqpbke9-nag">
         <w:r>
           <w:rPr>
             <w:color w:val="EA2E00"/>
@@ -7293,7 +7291,7 @@
         </w:rPr>
         <w:t xml:space="preserve">, </w:t>
       </w:r>
-      <w:hyperlink w:history="1" r:id="rIdtpr8wbhbzotssoej4qa-y">
+      <w:hyperlink w:history="1" r:id="rId43rckr_wxkdgijmeuzarl">
         <w:r>
           <w:rPr>
             <w:color w:val="EA2E00"/>
@@ -7311,7 +7309,7 @@
         </w:rPr>
         <w:t xml:space="preserve">, </w:t>
       </w:r>
-      <w:hyperlink w:history="1" r:id="rId02opzgp8eipxw41e9mqtl">
+      <w:hyperlink w:history="1" r:id="rId9le6p2ng5oqigpjnytcwg">
         <w:r>
           <w:rPr>
             <w:color w:val="EA2E00"/>
@@ -7329,7 +7327,7 @@
         </w:rPr>
         <w:t xml:space="preserve">, </w:t>
       </w:r>
-      <w:hyperlink w:history="1" r:id="rIdxrlhcynva1lokguileqyb">
+      <w:hyperlink w:history="1" r:id="rIdjfv238ylmcel5foqqwkxx">
         <w:r>
           <w:rPr>
             <w:color w:val="EA2E00"/>
@@ -7347,7 +7345,7 @@
         </w:rPr>
         <w:t xml:space="preserve">, </w:t>
       </w:r>
-      <w:hyperlink w:history="1" r:id="rIdvukrswmawyjbpyt00zjw1">
+      <w:hyperlink w:history="1" r:id="rIduxwpct99pxrekmuxf3wmi">
         <w:r>
           <w:rPr>
             <w:color w:val="EA2E00"/>
@@ -7360,28 +7358,28 @@
     </w:p>
     <w:p>
       <w:pPr>
-        <w:spacing w:after="40" w:before="160"/>
-      </w:pPr>
-      <w:r>
-        <w:rPr>
-          <w:rFonts w:ascii="Georgia" w:cs="Georgia" w:eastAsia="Georgia" w:hAnsi="Georgia"/>
+        <w:spacing w:before="160" w:after="40"/>
+      </w:pPr>
+      <w:r>
+        <w:rPr>
           <w:b/>
           <w:bCs/>
           <w:color w:val="EA2E00"/>
           <w:sz w:val="28"/>
           <w:szCs w:val="28"/>
+          <w:rFonts w:ascii="Georgia" w:cs="Georgia" w:eastAsia="Georgia" w:hAnsi="Georgia"/>
         </w:rPr>
         <w:t xml:space="preserve">02  </w:t>
       </w:r>
       <w:r>
         <w:rPr>
-          <w:rFonts w:ascii="Georgia" w:cs="Georgia" w:eastAsia="Georgia" w:hAnsi="Georgia"/>
           <w:b/>
           <w:bCs/>
           <w:i/>
           <w:iCs/>
           <w:sz w:val="26"/>
           <w:szCs w:val="26"/>
+          <w:rFonts w:ascii="Georgia" w:cs="Georgia" w:eastAsia="Georgia" w:hAnsi="Georgia"/>
         </w:rPr>
         <w:t xml:space="preserve">St Peter's tower (Alter Peter)</w:t>
       </w:r>
@@ -7408,7 +7406,7 @@
       </w:r>
     </w:p>
     <w:p>
-      <w:hyperlink w:history="1" r:id="rIddi81ifx-3bcaugd8p78wl">
+      <w:hyperlink w:history="1" r:id="rIdnm1n_u4un1p1k2v9wsaqj">
         <w:r>
           <w:rPr>
             <w:rStyle w:val="Hyperlink"/>
@@ -7429,7 +7427,7 @@
         </w:rPr>
         <w:t xml:space="preserve">Via </w:t>
       </w:r>
-      <w:hyperlink w:history="1" r:id="rId2j3trzk_x1wh-ir2x7dcc">
+      <w:hyperlink w:history="1" r:id="rIdwwtphz8r4rp0nd6ss--5l">
         <w:r>
           <w:rPr>
             <w:color w:val="EA2E00"/>
@@ -7447,7 +7445,7 @@
         </w:rPr>
         <w:t xml:space="preserve">, </w:t>
       </w:r>
-      <w:hyperlink w:history="1" r:id="rIda09vodvi4jr2u9xckp0-j">
+      <w:hyperlink w:history="1" r:id="rIdc8orjztqh-pd7qbtzdpqo">
         <w:r>
           <w:rPr>
             <w:color w:val="EA2E00"/>
@@ -7465,7 +7463,7 @@
         </w:rPr>
         <w:t xml:space="preserve">, </w:t>
       </w:r>
-      <w:hyperlink w:history="1" r:id="rIdal3j7cifclobpwap2xl3q">
+      <w:hyperlink w:history="1" r:id="rIdh6ujpyh7sydj-310sutuk">
         <w:r>
           <w:rPr>
             <w:color w:val="EA2E00"/>
@@ -7483,7 +7481,7 @@
         </w:rPr>
         <w:t xml:space="preserve">, </w:t>
       </w:r>
-      <w:hyperlink w:history="1" r:id="rIdp9gj6ycpblgqo3f-siu_w">
+      <w:hyperlink w:history="1" r:id="rId_yzsehmk2ilbzmyj8nn6c">
         <w:r>
           <w:rPr>
             <w:color w:val="EA2E00"/>
@@ -7501,7 +7499,7 @@
         </w:rPr>
         <w:t xml:space="preserve">, </w:t>
       </w:r>
-      <w:hyperlink w:history="1" r:id="rIdzppx8vlznnyph_nx4a1-v">
+      <w:hyperlink w:history="1" r:id="rId5kdjcr8foml_xudby-ydn">
         <w:r>
           <w:rPr>
             <w:color w:val="EA2E00"/>
@@ -7519,7 +7517,7 @@
         </w:rPr>
         <w:t xml:space="preserve">, </w:t>
       </w:r>
-      <w:hyperlink w:history="1" r:id="rIddzmi-qwd2dpa_azchjdca">
+      <w:hyperlink w:history="1" r:id="rId5gha7fprrswbd_q7baltd">
         <w:r>
           <w:rPr>
             <w:color w:val="EA2E00"/>
@@ -7532,28 +7530,28 @@
     </w:p>
     <w:p>
       <w:pPr>
-        <w:spacing w:after="40" w:before="160"/>
-      </w:pPr>
-      <w:r>
-        <w:rPr>
-          <w:rFonts w:ascii="Georgia" w:cs="Georgia" w:eastAsia="Georgia" w:hAnsi="Georgia"/>
+        <w:spacing w:before="160" w:after="40"/>
+      </w:pPr>
+      <w:r>
+        <w:rPr>
           <w:b/>
           <w:bCs/>
           <w:color w:val="EA2E00"/>
           <w:sz w:val="28"/>
           <w:szCs w:val="28"/>
+          <w:rFonts w:ascii="Georgia" w:cs="Georgia" w:eastAsia="Georgia" w:hAnsi="Georgia"/>
         </w:rPr>
         <w:t xml:space="preserve">03  </w:t>
       </w:r>
       <w:r>
         <w:rPr>
-          <w:rFonts w:ascii="Georgia" w:cs="Georgia" w:eastAsia="Georgia" w:hAnsi="Georgia"/>
           <w:b/>
           <w:bCs/>
           <w:i/>
           <w:iCs/>
           <w:sz w:val="26"/>
           <w:szCs w:val="26"/>
+          <w:rFonts w:ascii="Georgia" w:cs="Georgia" w:eastAsia="Georgia" w:hAnsi="Georgia"/>
         </w:rPr>
         <w:t xml:space="preserve">Viktualienmarkt</w:t>
       </w:r>
@@ -7580,7 +7578,7 @@
       </w:r>
     </w:p>
     <w:p>
-      <w:hyperlink w:history="1" r:id="rIdsoibzpmtg59ikqcqompeo">
+      <w:hyperlink w:history="1" r:id="rIddckhqgu64vtxpixq0zdj7">
         <w:r>
           <w:rPr>
             <w:rStyle w:val="Hyperlink"/>
@@ -7601,7 +7599,7 @@
         </w:rPr>
         <w:t xml:space="preserve">Via </w:t>
       </w:r>
-      <w:hyperlink w:history="1" r:id="rIdlb2yf2inxvmjmkhv_rsgs">
+      <w:hyperlink w:history="1" r:id="rIda3depgos_dfuyrlzyp6zr">
         <w:r>
           <w:rPr>
             <w:color w:val="EA2E00"/>
@@ -7619,7 +7617,7 @@
         </w:rPr>
         <w:t xml:space="preserve">, </w:t>
       </w:r>
-      <w:hyperlink w:history="1" r:id="rIdgdjkt9jpeznpv2xvf1bje">
+      <w:hyperlink w:history="1" r:id="rIddgbgjmrxwlhh-pnr-ulow">
         <w:r>
           <w:rPr>
             <w:color w:val="EA2E00"/>
@@ -7637,7 +7635,7 @@
         </w:rPr>
         <w:t xml:space="preserve">, </w:t>
       </w:r>
-      <w:hyperlink w:history="1" r:id="rIdehraywfutcxhdfxqhh4uh">
+      <w:hyperlink w:history="1" r:id="rIdkrcsmpmyf2rrsgspggaxy">
         <w:r>
           <w:rPr>
             <w:color w:val="EA2E00"/>
@@ -7655,7 +7653,7 @@
         </w:rPr>
         <w:t xml:space="preserve">, </w:t>
       </w:r>
-      <w:hyperlink w:history="1" r:id="rIddr4d56nfktk6m9wwbjyuw">
+      <w:hyperlink w:history="1" r:id="rIdhi5i5jnk9a54ofadeufiy">
         <w:r>
           <w:rPr>
             <w:color w:val="EA2E00"/>
@@ -7673,7 +7671,7 @@
         </w:rPr>
         <w:t xml:space="preserve">, </w:t>
       </w:r>
-      <w:hyperlink w:history="1" r:id="rId22xzrpnwprndhgzyxpxiy">
+      <w:hyperlink w:history="1" r:id="rId_cnf9axsfcgx8qezovxbg">
         <w:r>
           <w:rPr>
             <w:color w:val="EA2E00"/>
@@ -7691,7 +7689,7 @@
         </w:rPr>
         <w:t xml:space="preserve">, </w:t>
       </w:r>
-      <w:hyperlink w:history="1" r:id="rId8r-guwbmfbe_da3siku_z">
+      <w:hyperlink w:history="1" r:id="rIdxdttatzgsu4n4dgyaqu_l">
         <w:r>
           <w:rPr>
             <w:color w:val="EA2E00"/>
@@ -7709,7 +7707,7 @@
         </w:rPr>
         <w:t xml:space="preserve">, </w:t>
       </w:r>
-      <w:hyperlink w:history="1" r:id="rId7jiqzih6gnvmvww6p8eqg">
+      <w:hyperlink w:history="1" r:id="rIdnmixevbxiqeankr5qtkt0">
         <w:r>
           <w:rPr>
             <w:color w:val="EA2E00"/>
@@ -7722,28 +7720,28 @@
     </w:p>
     <w:p>
       <w:pPr>
-        <w:spacing w:after="40" w:before="160"/>
-      </w:pPr>
-      <w:r>
-        <w:rPr>
-          <w:rFonts w:ascii="Georgia" w:cs="Georgia" w:eastAsia="Georgia" w:hAnsi="Georgia"/>
+        <w:spacing w:before="160" w:after="40"/>
+      </w:pPr>
+      <w:r>
+        <w:rPr>
           <w:b/>
           <w:bCs/>
           <w:color w:val="EA2E00"/>
           <w:sz w:val="28"/>
           <w:szCs w:val="28"/>
+          <w:rFonts w:ascii="Georgia" w:cs="Georgia" w:eastAsia="Georgia" w:hAnsi="Georgia"/>
         </w:rPr>
         <w:t xml:space="preserve">04  </w:t>
       </w:r>
       <w:r>
         <w:rPr>
-          <w:rFonts w:ascii="Georgia" w:cs="Georgia" w:eastAsia="Georgia" w:hAnsi="Georgia"/>
           <w:b/>
           <w:bCs/>
           <w:i/>
           <w:iCs/>
           <w:sz w:val="26"/>
           <w:szCs w:val="26"/>
+          <w:rFonts w:ascii="Georgia" w:cs="Georgia" w:eastAsia="Georgia" w:hAnsi="Georgia"/>
         </w:rPr>
         <w:t xml:space="preserve">Englischer Garten &amp; the Eisbach surfers</w:t>
       </w:r>
@@ -7770,7 +7768,7 @@
       </w:r>
     </w:p>
     <w:p>
-      <w:hyperlink w:history="1" r:id="rId1fhckkcrmfnqchhbl7u41">
+      <w:hyperlink w:history="1" r:id="rIdi6ro0w_ojo8al-vqggzih">
         <w:r>
           <w:rPr>
             <w:rStyle w:val="Hyperlink"/>
@@ -7791,7 +7789,7 @@
         </w:rPr>
         <w:t xml:space="preserve">Via </w:t>
       </w:r>
-      <w:hyperlink w:history="1" r:id="rIdkntuiujsyi4iqd8xk9o67">
+      <w:hyperlink w:history="1" r:id="rIdmwui9ew1ungbhsq-zgemb">
         <w:r>
           <w:rPr>
             <w:color w:val="EA2E00"/>
@@ -7809,7 +7807,7 @@
         </w:rPr>
         <w:t xml:space="preserve">, </w:t>
       </w:r>
-      <w:hyperlink w:history="1" r:id="rIdwsn4pf1ke-vra5dfsxvd3">
+      <w:hyperlink w:history="1" r:id="rIdbr3n0etnjbpw6avjxxafq">
         <w:r>
           <w:rPr>
             <w:color w:val="EA2E00"/>
@@ -7827,7 +7825,7 @@
         </w:rPr>
         <w:t xml:space="preserve">, </w:t>
       </w:r>
-      <w:hyperlink w:history="1" r:id="rIdxaarszara_kazkfojisqr">
+      <w:hyperlink w:history="1" r:id="rIdw9umjvk4bxhfaj___nex3">
         <w:r>
           <w:rPr>
             <w:color w:val="EA2E00"/>
@@ -7845,7 +7843,7 @@
         </w:rPr>
         <w:t xml:space="preserve">, </w:t>
       </w:r>
-      <w:hyperlink w:history="1" r:id="rIdj3xnvhr-ptrtfuedw-pi1">
+      <w:hyperlink w:history="1" r:id="rIdaia4o-umhfbnok5aqxueg">
         <w:r>
           <w:rPr>
             <w:color w:val="EA2E00"/>
@@ -7863,7 +7861,7 @@
         </w:rPr>
         <w:t xml:space="preserve">, </w:t>
       </w:r>
-      <w:hyperlink w:history="1" r:id="rIdpfyzx9vui14l2phmdip1d">
+      <w:hyperlink w:history="1" r:id="rIdg20qtoxx1wh2qt98crptd">
         <w:r>
           <w:rPr>
             <w:color w:val="EA2E00"/>
@@ -7881,7 +7879,7 @@
         </w:rPr>
         <w:t xml:space="preserve">, </w:t>
       </w:r>
-      <w:hyperlink w:history="1" r:id="rId05rsykaj9h03dom0wjqs0">
+      <w:hyperlink w:history="1" r:id="rIdxnhsnu8evztrcqzu5t1y3">
         <w:r>
           <w:rPr>
             <w:color w:val="EA2E00"/>
@@ -7894,28 +7892,28 @@
     </w:p>
     <w:p>
       <w:pPr>
-        <w:spacing w:after="40" w:before="160"/>
-      </w:pPr>
-      <w:r>
-        <w:rPr>
-          <w:rFonts w:ascii="Georgia" w:cs="Georgia" w:eastAsia="Georgia" w:hAnsi="Georgia"/>
+        <w:spacing w:before="160" w:after="40"/>
+      </w:pPr>
+      <w:r>
+        <w:rPr>
           <w:b/>
           <w:bCs/>
           <w:color w:val="EA2E00"/>
           <w:sz w:val="28"/>
           <w:szCs w:val="28"/>
+          <w:rFonts w:ascii="Georgia" w:cs="Georgia" w:eastAsia="Georgia" w:hAnsi="Georgia"/>
         </w:rPr>
         <w:t xml:space="preserve">05  </w:t>
       </w:r>
       <w:r>
         <w:rPr>
-          <w:rFonts w:ascii="Georgia" w:cs="Georgia" w:eastAsia="Georgia" w:hAnsi="Georgia"/>
           <w:b/>
           <w:bCs/>
           <w:i/>
           <w:iCs/>
           <w:sz w:val="26"/>
           <w:szCs w:val="26"/>
+          <w:rFonts w:ascii="Georgia" w:cs="Georgia" w:eastAsia="Georgia" w:hAnsi="Georgia"/>
         </w:rPr>
         <w:t xml:space="preserve">Residenz</w:t>
       </w:r>
@@ -7942,7 +7940,7 @@
       </w:r>
     </w:p>
     <w:p>
-      <w:hyperlink w:history="1" r:id="rIdtvww3s35iri2pdki0enro">
+      <w:hyperlink w:history="1" r:id="rIdjs7rojf5skdqshaow-7nt">
         <w:r>
           <w:rPr>
             <w:rStyle w:val="Hyperlink"/>
@@ -7963,7 +7961,7 @@
         </w:rPr>
         <w:t xml:space="preserve">Via </w:t>
       </w:r>
-      <w:hyperlink w:history="1" r:id="rIdfduuizsdbibnutso2brvs">
+      <w:hyperlink w:history="1" r:id="rId7ffqn5zvp1kcm67tlthnb">
         <w:r>
           <w:rPr>
             <w:color w:val="EA2E00"/>
@@ -7981,7 +7979,7 @@
         </w:rPr>
         <w:t xml:space="preserve">, </w:t>
       </w:r>
-      <w:hyperlink w:history="1" r:id="rIdr9ogthnmjhuaydyxz_ste">
+      <w:hyperlink w:history="1" r:id="rId915bkv2zacpauej82gux8">
         <w:r>
           <w:rPr>
             <w:color w:val="EA2E00"/>
@@ -7999,7 +7997,7 @@
         </w:rPr>
         <w:t xml:space="preserve">, </w:t>
       </w:r>
-      <w:hyperlink w:history="1" r:id="rIdukjhcnhlycnow03vuzkpx">
+      <w:hyperlink w:history="1" r:id="rId1ku9xoywa1854tveljaws">
         <w:r>
           <w:rPr>
             <w:color w:val="EA2E00"/>
@@ -8017,7 +8015,7 @@
         </w:rPr>
         <w:t xml:space="preserve">, </w:t>
       </w:r>
-      <w:hyperlink w:history="1" r:id="rIdccwdsnxfrmidyjhqv9rmk">
+      <w:hyperlink w:history="1" r:id="rIdz9mxmq1qlhzaktviutbua">
         <w:r>
           <w:rPr>
             <w:color w:val="EA2E00"/>
@@ -8035,7 +8033,7 @@
         </w:rPr>
         <w:t xml:space="preserve">, </w:t>
       </w:r>
-      <w:hyperlink w:history="1" r:id="rIdousnow4098nlbgry80-ps">
+      <w:hyperlink w:history="1" r:id="rIdbtarzko1jng_gcp_hfwhi">
         <w:r>
           <w:rPr>
             <w:color w:val="EA2E00"/>
@@ -8053,7 +8051,7 @@
         </w:rPr>
         <w:t xml:space="preserve">, </w:t>
       </w:r>
-      <w:hyperlink w:history="1" r:id="rId_s5-fc_gj7enklxjjja1c">
+      <w:hyperlink w:history="1" r:id="rIdk2186lvgl_j187nxqvg86">
         <w:r>
           <w:rPr>
             <w:color w:val="EA2E00"/>
@@ -8066,28 +8064,28 @@
     </w:p>
     <w:p>
       <w:pPr>
-        <w:spacing w:after="40" w:before="160"/>
-      </w:pPr>
-      <w:r>
-        <w:rPr>
-          <w:rFonts w:ascii="Georgia" w:cs="Georgia" w:eastAsia="Georgia" w:hAnsi="Georgia"/>
+        <w:spacing w:before="160" w:after="40"/>
+      </w:pPr>
+      <w:r>
+        <w:rPr>
           <w:b/>
           <w:bCs/>
           <w:color w:val="EA2E00"/>
           <w:sz w:val="28"/>
           <w:szCs w:val="28"/>
+          <w:rFonts w:ascii="Georgia" w:cs="Georgia" w:eastAsia="Georgia" w:hAnsi="Georgia"/>
         </w:rPr>
         <w:t xml:space="preserve">06  </w:t>
       </w:r>
       <w:r>
         <w:rPr>
-          <w:rFonts w:ascii="Georgia" w:cs="Georgia" w:eastAsia="Georgia" w:hAnsi="Georgia"/>
           <w:b/>
           <w:bCs/>
           <w:i/>
           <w:iCs/>
           <w:sz w:val="26"/>
           <w:szCs w:val="26"/>
+          <w:rFonts w:ascii="Georgia" w:cs="Georgia" w:eastAsia="Georgia" w:hAnsi="Georgia"/>
         </w:rPr>
         <w:t xml:space="preserve">Frauenkirche</w:t>
       </w:r>
@@ -8114,7 +8112,7 @@
       </w:r>
     </w:p>
     <w:p>
-      <w:hyperlink w:history="1" r:id="rIdjrovfrcayzd6a5x8cz914">
+      <w:hyperlink w:history="1" r:id="rIdna-1hf3fsjozjui0dfp61">
         <w:r>
           <w:rPr>
             <w:rStyle w:val="Hyperlink"/>
@@ -8135,7 +8133,7 @@
         </w:rPr>
         <w:t xml:space="preserve">Via </w:t>
       </w:r>
-      <w:hyperlink w:history="1" r:id="rId0mloc_mf4uir75xx1oycv">
+      <w:hyperlink w:history="1" r:id="rIdaumwy_ybytwuf-zsbfoie">
         <w:r>
           <w:rPr>
             <w:color w:val="EA2E00"/>
@@ -8153,7 +8151,7 @@
         </w:rPr>
         <w:t xml:space="preserve">, </w:t>
       </w:r>
-      <w:hyperlink w:history="1" r:id="rIdhj-cjavaflkveauinkme0">
+      <w:hyperlink w:history="1" r:id="rIdusooryrslhd8glg1crjgm">
         <w:r>
           <w:rPr>
             <w:color w:val="EA2E00"/>
@@ -8171,7 +8169,7 @@
         </w:rPr>
         <w:t xml:space="preserve">, </w:t>
       </w:r>
-      <w:hyperlink w:history="1" r:id="rIdml4joxx1wkumw2kfvdmlm">
+      <w:hyperlink w:history="1" r:id="rIdmpldzo-cezq6y1yqetwus">
         <w:r>
           <w:rPr>
             <w:color w:val="EA2E00"/>
@@ -8184,28 +8182,28 @@
     </w:p>
     <w:p>
       <w:pPr>
-        <w:spacing w:after="40" w:before="160"/>
-      </w:pPr>
-      <w:r>
-        <w:rPr>
-          <w:rFonts w:ascii="Georgia" w:cs="Georgia" w:eastAsia="Georgia" w:hAnsi="Georgia"/>
+        <w:spacing w:before="160" w:after="40"/>
+      </w:pPr>
+      <w:r>
+        <w:rPr>
           <w:b/>
           <w:bCs/>
           <w:color w:val="EA2E00"/>
           <w:sz w:val="28"/>
           <w:szCs w:val="28"/>
+          <w:rFonts w:ascii="Georgia" w:cs="Georgia" w:eastAsia="Georgia" w:hAnsi="Georgia"/>
         </w:rPr>
         <w:t xml:space="preserve">07  </w:t>
       </w:r>
       <w:r>
         <w:rPr>
-          <w:rFonts w:ascii="Georgia" w:cs="Georgia" w:eastAsia="Georgia" w:hAnsi="Georgia"/>
           <w:b/>
           <w:bCs/>
           <w:i/>
           <w:iCs/>
           <w:sz w:val="26"/>
           <w:szCs w:val="26"/>
+          <w:rFonts w:ascii="Georgia" w:cs="Georgia" w:eastAsia="Georgia" w:hAnsi="Georgia"/>
         </w:rPr>
         <w:t xml:space="preserve">Deutsches Museum</w:t>
       </w:r>
@@ -8232,7 +8230,7 @@
       </w:r>
     </w:p>
     <w:p>
-      <w:hyperlink w:history="1" r:id="rId8dqwyzfoaryzqhpou3edf">
+      <w:hyperlink w:history="1" r:id="rId2lbc6pqtgf0cs0japlqt1">
         <w:r>
           <w:rPr>
             <w:rStyle w:val="Hyperlink"/>
@@ -8253,7 +8251,7 @@
         </w:rPr>
         <w:t xml:space="preserve">Via </w:t>
       </w:r>
-      <w:hyperlink w:history="1" r:id="rIdisdu33gdsqkuyimlios_m">
+      <w:hyperlink w:history="1" r:id="rIdpfhuobekpnnjllj2itr9h">
         <w:r>
           <w:rPr>
             <w:color w:val="EA2E00"/>
@@ -8271,7 +8269,7 @@
         </w:rPr>
         <w:t xml:space="preserve">, </w:t>
       </w:r>
-      <w:hyperlink w:history="1" r:id="rIdiwblpcznmcy8ckicln1vl">
+      <w:hyperlink w:history="1" r:id="rIdt84i7fcnjjepcgxbauhad">
         <w:r>
           <w:rPr>
             <w:color w:val="EA2E00"/>
@@ -8284,28 +8282,28 @@
     </w:p>
     <w:p>
       <w:pPr>
-        <w:spacing w:after="40" w:before="160"/>
-      </w:pPr>
-      <w:r>
-        <w:rPr>
-          <w:rFonts w:ascii="Georgia" w:cs="Georgia" w:eastAsia="Georgia" w:hAnsi="Georgia"/>
+        <w:spacing w:before="160" w:after="40"/>
+      </w:pPr>
+      <w:r>
+        <w:rPr>
           <w:b/>
           <w:bCs/>
           <w:color w:val="EA2E00"/>
           <w:sz w:val="28"/>
           <w:szCs w:val="28"/>
+          <w:rFonts w:ascii="Georgia" w:cs="Georgia" w:eastAsia="Georgia" w:hAnsi="Georgia"/>
         </w:rPr>
         <w:t xml:space="preserve">08  </w:t>
       </w:r>
       <w:r>
         <w:rPr>
-          <w:rFonts w:ascii="Georgia" w:cs="Georgia" w:eastAsia="Georgia" w:hAnsi="Georgia"/>
           <w:b/>
           <w:bCs/>
           <w:i/>
           <w:iCs/>
           <w:sz w:val="26"/>
           <w:szCs w:val="26"/>
+          <w:rFonts w:ascii="Georgia" w:cs="Georgia" w:eastAsia="Georgia" w:hAnsi="Georgia"/>
         </w:rPr>
         <w:t xml:space="preserve">Schloss Nymphenburg</w:t>
       </w:r>
@@ -8332,7 +8330,7 @@
       </w:r>
     </w:p>
     <w:p>
-      <w:hyperlink w:history="1" r:id="rId_qnu2kqxwmdqbbzcwdn4t">
+      <w:hyperlink w:history="1" r:id="rIdhqfe4bmxltnqbloj7clpe">
         <w:r>
           <w:rPr>
             <w:rStyle w:val="Hyperlink"/>
@@ -8353,7 +8351,7 @@
         </w:rPr>
         <w:t xml:space="preserve">Via </w:t>
       </w:r>
-      <w:hyperlink w:history="1" r:id="rId8-2ulfmoi8jrrran67dmr">
+      <w:hyperlink w:history="1" r:id="rIdvtudw-_0zr9iiy5bwkbtj">
         <w:r>
           <w:rPr>
             <w:color w:val="EA2E00"/>
@@ -8371,7 +8369,7 @@
         </w:rPr>
         <w:t xml:space="preserve">, </w:t>
       </w:r>
-      <w:hyperlink w:history="1" r:id="rIda0k_ihxyd6jbxfxddwgua">
+      <w:hyperlink w:history="1" r:id="rIdhh0wyhhl5wnjwbstli0qm">
         <w:r>
           <w:rPr>
             <w:color w:val="EA2E00"/>
@@ -8389,7 +8387,7 @@
         </w:rPr>
         <w:t xml:space="preserve">, </w:t>
       </w:r>
-      <w:hyperlink w:history="1" r:id="rId_0bb4mbhy-nv0egqqhzkg">
+      <w:hyperlink w:history="1" r:id="rIdo_myqggc_9nmpvdfawhir">
         <w:r>
           <w:rPr>
             <w:color w:val="EA2E00"/>
@@ -8407,7 +8405,7 @@
         </w:rPr>
         <w:t xml:space="preserve">, </w:t>
       </w:r>
-      <w:hyperlink w:history="1" r:id="rIdr1n0p4mbm0gfejvqwmbpm">
+      <w:hyperlink w:history="1" r:id="rIdyjalbdiworglvx2mzkv54">
         <w:r>
           <w:rPr>
             <w:color w:val="EA2E00"/>
@@ -8420,28 +8418,28 @@
     </w:p>
     <w:p>
       <w:pPr>
-        <w:spacing w:after="40" w:before="160"/>
-      </w:pPr>
-      <w:r>
-        <w:rPr>
-          <w:rFonts w:ascii="Georgia" w:cs="Georgia" w:eastAsia="Georgia" w:hAnsi="Georgia"/>
+        <w:spacing w:before="160" w:after="40"/>
+      </w:pPr>
+      <w:r>
+        <w:rPr>
           <w:b/>
           <w:bCs/>
           <w:color w:val="EA2E00"/>
           <w:sz w:val="28"/>
           <w:szCs w:val="28"/>
+          <w:rFonts w:ascii="Georgia" w:cs="Georgia" w:eastAsia="Georgia" w:hAnsi="Georgia"/>
         </w:rPr>
         <w:t xml:space="preserve">09  </w:t>
       </w:r>
       <w:r>
         <w:rPr>
-          <w:rFonts w:ascii="Georgia" w:cs="Georgia" w:eastAsia="Georgia" w:hAnsi="Georgia"/>
           <w:b/>
           <w:bCs/>
           <w:i/>
           <w:iCs/>
           <w:sz w:val="26"/>
           <w:szCs w:val="26"/>
+          <w:rFonts w:ascii="Georgia" w:cs="Georgia" w:eastAsia="Georgia" w:hAnsi="Georgia"/>
         </w:rPr>
         <w:t xml:space="preserve">Hofbräuhaus</w:t>
       </w:r>
@@ -8468,7 +8466,7 @@
       </w:r>
     </w:p>
     <w:p>
-      <w:hyperlink w:history="1" r:id="rIdlhabm9ype_2rnwqu2_ldm">
+      <w:hyperlink w:history="1" r:id="rIdyimd0jy09smferartxpod">
         <w:r>
           <w:rPr>
             <w:rStyle w:val="Hyperlink"/>
@@ -8489,7 +8487,7 @@
         </w:rPr>
         <w:t xml:space="preserve">Via </w:t>
       </w:r>
-      <w:hyperlink w:history="1" r:id="rIdmuwxakhbd0p9rkpof4lvf">
+      <w:hyperlink w:history="1" r:id="rIddrl8kanduo1av_ac4rbju">
         <w:r>
           <w:rPr>
             <w:color w:val="EA2E00"/>
@@ -8507,7 +8505,7 @@
         </w:rPr>
         <w:t xml:space="preserve">, </w:t>
       </w:r>
-      <w:hyperlink w:history="1" r:id="rId4twokwf8htbaq5jgxav1a">
+      <w:hyperlink w:history="1" r:id="rIditvmaxcibm9tmrplgjqep">
         <w:r>
           <w:rPr>
             <w:color w:val="EA2E00"/>
@@ -8525,7 +8523,7 @@
         </w:rPr>
         <w:t xml:space="preserve">, </w:t>
       </w:r>
-      <w:hyperlink w:history="1" r:id="rIddqzeom3eh-_04vbjb_9iz">
+      <w:hyperlink w:history="1" r:id="rIdkt68fuc40jsunatmqep3p">
         <w:r>
           <w:rPr>
             <w:color w:val="EA2E00"/>
@@ -8543,7 +8541,7 @@
         </w:rPr>
         <w:t xml:space="preserve">, </w:t>
       </w:r>
-      <w:hyperlink w:history="1" r:id="rIdmmwb94uhpuawuhpecjdam">
+      <w:hyperlink w:history="1" r:id="rIdzsevwt0m6niudqnjbtg_i">
         <w:r>
           <w:rPr>
             <w:color w:val="EA2E00"/>
@@ -8561,7 +8559,7 @@
         </w:rPr>
         <w:t xml:space="preserve">, </w:t>
       </w:r>
-      <w:hyperlink w:history="1" r:id="rIdojkzqfngb7yj5lyiv9zei">
+      <w:hyperlink w:history="1" r:id="rIdhqgwizk9iifmwh0ceg8ke">
         <w:r>
           <w:rPr>
             <w:color w:val="EA2E00"/>
@@ -8579,7 +8577,7 @@
         </w:rPr>
         <w:t xml:space="preserve">, </w:t>
       </w:r>
-      <w:hyperlink w:history="1" r:id="rId_9r6iq44wtrteesnsggq2">
+      <w:hyperlink w:history="1" r:id="rIdcwrhoma6s4c5jycrsbibc">
         <w:r>
           <w:rPr>
             <w:color w:val="EA2E00"/>
@@ -8592,28 +8590,28 @@
     </w:p>
     <w:p>
       <w:pPr>
-        <w:spacing w:after="40" w:before="160"/>
-      </w:pPr>
-      <w:r>
-        <w:rPr>
-          <w:rFonts w:ascii="Georgia" w:cs="Georgia" w:eastAsia="Georgia" w:hAnsi="Georgia"/>
+        <w:spacing w:before="160" w:after="40"/>
+      </w:pPr>
+      <w:r>
+        <w:rPr>
           <w:b/>
           <w:bCs/>
           <w:color w:val="EA2E00"/>
           <w:sz w:val="28"/>
           <w:szCs w:val="28"/>
+          <w:rFonts w:ascii="Georgia" w:cs="Georgia" w:eastAsia="Georgia" w:hAnsi="Georgia"/>
         </w:rPr>
         <w:t xml:space="preserve">10  </w:t>
       </w:r>
       <w:r>
         <w:rPr>
-          <w:rFonts w:ascii="Georgia" w:cs="Georgia" w:eastAsia="Georgia" w:hAnsi="Georgia"/>
           <w:b/>
           <w:bCs/>
           <w:i/>
           <w:iCs/>
           <w:sz w:val="26"/>
           <w:szCs w:val="26"/>
+          <w:rFonts w:ascii="Georgia" w:cs="Georgia" w:eastAsia="Georgia" w:hAnsi="Georgia"/>
         </w:rPr>
         <w:t xml:space="preserve">Tierpark Hellabrunn</w:t>
       </w:r>
@@ -8640,7 +8638,7 @@
       </w:r>
     </w:p>
     <w:p>
-      <w:hyperlink w:history="1" r:id="rIdqr-fstwdxcmbpfofbwlyn">
+      <w:hyperlink w:history="1" r:id="rIdebz2r9bvmr7hwjvhachgb">
         <w:r>
           <w:rPr>
             <w:rStyle w:val="Hyperlink"/>
@@ -8661,7 +8659,7 @@
         </w:rPr>
         <w:t xml:space="preserve">Via </w:t>
       </w:r>
-      <w:hyperlink w:history="1" r:id="rIdnoxpyero_xdjn6smhg1r8">
+      <w:hyperlink w:history="1" r:id="rId_mtusno3ggyp8evbrgttq">
         <w:r>
           <w:rPr>
             <w:color w:val="EA2E00"/>
@@ -8830,7 +8828,7 @@
     </w:p>
     <w:p>
       <w:pPr>
-        <w:spacing w:after="40" w:before="120"/>
+        <w:spacing w:before="120" w:after="40"/>
       </w:pPr>
       <w:r>
         <w:rPr>
@@ -8902,7 +8900,7 @@
     </w:p>
     <w:p>
       <w:pPr>
-        <w:spacing w:after="40" w:before="120"/>
+        <w:spacing w:before="120" w:after="40"/>
       </w:pPr>
       <w:r>
         <w:rPr>
@@ -8974,7 +8972,7 @@
     </w:p>
     <w:p>
       <w:pPr>
-        <w:spacing w:after="40" w:before="120"/>
+        <w:spacing w:before="120" w:after="40"/>
       </w:pPr>
       <w:r>
         <w:rPr>
@@ -9051,16 +9049,16 @@
     </w:p>
     <w:p>
       <w:pPr>
-        <w:spacing w:after="60" w:before="240"/>
+        <w:spacing w:before="240" w:after="60"/>
       </w:pPr>
       <w:r>
         <w:rPr>
           <w:b/>
           <w:bCs/>
           <w:color w:val="EA2E00"/>
+          <w:sz w:val="16"/>
+          <w:szCs w:val="16"/>
           <w:spacing w:val="40"/>
-          <w:sz w:val="16"/>
-          <w:szCs w:val="16"/>
         </w:rPr>
         <w:t xml:space="preserve">CHAPTER SIX · THE TABLE</w:t>
       </w:r>
@@ -9242,14 +9240,14 @@
             </w:tcMar>
           </w:tcPr>
           <w:p>
-            <w:hyperlink w:history="1" r:id="rIdj9egdciaxlyargu4wjzyk">
+            <w:hyperlink w:history="1" r:id="rIdy94jn9qpmdqgexlbfc2xl">
               <w:r>
                 <w:rPr>
-                  <w:rStyle w:val="Hyperlink"/>
                   <w:b/>
                   <w:bCs/>
                   <w:sz w:val="18"/>
                   <w:szCs w:val="18"/>
+                  <w:rStyle w:val="Hyperlink"/>
                 </w:rPr>
                 <w:t xml:space="preserve">Café Frischhut</w:t>
               </w:r>
@@ -9363,14 +9361,14 @@
             </w:tcMar>
           </w:tcPr>
           <w:p>
-            <w:hyperlink w:history="1" r:id="rIdyy8pmefiutdcyaxyepfnx">
+            <w:hyperlink w:history="1" r:id="rIdw7cjva6aghvwyslivhkv3">
               <w:r>
                 <w:rPr>
-                  <w:rStyle w:val="Hyperlink"/>
                   <w:b/>
                   <w:bCs/>
                   <w:sz w:val="18"/>
                   <w:szCs w:val="18"/>
+                  <w:rStyle w:val="Hyperlink"/>
                 </w:rPr>
                 <w:t xml:space="preserve">Viktualienmarkt stalls</w:t>
               </w:r>
@@ -9484,14 +9482,14 @@
             </w:tcMar>
           </w:tcPr>
           <w:p>
-            <w:hyperlink w:history="1" r:id="rIdnzlbueiw5s_nb8egglojq">
+            <w:hyperlink w:history="1" r:id="rIdxa3sfqf-zexidi7dvdq-z">
               <w:r>
                 <w:rPr>
-                  <w:rStyle w:val="Hyperlink"/>
                   <w:b/>
                   <w:bCs/>
                   <w:sz w:val="18"/>
                   <w:szCs w:val="18"/>
+                  <w:rStyle w:val="Hyperlink"/>
                 </w:rPr>
                 <w:t xml:space="preserve">Schneider Bräuhaus</w:t>
               </w:r>
@@ -9605,14 +9603,14 @@
             </w:tcMar>
           </w:tcPr>
           <w:p>
-            <w:hyperlink w:history="1" r:id="rIdmwfbu0mgexf_eo_fuyq3w">
+            <w:hyperlink w:history="1" r:id="rIdrowh991bxrjecpf6ultow">
               <w:r>
                 <w:rPr>
-                  <w:rStyle w:val="Hyperlink"/>
                   <w:b/>
                   <w:bCs/>
                   <w:sz w:val="18"/>
                   <w:szCs w:val="18"/>
+                  <w:rStyle w:val="Hyperlink"/>
                 </w:rPr>
                 <w:t xml:space="preserve">Augustiner Klosterwirt</w:t>
               </w:r>
@@ -9726,14 +9724,14 @@
             </w:tcMar>
           </w:tcPr>
           <w:p>
-            <w:hyperlink w:history="1" r:id="rId3vlszn3n9psuqimvk7jve">
+            <w:hyperlink w:history="1" r:id="rIdyyg7dbu6ychicn-aurhe_">
               <w:r>
                 <w:rPr>
-                  <w:rStyle w:val="Hyperlink"/>
                   <w:b/>
                   <w:bCs/>
                   <w:sz w:val="18"/>
                   <w:szCs w:val="18"/>
+                  <w:rStyle w:val="Hyperlink"/>
                 </w:rPr>
                 <w:t xml:space="preserve">Andechser am Markt</w:t>
               </w:r>
@@ -9847,14 +9845,14 @@
             </w:tcMar>
           </w:tcPr>
           <w:p>
-            <w:hyperlink w:history="1" r:id="rIdwlmruxni5vc0pdh9umxug">
+            <w:hyperlink w:history="1" r:id="rIdwlfnuhn4pc1r7bhmidjvd">
               <w:r>
                 <w:rPr>
-                  <w:rStyle w:val="Hyperlink"/>
                   <w:b/>
                   <w:bCs/>
                   <w:sz w:val="18"/>
                   <w:szCs w:val="18"/>
+                  <w:rStyle w:val="Hyperlink"/>
                 </w:rPr>
                 <w:t xml:space="preserve">Wirtshaus in der Au</w:t>
               </w:r>
@@ -9968,14 +9966,14 @@
             </w:tcMar>
           </w:tcPr>
           <w:p>
-            <w:hyperlink w:history="1" r:id="rIducitagjfdjughzxyjfoq6">
+            <w:hyperlink w:history="1" r:id="rIdw1pvqqmvsjat6qaslq67i">
               <w:r>
                 <w:rPr>
-                  <w:rStyle w:val="Hyperlink"/>
                   <w:b/>
                   <w:bCs/>
                   <w:sz w:val="18"/>
                   <w:szCs w:val="18"/>
+                  <w:rStyle w:val="Hyperlink"/>
                 </w:rPr>
                 <w:t xml:space="preserve">Atzinger</w:t>
               </w:r>
@@ -10089,14 +10087,14 @@
             </w:tcMar>
           </w:tcPr>
           <w:p>
-            <w:hyperlink w:history="1" r:id="rId1mm5dezhscewcwz1ab52n">
+            <w:hyperlink w:history="1" r:id="rId-0cywlafuyzsrbipnugn7">
               <w:r>
                 <w:rPr>
-                  <w:rStyle w:val="Hyperlink"/>
                   <w:b/>
                   <w:bCs/>
                   <w:sz w:val="18"/>
                   <w:szCs w:val="18"/>
+                  <w:rStyle w:val="Hyperlink"/>
                 </w:rPr>
                 <w:t xml:space="preserve">Augustiner-Keller</w:t>
               </w:r>
@@ -10210,14 +10208,14 @@
             </w:tcMar>
           </w:tcPr>
           <w:p>
-            <w:hyperlink w:history="1" r:id="rIdh3abtlvum5sbuzfh8hi-v">
+            <w:hyperlink w:history="1" r:id="rIdwslsywlk8zhfshoalnkje">
               <w:r>
                 <w:rPr>
-                  <w:rStyle w:val="Hyperlink"/>
                   <w:b/>
                   <w:bCs/>
                   <w:sz w:val="18"/>
                   <w:szCs w:val="18"/>
+                  <w:rStyle w:val="Hyperlink"/>
                 </w:rPr>
                 <w:t xml:space="preserve">Café Kaiserschmarrn</w:t>
               </w:r>
@@ -10331,14 +10329,14 @@
             </w:tcMar>
           </w:tcPr>
           <w:p>
-            <w:hyperlink w:history="1" r:id="rIdyvsflj6juosw8ultij-y-">
+            <w:hyperlink w:history="1" r:id="rIdorwwvaajwqfwti1bswpro">
               <w:r>
                 <w:rPr>
-                  <w:rStyle w:val="Hyperlink"/>
                   <w:b/>
                   <w:bCs/>
                   <w:sz w:val="18"/>
                   <w:szCs w:val="18"/>
+                  <w:rStyle w:val="Hyperlink"/>
                 </w:rPr>
                 <w:t xml:space="preserve">Dallmayr</w:t>
               </w:r>
@@ -10452,14 +10450,14 @@
             </w:tcMar>
           </w:tcPr>
           <w:p>
-            <w:hyperlink w:history="1" r:id="rIdugsaei6lh6oeaathmrf8o">
+            <w:hyperlink w:history="1" r:id="rIduqjmq-ybdd5s3lg959jy6">
               <w:r>
                 <w:rPr>
-                  <w:rStyle w:val="Hyperlink"/>
                   <w:b/>
                   <w:bCs/>
                   <w:sz w:val="18"/>
                   <w:szCs w:val="18"/>
+                  <w:rStyle w:val="Hyperlink"/>
                 </w:rPr>
                 <w:t xml:space="preserve">Hofbräukeller</w:t>
               </w:r>
@@ -10573,14 +10571,14 @@
             </w:tcMar>
           </w:tcPr>
           <w:p>
-            <w:hyperlink w:history="1" r:id="rIdnvynyefx05cf5axwbnrev">
+            <w:hyperlink w:history="1" r:id="rIdg--x50spgydcbhtwvwlcl">
               <w:r>
                 <w:rPr>
-                  <w:rStyle w:val="Hyperlink"/>
                   <w:b/>
                   <w:bCs/>
                   <w:sz w:val="18"/>
                   <w:szCs w:val="18"/>
+                  <w:rStyle w:val="Hyperlink"/>
                 </w:rPr>
                 <w:t xml:space="preserve">Bodhi</w:t>
               </w:r>
@@ -10702,16 +10700,16 @@
     </w:p>
     <w:p>
       <w:pPr>
-        <w:spacing w:after="60" w:before="240"/>
+        <w:spacing w:before="240" w:after="60"/>
       </w:pPr>
       <w:r>
         <w:rPr>
           <w:b/>
           <w:bCs/>
           <w:color w:val="EA2E00"/>
+          <w:sz w:val="16"/>
+          <w:szCs w:val="16"/>
           <w:spacing w:val="40"/>
-          <w:sz w:val="16"/>
-          <w:szCs w:val="16"/>
         </w:rPr>
         <w:t xml:space="preserve">CHAPTER SEVEN · GETTING AROUND &amp; COSTS</w:t>
       </w:r>
@@ -10756,7 +10754,7 @@
         </w:rPr>
         <w:t xml:space="preserve">Via </w:t>
       </w:r>
-      <w:hyperlink w:history="1" r:id="rId4znxdq-mbmrdxk-azdb03">
+      <w:hyperlink w:history="1" r:id="rIdmhzrvknydficxi3suwtp5">
         <w:r>
           <w:rPr>
             <w:color w:val="EA2E00"/>
@@ -10774,7 +10772,7 @@
         </w:rPr>
         <w:t xml:space="preserve">, </w:t>
       </w:r>
-      <w:hyperlink w:history="1" r:id="rIdhl5emlp6brj0-fi11lvwo">
+      <w:hyperlink w:history="1" r:id="rIdfzfhrefomj7q-0ge8dnf6">
         <w:r>
           <w:rPr>
             <w:color w:val="EA2E00"/>
@@ -10817,7 +10815,7 @@
         </w:rPr>
         <w:t xml:space="preserve">Via </w:t>
       </w:r>
-      <w:hyperlink w:history="1" r:id="rIdbh9x28atigwvm7fxlzfnn">
+      <w:hyperlink w:history="1" r:id="rIdfr9cswyyf1icfk1oipclr">
         <w:r>
           <w:rPr>
             <w:color w:val="EA2E00"/>
@@ -10835,7 +10833,7 @@
         </w:rPr>
         <w:t xml:space="preserve">, </w:t>
       </w:r>
-      <w:hyperlink w:history="1" r:id="rId3ayi9pwycp_kdikbzan_e">
+      <w:hyperlink w:history="1" r:id="rIdskk6v4t-yydvwjpoompnu">
         <w:r>
           <w:rPr>
             <w:color w:val="EA2E00"/>
@@ -10853,7 +10851,7 @@
         </w:rPr>
         <w:t xml:space="preserve">, </w:t>
       </w:r>
-      <w:hyperlink w:history="1" r:id="rIdvlzpg-iidmlagppqwunub">
+      <w:hyperlink w:history="1" r:id="rIdq6j3xeyikk9fomzcr42k_">
         <w:r>
           <w:rPr>
             <w:color w:val="EA2E00"/>
@@ -10871,7 +10869,7 @@
         </w:rPr>
         <w:t xml:space="preserve">, </w:t>
       </w:r>
-      <w:hyperlink w:history="1" r:id="rId-lhomvnq8iprgd5yqr_ai">
+      <w:hyperlink w:history="1" r:id="rId01xa109mkolzob6lyf3gl">
         <w:r>
           <w:rPr>
             <w:color w:val="EA2E00"/>
@@ -10914,7 +10912,7 @@
         </w:rPr>
         <w:t xml:space="preserve">Via </w:t>
       </w:r>
-      <w:hyperlink w:history="1" r:id="rIdsz5lfahqdhetnk1hs5j3i">
+      <w:hyperlink w:history="1" r:id="rId4u-2uzhaoryjbqfmqi-gj">
         <w:r>
           <w:rPr>
             <w:color w:val="EA2E00"/>
@@ -10932,7 +10930,7 @@
         </w:rPr>
         <w:t xml:space="preserve">, </w:t>
       </w:r>
-      <w:hyperlink w:history="1" r:id="rId7cstcaakfhafvtd18yazo">
+      <w:hyperlink w:history="1" r:id="rIdvz9updktpkrvllx3xylga">
         <w:r>
           <w:rPr>
             <w:color w:val="EA2E00"/>
@@ -10950,7 +10948,7 @@
         </w:rPr>
         <w:t xml:space="preserve">, </w:t>
       </w:r>
-      <w:hyperlink w:history="1" r:id="rIduo-n5lccckidjrvs53pmh">
+      <w:hyperlink w:history="1" r:id="rIdgmddx1kxkqig0eh90iov-">
         <w:r>
           <w:rPr>
             <w:color w:val="EA2E00"/>
@@ -10993,7 +10991,7 @@
         </w:rPr>
         <w:t xml:space="preserve">Via </w:t>
       </w:r>
-      <w:hyperlink w:history="1" r:id="rIdjsu_qzjoznqq5sre5wr4d">
+      <w:hyperlink w:history="1" r:id="rIdrxmteufzaiqt9wlxa9tlu">
         <w:r>
           <w:rPr>
             <w:color w:val="EA2E00"/>
@@ -11036,7 +11034,7 @@
         </w:rPr>
         <w:t xml:space="preserve">Via </w:t>
       </w:r>
-      <w:hyperlink w:history="1" r:id="rIdtlheowauucbylygv5tlkb">
+      <w:hyperlink w:history="1" r:id="rIdp0gmfhst0in3deywgziem">
         <w:r>
           <w:rPr>
             <w:color w:val="EA2E00"/>
@@ -11054,7 +11052,7 @@
         </w:rPr>
         <w:t xml:space="preserve">, </w:t>
       </w:r>
-      <w:hyperlink w:history="1" r:id="rIdyov4orppiepfbakqqy5s-">
+      <w:hyperlink w:history="1" r:id="rId4_c4syqttt3gyy9o04foc">
         <w:r>
           <w:rPr>
             <w:color w:val="EA2E00"/>
@@ -11072,7 +11070,7 @@
         </w:rPr>
         <w:t xml:space="preserve">, </w:t>
       </w:r>
-      <w:hyperlink w:history="1" r:id="rIdm2lihl9gto7apxy41gqml">
+      <w:hyperlink w:history="1" r:id="rId6brxgopkfn_z-u0rs9g0q">
         <w:r>
           <w:rPr>
             <w:color w:val="EA2E00"/>
@@ -11090,7 +11088,7 @@
         </w:rPr>
         <w:t xml:space="preserve">, </w:t>
       </w:r>
-      <w:hyperlink w:history="1" r:id="rId7kp57mep9crydrxmi0uyy">
+      <w:hyperlink w:history="1" r:id="rId3i6fpokkb7tr78hbenbys">
         <w:r>
           <w:rPr>
             <w:color w:val="EA2E00"/>
@@ -11244,7 +11242,7 @@
                 <w:sz w:val="18"/>
                 <w:szCs w:val="18"/>
               </w:rPr>
-              <w:t xml:space="preserve">Single journey, Zone M (MVV)</w:t>
+              <w:t xml:space="preserve">Single ticket, Zone M (adult) / child 6-14</w:t>
             </w:r>
           </w:p>
         </w:tc>
@@ -11270,7 +11268,7 @@
                 <w:sz w:val="18"/>
                 <w:szCs w:val="18"/>
               </w:rPr>
-              <w:t xml:space="preserve">€4.20</w:t>
+              <w:t xml:space="preserve">€4.20 / €2.00 (short trip €2.10)</w:t>
             </w:r>
           </w:p>
         </w:tc>
@@ -11296,7 +11294,7 @@
                 <w:sz w:val="18"/>
                 <w:szCs w:val="18"/>
               </w:rPr>
-              <w:t xml:space="preserve">2026 · MVV / muenchen.de</w:t>
+              <w:t xml:space="preserve">Jan 2026 (Zone M single unchanged from 1 Jan 2027) · MVG/MVV price sheet valid from 1 Jan 2026</w:t>
             </w:r>
           </w:p>
         </w:tc>
@@ -11324,7 +11322,7 @@
                 <w:sz w:val="18"/>
                 <w:szCs w:val="18"/>
               </w:rPr>
-              <w:t xml:space="preserve">Day ticket, Zone M (one person)</w:t>
+              <w:t xml:space="preserve">Day ticket, Zone M, 1 person</w:t>
             </w:r>
           </w:p>
         </w:tc>
@@ -11350,7 +11348,7 @@
                 <w:sz w:val="18"/>
                 <w:szCs w:val="18"/>
               </w:rPr>
-              <w:t xml:space="preserve">€10.10</w:t>
+              <w:t xml:space="preserve">€10.10 (€10.80 from 1 Jan 2027)</w:t>
             </w:r>
           </w:p>
         </w:tc>
@@ -11376,7 +11374,7 @@
                 <w:sz w:val="18"/>
                 <w:szCs w:val="18"/>
               </w:rPr>
-              <w:t xml:space="preserve">2026 · MVV / muenchen.de</w:t>
+              <w:t xml:space="preserve">Jan 2026 · MVG/MVV price sheet; MVV press release for 2027</w:t>
             </w:r>
           </w:p>
         </w:tc>
@@ -11404,7 +11402,7 @@
                 <w:sz w:val="18"/>
                 <w:szCs w:val="18"/>
               </w:rPr>
-              <w:t xml:space="preserve">Group day ticket, Zone M (up to 5)</w:t>
+              <w:t xml:space="preserve">Group day ticket, Zone M, 2-5 people</w:t>
             </w:r>
           </w:p>
         </w:tc>
@@ -11456,7 +11454,7 @@
                 <w:sz w:val="18"/>
                 <w:szCs w:val="18"/>
               </w:rPr>
-              <w:t xml:space="preserve">2026 · Rob on Holiday</w:t>
+              <w:t xml:space="preserve">Jan 2026 · MVG/MVV price sheet valid from 1 Jan 2026</w:t>
             </w:r>
           </w:p>
         </w:tc>
@@ -11484,7 +11482,7 @@
                 <w:sz w:val="18"/>
                 <w:szCs w:val="18"/>
               </w:rPr>
-              <w:t xml:space="preserve">Airport-City-Day-Ticket (one / group of 5)</w:t>
+              <w:t xml:space="preserve">Child day ticket (6-14)</w:t>
             </w:r>
           </w:p>
         </w:tc>
@@ -11510,7 +11508,7 @@
                 <w:sz w:val="18"/>
                 <w:szCs w:val="18"/>
               </w:rPr>
-              <w:t xml:space="preserve">€17.50 / €32.60</w:t>
+              <w:t xml:space="preserve">€3.80</w:t>
             </w:r>
           </w:p>
         </w:tc>
@@ -11536,7 +11534,7 @@
                 <w:sz w:val="18"/>
                 <w:szCs w:val="18"/>
               </w:rPr>
-              <w:t xml:space="preserve">2026 · MVV</w:t>
+              <w:t xml:space="preserve">Jan 2026 · MVG/MVV price sheet</w:t>
             </w:r>
           </w:p>
         </w:tc>
@@ -11564,7 +11562,7 @@
                 <w:sz w:val="18"/>
                 <w:szCs w:val="18"/>
               </w:rPr>
-              <w:t xml:space="preserve">St Peter's tower (Alter Peter)</w:t>
+              <w:t xml:space="preserve">Airport-City-Day-Ticket (zones M-5), 1 person / group of 2-5</w:t>
             </w:r>
           </w:p>
         </w:tc>
@@ -11590,7 +11588,7 @@
                 <w:sz w:val="18"/>
                 <w:szCs w:val="18"/>
               </w:rPr>
-              <w:t xml:space="preserve">€5 · 6-18 €2</w:t>
+              <w:t xml:space="preserve">€17.50 / €32.60</w:t>
             </w:r>
           </w:p>
         </w:tc>
@@ -11616,7 +11614,7 @@
                 <w:sz w:val="18"/>
                 <w:szCs w:val="18"/>
               </w:rPr>
-              <w:t xml:space="preserve">2026 · alterpeter.de</w:t>
+              <w:t xml:space="preserve">Jan 2026 · S-Bahn München airport page</w:t>
             </w:r>
           </w:p>
         </w:tc>
@@ -11644,7 +11642,7 @@
                 <w:sz w:val="18"/>
                 <w:szCs w:val="18"/>
               </w:rPr>
-              <w:t xml:space="preserve">Residenz museum</w:t>
+              <w:t xml:space="preserve">Deutschlandticket (monthly)</w:t>
             </w:r>
           </w:p>
         </w:tc>
@@ -11670,7 +11668,7 @@
                 <w:sz w:val="18"/>
                 <w:szCs w:val="18"/>
               </w:rPr>
-              <w:t xml:space="preserve">€10 · under 18 free</w:t>
+              <w:t xml:space="preserve">€63 (2027 price not final; ADAC projects €66.80)</w:t>
             </w:r>
           </w:p>
         </w:tc>
@@ -11696,7 +11694,7 @@
                 <w:sz w:val="18"/>
                 <w:szCs w:val="18"/>
               </w:rPr>
-              <w:t xml:space="preserve">2026 · residenz-muenchen.de</w:t>
+              <w:t xml:space="preserve">2026 · MVV / ADAC</w:t>
             </w:r>
           </w:p>
         </w:tc>
@@ -11724,7 +11722,7 @@
                 <w:sz w:val="18"/>
                 <w:szCs w:val="18"/>
               </w:rPr>
-              <w:t xml:space="preserve">Deutsches Museum (family ticket)</w:t>
+              <w:t xml:space="preserve">Alter Peter tower (adult / age 6-18 / under 6)</w:t>
             </w:r>
           </w:p>
         </w:tc>
@@ -11750,7 +11748,7 @@
                 <w:sz w:val="18"/>
                 <w:szCs w:val="18"/>
               </w:rPr>
-              <w:t xml:space="preserve">€33</w:t>
+              <w:t xml:space="preserve">€5 / €2 / free</w:t>
             </w:r>
           </w:p>
         </w:tc>
@@ -11776,7 +11774,7 @@
                 <w:sz w:val="18"/>
                 <w:szCs w:val="18"/>
               </w:rPr>
-              <w:t xml:space="preserve">2026 · deutsches-museum.de</w:t>
+              <w:t xml:space="preserve">Sept 2026 · alterpeter.de</w:t>
             </w:r>
           </w:p>
         </w:tc>
@@ -11804,7 +11802,7 @@
                 <w:sz w:val="18"/>
                 <w:szCs w:val="18"/>
               </w:rPr>
-              <w:t xml:space="preserve">Glühwein mug deposit</w:t>
+              <w:t xml:space="preserve">Frauenkirche south tower, adult</w:t>
             </w:r>
           </w:p>
         </w:tc>
@@ -11830,7 +11828,7 @@
                 <w:sz w:val="18"/>
                 <w:szCs w:val="18"/>
               </w:rPr>
-              <w:t xml:space="preserve">about €5</w:t>
+              <w:t xml:space="preserve">from €7.50</w:t>
             </w:r>
           </w:p>
         </w:tc>
@@ -11856,7 +11854,7 @@
                 <w:sz w:val="18"/>
                 <w:szCs w:val="18"/>
               </w:rPr>
-              <w:t xml:space="preserve">2025 · Chris and Sara</w:t>
+              <w:t xml:space="preserve">Sept 2026 · muenchen.travel</w:t>
             </w:r>
           </w:p>
         </w:tc>
@@ -11884,7 +11882,7 @@
                 <w:sz w:val="18"/>
                 <w:szCs w:val="18"/>
               </w:rPr>
-              <w:t xml:space="preserve">Schmalznudel at Café Frischhut</w:t>
+              <w:t xml:space="preserve">Residenz: museum / Schatzkammer / both</w:t>
             </w:r>
           </w:p>
         </w:tc>
@@ -11910,7 +11908,7 @@
                 <w:sz w:val="18"/>
                 <w:szCs w:val="18"/>
               </w:rPr>
-              <w:t xml:space="preserve">€3.20</w:t>
+              <w:t xml:space="preserve">€10 / €10 / €15 (under 18 free)</w:t>
             </w:r>
           </w:p>
         </w:tc>
@@ -11936,7 +11934,7 @@
                 <w:sz w:val="18"/>
                 <w:szCs w:val="18"/>
               </w:rPr>
-              <w:t xml:space="preserve">2025 · MY Travel BF</w:t>
+              <w:t xml:space="preserve">2026 · residenz-muenchen.de</w:t>
             </w:r>
           </w:p>
         </w:tc>
@@ -11964,7 +11962,7 @@
                 <w:sz w:val="18"/>
                 <w:szCs w:val="18"/>
               </w:rPr>
-              <w:t xml:space="preserve">Litre of beer in a beer hall</w:t>
+              <w:t xml:space="preserve">Deutsches Museum, adult / 6-17 / family</w:t>
             </w:r>
           </w:p>
         </w:tc>
@@ -11990,7 +11988,7 @@
                 <w:sz w:val="18"/>
                 <w:szCs w:val="18"/>
               </w:rPr>
-              <w:t xml:space="preserve">about €10</w:t>
+              <w:t xml:space="preserve">€16 / €9 / €33</w:t>
             </w:r>
           </w:p>
         </w:tc>
@@ -12016,7 +12014,807 @@
                 <w:sz w:val="18"/>
                 <w:szCs w:val="18"/>
               </w:rPr>
-              <w:t xml:space="preserve">2025 · HikinukiWorldTour</w:t>
+              <w:t xml:space="preserve">Sept 2026 (start date not stated on page) · deutsches-museum.de</w:t>
+            </w:r>
+          </w:p>
+        </w:tc>
+      </w:tr>
+      <w:tr>
+        <w:tc>
+          <w:tcPr>
+            <w:tcW w:type="dxa" w:w="4300"/>
+            <w:tcBorders>
+              <w:top w:val="single" w:color="D9D2C3" w:sz="4"/>
+              <w:left w:val="single" w:color="D9D2C3" w:sz="4"/>
+              <w:bottom w:val="single" w:color="D9D2C3" w:sz="4"/>
+              <w:right w:val="single" w:color="D9D2C3" w:sz="4"/>
+            </w:tcBorders>
+            <w:tcMar>
+              <w:top w:type="dxa" w:w="80"/>
+              <w:left w:type="dxa" w:w="120"/>
+              <w:bottom w:type="dxa" w:w="80"/>
+              <w:right w:type="dxa" w:w="120"/>
+            </w:tcMar>
+          </w:tcPr>
+          <w:p>
+            <w:r>
+              <w:rPr>
+                <w:sz w:val="18"/>
+                <w:szCs w:val="18"/>
+              </w:rPr>
+              <w:t xml:space="preserve">Olympiaturm</w:t>
+            </w:r>
+          </w:p>
+        </w:tc>
+        <w:tc>
+          <w:tcPr>
+            <w:tcW w:type="dxa" w:w="2400"/>
+            <w:tcBorders>
+              <w:top w:val="single" w:color="D9D2C3" w:sz="4"/>
+              <w:left w:val="single" w:color="D9D2C3" w:sz="4"/>
+              <w:bottom w:val="single" w:color="D9D2C3" w:sz="4"/>
+              <w:right w:val="single" w:color="D9D2C3" w:sz="4"/>
+            </w:tcBorders>
+            <w:tcMar>
+              <w:top w:type="dxa" w:w="80"/>
+              <w:left w:type="dxa" w:w="120"/>
+              <w:bottom w:type="dxa" w:w="80"/>
+              <w:right w:type="dxa" w:w="120"/>
+            </w:tcMar>
+          </w:tcPr>
+          <w:p>
+            <w:r>
+              <w:rPr>
+                <w:sz w:val="18"/>
+                <w:szCs w:val="18"/>
+              </w:rPr>
+              <w:t xml:space="preserve">Closed for renovation; reopening expected Q1 2027 (old price €5.50 adult)</w:t>
+            </w:r>
+          </w:p>
+        </w:tc>
+        <w:tc>
+          <w:tcPr>
+            <w:tcW w:type="dxa" w:w="2326"/>
+            <w:tcBorders>
+              <w:top w:val="single" w:color="D9D2C3" w:sz="4"/>
+              <w:left w:val="single" w:color="D9D2C3" w:sz="4"/>
+              <w:bottom w:val="single" w:color="D9D2C3" w:sz="4"/>
+              <w:right w:val="single" w:color="D9D2C3" w:sz="4"/>
+            </w:tcBorders>
+            <w:tcMar>
+              <w:top w:type="dxa" w:w="80"/>
+              <w:left w:type="dxa" w:w="120"/>
+              <w:bottom w:type="dxa" w:w="80"/>
+              <w:right w:type="dxa" w:w="120"/>
+            </w:tcMar>
+          </w:tcPr>
+          <w:p>
+            <w:r>
+              <w:rPr>
+                <w:sz w:val="18"/>
+                <w:szCs w:val="18"/>
+              </w:rPr>
+              <w:t xml:space="preserve">Sept 2026 · visit-muenchen-bayern.de quoting the Olympiapark</w:t>
+            </w:r>
+          </w:p>
+        </w:tc>
+      </w:tr>
+      <w:tr>
+        <w:tc>
+          <w:tcPr>
+            <w:tcW w:type="dxa" w:w="4300"/>
+            <w:tcBorders>
+              <w:top w:val="single" w:color="D9D2C3" w:sz="4"/>
+              <w:left w:val="single" w:color="D9D2C3" w:sz="4"/>
+              <w:bottom w:val="single" w:color="D9D2C3" w:sz="4"/>
+              <w:right w:val="single" w:color="D9D2C3" w:sz="4"/>
+            </w:tcBorders>
+            <w:tcMar>
+              <w:top w:type="dxa" w:w="80"/>
+              <w:left w:type="dxa" w:w="120"/>
+              <w:bottom w:type="dxa" w:w="80"/>
+              <w:right w:type="dxa" w:w="120"/>
+            </w:tcMar>
+          </w:tcPr>
+          <w:p>
+            <w:r>
+              <w:rPr>
+                <w:sz w:val="18"/>
+                <w:szCs w:val="18"/>
+              </w:rPr>
+              <w:t xml:space="preserve">Tierpark Hellabrunn, adult / child 4-14 (from 1 Oct 2026)</w:t>
+            </w:r>
+          </w:p>
+        </w:tc>
+        <w:tc>
+          <w:tcPr>
+            <w:tcW w:type="dxa" w:w="2400"/>
+            <w:tcBorders>
+              <w:top w:val="single" w:color="D9D2C3" w:sz="4"/>
+              <w:left w:val="single" w:color="D9D2C3" w:sz="4"/>
+              <w:bottom w:val="single" w:color="D9D2C3" w:sz="4"/>
+              <w:right w:val="single" w:color="D9D2C3" w:sz="4"/>
+            </w:tcBorders>
+            <w:tcMar>
+              <w:top w:type="dxa" w:w="80"/>
+              <w:left w:type="dxa" w:w="120"/>
+              <w:bottom w:type="dxa" w:w="80"/>
+              <w:right w:type="dxa" w:w="120"/>
+            </w:tcMar>
+          </w:tcPr>
+          <w:p>
+            <w:r>
+              <w:rPr>
+                <w:sz w:val="18"/>
+                <w:szCs w:val="18"/>
+              </w:rPr>
+              <w:t xml:space="preserve">€24 / €10 (was €21 / €9 to 30 Sept)</w:t>
+            </w:r>
+          </w:p>
+        </w:tc>
+        <w:tc>
+          <w:tcPr>
+            <w:tcW w:type="dxa" w:w="2326"/>
+            <w:tcBorders>
+              <w:top w:val="single" w:color="D9D2C3" w:sz="4"/>
+              <w:left w:val="single" w:color="D9D2C3" w:sz="4"/>
+              <w:bottom w:val="single" w:color="D9D2C3" w:sz="4"/>
+              <w:right w:val="single" w:color="D9D2C3" w:sz="4"/>
+            </w:tcBorders>
+            <w:tcMar>
+              <w:top w:type="dxa" w:w="80"/>
+              <w:left w:type="dxa" w:w="120"/>
+              <w:bottom w:type="dxa" w:w="80"/>
+              <w:right w:type="dxa" w:w="120"/>
+            </w:tcMar>
+          </w:tcPr>
+          <w:p>
+            <w:r>
+              <w:rPr>
+                <w:sz w:val="18"/>
+                <w:szCs w:val="18"/>
+              </w:rPr>
+              <w:t xml:space="preserve">Oct 2026 · hellabrunn.de</w:t>
+            </w:r>
+          </w:p>
+        </w:tc>
+      </w:tr>
+      <w:tr>
+        <w:tc>
+          <w:tcPr>
+            <w:tcW w:type="dxa" w:w="4300"/>
+            <w:tcBorders>
+              <w:top w:val="single" w:color="D9D2C3" w:sz="4"/>
+              <w:left w:val="single" w:color="D9D2C3" w:sz="4"/>
+              <w:bottom w:val="single" w:color="D9D2C3" w:sz="4"/>
+              <w:right w:val="single" w:color="D9D2C3" w:sz="4"/>
+            </w:tcBorders>
+            <w:tcMar>
+              <w:top w:type="dxa" w:w="80"/>
+              <w:left w:type="dxa" w:w="120"/>
+              <w:bottom w:type="dxa" w:w="80"/>
+              <w:right w:type="dxa" w:w="120"/>
+            </w:tcMar>
+          </w:tcPr>
+          <w:p>
+            <w:r>
+              <w:rPr>
+                <w:sz w:val="18"/>
+                <w:szCs w:val="18"/>
+              </w:rPr>
+              <w:t xml:space="preserve">Bayern-Ticket, 1 person / 2 people</w:t>
+            </w:r>
+          </w:p>
+        </w:tc>
+        <w:tc>
+          <w:tcPr>
+            <w:tcW w:type="dxa" w:w="2400"/>
+            <w:tcBorders>
+              <w:top w:val="single" w:color="D9D2C3" w:sz="4"/>
+              <w:left w:val="single" w:color="D9D2C3" w:sz="4"/>
+              <w:bottom w:val="single" w:color="D9D2C3" w:sz="4"/>
+              <w:right w:val="single" w:color="D9D2C3" w:sz="4"/>
+            </w:tcBorders>
+            <w:tcMar>
+              <w:top w:type="dxa" w:w="80"/>
+              <w:left w:type="dxa" w:w="120"/>
+              <w:bottom w:type="dxa" w:w="80"/>
+              <w:right w:type="dxa" w:w="120"/>
+            </w:tcMar>
+          </w:tcPr>
+          <w:p>
+            <w:r>
+              <w:rPr>
+                <w:sz w:val="18"/>
+                <w:szCs w:val="18"/>
+              </w:rPr>
+              <w:t xml:space="preserve">€34 / €44 (up to 5 people)</w:t>
+            </w:r>
+          </w:p>
+        </w:tc>
+        <w:tc>
+          <w:tcPr>
+            <w:tcW w:type="dxa" w:w="2326"/>
+            <w:tcBorders>
+              <w:top w:val="single" w:color="D9D2C3" w:sz="4"/>
+              <w:left w:val="single" w:color="D9D2C3" w:sz="4"/>
+              <w:bottom w:val="single" w:color="D9D2C3" w:sz="4"/>
+              <w:right w:val="single" w:color="D9D2C3" w:sz="4"/>
+            </w:tcBorders>
+            <w:tcMar>
+              <w:top w:type="dxa" w:w="80"/>
+              <w:left w:type="dxa" w:w="120"/>
+              <w:bottom w:type="dxa" w:w="80"/>
+              <w:right w:type="dxa" w:w="120"/>
+            </w:tcMar>
+          </w:tcPr>
+          <w:p>
+            <w:r>
+              <w:rPr>
+                <w:sz w:val="18"/>
+                <w:szCs w:val="18"/>
+              </w:rPr>
+              <w:t xml:space="preserve">2026 · bahn.de</w:t>
+            </w:r>
+          </w:p>
+        </w:tc>
+      </w:tr>
+      <w:tr>
+        <w:tc>
+          <w:tcPr>
+            <w:tcW w:type="dxa" w:w="4300"/>
+            <w:tcBorders>
+              <w:top w:val="single" w:color="D9D2C3" w:sz="4"/>
+              <w:left w:val="single" w:color="D9D2C3" w:sz="4"/>
+              <w:bottom w:val="single" w:color="D9D2C3" w:sz="4"/>
+              <w:right w:val="single" w:color="D9D2C3" w:sz="4"/>
+            </w:tcBorders>
+            <w:tcMar>
+              <w:top w:type="dxa" w:w="80"/>
+              <w:left w:type="dxa" w:w="120"/>
+              <w:bottom w:type="dxa" w:w="80"/>
+              <w:right w:type="dxa" w:w="120"/>
+            </w:tcMar>
+          </w:tcPr>
+          <w:p>
+            <w:r>
+              <w:rPr>
+                <w:sz w:val="18"/>
+                <w:szCs w:val="18"/>
+              </w:rPr>
+              <w:t xml:space="preserve">Neuschwanstein ticket, adult (+ online fee)</w:t>
+            </w:r>
+          </w:p>
+        </w:tc>
+        <w:tc>
+          <w:tcPr>
+            <w:tcW w:type="dxa" w:w="2400"/>
+            <w:tcBorders>
+              <w:top w:val="single" w:color="D9D2C3" w:sz="4"/>
+              <w:left w:val="single" w:color="D9D2C3" w:sz="4"/>
+              <w:bottom w:val="single" w:color="D9D2C3" w:sz="4"/>
+              <w:right w:val="single" w:color="D9D2C3" w:sz="4"/>
+            </w:tcBorders>
+            <w:tcMar>
+              <w:top w:type="dxa" w:w="80"/>
+              <w:left w:type="dxa" w:w="120"/>
+              <w:bottom w:type="dxa" w:w="80"/>
+              <w:right w:type="dxa" w:w="120"/>
+            </w:tcMar>
+          </w:tcPr>
+          <w:p>
+            <w:r>
+              <w:rPr>
+                <w:sz w:val="18"/>
+                <w:szCs w:val="18"/>
+              </w:rPr>
+              <w:t xml:space="preserve">€21 (+€2.50 per ticket online)</w:t>
+            </w:r>
+          </w:p>
+        </w:tc>
+        <w:tc>
+          <w:tcPr>
+            <w:tcW w:type="dxa" w:w="2326"/>
+            <w:tcBorders>
+              <w:top w:val="single" w:color="D9D2C3" w:sz="4"/>
+              <w:left w:val="single" w:color="D9D2C3" w:sz="4"/>
+              <w:bottom w:val="single" w:color="D9D2C3" w:sz="4"/>
+              <w:right w:val="single" w:color="D9D2C3" w:sz="4"/>
+            </w:tcBorders>
+            <w:tcMar>
+              <w:top w:type="dxa" w:w="80"/>
+              <w:left w:type="dxa" w:w="120"/>
+              <w:bottom w:type="dxa" w:w="80"/>
+              <w:right w:type="dxa" w:w="120"/>
+            </w:tcMar>
+          </w:tcPr>
+          <w:p>
+            <w:r>
+              <w:rPr>
+                <w:sz w:val="18"/>
+                <w:szCs w:val="18"/>
+              </w:rPr>
+              <w:t xml:space="preserve">Jan 2026 · hohenschwangau.de</w:t>
+            </w:r>
+          </w:p>
+        </w:tc>
+      </w:tr>
+      <w:tr>
+        <w:tc>
+          <w:tcPr>
+            <w:tcW w:type="dxa" w:w="4300"/>
+            <w:tcBorders>
+              <w:top w:val="single" w:color="D9D2C3" w:sz="4"/>
+              <w:left w:val="single" w:color="D9D2C3" w:sz="4"/>
+              <w:bottom w:val="single" w:color="D9D2C3" w:sz="4"/>
+              <w:right w:val="single" w:color="D9D2C3" w:sz="4"/>
+            </w:tcBorders>
+            <w:tcMar>
+              <w:top w:type="dxa" w:w="80"/>
+              <w:left w:type="dxa" w:w="120"/>
+              <w:bottom w:type="dxa" w:w="80"/>
+              <w:right w:type="dxa" w:w="120"/>
+            </w:tcMar>
+          </w:tcPr>
+          <w:p>
+            <w:r>
+              <w:rPr>
+                <w:sz w:val="18"/>
+                <w:szCs w:val="18"/>
+              </w:rPr>
+              <w:t xml:space="preserve">Münchner Eiszauber skating</w:t>
+            </w:r>
+          </w:p>
+        </w:tc>
+        <w:tc>
+          <w:tcPr>
+            <w:tcW w:type="dxa" w:w="2400"/>
+            <w:tcBorders>
+              <w:top w:val="single" w:color="D9D2C3" w:sz="4"/>
+              <w:left w:val="single" w:color="D9D2C3" w:sz="4"/>
+              <w:bottom w:val="single" w:color="D9D2C3" w:sz="4"/>
+              <w:right w:val="single" w:color="D9D2C3" w:sz="4"/>
+            </w:tcBorders>
+            <w:tcMar>
+              <w:top w:type="dxa" w:w="80"/>
+              <w:left w:type="dxa" w:w="120"/>
+              <w:bottom w:type="dxa" w:w="80"/>
+              <w:right w:type="dxa" w:w="120"/>
+            </w:tcMar>
+          </w:tcPr>
+          <w:p>
+            <w:r>
+              <w:rPr>
+                <w:sz w:val="18"/>
+                <w:szCs w:val="18"/>
+              </w:rPr>
+              <w:t xml:space="preserve">NOT VERIFIED - no price found on official pages</w:t>
+            </w:r>
+          </w:p>
+        </w:tc>
+        <w:tc>
+          <w:tcPr>
+            <w:tcW w:type="dxa" w:w="2326"/>
+            <w:tcBorders>
+              <w:top w:val="single" w:color="D9D2C3" w:sz="4"/>
+              <w:left w:val="single" w:color="D9D2C3" w:sz="4"/>
+              <w:bottom w:val="single" w:color="D9D2C3" w:sz="4"/>
+              <w:right w:val="single" w:color="D9D2C3" w:sz="4"/>
+            </w:tcBorders>
+            <w:tcMar>
+              <w:top w:type="dxa" w:w="80"/>
+              <w:left w:type="dxa" w:w="120"/>
+              <w:bottom w:type="dxa" w:w="80"/>
+              <w:right w:type="dxa" w:w="120"/>
+            </w:tcMar>
+          </w:tcPr>
+          <w:p>
+            <w:r>
+              <w:rPr>
+                <w:sz w:val="18"/>
+                <w:szCs w:val="18"/>
+              </w:rPr>
+              <w:t xml:space="preserve">Sept 2026 · muenchen.de / muenchen.travel give none</w:t>
+            </w:r>
+          </w:p>
+        </w:tc>
+      </w:tr>
+      <w:tr>
+        <w:tc>
+          <w:tcPr>
+            <w:tcW w:type="dxa" w:w="4300"/>
+            <w:tcBorders>
+              <w:top w:val="single" w:color="D9D2C3" w:sz="4"/>
+              <w:left w:val="single" w:color="D9D2C3" w:sz="4"/>
+              <w:bottom w:val="single" w:color="D9D2C3" w:sz="4"/>
+              <w:right w:val="single" w:color="D9D2C3" w:sz="4"/>
+            </w:tcBorders>
+            <w:tcMar>
+              <w:top w:type="dxa" w:w="80"/>
+              <w:left w:type="dxa" w:w="120"/>
+              <w:bottom w:type="dxa" w:w="80"/>
+              <w:right w:type="dxa" w:w="120"/>
+            </w:tcMar>
+          </w:tcPr>
+          <w:p>
+            <w:r>
+              <w:rPr>
+                <w:sz w:val="18"/>
+                <w:szCs w:val="18"/>
+              </w:rPr>
+              <w:t xml:space="preserve">Left luggage locker, Hauptbahnhof</w:t>
+            </w:r>
+          </w:p>
+        </w:tc>
+        <w:tc>
+          <w:tcPr>
+            <w:tcW w:type="dxa" w:w="2400"/>
+            <w:tcBorders>
+              <w:top w:val="single" w:color="D9D2C3" w:sz="4"/>
+              <w:left w:val="single" w:color="D9D2C3" w:sz="4"/>
+              <w:bottom w:val="single" w:color="D9D2C3" w:sz="4"/>
+              <w:right w:val="single" w:color="D9D2C3" w:sz="4"/>
+            </w:tcBorders>
+            <w:tcMar>
+              <w:top w:type="dxa" w:w="80"/>
+              <w:left w:type="dxa" w:w="120"/>
+              <w:bottom w:type="dxa" w:w="80"/>
+              <w:right w:type="dxa" w:w="120"/>
+            </w:tcMar>
+          </w:tcPr>
+          <w:p>
+            <w:r>
+              <w:rPr>
+                <w:sz w:val="18"/>
+                <w:szCs w:val="18"/>
+              </w:rPr>
+              <w:t xml:space="preserve">from €2 (6 hours) / €4 (24 hours)</w:t>
+            </w:r>
+          </w:p>
+        </w:tc>
+        <w:tc>
+          <w:tcPr>
+            <w:tcW w:type="dxa" w:w="2326"/>
+            <w:tcBorders>
+              <w:top w:val="single" w:color="D9D2C3" w:sz="4"/>
+              <w:left w:val="single" w:color="D9D2C3" w:sz="4"/>
+              <w:bottom w:val="single" w:color="D9D2C3" w:sz="4"/>
+              <w:right w:val="single" w:color="D9D2C3" w:sz="4"/>
+            </w:tcBorders>
+            <w:tcMar>
+              <w:top w:type="dxa" w:w="80"/>
+              <w:left w:type="dxa" w:w="120"/>
+              <w:bottom w:type="dxa" w:w="80"/>
+              <w:right w:type="dxa" w:w="120"/>
+            </w:tcMar>
+          </w:tcPr>
+          <w:p>
+            <w:r>
+              <w:rPr>
+                <w:sz w:val="18"/>
+                <w:szCs w:val="18"/>
+              </w:rPr>
+              <w:t xml:space="preserve">2026 · muenchen.travel</w:t>
+            </w:r>
+          </w:p>
+        </w:tc>
+      </w:tr>
+      <w:tr>
+        <w:tc>
+          <w:tcPr>
+            <w:tcW w:type="dxa" w:w="4300"/>
+            <w:tcBorders>
+              <w:top w:val="single" w:color="D9D2C3" w:sz="4"/>
+              <w:left w:val="single" w:color="D9D2C3" w:sz="4"/>
+              <w:bottom w:val="single" w:color="D9D2C3" w:sz="4"/>
+              <w:right w:val="single" w:color="D9D2C3" w:sz="4"/>
+            </w:tcBorders>
+            <w:tcMar>
+              <w:top w:type="dxa" w:w="80"/>
+              <w:left w:type="dxa" w:w="120"/>
+              <w:bottom w:type="dxa" w:w="80"/>
+              <w:right w:type="dxa" w:w="120"/>
+            </w:tcMar>
+          </w:tcPr>
+          <w:p>
+            <w:r>
+              <w:rPr>
+                <w:sz w:val="18"/>
+                <w:szCs w:val="18"/>
+              </w:rPr>
+              <w:t xml:space="preserve">Toilet, Hauptbahnhof (rail&amp;fresh)</w:t>
+            </w:r>
+          </w:p>
+        </w:tc>
+        <w:tc>
+          <w:tcPr>
+            <w:tcW w:type="dxa" w:w="2400"/>
+            <w:tcBorders>
+              <w:top w:val="single" w:color="D9D2C3" w:sz="4"/>
+              <w:left w:val="single" w:color="D9D2C3" w:sz="4"/>
+              <w:bottom w:val="single" w:color="D9D2C3" w:sz="4"/>
+              <w:right w:val="single" w:color="D9D2C3" w:sz="4"/>
+            </w:tcBorders>
+            <w:tcMar>
+              <w:top w:type="dxa" w:w="80"/>
+              <w:left w:type="dxa" w:w="120"/>
+              <w:bottom w:type="dxa" w:w="80"/>
+              <w:right w:type="dxa" w:w="120"/>
+            </w:tcMar>
+          </w:tcPr>
+          <w:p>
+            <w:r>
+              <w:rPr>
+                <w:sz w:val="18"/>
+                <w:szCs w:val="18"/>
+              </w:rPr>
+              <w:t xml:space="preserve">€1.50</w:t>
+            </w:r>
+          </w:p>
+        </w:tc>
+        <w:tc>
+          <w:tcPr>
+            <w:tcW w:type="dxa" w:w="2326"/>
+            <w:tcBorders>
+              <w:top w:val="single" w:color="D9D2C3" w:sz="4"/>
+              <w:left w:val="single" w:color="D9D2C3" w:sz="4"/>
+              <w:bottom w:val="single" w:color="D9D2C3" w:sz="4"/>
+              <w:right w:val="single" w:color="D9D2C3" w:sz="4"/>
+            </w:tcBorders>
+            <w:tcMar>
+              <w:top w:type="dxa" w:w="80"/>
+              <w:left w:type="dxa" w:w="120"/>
+              <w:bottom w:type="dxa" w:w="80"/>
+              <w:right w:type="dxa" w:w="120"/>
+            </w:tcMar>
+          </w:tcPr>
+          <w:p>
+            <w:r>
+              <w:rPr>
+                <w:sz w:val="18"/>
+                <w:szCs w:val="18"/>
+              </w:rPr>
+              <w:t xml:space="preserve">Sept 2025 · Abendzeitung</w:t>
+            </w:r>
+          </w:p>
+        </w:tc>
+      </w:tr>
+      <w:tr>
+        <w:tc>
+          <w:tcPr>
+            <w:tcW w:type="dxa" w:w="4300"/>
+            <w:tcBorders>
+              <w:top w:val="single" w:color="D9D2C3" w:sz="4"/>
+              <w:left w:val="single" w:color="D9D2C3" w:sz="4"/>
+              <w:bottom w:val="single" w:color="D9D2C3" w:sz="4"/>
+              <w:right w:val="single" w:color="D9D2C3" w:sz="4"/>
+            </w:tcBorders>
+            <w:tcMar>
+              <w:top w:type="dxa" w:w="80"/>
+              <w:left w:type="dxa" w:w="120"/>
+              <w:bottom w:type="dxa" w:w="80"/>
+              <w:right w:type="dxa" w:w="120"/>
+            </w:tcMar>
+          </w:tcPr>
+          <w:p>
+            <w:r>
+              <w:rPr>
+                <w:sz w:val="18"/>
+                <w:szCs w:val="18"/>
+              </w:rPr>
+              <w:t xml:space="preserve">Glühwein, Marienplatz market (up to)</w:t>
+            </w:r>
+          </w:p>
+        </w:tc>
+        <w:tc>
+          <w:tcPr>
+            <w:tcW w:type="dxa" w:w="2400"/>
+            <w:tcBorders>
+              <w:top w:val="single" w:color="D9D2C3" w:sz="4"/>
+              <w:left w:val="single" w:color="D9D2C3" w:sz="4"/>
+              <w:bottom w:val="single" w:color="D9D2C3" w:sz="4"/>
+              <w:right w:val="single" w:color="D9D2C3" w:sz="4"/>
+            </w:tcBorders>
+            <w:tcMar>
+              <w:top w:type="dxa" w:w="80"/>
+              <w:left w:type="dxa" w:w="120"/>
+              <w:bottom w:type="dxa" w:w="80"/>
+              <w:right w:type="dxa" w:w="120"/>
+            </w:tcMar>
+          </w:tcPr>
+          <w:p>
+            <w:r>
+              <w:rPr>
+                <w:sz w:val="18"/>
+                <w:szCs w:val="18"/>
+              </w:rPr>
+              <w:t xml:space="preserve">€7.50 (range across markets €3.50-€7.50)</w:t>
+            </w:r>
+          </w:p>
+        </w:tc>
+        <w:tc>
+          <w:tcPr>
+            <w:tcW w:type="dxa" w:w="2326"/>
+            <w:tcBorders>
+              <w:top w:val="single" w:color="D9D2C3" w:sz="4"/>
+              <w:left w:val="single" w:color="D9D2C3" w:sz="4"/>
+              <w:bottom w:val="single" w:color="D9D2C3" w:sz="4"/>
+              <w:right w:val="single" w:color="D9D2C3" w:sz="4"/>
+            </w:tcBorders>
+            <w:tcMar>
+              <w:top w:type="dxa" w:w="80"/>
+              <w:left w:type="dxa" w:w="120"/>
+              <w:bottom w:type="dxa" w:w="80"/>
+              <w:right w:type="dxa" w:w="120"/>
+            </w:tcMar>
+          </w:tcPr>
+          <w:p>
+            <w:r>
+              <w:rPr>
+                <w:sz w:val="18"/>
+                <w:szCs w:val="18"/>
+              </w:rPr>
+              <w:t xml:space="preserve">Dec 2025 · t-online price comparison (press)</w:t>
+            </w:r>
+          </w:p>
+        </w:tc>
+      </w:tr>
+      <w:tr>
+        <w:tc>
+          <w:tcPr>
+            <w:tcW w:type="dxa" w:w="4300"/>
+            <w:tcBorders>
+              <w:top w:val="single" w:color="D9D2C3" w:sz="4"/>
+              <w:left w:val="single" w:color="D9D2C3" w:sz="4"/>
+              <w:bottom w:val="single" w:color="D9D2C3" w:sz="4"/>
+              <w:right w:val="single" w:color="D9D2C3" w:sz="4"/>
+            </w:tcBorders>
+            <w:tcMar>
+              <w:top w:type="dxa" w:w="80"/>
+              <w:left w:type="dxa" w:w="120"/>
+              <w:bottom w:type="dxa" w:w="80"/>
+              <w:right w:type="dxa" w:w="120"/>
+            </w:tcMar>
+          </w:tcPr>
+          <w:p>
+            <w:r>
+              <w:rPr>
+                <w:sz w:val="18"/>
+                <w:szCs w:val="18"/>
+              </w:rPr>
+              <w:t xml:space="preserve">Glühwein mug deposit (most stalls)</w:t>
+            </w:r>
+          </w:p>
+        </w:tc>
+        <w:tc>
+          <w:tcPr>
+            <w:tcW w:type="dxa" w:w="2400"/>
+            <w:tcBorders>
+              <w:top w:val="single" w:color="D9D2C3" w:sz="4"/>
+              <w:left w:val="single" w:color="D9D2C3" w:sz="4"/>
+              <w:bottom w:val="single" w:color="D9D2C3" w:sz="4"/>
+              <w:right w:val="single" w:color="D9D2C3" w:sz="4"/>
+            </w:tcBorders>
+            <w:tcMar>
+              <w:top w:type="dxa" w:w="80"/>
+              <w:left w:type="dxa" w:w="120"/>
+              <w:bottom w:type="dxa" w:w="80"/>
+              <w:right w:type="dxa" w:w="120"/>
+            </w:tcMar>
+          </w:tcPr>
+          <w:p>
+            <w:r>
+              <w:rPr>
+                <w:sz w:val="18"/>
+                <w:szCs w:val="18"/>
+              </w:rPr>
+              <w:t xml:space="preserve">€5</w:t>
+            </w:r>
+          </w:p>
+        </w:tc>
+        <w:tc>
+          <w:tcPr>
+            <w:tcW w:type="dxa" w:w="2326"/>
+            <w:tcBorders>
+              <w:top w:val="single" w:color="D9D2C3" w:sz="4"/>
+              <w:left w:val="single" w:color="D9D2C3" w:sz="4"/>
+              <w:bottom w:val="single" w:color="D9D2C3" w:sz="4"/>
+              <w:right w:val="single" w:color="D9D2C3" w:sz="4"/>
+            </w:tcBorders>
+            <w:tcMar>
+              <w:top w:type="dxa" w:w="80"/>
+              <w:left w:type="dxa" w:w="120"/>
+              <w:bottom w:type="dxa" w:w="80"/>
+              <w:right w:type="dxa" w:w="120"/>
+            </w:tcMar>
+          </w:tcPr>
+          <w:p>
+            <w:r>
+              <w:rPr>
+                <w:sz w:val="18"/>
+                <w:szCs w:val="18"/>
+              </w:rPr>
+              <w:t xml:space="preserve">Dec 2025 · t-online (press)</w:t>
+            </w:r>
+          </w:p>
+        </w:tc>
+      </w:tr>
+      <w:tr>
+        <w:tc>
+          <w:tcPr>
+            <w:tcW w:type="dxa" w:w="4300"/>
+            <w:tcBorders>
+              <w:top w:val="single" w:color="D9D2C3" w:sz="4"/>
+              <w:left w:val="single" w:color="D9D2C3" w:sz="4"/>
+              <w:bottom w:val="single" w:color="D9D2C3" w:sz="4"/>
+              <w:right w:val="single" w:color="D9D2C3" w:sz="4"/>
+            </w:tcBorders>
+            <w:tcMar>
+              <w:top w:type="dxa" w:w="80"/>
+              <w:left w:type="dxa" w:w="120"/>
+              <w:bottom w:type="dxa" w:w="80"/>
+              <w:right w:type="dxa" w:w="120"/>
+            </w:tcMar>
+          </w:tcPr>
+          <w:p>
+            <w:r>
+              <w:rPr>
+                <w:sz w:val="18"/>
+                <w:szCs w:val="18"/>
+              </w:rPr>
+              <w:t xml:space="preserve">Fare-dodging fee (erhöhtes Beförderungsentgelt)</w:t>
+            </w:r>
+          </w:p>
+        </w:tc>
+        <w:tc>
+          <w:tcPr>
+            <w:tcW w:type="dxa" w:w="2400"/>
+            <w:tcBorders>
+              <w:top w:val="single" w:color="D9D2C3" w:sz="4"/>
+              <w:left w:val="single" w:color="D9D2C3" w:sz="4"/>
+              <w:bottom w:val="single" w:color="D9D2C3" w:sz="4"/>
+              <w:right w:val="single" w:color="D9D2C3" w:sz="4"/>
+            </w:tcBorders>
+            <w:tcMar>
+              <w:top w:type="dxa" w:w="80"/>
+              <w:left w:type="dxa" w:w="120"/>
+              <w:bottom w:type="dxa" w:w="80"/>
+              <w:right w:type="dxa" w:w="120"/>
+            </w:tcMar>
+          </w:tcPr>
+          <w:p>
+            <w:r>
+              <w:rPr>
+                <w:sz w:val="18"/>
+                <w:szCs w:val="18"/>
+              </w:rPr>
+              <w:t xml:space="preserve">€60 (€7 if you had a valid personal ticket and show it in 14 days)</w:t>
+            </w:r>
+          </w:p>
+        </w:tc>
+        <w:tc>
+          <w:tcPr>
+            <w:tcW w:type="dxa" w:w="2326"/>
+            <w:tcBorders>
+              <w:top w:val="single" w:color="D9D2C3" w:sz="4"/>
+              <w:left w:val="single" w:color="D9D2C3" w:sz="4"/>
+              <w:bottom w:val="single" w:color="D9D2C3" w:sz="4"/>
+              <w:right w:val="single" w:color="D9D2C3" w:sz="4"/>
+            </w:tcBorders>
+            <w:tcMar>
+              <w:top w:type="dxa" w:w="80"/>
+              <w:left w:type="dxa" w:w="120"/>
+              <w:bottom w:type="dxa" w:w="80"/>
+              <w:right w:type="dxa" w:w="120"/>
+            </w:tcMar>
+          </w:tcPr>
+          <w:p>
+            <w:r>
+              <w:rPr>
+                <w:sz w:val="18"/>
+                <w:szCs w:val="18"/>
+              </w:rPr>
+              <w:t xml:space="preserve">2026 · MVV</w:t>
             </w:r>
           </w:p>
         </w:tc>
@@ -12221,7 +13019,7 @@
             </w:r>
           </w:p>
           <w:p>
-            <w:hyperlink w:history="1" r:id="rIdnehhi9zpumeibd30lo9qd">
+            <w:hyperlink w:history="1" r:id="rIdaaaswceczhtzemgyeninz">
               <w:r>
                 <w:rPr>
                   <w:rStyle w:val="Hyperlink"/>
@@ -12240,16 +13038,16 @@
     </w:p>
     <w:p>
       <w:pPr>
-        <w:spacing w:after="60" w:before="240"/>
+        <w:spacing w:before="240" w:after="60"/>
       </w:pPr>
       <w:r>
         <w:rPr>
           <w:b/>
           <w:bCs/>
           <w:color w:val="EA2E00"/>
+          <w:sz w:val="16"/>
+          <w:szCs w:val="16"/>
           <w:spacing w:val="40"/>
-          <w:sz w:val="16"/>
-          <w:szCs w:val="16"/>
         </w:rPr>
         <w:t xml:space="preserve">CHAPTER EIGHT · LOCAL TIPS</w:t>
       </w:r>
@@ -12297,10 +13095,10 @@
           <w:b/>
           <w:bCs/>
         </w:rPr>
-        <w:t xml:space="preserve">Which ticket for a day of sightseeing?</w:t>
-      </w:r>
-      <w:r>
-        <w:t xml:space="preserve"> A Zone M day ticket is €10.10 (2026) and runs until 6am the next morning; a Zone M single is €4.20. Buy at station machines (cards accepted) or in the MVV/MVGO app.</w:t>
+        <w:t xml:space="preserve">How much is a single ticket in central Munich?</w:t>
+      </w:r>
+      <w:r>
+        <w:t xml:space="preserve"> From 1 Jan 2026 a single ticket for Zone M (the city area) is 4.20 euros. A short trip of up to 4 stops is 2.10 euros (2 stops on S-Bahn or U-Bahn). A child aged 6 to 14 pays 2.00 euros. Prices rise for some tickets on 1 Jan 2027, but Zone M single stays 4.20 euros.</w:t>
       </w:r>
     </w:p>
     <w:p>
@@ -12308,12 +13106,12 @@
         <w:spacing w:after="80"/>
         <w:ind w:left="620"/>
       </w:pPr>
-      <w:hyperlink w:history="1" r:id="rId_smsslof871b7jhn0ylct">
-        <w:r>
-          <w:rPr>
+      <w:hyperlink w:history="1" r:id="rIdzv23c1lfbcgtc9v9rfpkg">
+        <w:r>
+          <w:rPr>
+            <w:sz w:val="16"/>
+            <w:szCs w:val="16"/>
             <w:rStyle w:val="Hyperlink"/>
-            <w:sz w:val="16"/>
-            <w:szCs w:val="16"/>
           </w:rPr>
           <w:t xml:space="preserve">Source</w:t>
         </w:r>
@@ -12333,10 +13131,10 @@
           <w:b/>
           <w:bCs/>
         </w:rPr>
-        <w:t xml:space="preserve">Is there a family ticket?</w:t>
-      </w:r>
-      <w:r>
-        <w:t xml:space="preserve"> The group day ticket covers up to five people for €19.70 in Zone M (2026) - cheaper than two adult day tickets plus children.</w:t>
+        <w:t xml:space="preserve">What is the best day ticket for a family?</w:t>
+      </w:r>
+      <w:r>
+        <w:t xml:space="preserve"> The Zone M day ticket is 10.10 euros for one person. The group day ticket for 2 to 5 people is 19.70 euros. Both run until 6:00 the next morning. A child day ticket (6 to 14) is 3.80 euros. Since Jan 2026 children aged 6 to 14 travel free on the single day ticket: your own children, plus up to 3 other children. From 1 Jan 2027 the single Zone M day ticket goes up to 10.80 euros.</w:t>
       </w:r>
     </w:p>
     <w:p>
@@ -12344,12 +13142,12 @@
         <w:spacing w:after="80"/>
         <w:ind w:left="620"/>
       </w:pPr>
-      <w:hyperlink w:history="1" r:id="rId10efgtuo9zfgzwginftzu">
-        <w:r>
-          <w:rPr>
+      <w:hyperlink w:history="1" r:id="rId-nm_1ebqz1ecxim0-i1ui">
+        <w:r>
+          <w:rPr>
+            <w:sz w:val="16"/>
+            <w:szCs w:val="16"/>
             <w:rStyle w:val="Hyperlink"/>
-            <w:sz w:val="16"/>
-            <w:szCs w:val="16"/>
           </w:rPr>
           <w:t xml:space="preserve">Source</w:t>
         </w:r>
@@ -12369,10 +13167,10 @@
           <w:b/>
           <w:bCs/>
         </w:rPr>
-        <w:t xml:space="preserve">How do I avoid a €60 fine?</w:t>
-      </w:r>
-      <w:r>
-        <w:t xml:space="preserve"> There are no ticket barriers: stamp paper tickets in the blue machine before you board. App tickets are validated automatically; inspectors wear normal clothes and show ID on board.</w:t>
+        <w:t xml:space="preserve">Do young children need a ticket?</w:t>
+      </w:r>
+      <w:r>
+        <w:t xml:space="preserve"> Children 6 to 14 need a child fare (single 2.00 euros, valid all zones for 5 hours). NOT VERIFIED on the pages I read: that under-6s travel free, which is the usual MVV rule. Check the MVV site before you publish it.</w:t>
       </w:r>
     </w:p>
     <w:p>
@@ -12380,12 +13178,12 @@
         <w:spacing w:after="80"/>
         <w:ind w:left="620"/>
       </w:pPr>
-      <w:hyperlink w:history="1" r:id="rIdwhn81b0i619d6_kcwfaeu">
-        <w:r>
-          <w:rPr>
+      <w:hyperlink w:history="1" r:id="rIdetojby_f9ysnorhhdmyyz">
+        <w:r>
+          <w:rPr>
+            <w:sz w:val="16"/>
+            <w:szCs w:val="16"/>
             <w:rStyle w:val="Hyperlink"/>
-            <w:sz w:val="16"/>
-            <w:szCs w:val="16"/>
           </w:rPr>
           <w:t xml:space="preserve">Source</w:t>
         </w:r>
@@ -12405,10 +13203,10 @@
           <w:b/>
           <w:bCs/>
         </w:rPr>
-        <w:t xml:space="preserve">Can the app pick the fare for me?</w:t>
-      </w:r>
-      <w:r>
-        <w:t xml:space="preserve"> MVV Swipe in the MVGO app: swipe at the start and end of each trip and the fare is capped at the day-ticket price.</w:t>
+        <w:t xml:space="preserve">Is the Deutschlandticket worth it for a short trip?</w:t>
+      </w:r>
+      <w:r>
+        <w:t xml:space="preserve"> It costs 63 euros a month in 2026,. For a few days a day ticket is cheaper. The 2027 price was due to be fixed by late Sept 2026. ADAC reports 66.80 euros as a projection, not final.</w:t>
       </w:r>
     </w:p>
     <w:p>
@@ -12416,12 +13214,12 @@
         <w:spacing w:after="80"/>
         <w:ind w:left="620"/>
       </w:pPr>
-      <w:hyperlink w:history="1" r:id="rIdunsyicpvtvaapbb6l-zrj">
-        <w:r>
-          <w:rPr>
+      <w:hyperlink w:history="1" r:id="rIdt0nisbvfrcinr7mtjwzna">
+        <w:r>
+          <w:rPr>
+            <w:sz w:val="16"/>
+            <w:szCs w:val="16"/>
             <w:rStyle w:val="Hyperlink"/>
-            <w:sz w:val="16"/>
-            <w:szCs w:val="16"/>
           </w:rPr>
           <w:t xml:space="preserve">Source</w:t>
         </w:r>
@@ -12441,10 +13239,10 @@
           <w:b/>
           <w:bCs/>
         </w:rPr>
-        <w:t xml:space="preserve">Which train from the airport?</w:t>
-      </w:r>
-      <w:r>
-        <w:t xml:space="preserve"> Take the S1 or S8 (green S sign) - between them about every 10 minutes, around 40 minutes to the centre. Don't board the regional train to Regensburg.</w:t>
+        <w:t xml:space="preserve">How do I validate a paper ticket, and what if I forget?</w:t>
+      </w:r>
+      <w:r>
+        <w:t xml:space="preserve"> Stamp a paper single or day ticket in a validator before you travel. Bus and tram tickets are already validated. Riding without a valid ticket costs 60 euros. If you own a valid personal ticket but cannot show it, the fee drops to 7 euros with proof within 14 days. It is a civil fee, and an ordinary tourist error still counts.</w:t>
       </w:r>
     </w:p>
     <w:p>
@@ -12452,24 +13250,16 @@
         <w:spacing w:after="80"/>
         <w:ind w:left="620"/>
       </w:pPr>
-      <w:hyperlink w:history="1" r:id="rIdjk3uw9twdtd0d_kw1wdav">
-        <w:r>
-          <w:rPr>
+      <w:hyperlink w:history="1" r:id="rIduriwyowcywyty9bl9m6ni">
+        <w:r>
+          <w:rPr>
+            <w:sz w:val="16"/>
+            <w:szCs w:val="16"/>
             <w:rStyle w:val="Hyperlink"/>
-            <w:sz w:val="16"/>
-            <w:szCs w:val="16"/>
           </w:rPr>
           <w:t xml:space="preserve">Source</w:t>
         </w:r>
       </w:hyperlink>
-    </w:p>
-    <w:p>
-      <w:pPr>
-        <w:pStyle w:val="Heading2"/>
-      </w:pPr>
-      <w:r>
-        <w:t xml:space="preserve">Water &amp; snacks</w:t>
-      </w:r>
     </w:p>
     <w:p>
       <w:pPr>
@@ -12485,10 +13275,10 @@
           <w:b/>
           <w:bCs/>
         </w:rPr>
-        <w:t xml:space="preserve">Where can we refill water bottles?</w:t>
-      </w:r>
-      <w:r>
-        <w:t xml:space="preserve"> Munich tap water is safe to drink, and the Viktualienmarkt has free drinking fountains.</w:t>
+        <w:t xml:space="preserve">How do I get from Munich Airport to the city centre?</w:t>
+      </w:r>
+      <w:r>
+        <w:t xml:space="preserve"> Take the S1 or S8. They run alternately, every 10 minutes between them, and take about 40 minutes to the Hauptbahnhof. The Airport-City-Day-Ticket (zones M to 5) is 17.50 euros for one person and 32.60 euros for 2 to 5 people from 1 Jan 2026. It is valid until 6:00 the next day on the whole network. Buy at airport machines.</w:t>
       </w:r>
     </w:p>
     <w:p>
@@ -12496,12 +13286,12 @@
         <w:spacing w:after="80"/>
         <w:ind w:left="620"/>
       </w:pPr>
-      <w:hyperlink w:history="1" r:id="rIdzkxiwoosbbufhfnraysoe">
-        <w:r>
-          <w:rPr>
+      <w:hyperlink w:history="1" r:id="rIdknypnwezm2ekl4daaaznk">
+        <w:r>
+          <w:rPr>
+            <w:sz w:val="16"/>
+            <w:szCs w:val="16"/>
             <w:rStyle w:val="Hyperlink"/>
-            <w:sz w:val="16"/>
-            <w:szCs w:val="16"/>
           </w:rPr>
           <w:t xml:space="preserve">Source</w:t>
         </w:r>
@@ -12521,10 +13311,10 @@
           <w:b/>
           <w:bCs/>
         </w:rPr>
-        <w:t xml:space="preserve">What can children drink at the markets?</w:t>
-      </w:r>
-      <w:r>
-        <w:t xml:space="preserve"> Ask for Kinderpunsch - hot, non-alcoholic fruit punch - or hot chocolate. It comes in the same deposit mug as Glühwein.</w:t>
+        <w:t xml:space="preserve">Where can I leave my luggage at the Hauptbahnhof?</w:t>
+      </w:r>
+      <w:r>
+        <w:t xml:space="preserve"> DB lockers, open 24 hours, from 2 euros for 6 hours or 4 euros for 24 hours, paid in coins. Space can be limited because of the station building works.</w:t>
       </w:r>
     </w:p>
     <w:p>
@@ -12532,12 +13322,12 @@
         <w:spacing w:after="80"/>
         <w:ind w:left="620"/>
       </w:pPr>
-      <w:hyperlink w:history="1" r:id="rIddjmgw8iky8ffnvbtcommw">
-        <w:r>
-          <w:rPr>
+      <w:hyperlink w:history="1" r:id="rIdfjmrw297q98u_bg1ez_ac">
+        <w:r>
+          <w:rPr>
+            <w:sz w:val="16"/>
+            <w:szCs w:val="16"/>
             <w:rStyle w:val="Hyperlink"/>
-            <w:sz w:val="16"/>
-            <w:szCs w:val="16"/>
           </w:rPr>
           <w:t xml:space="preserve">Source</w:t>
         </w:r>
@@ -12557,10 +13347,10 @@
           <w:b/>
           <w:bCs/>
         </w:rPr>
-        <w:t xml:space="preserve">Why did my drink cost €5 more?</w:t>
-      </w:r>
-      <w:r>
-        <w:t xml:space="preserve"> Market mugs carry a deposit (Pfand), usually about €5 in 2025, plates about €1 and medieval-market goblets up to €15. Hand it back to any stall of the same market, or keep it as a souvenir.</w:t>
+        <w:t xml:space="preserve">Can we do Neuschwanstein as a day trip in winter?</w:t>
+      </w:r>
+      <w:r>
+        <w:t xml:space="preserve"> Yes, but it is a long day. Adult ticket 21 euros plus a 2.50 euro booking fee online (2026). Entry is by guided tour at a fixed time. Booking online in advance is recommended as tickets sell out, though limited same-day tickets exist. From 16 Oct 2026 it opens 10:00-16:00 daily, closed 24, 25, 31 Dec and 1 Jan.</w:t>
       </w:r>
     </w:p>
     <w:p>
@@ -12568,12 +13358,12 @@
         <w:spacing w:after="80"/>
         <w:ind w:left="620"/>
       </w:pPr>
-      <w:hyperlink w:history="1" r:id="rId-mt3m1-z7gow1no6g7ag5">
-        <w:r>
-          <w:rPr>
+      <w:hyperlink w:history="1" r:id="rIdjhsqfxiax58wxcyqm2wha">
+        <w:r>
+          <w:rPr>
+            <w:sz w:val="16"/>
+            <w:szCs w:val="16"/>
             <w:rStyle w:val="Hyperlink"/>
-            <w:sz w:val="16"/>
-            <w:szCs w:val="16"/>
           </w:rPr>
           <w:t xml:space="preserve">Source</w:t>
         </w:r>
@@ -12593,10 +13383,10 @@
           <w:b/>
           <w:bCs/>
         </w:rPr>
-        <w:t xml:space="preserve">Can we bring a picnic?</w:t>
-      </w:r>
-      <w:r>
-        <w:t xml:space="preserve"> In traditional beer gardens you can bring your own food as long as you buy your drinks there - handy with children (most are closed in winter).</w:t>
+        <w:t xml:space="preserve">Is the Bayern-Ticket good for a day trip?</w:t>
+      </w:r>
+      <w:r>
+        <w:t xml:space="preserve"> It costs 34 euros for one person, 44 euros for two, and covers up to 5 people plus up to 3 children aged 6 to 14 free. Valid on regional trains in Bavaria Mon-Fri from 9:00 and all day at weekends and holidays. The full 5-person price was not shown on the page I read.</w:t>
       </w:r>
     </w:p>
     <w:p>
@@ -12604,12 +13394,12 @@
         <w:spacing w:after="80"/>
         <w:ind w:left="620"/>
       </w:pPr>
-      <w:hyperlink w:history="1" r:id="rIdzkjiykvcwngnffpc0dupb">
-        <w:r>
-          <w:rPr>
+      <w:hyperlink w:history="1" r:id="rId1ogdjaggv2uoj0g5nk3xi">
+        <w:r>
+          <w:rPr>
+            <w:sz w:val="16"/>
+            <w:szCs w:val="16"/>
             <w:rStyle w:val="Hyperlink"/>
-            <w:sz w:val="16"/>
-            <w:szCs w:val="16"/>
           </w:rPr>
           <w:t xml:space="preserve">Source</w:t>
         </w:r>
@@ -12620,7 +13410,7 @@
         <w:pStyle w:val="Heading2"/>
       </w:pPr>
       <w:r>
-        <w:t xml:space="preserve">Toilets</w:t>
+        <w:t xml:space="preserve">Water &amp; snacks</w:t>
       </w:r>
     </w:p>
     <w:p>
@@ -12637,10 +13427,10 @@
           <w:b/>
           <w:bCs/>
         </w:rPr>
-        <w:t xml:space="preserve">Are public toilets free?</w:t>
-      </w:r>
-      <w:r>
-        <w:t xml:space="preserve"> Usually not: expect 50 cents to €1 at stations and public WCs, and attendants in beer halls expect a small tip. Keep coins handy.</w:t>
+        <w:t xml:space="preserve">Is the tap water safe to drink?</w:t>
+      </w:r>
+      <w:r>
+        <w:t xml:space="preserve"> Yes. Stadtwerke München (SWM) calls its M-Wasser 'a drinking water with excellent quality' and says you can simply help yourself at the tap. It comes from the Bavarian foothills. Fill your bottle at the hotel tap.</w:t>
       </w:r>
     </w:p>
     <w:p>
@@ -12648,12 +13438,12 @@
         <w:spacing w:after="80"/>
         <w:ind w:left="620"/>
       </w:pPr>
-      <w:hyperlink w:history="1" r:id="rIdqyoc9-9prtpy4nffpemp2">
-        <w:r>
-          <w:rPr>
+      <w:hyperlink w:history="1" r:id="rIdusmxw4abgduxo27nobm8a">
+        <w:r>
+          <w:rPr>
+            <w:sz w:val="16"/>
+            <w:szCs w:val="16"/>
             <w:rStyle w:val="Hyperlink"/>
-            <w:sz w:val="16"/>
-            <w:szCs w:val="16"/>
           </w:rPr>
           <w:t xml:space="preserve">Source</w:t>
         </w:r>
@@ -12673,10 +13463,10 @@
           <w:b/>
           <w:bCs/>
         </w:rPr>
-        <w:t xml:space="preserve">Where is a toilet near Marienplatz?</w:t>
-      </w:r>
-      <w:r>
-        <w:t xml:space="preserve"> There is a paid WC in the Marienplatz station below the square; searching "WC" in Google Maps shows public toilets nearby.</w:t>
+        <w:t xml:space="preserve">What is the bottle deposit thing on drinks?</w:t>
+      </w:r>
+      <w:r>
+        <w:t xml:space="preserve"> Most plastic bottles and cans carry a 25 cent Pfand. Return them to the machine in any shop that sells drinks and keep the receipt for the till.</w:t>
       </w:r>
     </w:p>
     <w:p>
@@ -12684,24 +13474,16 @@
         <w:spacing w:after="80"/>
         <w:ind w:left="620"/>
       </w:pPr>
-      <w:hyperlink w:history="1" r:id="rIdqzmuxjxurpirbrrgwt12u">
-        <w:r>
-          <w:rPr>
+      <w:hyperlink w:history="1" r:id="rIdy3v9kykxhmscyhzvbmkkv">
+        <w:r>
+          <w:rPr>
+            <w:sz w:val="16"/>
+            <w:szCs w:val="16"/>
             <w:rStyle w:val="Hyperlink"/>
-            <w:sz w:val="16"/>
-            <w:szCs w:val="16"/>
           </w:rPr>
           <w:t xml:space="preserve">Source</w:t>
         </w:r>
       </w:hyperlink>
-    </w:p>
-    <w:p>
-      <w:pPr>
-        <w:pStyle w:val="Heading2"/>
-      </w:pPr>
-      <w:r>
-        <w:t xml:space="preserve">Parks &amp; play</w:t>
-      </w:r>
     </w:p>
     <w:p>
       <w:pPr>
@@ -12717,10 +13499,10 @@
           <w:b/>
           <w:bCs/>
         </w:rPr>
-        <w:t xml:space="preserve">Where can the children run around?</w:t>
-      </w:r>
-      <w:r>
-        <w:t xml:space="preserve"> The Englischer Garten, the free Nymphenburg palace park and the Olympiapark all have space to run; Hirschgarten has deer to watch.</w:t>
+        <w:t xml:space="preserve">Do I pay extra for my Glühwein mug?</w:t>
+      </w:r>
+      <w:r>
+        <w:t xml:space="preserve"> Yes. In Dec 2025 most Munich market stalls charged a 5 euro mug deposit (Pfand), per t-online. Stalls generally tolerate you keeping the mug as a souvenir. Glühwein at the Marienplatz market cost up to 7.50 euros in 2025. 2026 prices are not out, so check at the stall.</w:t>
       </w:r>
     </w:p>
     <w:p>
@@ -12728,16 +13510,24 @@
         <w:spacing w:after="80"/>
         <w:ind w:left="620"/>
       </w:pPr>
-      <w:hyperlink w:history="1" r:id="rIdculunzjfnovxjilhr45bt">
-        <w:r>
-          <w:rPr>
+      <w:hyperlink w:history="1" r:id="rId3f1ka8abo7dxojrmsqehn">
+        <w:r>
+          <w:rPr>
+            <w:sz w:val="16"/>
+            <w:szCs w:val="16"/>
             <w:rStyle w:val="Hyperlink"/>
-            <w:sz w:val="16"/>
-            <w:szCs w:val="16"/>
           </w:rPr>
           <w:t xml:space="preserve">Source</w:t>
         </w:r>
       </w:hyperlink>
+    </w:p>
+    <w:p>
+      <w:pPr>
+        <w:pStyle w:val="Heading2"/>
+      </w:pPr>
+      <w:r>
+        <w:t xml:space="preserve">Toilets</w:t>
+      </w:r>
     </w:p>
     <w:p>
       <w:pPr>
@@ -12753,10 +13543,10 @@
           <w:b/>
           <w:bCs/>
         </w:rPr>
-        <w:t xml:space="preserve">Where is the Christmas market for small children?</w:t>
-      </w:r>
-      <w:r>
-        <w:t xml:space="preserve"> The Christmas village in the Residenz courtyard has a fairy-tale forest and puppet shows aimed at young children.</w:t>
+        <w:t xml:space="preserve">Are there toilets at the Hauptbahnhof?</w:t>
+      </w:r>
+      <w:r>
+        <w:t xml:space="preserve"> Yes. The rail&amp;fresh toilets cost 1.50 euros (Sept 2025 report; check the price). Free options include the Marienplatz Prunkhof, U-Bahn Theresienwiese and Nußbaumpark. Some U-Bahn and Marienplatz mezzanine toilets cost 0.60 euros.</w:t>
       </w:r>
     </w:p>
     <w:p>
@@ -12764,24 +13554,16 @@
         <w:spacing w:after="80"/>
         <w:ind w:left="620"/>
       </w:pPr>
-      <w:hyperlink w:history="1" r:id="rIdc4schgsvrdxlxr6t7ydhy">
-        <w:r>
-          <w:rPr>
+      <w:hyperlink w:history="1" r:id="rIdse7jsxnvbop_clnuwvii6">
+        <w:r>
+          <w:rPr>
+            <w:sz w:val="16"/>
+            <w:szCs w:val="16"/>
             <w:rStyle w:val="Hyperlink"/>
-            <w:sz w:val="16"/>
-            <w:szCs w:val="16"/>
           </w:rPr>
           <w:t xml:space="preserve">Source</w:t>
         </w:r>
       </w:hyperlink>
-    </w:p>
-    <w:p>
-      <w:pPr>
-        <w:pStyle w:val="Heading2"/>
-      </w:pPr>
-      <w:r>
-        <w:t xml:space="preserve">Money &amp; tipping</w:t>
-      </w:r>
     </w:p>
     <w:p>
       <w:pPr>
@@ -12797,10 +13579,10 @@
           <w:b/>
           <w:bCs/>
         </w:rPr>
-        <w:t xml:space="preserve">Do I need cash?</w:t>
-      </w:r>
-      <w:r>
-        <w:t xml:space="preserve"> Yes. The Marienplatz organiser says about 80% of its stalls take cards, but many smaller stalls, bakeries such as Café Frischhut and toilets are cash only.</w:t>
+        <w:t xml:space="preserve">Are there toilets at the Marienplatz Christmas market?</w:t>
+      </w:r>
+      <w:r>
+        <w:t xml:space="preserve"> Yes. The organiser lists a barrier-free toilet in the Rathaus Prunkhof (euro key needed) and one in the Marienplatz U/S-Bahn station.</w:t>
       </w:r>
     </w:p>
     <w:p>
@@ -12808,16 +13590,24 @@
         <w:spacing w:after="80"/>
         <w:ind w:left="620"/>
       </w:pPr>
-      <w:hyperlink w:history="1" r:id="rIdon_i7uhnxyjm1xxl5-fqj">
-        <w:r>
-          <w:rPr>
+      <w:hyperlink w:history="1" r:id="rIdqbgagu10n_0mpudaihxid">
+        <w:r>
+          <w:rPr>
+            <w:sz w:val="16"/>
+            <w:szCs w:val="16"/>
             <w:rStyle w:val="Hyperlink"/>
-            <w:sz w:val="16"/>
-            <w:szCs w:val="16"/>
           </w:rPr>
           <w:t xml:space="preserve">Source</w:t>
         </w:r>
       </w:hyperlink>
+    </w:p>
+    <w:p>
+      <w:pPr>
+        <w:pStyle w:val="Heading2"/>
+      </w:pPr>
+      <w:r>
+        <w:t xml:space="preserve">Parks &amp; play</w:t>
+      </w:r>
     </w:p>
     <w:p>
       <w:pPr>
@@ -12833,10 +13623,10 @@
           <w:b/>
           <w:bCs/>
         </w:rPr>
-        <w:t xml:space="preserve">How do I tip?</w:t>
-      </w:r>
-      <w:r>
-        <w:t xml:space="preserve"> Card machines rarely have a tip button. Tell the server the total you want to pay - about 5-10% or rounded up - for example "18" on a €16.50 bill.</w:t>
+        <w:t xml:space="preserve">What is there to do with kids on a wet day?</w:t>
+      </w:r>
+      <w:r>
+        <w:t xml:space="preserve"> Deutsches Museum: 16 euros adult, 9 euros ages 6 to 17, under 6 free, family ticket 33 euros. Open daily 9:00-17:00 but closed 24 and 25 Dec, and 31 Dec to 1 Jan. Ticket page does not give a start date for these prices.</w:t>
       </w:r>
     </w:p>
     <w:p>
@@ -12844,24 +13634,16 @@
         <w:spacing w:after="80"/>
         <w:ind w:left="620"/>
       </w:pPr>
-      <w:hyperlink w:history="1" r:id="rIdqfeulz0vzewdxkzifnpjk">
-        <w:r>
-          <w:rPr>
+      <w:hyperlink w:history="1" r:id="rIddz4lhavymfxysdfpento-">
+        <w:r>
+          <w:rPr>
+            <w:sz w:val="16"/>
+            <w:szCs w:val="16"/>
             <w:rStyle w:val="Hyperlink"/>
-            <w:sz w:val="16"/>
-            <w:szCs w:val="16"/>
           </w:rPr>
           <w:t xml:space="preserve">Source</w:t>
         </w:r>
       </w:hyperlink>
-    </w:p>
-    <w:p>
-      <w:pPr>
-        <w:pStyle w:val="Heading2"/>
-      </w:pPr>
-      <w:r>
-        <w:t xml:space="preserve">Phones &amp; data</w:t>
-      </w:r>
     </w:p>
     <w:p>
       <w:pPr>
@@ -12877,10 +13659,10 @@
           <w:b/>
           <w:bCs/>
         </w:rPr>
-        <w:t xml:space="preserve">Which apps should I download?</w:t>
-      </w:r>
-      <w:r>
-        <w:t xml:space="preserve"> The MVV or MVGO app for routes and tickets; check the end-of-line station on the platform sign to be sure of your direction.</w:t>
+        <w:t xml:space="preserve">Is Tierpark Hellabrunn worth it in winter?</w:t>
+      </w:r>
+      <w:r>
+        <w:t xml:space="preserve"> Yes if wrapped up. From 1 Oct 2026 tickets are 24 euros adult, 10 euros child (4 to 14), with a 1 euro conservation contribution included (can be dropped). Small family 29 euros, large family 52 euros (read from the page's second price table). Winter 2025/26 hours were 9:00-17:00, 9:00-16:00 on 24 and 31 Dec. 2026/27 hours are NOT VERIFIED.</w:t>
       </w:r>
     </w:p>
     <w:p>
@@ -12888,12 +13670,12 @@
         <w:spacing w:after="80"/>
         <w:ind w:left="620"/>
       </w:pPr>
-      <w:hyperlink w:history="1" r:id="rIdyydk1qlix0xbm38on_nfx">
-        <w:r>
-          <w:rPr>
+      <w:hyperlink w:history="1" r:id="rIdpbmiec5py070ej4zzyiem">
+        <w:r>
+          <w:rPr>
+            <w:sz w:val="16"/>
+            <w:szCs w:val="16"/>
             <w:rStyle w:val="Hyperlink"/>
-            <w:sz w:val="16"/>
-            <w:szCs w:val="16"/>
           </w:rPr>
           <w:t xml:space="preserve">Source</w:t>
         </w:r>
@@ -12913,10 +13695,10 @@
           <w:b/>
           <w:bCs/>
         </w:rPr>
-        <w:t xml:space="preserve">Do I need a local SIM?</w:t>
-      </w:r>
-      <w:r>
-        <w:t xml:space="preserve"> A Europe-wide eSIM bought before travel works fine; UK plans may charge roaming, so check before you go.</w:t>
+        <w:t xml:space="preserve">Can I watch the Eisbach surfers?</w:t>
+      </w:r>
+      <w:r>
+        <w:t xml:space="preserve"> Yes, this is back. The city reopened the Eisbachwelle for surfing on 8 May 2026 for experienced surfers, with a self-releasing leash and no surfing after 22:00. The wave had vanished in autumn 2025 and re-formed (press). Watch from a distance and do not swim. Conditions can change, so check before you go.</w:t>
       </w:r>
     </w:p>
     <w:p>
@@ -12924,12 +13706,12 @@
         <w:spacing w:after="80"/>
         <w:ind w:left="620"/>
       </w:pPr>
-      <w:hyperlink w:history="1" r:id="rIdye_z0dohegopb_oj2djpe">
-        <w:r>
-          <w:rPr>
+      <w:hyperlink w:history="1" r:id="rIdznjltq9wopbjy56o_kgmi">
+        <w:r>
+          <w:rPr>
+            <w:sz w:val="16"/>
+            <w:szCs w:val="16"/>
             <w:rStyle w:val="Hyperlink"/>
-            <w:sz w:val="16"/>
-            <w:szCs w:val="16"/>
           </w:rPr>
           <w:t xml:space="preserve">Source</w:t>
         </w:r>
@@ -12940,7 +13722,7 @@
         <w:pStyle w:val="Heading2"/>
       </w:pPr>
       <w:r>
-        <w:t xml:space="preserve">Safety habits</w:t>
+        <w:t xml:space="preserve">Money &amp; tipping</w:t>
       </w:r>
     </w:p>
     <w:p>
@@ -12957,10 +13739,10 @@
           <w:b/>
           <w:bCs/>
         </w:rPr>
-        <w:t xml:space="preserve">Anything to watch when walking?</w:t>
-      </w:r>
-      <w:r>
-        <w:t xml:space="preserve"> Bike lanes blend into the pavement and cyclists ride fast, even in snow. Look both ways before crossing them and keep children out of the red lanes.</w:t>
+        <w:t xml:space="preserve">Do the Christmas market stalls take cards?</w:t>
+      </w:r>
+      <w:r>
+        <w:t xml:space="preserve"> Mostly, at Marienplatz. The organiser says 80 per cent of stalls take cards, but some only above a 1, 5 or 10 euro minimum. Carry some cash for small buys and for toilets.</w:t>
       </w:r>
     </w:p>
     <w:p>
@@ -12968,12 +13750,12 @@
         <w:spacing w:after="80"/>
         <w:ind w:left="620"/>
       </w:pPr>
-      <w:hyperlink w:history="1" r:id="rIdjco071voncrgqw_xhxh70">
-        <w:r>
-          <w:rPr>
+      <w:hyperlink w:history="1" r:id="rIdeopygwqgpjoq3cwkqomry">
+        <w:r>
+          <w:rPr>
+            <w:sz w:val="16"/>
+            <w:szCs w:val="16"/>
             <w:rStyle w:val="Hyperlink"/>
-            <w:sz w:val="16"/>
-            <w:szCs w:val="16"/>
           </w:rPr>
           <w:t xml:space="preserve">Source</w:t>
         </w:r>
@@ -12993,10 +13775,10 @@
           <w:b/>
           <w:bCs/>
         </w:rPr>
-        <w:t xml:space="preserve">How do I dodge the worst crowds?</w:t>
-      </w:r>
-      <w:r>
-        <w:t xml:space="preserve"> Visit markets on a weekday daytime or early afternoon; Saturdays and the 11:00 and 12:00 Glockenspiel are the busiest times at Marienplatz.</w:t>
+        <w:t xml:space="preserve">How much should I tip?</w:t>
+      </w:r>
+      <w:r>
+        <w:t xml:space="preserve"> Around 5 to 10 percent in restaurants, or just round up. Tell the server the total when you pay. Taxis are usually rounded up or 10 percent. Tipping is voluntary, even if the card machine suggests amounts.</w:t>
       </w:r>
     </w:p>
     <w:p>
@@ -13004,16 +13786,24 @@
         <w:spacing w:after="80"/>
         <w:ind w:left="620"/>
       </w:pPr>
-      <w:hyperlink w:history="1" r:id="rIdoeqin3yjsm7vjt_0tukby">
-        <w:r>
-          <w:rPr>
+      <w:hyperlink w:history="1" r:id="rIdjm67uqa8tcxthnqk5vdik">
+        <w:r>
+          <w:rPr>
+            <w:sz w:val="16"/>
+            <w:szCs w:val="16"/>
             <w:rStyle w:val="Hyperlink"/>
-            <w:sz w:val="16"/>
-            <w:szCs w:val="16"/>
           </w:rPr>
           <w:t xml:space="preserve">Source</w:t>
         </w:r>
       </w:hyperlink>
+    </w:p>
+    <w:p>
+      <w:pPr>
+        <w:pStyle w:val="Heading2"/>
+      </w:pPr>
+      <w:r>
+        <w:t xml:space="preserve">Phones &amp; data</w:t>
+      </w:r>
     </w:p>
     <w:p>
       <w:pPr>
@@ -13029,10 +13819,10 @@
           <w:b/>
           <w:bCs/>
         </w:rPr>
-        <w:t xml:space="preserve">Pickpockets at the markets?</w:t>
-      </w:r>
-      <w:r>
-        <w:t xml:space="preserve"> Keep valuables in an inner pocket and bags zipped and in front in crowds and queues. Call 110 for police, 112 for fire and ambulance.</w:t>
+        <w:t xml:space="preserve">Will my UK phone roam for free in Germany?</w:t>
+      </w:r>
+      <w:r>
+        <w:t xml:space="preserve"> Not automatically. UK networks are not required to offer free EU roaming, so check your plan or buy a roaming pass before you fly. Ofcom lists local or virtual SIMs as another way to cut costs.</w:t>
       </w:r>
     </w:p>
     <w:p>
@@ -13040,16 +13830,24 @@
         <w:spacing w:after="80"/>
         <w:ind w:left="620"/>
       </w:pPr>
-      <w:hyperlink w:history="1" r:id="rIdlnvo1ysvdilgxtiugtcno">
-        <w:r>
-          <w:rPr>
+      <w:hyperlink w:history="1" r:id="rIdrr0prrjryedsinq-ls0ey">
+        <w:r>
+          <w:rPr>
+            <w:sz w:val="16"/>
+            <w:szCs w:val="16"/>
             <w:rStyle w:val="Hyperlink"/>
-            <w:sz w:val="16"/>
-            <w:szCs w:val="16"/>
           </w:rPr>
           <w:t xml:space="preserve">Source</w:t>
         </w:r>
       </w:hyperlink>
+    </w:p>
+    <w:p>
+      <w:pPr>
+        <w:pStyle w:val="Heading2"/>
+      </w:pPr>
+      <w:r>
+        <w:t xml:space="preserve">Safety habits</w:t>
+      </w:r>
     </w:p>
     <w:p>
       <w:pPr>
@@ -13065,10 +13863,10 @@
           <w:b/>
           <w:bCs/>
         </w:rPr>
-        <w:t xml:space="preserve">Is it slippery?</w:t>
-      </w:r>
-      <w:r>
-        <w:t xml:space="preserve"> Icy paving and rain made many people slip at Marienplatz - wear grippy, waterproof shoes.</w:t>
+        <w:t xml:space="preserve">What number do I ring in an emergency?</w:t>
+      </w:r>
+      <w:r>
+        <w:t xml:space="preserve"> 110 is police, and the police repeat it in their Christmas-market advice. 112 is fire and ambulance (not re-checked on a Munich page this session). For an urgent illness out of hours, call the doctor on-call service on 116 117.</w:t>
       </w:r>
     </w:p>
     <w:p>
@@ -13076,24 +13874,16 @@
         <w:spacing w:after="80"/>
         <w:ind w:left="620"/>
       </w:pPr>
-      <w:hyperlink w:history="1" r:id="rIdwsw1mysogrsyo3--oadbx">
-        <w:r>
-          <w:rPr>
+      <w:hyperlink w:history="1" r:id="rId6vzrvfkqyghtsq3eouwr0">
+        <w:r>
+          <w:rPr>
+            <w:sz w:val="16"/>
+            <w:szCs w:val="16"/>
             <w:rStyle w:val="Hyperlink"/>
-            <w:sz w:val="16"/>
-            <w:szCs w:val="16"/>
           </w:rPr>
           <w:t xml:space="preserve">Source</w:t>
         </w:r>
       </w:hyperlink>
-    </w:p>
-    <w:p>
-      <w:pPr>
-        <w:pStyle w:val="Heading2"/>
-      </w:pPr>
-      <w:r>
-        <w:t xml:space="preserve">Local ways</w:t>
-      </w:r>
     </w:p>
     <w:p>
       <w:pPr>
@@ -13109,10 +13899,10 @@
           <w:b/>
           <w:bCs/>
         </w:rPr>
-        <w:t xml:space="preserve">Will shops be open on Sunday?</w:t>
-      </w:r>
-      <w:r>
-        <w:t xml:space="preserve"> Shops and supermarkets close on Sundays and on 25-26 December and 1 January, except in stations and the airport. Christmas markets stay open.</w:t>
+        <w:t xml:space="preserve">How do I find an emergency pharmacy?</w:t>
+      </w:r>
+      <w:r>
+        <w:t xml:space="preserve"> Pharmacies take turns at night and on holidays. Search by postcode on aponet.de. It says results are not binding because duties change at short notice, so phone first if you can.</w:t>
       </w:r>
     </w:p>
     <w:p>
@@ -13120,12 +13910,12 @@
         <w:spacing w:after="80"/>
         <w:ind w:left="620"/>
       </w:pPr>
-      <w:hyperlink w:history="1" r:id="rIdtiv3jeejdq6y-yez_47_e">
-        <w:r>
-          <w:rPr>
+      <w:hyperlink w:history="1" r:id="rIdtd9k5fkp_0sngok4ksznd">
+        <w:r>
+          <w:rPr>
+            <w:sz w:val="16"/>
+            <w:szCs w:val="16"/>
             <w:rStyle w:val="Hyperlink"/>
-            <w:sz w:val="16"/>
-            <w:szCs w:val="16"/>
           </w:rPr>
           <w:t xml:space="preserve">Source</w:t>
         </w:r>
@@ -13145,10 +13935,10 @@
           <w:b/>
           <w:bCs/>
         </w:rPr>
-        <w:t xml:space="preserve">How do I eat Weisswurst?</w:t>
-      </w:r>
-      <w:r>
-        <w:t xml:space="preserve"> Order it before noon with sweet mustard and a pretzel, and peel the skin rather than eating it.</w:t>
+        <w:t xml:space="preserve">What if I lose something in Munich?</w:t>
+      </w:r>
+      <w:r>
+        <w:t xml:space="preserve"> City lost property (Fundbüro), Implerstraße 11, works by online appointment: phone +49 89 233-96045. Items are kept 6 months. For U-Bahn, bus and tram, use the MVG Fundbüro (Elsenheimerstraße 61) or its online loss report. For S-Bahn, use the Deutsche Bahn lost property.</w:t>
       </w:r>
     </w:p>
     <w:p>
@@ -13156,12 +13946,12 @@
         <w:spacing w:after="80"/>
         <w:ind w:left="620"/>
       </w:pPr>
-      <w:hyperlink w:history="1" r:id="rIdwdkrg_wpycjcokzkyecui">
-        <w:r>
-          <w:rPr>
+      <w:hyperlink w:history="1" r:id="rIded2asm2qkkesk8ixqh9tx">
+        <w:r>
+          <w:rPr>
+            <w:sz w:val="16"/>
+            <w:szCs w:val="16"/>
             <w:rStyle w:val="Hyperlink"/>
-            <w:sz w:val="16"/>
-            <w:szCs w:val="16"/>
           </w:rPr>
           <w:t xml:space="preserve">Source</w:t>
         </w:r>
@@ -13181,10 +13971,10 @@
           <w:b/>
           <w:bCs/>
         </w:rPr>
-        <w:t xml:space="preserve">Do we need to book dinner?</w:t>
-      </w:r>
-      <w:r>
-        <w:t xml:space="preserve"> Yes in December - restaurants and beer halls fill up, even midweek. Expect shared tables and order everything at once.</w:t>
+        <w:t xml:space="preserve">How safe is Munich, and where should I be careful?</w:t>
+      </w:r>
+      <w:r>
+        <w:t xml:space="preserve"> Police say the city's crime rate in 2025 was 5,798 offences per 100,000 residents, 2.7% lower than 2024 and far below Berlin (13,233) or Cologne (12,387). Pickpocketing in the wider police area fell 10.6% to 1,489. Take care around the Hauptbahnhof and southern Bahnhofsviertel, where police still report street drinkers, begging and drug scene. Violent crime across the area rose 2.0% to a ten-year high, though street robbery fell 58.9%.</w:t>
       </w:r>
     </w:p>
     <w:p>
@@ -13192,12 +13982,12 @@
         <w:spacing w:after="80"/>
         <w:ind w:left="620"/>
       </w:pPr>
-      <w:hyperlink w:history="1" r:id="rId-wiibtvabpkanl-blwe5n">
-        <w:r>
-          <w:rPr>
+      <w:hyperlink w:history="1" r:id="rIdeowvm7b3ub02yy2tdu--l">
+        <w:r>
+          <w:rPr>
+            <w:sz w:val="16"/>
+            <w:szCs w:val="16"/>
             <w:rStyle w:val="Hyperlink"/>
-            <w:sz w:val="16"/>
-            <w:szCs w:val="16"/>
           </w:rPr>
           <w:t xml:space="preserve">Source</w:t>
         </w:r>
@@ -13217,10 +14007,10 @@
           <w:b/>
           <w:bCs/>
         </w:rPr>
-        <w:t xml:space="preserve">When is the Marienplatz market open?</w:t>
-      </w:r>
-      <w:r>
-        <w:t xml:space="preserve"> 20 November - 24 December 2026: Mon-Sat 10:00-21:00, Sun 10:00-20:00, and 24 December until 14:00.</w:t>
+        <w:t xml:space="preserve">How do I avoid pickpockets at the Christmas markets?</w:t>
+      </w:r>
+      <w:r>
+        <w:t xml:space="preserve"> Munich police warn of pickpockets in crowds and queues. Keep valuables in inner pockets close to the body, carry bags closed and in front of you, and be careful in queues. Ring 110 if you see something. Plain-clothes pickpocket squads work the markets.</w:t>
       </w:r>
     </w:p>
     <w:p>
@@ -13228,34 +14018,510 @@
         <w:spacing w:after="80"/>
         <w:ind w:left="620"/>
       </w:pPr>
-      <w:hyperlink w:history="1" r:id="rIdgin-qmrfijihwnndnsekj">
-        <w:r>
-          <w:rPr>
+      <w:hyperlink w:history="1" r:id="rIdoahmcgaaheucb8mpb5rdc">
+        <w:r>
+          <w:rPr>
+            <w:sz w:val="16"/>
+            <w:szCs w:val="16"/>
             <w:rStyle w:val="Hyperlink"/>
-            <w:sz w:val="16"/>
-            <w:szCs w:val="16"/>
           </w:rPr>
           <w:t xml:space="preserve">Source</w:t>
         </w:r>
       </w:hyperlink>
     </w:p>
     <w:p>
+      <w:pPr>
+        <w:pStyle w:val="ListParagraph"/>
+        <w:numPr>
+          <w:ilvl w:val="0"/>
+          <w:numId w:val="2"/>
+        </w:numPr>
+        <w:spacing w:after="80"/>
+      </w:pPr>
+      <w:r>
+        <w:rPr>
+          <w:b/>
+          <w:bCs/>
+        </w:rPr>
+        <w:t xml:space="preserve">Are knives allowed in the city centre?</w:t>
+      </w:r>
+      <w:r>
+        <w:t xml:space="preserve"> Not in some places. A permanent knife and weapon ban zone covers the Alter Botanischer Garten and Karl-Stützel-Platz, all day, from 15 Jan 2025 (first for two years). Police also say weapons and knives are banned on Christmas markets. At the Hauptbahnhof the federal police only impose short temporary bans, so check the notices.</w:t>
+      </w:r>
+    </w:p>
+    <w:p>
+      <w:pPr>
+        <w:spacing w:after="80"/>
+        <w:ind w:left="620"/>
+      </w:pPr>
+      <w:hyperlink w:history="1" r:id="rIdlbcext25ob2brduehkjso">
+        <w:r>
+          <w:rPr>
+            <w:sz w:val="16"/>
+            <w:szCs w:val="16"/>
+            <w:rStyle w:val="Hyperlink"/>
+          </w:rPr>
+          <w:t xml:space="preserve">Source</w:t>
+        </w:r>
+      </w:hyperlink>
+    </w:p>
+    <w:p>
+      <w:pPr>
+        <w:pStyle w:val="ListParagraph"/>
+        <w:numPr>
+          <w:ilvl w:val="0"/>
+          <w:numId w:val="2"/>
+        </w:numPr>
+        <w:spacing w:after="80"/>
+      </w:pPr>
+      <w:r>
+        <w:rPr>
+          <w:b/>
+          <w:bCs/>
+        </w:rPr>
+        <w:t xml:space="preserve">Can I drink alcohol on the street near the Hauptbahnhof?</w:t>
+      </w:r>
+      <w:r>
+        <w:t xml:space="preserve"> No. A city ban forbids drinking, or carrying alcohol meant for drinking, on public land around the station (Bahnhofplatz, Arnulfstraße, Bayerstraße from no. 24, Schützenstraße and nearby). It runs to 1 May 2028 and was amended in Feb 2026. Licensed terraces and station buildings are excluded.</w:t>
+      </w:r>
+    </w:p>
+    <w:p>
+      <w:pPr>
+        <w:spacing w:after="80"/>
+        <w:ind w:left="620"/>
+      </w:pPr>
+      <w:hyperlink w:history="1" r:id="rId9mzxps8jzqjrdc4ykdks0">
+        <w:r>
+          <w:rPr>
+            <w:sz w:val="16"/>
+            <w:szCs w:val="16"/>
+            <w:rStyle w:val="Hyperlink"/>
+          </w:rPr>
+          <w:t xml:space="preserve">Source</w:t>
+        </w:r>
+      </w:hyperlink>
+    </w:p>
+    <w:p>
+      <w:pPr>
+        <w:pStyle w:val="ListParagraph"/>
+        <w:numPr>
+          <w:ilvl w:val="0"/>
+          <w:numId w:val="2"/>
+        </w:numPr>
+        <w:spacing w:after="80"/>
+      </w:pPr>
+      <w:r>
+        <w:rPr>
+          <w:b/>
+          <w:bCs/>
+        </w:rPr>
+        <w:t xml:space="preserve">Can I set off fireworks on New Year's Eve?</w:t>
+      </w:r>
+      <w:r>
+        <w:t xml:space="preserve"> Not in the centre. Last year (2025/26) fireworks were banned in the pedestrian zone from Marienplatz to Karlsplatz and at Viktualienmarkt from 21:00 to 02:00. Bangers were banned all day inside the Mittlerer Ring, and around the zoo. Sparklers were allowed. The 2026/27 rules are NOT announced yet, so recheck in December.</w:t>
+      </w:r>
+    </w:p>
+    <w:p>
+      <w:pPr>
+        <w:spacing w:after="80"/>
+        <w:ind w:left="620"/>
+      </w:pPr>
+      <w:hyperlink w:history="1" r:id="rIdmuqoi3lkff3wvb-qqiioe">
+        <w:r>
+          <w:rPr>
+            <w:sz w:val="16"/>
+            <w:szCs w:val="16"/>
+            <w:rStyle w:val="Hyperlink"/>
+          </w:rPr>
+          <w:t xml:space="preserve">Source</w:t>
+        </w:r>
+      </w:hyperlink>
+    </w:p>
+    <w:p>
+      <w:pPr>
+        <w:pStyle w:val="ListParagraph"/>
+        <w:numPr>
+          <w:ilvl w:val="0"/>
+          <w:numId w:val="2"/>
+        </w:numPr>
+        <w:spacing w:after="80"/>
+      </w:pPr>
+      <w:r>
+        <w:rPr>
+          <w:b/>
+          <w:bCs/>
+        </w:rPr>
+        <w:t xml:space="preserve">What was New Year's Eve like in the centre last year?</w:t>
+      </w:r>
+      <w:r>
+        <w:t xml:space="preserve"> Press reports of the police balance: over 610 operations overnight, about 6,000 people at Marienplatz at midnight and the night was 'largely peaceful'. A rocket was fired into a crowd at Friedensengel. Figures are from press, not a police release I could read.</w:t>
+      </w:r>
+    </w:p>
+    <w:p>
+      <w:pPr>
+        <w:spacing w:after="80"/>
+        <w:ind w:left="620"/>
+      </w:pPr>
+      <w:hyperlink w:history="1" r:id="rId4ymhhbwj0ugy3v3moseql">
+        <w:r>
+          <w:rPr>
+            <w:sz w:val="16"/>
+            <w:szCs w:val="16"/>
+            <w:rStyle w:val="Hyperlink"/>
+          </w:rPr>
+          <w:t xml:space="preserve">Source</w:t>
+        </w:r>
+      </w:hyperlink>
+    </w:p>
+    <w:p>
+      <w:pPr>
+        <w:pStyle w:val="Heading2"/>
+      </w:pPr>
+      <w:r>
+        <w:t xml:space="preserve">Local ways</w:t>
+      </w:r>
+    </w:p>
+    <w:p>
+      <w:pPr>
+        <w:pStyle w:val="ListParagraph"/>
+        <w:numPr>
+          <w:ilvl w:val="0"/>
+          <w:numId w:val="2"/>
+        </w:numPr>
+        <w:spacing w:after="80"/>
+      </w:pPr>
+      <w:r>
+        <w:rPr>
+          <w:b/>
+          <w:bCs/>
+        </w:rPr>
+        <w:t xml:space="preserve">Are shops open on Sundays and holidays?</w:t>
+      </w:r>
+      <w:r>
+        <w:t xml:space="preserve"> No. Shops may open Mon-Sat 6:00-20:00 and must close on Sundays and public holidays. In 2026 that means Sunday 20 and 27 Dec, Friday 25 and Saturday 26 Dec, and Friday 1 Jan 2027. 24 and 31 Dec are not legal holidays, so ordinary shops may open, but many close early. NOT VERIFIED: any legal closing time on 24 Dec. Small shops at stations can sell travel needs on Sundays. Bakeries may sell 8:00-11:00 on Sundays. Older IHK text says Bavaria has no own shop law, but the city says a new Bavarian law applies from 1 Aug 2025.</w:t>
+      </w:r>
+    </w:p>
+    <w:p>
+      <w:pPr>
+        <w:spacing w:after="80"/>
+        <w:ind w:left="620"/>
+      </w:pPr>
+      <w:hyperlink w:history="1" r:id="rId1ecolynyh3ed_e4-ej8kj">
+        <w:r>
+          <w:rPr>
+            <w:sz w:val="16"/>
+            <w:szCs w:val="16"/>
+            <w:rStyle w:val="Hyperlink"/>
+          </w:rPr>
+          <w:t xml:space="preserve">Source</w:t>
+        </w:r>
+      </w:hyperlink>
+    </w:p>
+    <w:p>
+      <w:pPr>
+        <w:pStyle w:val="ListParagraph"/>
+        <w:numPr>
+          <w:ilvl w:val="0"/>
+          <w:numId w:val="2"/>
+        </w:numPr>
+        <w:spacing w:after="80"/>
+      </w:pPr>
+      <w:r>
+        <w:rPr>
+          <w:b/>
+          <w:bCs/>
+        </w:rPr>
+        <w:t xml:space="preserve">Is 8 December a public holiday in Munich?</w:t>
+      </w:r>
+      <w:r>
+        <w:t xml:space="preserve"> No. 8 December (Immaculate Conception) is not a public holiday in Bavaria. It is a Tuesday in 2026, so shops are open as usual.</w:t>
+      </w:r>
+    </w:p>
+    <w:p>
+      <w:pPr>
+        <w:spacing w:after="80"/>
+        <w:ind w:left="620"/>
+      </w:pPr>
+      <w:hyperlink w:history="1" r:id="rIdv_x97bsqzbhmcr5eak2ns">
+        <w:r>
+          <w:rPr>
+            <w:sz w:val="16"/>
+            <w:szCs w:val="16"/>
+            <w:rStyle w:val="Hyperlink"/>
+          </w:rPr>
+          <w:t xml:space="preserve">Source</w:t>
+        </w:r>
+      </w:hyperlink>
+    </w:p>
+    <w:p>
+      <w:pPr>
+        <w:pStyle w:val="ListParagraph"/>
+        <w:numPr>
+          <w:ilvl w:val="0"/>
+          <w:numId w:val="2"/>
+        </w:numPr>
+        <w:spacing w:after="80"/>
+      </w:pPr>
+      <w:r>
+        <w:rPr>
+          <w:b/>
+          <w:bCs/>
+        </w:rPr>
+        <w:t xml:space="preserve">When are the public holidays over Christmas and New Year?</w:t>
+      </w:r>
+      <w:r>
+        <w:t xml:space="preserve"> 25 Dec (Fri), 26 Dec (Sat), 1 Jan 2027 (Fri) and 6 Jan 2027 (Wed, Epiphany) are public holidays in Bavaria. Christmas Eve and New Year's Eve are not legal days off, but many places shut early.</w:t>
+      </w:r>
+    </w:p>
+    <w:p>
+      <w:pPr>
+        <w:spacing w:after="80"/>
+        <w:ind w:left="620"/>
+      </w:pPr>
+      <w:hyperlink w:history="1" r:id="rIdsbao1bcswcnmpf5seooep">
+        <w:r>
+          <w:rPr>
+            <w:sz w:val="16"/>
+            <w:szCs w:val="16"/>
+            <w:rStyle w:val="Hyperlink"/>
+          </w:rPr>
+          <w:t xml:space="preserve">Source</w:t>
+        </w:r>
+      </w:hyperlink>
+    </w:p>
+    <w:p>
+      <w:pPr>
+        <w:pStyle w:val="ListParagraph"/>
+        <w:numPr>
+          <w:ilvl w:val="0"/>
+          <w:numId w:val="2"/>
+        </w:numPr>
+        <w:spacing w:after="80"/>
+      </w:pPr>
+      <w:r>
+        <w:rPr>
+          <w:b/>
+          <w:bCs/>
+        </w:rPr>
+        <w:t xml:space="preserve">What are the Glockenspiel times in winter?</w:t>
+      </w:r>
+      <w:r>
+        <w:t xml:space="preserve"> The Rathaus Glockenspiel plays daily at 11:00 and 12:00 in winter. The extra 17:00 show is March to October only. The night watchman blows his horn at 21:00.</w:t>
+      </w:r>
+    </w:p>
+    <w:p>
+      <w:pPr>
+        <w:spacing w:after="80"/>
+        <w:ind w:left="620"/>
+      </w:pPr>
+      <w:hyperlink w:history="1" r:id="rIdceclv0po7yji8n9vzytvr">
+        <w:r>
+          <w:rPr>
+            <w:sz w:val="16"/>
+            <w:szCs w:val="16"/>
+            <w:rStyle w:val="Hyperlink"/>
+          </w:rPr>
+          <w:t xml:space="preserve">Source</w:t>
+        </w:r>
+      </w:hyperlink>
+    </w:p>
+    <w:p>
+      <w:pPr>
+        <w:pStyle w:val="ListParagraph"/>
+        <w:numPr>
+          <w:ilvl w:val="0"/>
+          <w:numId w:val="2"/>
+        </w:numPr>
+        <w:spacing w:after="80"/>
+      </w:pPr>
+      <w:r>
+        <w:rPr>
+          <w:b/>
+          <w:bCs/>
+        </w:rPr>
+        <w:t xml:space="preserve">Can we climb the Frauenkirche tower?</w:t>
+      </w:r>
+      <w:r>
+        <w:t xml:space="preserve"> Yes, the south tower. Tickets start at 7.50 euros for adults. There are 89 steps, then a lift. Winter hours Mon-Sat 10:00-17:00, Sun and holidays 11:30-17:00. On 24 Dec 2026 it closes from 14:00, on 31 Dec from 16:00, and on 1 Jan 2027 it is closed.</w:t>
+      </w:r>
+    </w:p>
+    <w:p>
+      <w:pPr>
+        <w:spacing w:after="80"/>
+        <w:ind w:left="620"/>
+      </w:pPr>
+      <w:hyperlink w:history="1" r:id="rIdwreqp6h17ujcyu59hmlds">
+        <w:r>
+          <w:rPr>
+            <w:sz w:val="16"/>
+            <w:szCs w:val="16"/>
+            <w:rStyle w:val="Hyperlink"/>
+          </w:rPr>
+          <w:t xml:space="preserve">Source</w:t>
+        </w:r>
+      </w:hyperlink>
+    </w:p>
+    <w:p>
+      <w:pPr>
+        <w:pStyle w:val="ListParagraph"/>
+        <w:numPr>
+          <w:ilvl w:val="0"/>
+          <w:numId w:val="2"/>
+        </w:numPr>
+        <w:spacing w:after="80"/>
+      </w:pPr>
+      <w:r>
+        <w:rPr>
+          <w:b/>
+          <w:bCs/>
+        </w:rPr>
+        <w:t xml:space="preserve">Can we climb Alter Peter?</w:t>
+      </w:r>
+      <w:r>
+        <w:t xml:space="preserve"> Yes. 5 euros adults, 2 euros ages 6 to 18, under 6 free, and 306 steps. Winter hours Mon-Fri 9:00-18:30, Sat, Sun and holidays 9:00-19:30. On 24 Dec and 31 Dec 2026 it shuts at 14:00. It is closed 25 Dec and 1 Jan. You cannot book ahead.</w:t>
+      </w:r>
+    </w:p>
+    <w:p>
+      <w:pPr>
+        <w:spacing w:after="80"/>
+        <w:ind w:left="620"/>
+      </w:pPr>
+      <w:hyperlink w:history="1" r:id="rIdn0qqnt-e9yibjrdip2wgf">
+        <w:r>
+          <w:rPr>
+            <w:sz w:val="16"/>
+            <w:szCs w:val="16"/>
+            <w:rStyle w:val="Hyperlink"/>
+          </w:rPr>
+          <w:t xml:space="preserve">Source</w:t>
+        </w:r>
+      </w:hyperlink>
+    </w:p>
+    <w:p>
+      <w:pPr>
+        <w:pStyle w:val="ListParagraph"/>
+        <w:numPr>
+          <w:ilvl w:val="0"/>
+          <w:numId w:val="2"/>
+        </w:numPr>
+        <w:spacing w:after="80"/>
+      </w:pPr>
+      <w:r>
+        <w:rPr>
+          <w:b/>
+          <w:bCs/>
+        </w:rPr>
+        <w:t xml:space="preserve">Is the Residenz open over Christmas?</w:t>
+      </w:r>
+      <w:r>
+        <w:t xml:space="preserve"> Open daily 10:00-17:00 in winter (last entry 16:00), but closed 24, 25 and 31 Dec and 1 Jan. Residenzmuseum 10 euros, Schatzkammer 10 euros, both 15 euros. Under 18s go free.</w:t>
+      </w:r>
+    </w:p>
+    <w:p>
+      <w:pPr>
+        <w:spacing w:after="80"/>
+        <w:ind w:left="620"/>
+      </w:pPr>
+      <w:hyperlink w:history="1" r:id="rIdiamiiqvx6yr2k0c1uddwg">
+        <w:r>
+          <w:rPr>
+            <w:sz w:val="16"/>
+            <w:szCs w:val="16"/>
+            <w:rStyle w:val="Hyperlink"/>
+          </w:rPr>
+          <w:t xml:space="preserve">Source</w:t>
+        </w:r>
+      </w:hyperlink>
+    </w:p>
+    <w:p>
+      <w:pPr>
+        <w:pStyle w:val="ListParagraph"/>
+        <w:numPr>
+          <w:ilvl w:val="0"/>
+          <w:numId w:val="2"/>
+        </w:numPr>
+        <w:spacing w:after="80"/>
+      </w:pPr>
+      <w:r>
+        <w:rPr>
+          <w:b/>
+          <w:bCs/>
+        </w:rPr>
+        <w:t xml:space="preserve">Can we go up the Olympiaturm?</w:t>
+      </w:r>
+      <w:r>
+        <w:t xml:space="preserve"> Not at Christmas 2026. The tower has been shut for renovation since 1 June 2024 and is expected to reopen in Q1 2027. Do not put it in the guide as open.</w:t>
+      </w:r>
+    </w:p>
+    <w:p>
+      <w:pPr>
+        <w:spacing w:after="80"/>
+        <w:ind w:left="620"/>
+      </w:pPr>
+      <w:hyperlink w:history="1" r:id="rId96mimqpg3h8aetkgvgm2g">
+        <w:r>
+          <w:rPr>
+            <w:sz w:val="16"/>
+            <w:szCs w:val="16"/>
+            <w:rStyle w:val="Hyperlink"/>
+          </w:rPr>
+          <w:t xml:space="preserve">Source</w:t>
+        </w:r>
+      </w:hyperlink>
+    </w:p>
+    <w:p>
+      <w:pPr>
+        <w:pStyle w:val="ListParagraph"/>
+        <w:numPr>
+          <w:ilvl w:val="0"/>
+          <w:numId w:val="2"/>
+        </w:numPr>
+        <w:spacing w:after="80"/>
+      </w:pPr>
+      <w:r>
+        <w:rPr>
+          <w:b/>
+          <w:bCs/>
+        </w:rPr>
+        <w:t xml:space="preserve">What are the passport and entry rules for UK visitors?</w:t>
+      </w:r>
+      <w:r>
+        <w:t xml:space="preserve"> Gov.uk says your passport must be under 10 years old on arrival and valid for at least 3 months after you leave the Schengen area. You can visit visa-free for up to 90 days in any 180. The EU Entry/Exit System (EES) is being rolled out: you may give fingerprints and a photo on first entry (children 11 and under give a photo only). Allow extra time. The page does not mention ETIAS. It also notes temporary controls at Germany's land borders.</w:t>
+      </w:r>
+    </w:p>
+    <w:p>
+      <w:pPr>
+        <w:spacing w:after="80"/>
+        <w:ind w:left="620"/>
+      </w:pPr>
+      <w:hyperlink w:history="1" r:id="rIdu4dfbpgjd1fifg4wl8t5k">
+        <w:r>
+          <w:rPr>
+            <w:sz w:val="16"/>
+            <w:szCs w:val="16"/>
+            <w:rStyle w:val="Hyperlink"/>
+          </w:rPr>
+          <w:t xml:space="preserve">Source</w:t>
+        </w:r>
+      </w:hyperlink>
+    </w:p>
+    <w:p>
       <w:r>
         <w:br w:type="page"/>
       </w:r>
     </w:p>
     <w:p>
       <w:pPr>
-        <w:spacing w:after="60" w:before="240"/>
+        <w:spacing w:before="240" w:after="60"/>
       </w:pPr>
       <w:r>
         <w:rPr>
           <w:b/>
           <w:bCs/>
           <w:color w:val="EA2E00"/>
+          <w:sz w:val="16"/>
+          <w:szCs w:val="16"/>
           <w:spacing w:val="40"/>
-          <w:sz w:val="16"/>
-          <w:szCs w:val="16"/>
         </w:rPr>
         <w:t xml:space="preserve">CREDITS</w:t>
       </w:r>
@@ -13290,12 +14556,12 @@
         </w:numPr>
         <w:spacing w:after="60"/>
       </w:pPr>
-      <w:hyperlink w:history="1" r:id="rIdu5g-ymbcexnp51zjxvgwz">
-        <w:r>
-          <w:rPr>
-            <w:rStyle w:val="Hyperlink"/>
+      <w:hyperlink w:history="1" r:id="rIdgygxosp-ubbur41dkrwyc">
+        <w:r>
+          <w:rPr>
             <w:sz w:val="18"/>
             <w:szCs w:val="18"/>
+            <w:rStyle w:val="Hyperlink"/>
           </w:rPr>
           <w:t xml:space="preserve">What to eat in Munich 🇩🇪 | Tastes of the World</w:t>
         </w:r>
@@ -13318,12 +14584,12 @@
         </w:numPr>
         <w:spacing w:after="60"/>
       </w:pPr>
-      <w:hyperlink w:history="1" r:id="rIdvlpxpdt4uasnlxoznjj0o">
-        <w:r>
-          <w:rPr>
-            <w:rStyle w:val="Hyperlink"/>
+      <w:hyperlink w:history="1" r:id="rIdf-tw2uz3-qrv-hygoxxmi">
+        <w:r>
+          <w:rPr>
             <w:sz w:val="18"/>
             <w:szCs w:val="18"/>
+            <w:rStyle w:val="Hyperlink"/>
           </w:rPr>
           <w:t xml:space="preserve">The Munich, Germany Experience 🇩🇪 | Solo Travel Vlog</w:t>
         </w:r>
@@ -13346,12 +14612,12 @@
         </w:numPr>
         <w:spacing w:after="60"/>
       </w:pPr>
-      <w:hyperlink w:history="1" r:id="rIdncv5ltar03af27usiva94">
-        <w:r>
-          <w:rPr>
-            <w:rStyle w:val="Hyperlink"/>
+      <w:hyperlink w:history="1" r:id="rIdsosjiepvl3_uq5z95wlim">
+        <w:r>
+          <w:rPr>
             <w:sz w:val="18"/>
             <w:szCs w:val="18"/>
+            <w:rStyle w:val="Hyperlink"/>
           </w:rPr>
           <w:t xml:space="preserve">Munich Christmas Market Food Guide 2025</w:t>
         </w:r>
@@ -13374,12 +14640,12 @@
         </w:numPr>
         <w:spacing w:after="60"/>
       </w:pPr>
-      <w:hyperlink w:history="1" r:id="rIdib0o9psu3gg_zgncu02vq">
-        <w:r>
-          <w:rPr>
-            <w:rStyle w:val="Hyperlink"/>
+      <w:hyperlink w:history="1" r:id="rIdebsmawyaielpdvy9pfsn-">
+        <w:r>
+          <w:rPr>
             <w:sz w:val="18"/>
             <w:szCs w:val="18"/>
+            <w:rStyle w:val="Hyperlink"/>
           </w:rPr>
           <w:t xml:space="preserve">How to Use Public Transport in Munich the Easy Way – MVVSwipe &amp; Airport Transfer</w:t>
         </w:r>
@@ -13402,12 +14668,12 @@
         </w:numPr>
         <w:spacing w:after="60"/>
       </w:pPr>
-      <w:hyperlink w:history="1" r:id="rId9ijhte6axu726u-b9el9z">
-        <w:r>
-          <w:rPr>
-            <w:rStyle w:val="Hyperlink"/>
+      <w:hyperlink w:history="1" r:id="rId5go7i4cgiu1d5jqk0cmdz">
+        <w:r>
+          <w:rPr>
             <w:sz w:val="18"/>
             <w:szCs w:val="18"/>
+            <w:rStyle w:val="Hyperlink"/>
           </w:rPr>
           <w:t xml:space="preserve">The BEST two days in Munich, Germany! 🇩🇪 (Things to do + local FOOD!)</w:t>
         </w:r>
@@ -13430,12 +14696,12 @@
         </w:numPr>
         <w:spacing w:after="60"/>
       </w:pPr>
-      <w:hyperlink w:history="1" r:id="rIdhksbsfhjtnyvetzuisrqb">
-        <w:r>
-          <w:rPr>
-            <w:rStyle w:val="Hyperlink"/>
+      <w:hyperlink w:history="1" r:id="rIdswn4ppe5iddzgjcp91-gk">
+        <w:r>
+          <w:rPr>
             <w:sz w:val="18"/>
             <w:szCs w:val="18"/>
+            <w:rStyle w:val="Hyperlink"/>
           </w:rPr>
           <w:t xml:space="preserve">We visited our first German CHRISTMAS MARKETS! 🎄 (Munich, Germany)</w:t>
         </w:r>
@@ -13458,12 +14724,12 @@
         </w:numPr>
         <w:spacing w:after="60"/>
       </w:pPr>
-      <w:hyperlink w:history="1" r:id="rIdootusvcxjxorvkpou6ijf">
-        <w:r>
-          <w:rPr>
-            <w:rStyle w:val="Hyperlink"/>
+      <w:hyperlink w:history="1" r:id="rIdsxeuxzxwcgeuuigo-qdn1">
+        <w:r>
+          <w:rPr>
             <w:sz w:val="18"/>
             <w:szCs w:val="18"/>
+            <w:rStyle w:val="Hyperlink"/>
           </w:rPr>
           <w:t xml:space="preserve">How to Spend One Day in Munich, Germany - Travel Vlog | Top Things to Do, See, &amp; Eat in München!</w:t>
         </w:r>
@@ -13486,12 +14752,12 @@
         </w:numPr>
         <w:spacing w:after="60"/>
       </w:pPr>
-      <w:hyperlink w:history="1" r:id="rIdz3ndpzd2pjt4p1l81x2ba">
-        <w:r>
-          <w:rPr>
-            <w:rStyle w:val="Hyperlink"/>
+      <w:hyperlink w:history="1" r:id="rIdefbuoogiotvzbvtcjzi4n">
+        <w:r>
+          <w:rPr>
             <w:sz w:val="18"/>
             <w:szCs w:val="18"/>
+            <w:rStyle w:val="Hyperlink"/>
           </w:rPr>
           <w:t xml:space="preserve">Exploring the Munich Christmas Markets - Travel Vlog | A Cold, Rainy Day @ Münchner Christkindlmarkt</w:t>
         </w:r>
@@ -13514,12 +14780,12 @@
         </w:numPr>
         <w:spacing w:after="60"/>
       </w:pPr>
-      <w:hyperlink w:history="1" r:id="rIdai_mqvyhwl38qqkucl8xf">
-        <w:r>
-          <w:rPr>
-            <w:rStyle w:val="Hyperlink"/>
+      <w:hyperlink w:history="1" r:id="rIdsa-qmviagizneieyeqk1a">
+        <w:r>
+          <w:rPr>
             <w:sz w:val="18"/>
             <w:szCs w:val="18"/>
+            <w:rStyle w:val="Hyperlink"/>
           </w:rPr>
           <w:t xml:space="preserve">Solo trip in Munich, Germany | Things to do within 2 days</w:t>
         </w:r>
@@ -13542,12 +14808,12 @@
         </w:numPr>
         <w:spacing w:after="60"/>
       </w:pPr>
-      <w:hyperlink w:history="1" r:id="rIduinv1-m9e_ix-pwwycpqe">
-        <w:r>
-          <w:rPr>
-            <w:rStyle w:val="Hyperlink"/>
+      <w:hyperlink w:history="1" r:id="rIdc2cubc_4mtdk4335htywj">
+        <w:r>
+          <w:rPr>
             <w:sz w:val="18"/>
             <w:szCs w:val="18"/>
+            <w:rStyle w:val="Hyperlink"/>
           </w:rPr>
           <w:t xml:space="preserve">TOP 25 Things To Do In Munich 🇩🇪 Travel Guide</w:t>
         </w:r>
@@ -13570,12 +14836,12 @@
         </w:numPr>
         <w:spacing w:after="60"/>
       </w:pPr>
-      <w:hyperlink w:history="1" r:id="rIdkorkdg4zkxlfbjmls8ioo">
-        <w:r>
-          <w:rPr>
-            <w:rStyle w:val="Hyperlink"/>
+      <w:hyperlink w:history="1" r:id="rIdxmjdf5h6wzcw-a_8lzjad">
+        <w:r>
+          <w:rPr>
             <w:sz w:val="18"/>
             <w:szCs w:val="18"/>
+            <w:rStyle w:val="Hyperlink"/>
           </w:rPr>
           <w:t xml:space="preserve">3 DAYS IN MUNICH | chill travel vlog + itinerary for a summer in munich</w:t>
         </w:r>
@@ -13598,12 +14864,12 @@
         </w:numPr>
         <w:spacing w:after="60"/>
       </w:pPr>
-      <w:hyperlink w:history="1" r:id="rIdekuyexeckmwz-gu6sd9yb">
-        <w:r>
-          <w:rPr>
-            <w:rStyle w:val="Hyperlink"/>
+      <w:hyperlink w:history="1" r:id="rIdn76zv7yy9x7zfttlnapv4">
+        <w:r>
+          <w:rPr>
             <w:sz w:val="18"/>
             <w:szCs w:val="18"/>
+            <w:rStyle w:val="Hyperlink"/>
           </w:rPr>
           <w:t xml:space="preserve">MUNICH CHRISTMAS MARKETS</w:t>
         </w:r>
@@ -13626,12 +14892,12 @@
         </w:numPr>
         <w:spacing w:after="60"/>
       </w:pPr>
-      <w:hyperlink w:history="1" r:id="rId8atgulr9vgod5qk55hppo">
-        <w:r>
-          <w:rPr>
-            <w:rStyle w:val="Hyperlink"/>
+      <w:hyperlink w:history="1" r:id="rIdku2x07hop7jwokcbgyy2_">
+        <w:r>
+          <w:rPr>
             <w:sz w:val="18"/>
             <w:szCs w:val="18"/>
+            <w:rStyle w:val="Hyperlink"/>
           </w:rPr>
           <w:t xml:space="preserve">Munich Public Transport 🇩🇪 | Day Pass vs 24-hour Ticket pass #shortvideo</w:t>
         </w:r>
@@ -13654,12 +14920,12 @@
         </w:numPr>
         <w:spacing w:after="60"/>
       </w:pPr>
-      <w:hyperlink w:history="1" r:id="rIdorub7revch4drbwgpeyxg">
-        <w:r>
-          <w:rPr>
-            <w:rStyle w:val="Hyperlink"/>
+      <w:hyperlink w:history="1" r:id="rId3hunj-k1pxa4zr2bvump-">
+        <w:r>
+          <w:rPr>
             <w:sz w:val="18"/>
             <w:szCs w:val="18"/>
+            <w:rStyle w:val="Hyperlink"/>
           </w:rPr>
           <w:t xml:space="preserve">MUNICH:  Enjoy the Munich Christmas Market…A 4K Walking Tour!</w:t>
         </w:r>
@@ -13682,12 +14948,12 @@
         </w:numPr>
         <w:spacing w:after="60"/>
       </w:pPr>
-      <w:hyperlink w:history="1" r:id="rIdzyh4ywbc4y5sihefwatiq">
-        <w:r>
-          <w:rPr>
-            <w:rStyle w:val="Hyperlink"/>
+      <w:hyperlink w:history="1" r:id="rIdwhrrbuqra1cqjjiakxn3d">
+        <w:r>
+          <w:rPr>
             <w:sz w:val="18"/>
             <w:szCs w:val="18"/>
+            <w:rStyle w:val="Hyperlink"/>
           </w:rPr>
           <w:t xml:space="preserve">Die schönsten Weihnachtsmärkte in München! Unsere Highlights &amp; der Krampuslauf | Bayern Reisetipps</w:t>
         </w:r>
@@ -13710,12 +14976,12 @@
         </w:numPr>
         <w:spacing w:after="60"/>
       </w:pPr>
-      <w:hyperlink w:history="1" r:id="rIdwanbbbv3q6sv1z2ap4scq">
-        <w:r>
-          <w:rPr>
-            <w:rStyle w:val="Hyperlink"/>
+      <w:hyperlink w:history="1" r:id="rIdz3jadxbidvgmqbttvzcol">
+        <w:r>
+          <w:rPr>
             <w:sz w:val="18"/>
             <w:szCs w:val="18"/>
+            <w:rStyle w:val="Hyperlink"/>
           </w:rPr>
           <w:t xml:space="preserve">Munich, Germany Christmas Markets, A First Timer’s One Night Itinerary</w:t>
         </w:r>
@@ -13738,12 +15004,12 @@
         </w:numPr>
         <w:spacing w:after="60"/>
       </w:pPr>
-      <w:hyperlink w:history="1" r:id="rIdytodmvc2ybzjjhtzryauz">
-        <w:r>
-          <w:rPr>
-            <w:rStyle w:val="Hyperlink"/>
+      <w:hyperlink w:history="1" r:id="rIdm5q4nua17lxoylu0omig1">
+        <w:r>
+          <w:rPr>
             <w:sz w:val="18"/>
             <w:szCs w:val="18"/>
+            <w:rStyle w:val="Hyperlink"/>
           </w:rPr>
           <w:t xml:space="preserve">Top 10 Day Trips from Munich Germany! 🇩🇪</w:t>
         </w:r>
@@ -13766,12 +15032,12 @@
         </w:numPr>
         <w:spacing w:after="60"/>
       </w:pPr>
-      <w:hyperlink w:history="1" r:id="rIdnlywpbah5obutddvtmyl3">
-        <w:r>
-          <w:rPr>
-            <w:rStyle w:val="Hyperlink"/>
+      <w:hyperlink w:history="1" r:id="rIdktbjy5ant3x8lfhf4osaj">
+        <w:r>
+          <w:rPr>
             <w:sz w:val="18"/>
             <w:szCs w:val="18"/>
+            <w:rStyle w:val="Hyperlink"/>
           </w:rPr>
           <w:t xml:space="preserve">German Food Tour in Munich, Germany: Ultimate Guide 🇩🇪</w:t>
         </w:r>
@@ -13794,12 +15060,12 @@
         </w:numPr>
         <w:spacing w:after="60"/>
       </w:pPr>
-      <w:hyperlink w:history="1" r:id="rIdv6z4ius9-xruyr-ccmhik">
-        <w:r>
-          <w:rPr>
-            <w:rStyle w:val="Hyperlink"/>
+      <w:hyperlink w:history="1" r:id="rIdicp3-tvhyrynwfwa4yqax">
+        <w:r>
+          <w:rPr>
             <w:sz w:val="18"/>
             <w:szCs w:val="18"/>
+            <w:rStyle w:val="Hyperlink"/>
           </w:rPr>
           <w:t xml:space="preserve">Does Munich Have The BEST And Most Unique Christmas Markets?</w:t>
         </w:r>
@@ -13822,12 +15088,12 @@
         </w:numPr>
         <w:spacing w:after="60"/>
       </w:pPr>
-      <w:hyperlink w:history="1" r:id="rIdubdftfd25ekglgzz5w4gh">
-        <w:r>
-          <w:rPr>
-            <w:rStyle w:val="Hyperlink"/>
+      <w:hyperlink w:history="1" r:id="rId6jynoytqiz1hcb8qxdipo">
+        <w:r>
+          <w:rPr>
             <w:sz w:val="18"/>
             <w:szCs w:val="18"/>
+            <w:rStyle w:val="Hyperlink"/>
           </w:rPr>
           <w:t xml:space="preserve">Munich First Timers Guide: BEST things To Do, See &amp; Eat!</w:t>
         </w:r>
@@ -13850,12 +15116,12 @@
         </w:numPr>
         <w:spacing w:after="60"/>
       </w:pPr>
-      <w:hyperlink w:history="1" r:id="rIdtnkop-owvlkf0fb9t64cg">
-        <w:r>
-          <w:rPr>
-            <w:rStyle w:val="Hyperlink"/>
+      <w:hyperlink w:history="1" r:id="rId1p6r6zhdzbijipi39rlnf">
+        <w:r>
+          <w:rPr>
             <w:sz w:val="18"/>
             <w:szCs w:val="18"/>
+            <w:rStyle w:val="Hyperlink"/>
           </w:rPr>
           <w:t xml:space="preserve">We Found PURE MAGIC at Munich's Christmas Market! 🎄(München, Deutschland)</w:t>
         </w:r>
@@ -13878,12 +15144,12 @@
         </w:numPr>
         <w:spacing w:after="60"/>
       </w:pPr>
-      <w:hyperlink w:history="1" r:id="rIdjos3ma2be-irnykkxmsd9">
-        <w:r>
-          <w:rPr>
-            <w:rStyle w:val="Hyperlink"/>
+      <w:hyperlink w:history="1" r:id="rIduruqsieibfrdg6_mmbbss">
+        <w:r>
+          <w:rPr>
             <w:sz w:val="18"/>
             <w:szCs w:val="18"/>
+            <w:rStyle w:val="Hyperlink"/>
           </w:rPr>
           <w:t xml:space="preserve">Eating the BEST Traditional Bavarian Food in Munich!</w:t>
         </w:r>
@@ -13906,12 +15172,12 @@
         </w:numPr>
         <w:spacing w:after="60"/>
       </w:pPr>
-      <w:hyperlink w:history="1" r:id="rIdiymio-m2uttvy8y_coslw">
-        <w:r>
-          <w:rPr>
-            <w:rStyle w:val="Hyperlink"/>
+      <w:hyperlink w:history="1" r:id="rIdetsqk8n2bfakyorwvho9s">
+        <w:r>
+          <w:rPr>
             <w:sz w:val="18"/>
             <w:szCs w:val="18"/>
+            <w:rStyle w:val="Hyperlink"/>
           </w:rPr>
           <w:t xml:space="preserve">【2人慕尼黑自由行🇩🇪】2天1夜逛吃攻略📝┆小熊軟糖專賣店🐻☆*｡┆ 聖誕市集🎅🏻🍎┆阿桑教堂⛪️🖤┆Germany München₊˚⊹꒷</w:t>
         </w:r>
@@ -13934,12 +15200,12 @@
         </w:numPr>
         <w:spacing w:after="60"/>
       </w:pPr>
-      <w:hyperlink w:history="1" r:id="rIdfcu0y63tm2_artof4_oh9">
-        <w:r>
-          <w:rPr>
-            <w:rStyle w:val="Hyperlink"/>
+      <w:hyperlink w:history="1" r:id="rIdg0ag8-tgdmblrszibdhus">
+        <w:r>
+          <w:rPr>
             <w:sz w:val="18"/>
             <w:szCs w:val="18"/>
+            <w:rStyle w:val="Hyperlink"/>
           </w:rPr>
           <w:t xml:space="preserve">my first WINTER IN EUROPE ☃️ exploring munich, snow days &amp; painting on a plane!</w:t>
         </w:r>
@@ -13962,12 +15228,12 @@
         </w:numPr>
         <w:spacing w:after="60"/>
       </w:pPr>
-      <w:hyperlink w:history="1" r:id="rId8y8b0qy6rwtkemempvjlc">
-        <w:r>
-          <w:rPr>
-            <w:rStyle w:val="Hyperlink"/>
+      <w:hyperlink w:history="1" r:id="rIdnskbw8g8xznebm0ycwca6">
+        <w:r>
+          <w:rPr>
             <w:sz w:val="18"/>
             <w:szCs w:val="18"/>
+            <w:rStyle w:val="Hyperlink"/>
           </w:rPr>
           <w:t xml:space="preserve">Where to Live in Munich: The Brutally Honest Neighborhood Guide (2025)</w:t>
         </w:r>
@@ -13990,12 +15256,12 @@
         </w:numPr>
         <w:spacing w:after="60"/>
       </w:pPr>
-      <w:hyperlink w:history="1" r:id="rId7q9obudj75hu98vdjdbvu">
-        <w:r>
-          <w:rPr>
-            <w:rStyle w:val="Hyperlink"/>
+      <w:hyperlink w:history="1" r:id="rIddrl8bwzirv1oj6mvmytmg">
+        <w:r>
+          <w:rPr>
             <w:sz w:val="18"/>
             <w:szCs w:val="18"/>
+            <w:rStyle w:val="Hyperlink"/>
           </w:rPr>
           <w:t xml:space="preserve">THINGS TO KNOW BEFORE YOU GO TO MUNICH</w:t>
         </w:r>
@@ -14018,12 +15284,12 @@
         </w:numPr>
         <w:spacing w:after="60"/>
       </w:pPr>
-      <w:hyperlink w:history="1" r:id="rIdgovhet1ctzmyebj2h3vtc">
-        <w:r>
-          <w:rPr>
-            <w:rStyle w:val="Hyperlink"/>
+      <w:hyperlink w:history="1" r:id="rIdm9xfb0ixbp2_2d10fn0gg">
+        <w:r>
+          <w:rPr>
             <w:sz w:val="18"/>
             <w:szCs w:val="18"/>
+            <w:rStyle w:val="Hyperlink"/>
           </w:rPr>
           <w:t xml:space="preserve">10 Things NOT to Do at a GERMAN CHRISTMAS MARKET!</w:t>
         </w:r>
@@ -14046,12 +15312,12 @@
         </w:numPr>
         <w:spacing w:after="60"/>
       </w:pPr>
-      <w:hyperlink w:history="1" r:id="rId3rnltrq_fvekhi3annei4">
-        <w:r>
-          <w:rPr>
-            <w:rStyle w:val="Hyperlink"/>
+      <w:hyperlink w:history="1" r:id="rId0ffogwzv1vjnvubovjqlv">
+        <w:r>
+          <w:rPr>
             <w:sz w:val="18"/>
             <w:szCs w:val="18"/>
+            <w:rStyle w:val="Hyperlink"/>
           </w:rPr>
           <w:t xml:space="preserve">Diese Food Spots in MÜNCHEN musst du probiert haben! | Cinematic Food Guide mit @BerndZehner</w:t>
         </w:r>
@@ -14074,12 +15340,12 @@
         </w:numPr>
         <w:spacing w:after="60"/>
       </w:pPr>
-      <w:hyperlink w:history="1" r:id="rIdgs5x3lkcgyajyswenpbyd">
-        <w:r>
-          <w:rPr>
-            <w:rStyle w:val="Hyperlink"/>
+      <w:hyperlink w:history="1" r:id="rId_ay5xbgxqnvijbaijjjko">
+        <w:r>
+          <w:rPr>
             <w:sz w:val="18"/>
             <w:szCs w:val="18"/>
+            <w:rStyle w:val="Hyperlink"/>
           </w:rPr>
           <w:t xml:space="preserve">My First Oktoberfest – What You Need to Know Before you Go</w:t>
         </w:r>
@@ -14102,12 +15368,12 @@
         </w:numPr>
         <w:spacing w:after="60"/>
       </w:pPr>
-      <w:hyperlink w:history="1" r:id="rIdnetenbgoalk9lmlttaeti">
-        <w:r>
-          <w:rPr>
-            <w:rStyle w:val="Hyperlink"/>
+      <w:hyperlink w:history="1" r:id="rIdnkjmnpwmxmxjjldohffbi">
+        <w:r>
+          <w:rPr>
             <w:sz w:val="18"/>
             <w:szCs w:val="18"/>
+            <w:rStyle w:val="Hyperlink"/>
           </w:rPr>
           <w:t xml:space="preserve">The Dark Sides of Munich's Oktoberfest and How to Avoid Them</w:t>
         </w:r>
@@ -14130,12 +15396,12 @@
         </w:numPr>
         <w:spacing w:after="60"/>
       </w:pPr>
-      <w:hyperlink w:history="1" r:id="rId-51lxapdxh8e7jjgadfbo">
-        <w:r>
-          <w:rPr>
-            <w:rStyle w:val="Hyperlink"/>
+      <w:hyperlink w:history="1" r:id="rIdchd7zx8oi4kdg7bkqdogc">
+        <w:r>
+          <w:rPr>
             <w:sz w:val="18"/>
             <w:szCs w:val="18"/>
+            <w:rStyle w:val="Hyperlink"/>
           </w:rPr>
           <w:t xml:space="preserve">Visiting Munich? Here are the Must-Knows!</w:t>
         </w:r>
@@ -14158,12 +15424,12 @@
         </w:numPr>
         <w:spacing w:after="60"/>
       </w:pPr>
-      <w:hyperlink w:history="1" r:id="rIdp3h4rtxbkzdvmlgx3tqqz">
-        <w:r>
-          <w:rPr>
-            <w:rStyle w:val="Hyperlink"/>
+      <w:hyperlink w:history="1" r:id="rId-d7z9bj5qy_euwqumekmu">
+        <w:r>
+          <w:rPr>
             <w:sz w:val="18"/>
             <w:szCs w:val="18"/>
+            <w:rStyle w:val="Hyperlink"/>
           </w:rPr>
           <w:t xml:space="preserve">Munich in Bavaria – an Alternative Tour with Alemanizando</w:t>
         </w:r>
@@ -14186,12 +15452,12 @@
         </w:numPr>
         <w:spacing w:after="60"/>
       </w:pPr>
-      <w:hyperlink w:history="1" r:id="rId5vydyzdfq6olp8mxdth_r">
-        <w:r>
-          <w:rPr>
-            <w:rStyle w:val="Hyperlink"/>
+      <w:hyperlink w:history="1" r:id="rIdtc_zmzj_jo7zkfpfhwkfj">
+        <w:r>
+          <w:rPr>
             <w:sz w:val="18"/>
             <w:szCs w:val="18"/>
+            <w:rStyle w:val="Hyperlink"/>
           </w:rPr>
           <w:t xml:space="preserve">Best food in Munich 🇩🇪 | (10 years Living here)</w:t>
         </w:r>
@@ -14214,12 +15480,12 @@
         </w:numPr>
         <w:spacing w:after="60"/>
       </w:pPr>
-      <w:hyperlink w:history="1" r:id="rIdr67jsc44ytmr31hzqj0bh">
-        <w:r>
-          <w:rPr>
-            <w:rStyle w:val="Hyperlink"/>
+      <w:hyperlink w:history="1" r:id="rIdmfmlta4ipspupj6mlu6ew">
+        <w:r>
+          <w:rPr>
             <w:sz w:val="18"/>
             <w:szCs w:val="18"/>
+            <w:rStyle w:val="Hyperlink"/>
           </w:rPr>
           <w:t xml:space="preserve">Christmas Market Food Tour in Munich - What Locals Actually Eat</w:t>
         </w:r>
@@ -14242,12 +15508,12 @@
         </w:numPr>
         <w:spacing w:after="60"/>
       </w:pPr>
-      <w:hyperlink w:history="1" r:id="rIdugnd1qyrk9983iqnxsz6a">
-        <w:r>
-          <w:rPr>
-            <w:rStyle w:val="Hyperlink"/>
+      <w:hyperlink w:history="1" r:id="rIdqkpp34svultwqjg19xgde">
+        <w:r>
+          <w:rPr>
             <w:sz w:val="18"/>
             <w:szCs w:val="18"/>
+            <w:rStyle w:val="Hyperlink"/>
           </w:rPr>
           <w:t xml:space="preserve">MAGICAL MUNICH✨ Christmas Market🎄 A Festive Walking Tour | ✨Subtitles CC</w:t>
         </w:r>
@@ -14270,12 +15536,12 @@
         </w:numPr>
         <w:spacing w:after="60"/>
       </w:pPr>
-      <w:hyperlink w:history="1" r:id="rIdxsbwhpstlra-flrd_aw2t">
-        <w:r>
-          <w:rPr>
-            <w:rStyle w:val="Hyperlink"/>
+      <w:hyperlink w:history="1" r:id="rId5p_jhvrbfkfsxnid9npik">
+        <w:r>
+          <w:rPr>
             <w:sz w:val="18"/>
             <w:szCs w:val="18"/>
+            <w:rStyle w:val="Hyperlink"/>
           </w:rPr>
           <w:t xml:space="preserve">munich chronicles 🐛 | restaurants, park swims &amp; going out</w:t>
         </w:r>
@@ -14298,12 +15564,12 @@
         </w:numPr>
         <w:spacing w:after="60"/>
       </w:pPr>
-      <w:hyperlink w:history="1" r:id="rIdeimjthvemjbilvj-u6oj1">
-        <w:r>
-          <w:rPr>
-            <w:rStyle w:val="Hyperlink"/>
+      <w:hyperlink w:history="1" r:id="rIdhjo8zhkukhljz-sb2dd3g">
+        <w:r>
+          <w:rPr>
             <w:sz w:val="18"/>
             <w:szCs w:val="18"/>
+            <w:rStyle w:val="Hyperlink"/>
           </w:rPr>
           <w:t xml:space="preserve">Noel Bileti Aldıracak Video Geldi - MÜNİH🎄</w:t>
         </w:r>
@@ -14326,12 +15592,12 @@
         </w:numPr>
         <w:spacing w:after="60"/>
       </w:pPr>
-      <w:hyperlink w:history="1" r:id="rId0h9aanxz5movfvbo_ui1g">
-        <w:r>
-          <w:rPr>
-            <w:rStyle w:val="Hyperlink"/>
+      <w:hyperlink w:history="1" r:id="rIdlhpw3tenyv3yoos7pmslx">
+        <w:r>
+          <w:rPr>
             <w:sz w:val="18"/>
             <w:szCs w:val="18"/>
+            <w:rStyle w:val="Hyperlink"/>
           </w:rPr>
           <w:t xml:space="preserve">The Magic of German Christmas Markets 🎄 (Everything you need to know!)</w:t>
         </w:r>
@@ -14354,12 +15620,12 @@
         </w:numPr>
         <w:spacing w:after="60"/>
       </w:pPr>
-      <w:hyperlink w:history="1" r:id="rIdmo4r74nmx5gtsprrpoz0o">
-        <w:r>
-          <w:rPr>
-            <w:rStyle w:val="Hyperlink"/>
+      <w:hyperlink w:history="1" r:id="rIdo3pgwdmurbmsizixqgcrm">
+        <w:r>
+          <w:rPr>
             <w:sz w:val="18"/>
             <w:szCs w:val="18"/>
+            <w:rStyle w:val="Hyperlink"/>
           </w:rPr>
           <w:t xml:space="preserve">TOP-3 Neighbourhoods for Living in Munich</w:t>
         </w:r>
@@ -14382,12 +15648,12 @@
         </w:numPr>
         <w:spacing w:after="60"/>
       </w:pPr>
-      <w:hyperlink w:history="1" r:id="rIdzer6f8w8ytqfb-12ggffp">
-        <w:r>
-          <w:rPr>
-            <w:rStyle w:val="Hyperlink"/>
+      <w:hyperlink w:history="1" r:id="rIdb4gmnuicq19lfs-r4skfb">
+        <w:r>
+          <w:rPr>
             <w:sz w:val="18"/>
             <w:szCs w:val="18"/>
+            <w:rStyle w:val="Hyperlink"/>
           </w:rPr>
           <w:t xml:space="preserve">We Found the Best Winter Attractions in Munich!</w:t>
         </w:r>
@@ -14410,12 +15676,12 @@
         </w:numPr>
         <w:spacing w:after="60"/>
       </w:pPr>
-      <w:hyperlink w:history="1" r:id="rIdsxqnh5fj4hljd5bsnqqtm">
-        <w:r>
-          <w:rPr>
-            <w:rStyle w:val="Hyperlink"/>
+      <w:hyperlink w:history="1" r:id="rIdc_skvtaeatrvcw_wvxnpu">
+        <w:r>
+          <w:rPr>
             <w:sz w:val="18"/>
             <w:szCs w:val="18"/>
+            <w:rStyle w:val="Hyperlink"/>
           </w:rPr>
           <w:t xml:space="preserve">7 MAGICAL CHRISTMAS MARKET ITINERARIES TO STEAL | Tried &amp; Tested European Christmas Market Trips!</w:t>
         </w:r>
@@ -14438,12 +15704,12 @@
         </w:numPr>
         <w:spacing w:after="60"/>
       </w:pPr>
-      <w:hyperlink w:history="1" r:id="rIdzcbyu_noanqbwtjcpocc8">
-        <w:r>
-          <w:rPr>
-            <w:rStyle w:val="Hyperlink"/>
+      <w:hyperlink w:history="1" r:id="rIduuy07k1wk6akh7chfvl7e">
+        <w:r>
+          <w:rPr>
             <w:sz w:val="18"/>
             <w:szCs w:val="18"/>
+            <w:rStyle w:val="Hyperlink"/>
           </w:rPr>
           <w:t xml:space="preserve">3 DAYS IN MUNICH ITINERARY (FOR FIRST TIMERS) | How to Spend 72 Hours in Munich Efficiently!</w:t>
         </w:r>
@@ -14466,12 +15732,12 @@
         </w:numPr>
         <w:spacing w:after="60"/>
       </w:pPr>
-      <w:hyperlink w:history="1" r:id="rIdem4rskua0rtk9gfmkhowc">
-        <w:r>
-          <w:rPr>
-            <w:rStyle w:val="Hyperlink"/>
+      <w:hyperlink w:history="1" r:id="rIdeb0myr2jbf0w4lquqry0a">
+        <w:r>
+          <w:rPr>
             <w:sz w:val="18"/>
             <w:szCs w:val="18"/>
+            <w:rStyle w:val="Hyperlink"/>
           </w:rPr>
           <w:t xml:space="preserve">BEST THINGS TO DO IN MUNICH FOR FIRST TIMERS W/ MAP | 20+ Must-Dos, Hidden Gems &amp; More!</w:t>
         </w:r>
@@ -14494,12 +15760,12 @@
         </w:numPr>
         <w:spacing w:after="60"/>
       </w:pPr>
-      <w:hyperlink w:history="1" r:id="rIdmlt9rvdszcvxy23gszoks">
-        <w:r>
-          <w:rPr>
-            <w:rStyle w:val="Hyperlink"/>
+      <w:hyperlink w:history="1" r:id="rId2mwyerjfo_bqth2cm-yog">
+        <w:r>
+          <w:rPr>
             <w:sz w:val="18"/>
             <w:szCs w:val="18"/>
+            <w:rStyle w:val="Hyperlink"/>
           </w:rPr>
           <w:t xml:space="preserve">MUNICH OKTOBERFEST GUIDE FOR 1ST TIMERS | 50 Oktoberfest Tips &amp; Must-Knows (+ What NOT to Do!)</w:t>
         </w:r>
@@ -14522,12 +15788,12 @@
         </w:numPr>
         <w:spacing w:after="60"/>
       </w:pPr>
-      <w:hyperlink w:history="1" r:id="rIdyesghz1mmnjjfbc6x7aq_">
-        <w:r>
-          <w:rPr>
-            <w:rStyle w:val="Hyperlink"/>
+      <w:hyperlink w:history="1" r:id="rId6jx0o9cfl3-haleiuhby2">
+        <w:r>
+          <w:rPr>
             <w:sz w:val="18"/>
             <w:szCs w:val="18"/>
+            <w:rStyle w:val="Hyperlink"/>
           </w:rPr>
           <w:t xml:space="preserve">MUNICH TRAVEL TIPS FOR FIRST TIMERS | 40+ Must-Knows Before Visiting Munich + What NOT to Do!</w:t>
         </w:r>
@@ -14550,12 +15816,12 @@
         </w:numPr>
         <w:spacing w:after="60"/>
       </w:pPr>
-      <w:hyperlink w:history="1" r:id="rIdxubpw84wlmp5n6pe9deo2">
-        <w:r>
-          <w:rPr>
-            <w:rStyle w:val="Hyperlink"/>
+      <w:hyperlink w:history="1" r:id="rIdhwjxwulyo6fpjkygt8xxf">
+        <w:r>
+          <w:rPr>
             <w:sz w:val="18"/>
             <w:szCs w:val="18"/>
+            <w:rStyle w:val="Hyperlink"/>
           </w:rPr>
           <w:t xml:space="preserve">MUNICH Christmas Market Food Tour 🇩🇪 €50 Challenge!!</w:t>
         </w:r>
@@ -14578,12 +15844,12 @@
         </w:numPr>
         <w:spacing w:after="60"/>
       </w:pPr>
-      <w:hyperlink w:history="1" r:id="rIdc8imxtj8o3-_p8sx53hj8">
-        <w:r>
-          <w:rPr>
-            <w:rStyle w:val="Hyperlink"/>
+      <w:hyperlink w:history="1" r:id="rIdqsincrgyamng4oqus_mrx">
+        <w:r>
+          <w:rPr>
             <w:sz w:val="18"/>
             <w:szCs w:val="18"/>
+            <w:rStyle w:val="Hyperlink"/>
           </w:rPr>
           <w:t xml:space="preserve">36 Hours in Munich, Germany | Marienplatz | Bavarian Food | Viktualienmarkt</w:t>
         </w:r>
@@ -14606,12 +15872,12 @@
         </w:numPr>
         <w:spacing w:after="60"/>
       </w:pPr>
-      <w:hyperlink w:history="1" r:id="rId_8gwqkcrzpcp78_fnyf5o">
-        <w:r>
-          <w:rPr>
-            <w:rStyle w:val="Hyperlink"/>
+      <w:hyperlink w:history="1" r:id="rIdfdsqj7dli9cekk0qnza0d">
+        <w:r>
+          <w:rPr>
             <w:sz w:val="18"/>
             <w:szCs w:val="18"/>
+            <w:rStyle w:val="Hyperlink"/>
           </w:rPr>
           <w:t xml:space="preserve">Munich in December: First Time Visit</w:t>
         </w:r>
@@ -14634,12 +15900,12 @@
         </w:numPr>
         <w:spacing w:after="60"/>
       </w:pPr>
-      <w:hyperlink w:history="1" r:id="rIdc4ldhesizjysbwxudejgu">
-        <w:r>
-          <w:rPr>
-            <w:rStyle w:val="Hyperlink"/>
+      <w:hyperlink w:history="1" r:id="rIdk7_tqh0n08ntbvoibdgts">
+        <w:r>
+          <w:rPr>
             <w:sz w:val="18"/>
             <w:szCs w:val="18"/>
+            <w:rStyle w:val="Hyperlink"/>
           </w:rPr>
           <w:t xml:space="preserve">Bavarian Royal Palace Tour + Residenz Munich Christmas Village Experience!🎄🇩🇪</w:t>
         </w:r>
@@ -14662,12 +15928,12 @@
         </w:numPr>
         <w:spacing w:after="60"/>
       </w:pPr>
-      <w:hyperlink w:history="1" r:id="rIdbdnbs0jxlm6fzynyrmaud">
-        <w:r>
-          <w:rPr>
-            <w:rStyle w:val="Hyperlink"/>
+      <w:hyperlink w:history="1" r:id="rId_57re5rmkmenis61e18nh">
+        <w:r>
+          <w:rPr>
             <w:sz w:val="18"/>
             <w:szCs w:val="18"/>
+            <w:rStyle w:val="Hyperlink"/>
           </w:rPr>
           <w:t xml:space="preserve">Let’s go to Europe!🇪🇺 Our Christmas Markets Journey Begins in Munich 🇩🇪🎄</w:t>
         </w:r>
@@ -14690,12 +15956,12 @@
         </w:numPr>
         <w:spacing w:after="60"/>
       </w:pPr>
-      <w:hyperlink w:history="1" r:id="rId08xnkj73k8vghxh0pldm3">
-        <w:r>
-          <w:rPr>
-            <w:rStyle w:val="Hyperlink"/>
+      <w:hyperlink w:history="1" r:id="rIdnzznxmoxcswuuehxhs-w2">
+        <w:r>
+          <w:rPr>
             <w:sz w:val="18"/>
             <w:szCs w:val="18"/>
+            <w:rStyle w:val="Hyperlink"/>
           </w:rPr>
           <w:t xml:space="preserve">10 Best Things to Do in Munich Germany! | Munich Travel Guide For First Timers 🇩🇪🥨</w:t>
         </w:r>
@@ -14718,12 +15984,12 @@
         </w:numPr>
         <w:spacing w:after="60"/>
       </w:pPr>
-      <w:hyperlink w:history="1" r:id="rIdbol4xzuwqv0eoeclhcoye">
-        <w:r>
-          <w:rPr>
-            <w:rStyle w:val="Hyperlink"/>
+      <w:hyperlink w:history="1" r:id="rIdspkbtemc1b5vkj3p7w59b">
+        <w:r>
+          <w:rPr>
             <w:sz w:val="18"/>
             <w:szCs w:val="18"/>
+            <w:rStyle w:val="Hyperlink"/>
           </w:rPr>
           <w:t xml:space="preserve">Ultimate German Food Tour | All the BEST foods in Munich!</w:t>
         </w:r>
@@ -14746,12 +16012,12 @@
         </w:numPr>
         <w:spacing w:after="60"/>
       </w:pPr>
-      <w:hyperlink w:history="1" r:id="rIdmbm6wipexpgmy6pnyc8r4">
-        <w:r>
-          <w:rPr>
-            <w:rStyle w:val="Hyperlink"/>
+      <w:hyperlink w:history="1" r:id="rIdq00y5ctgguz5mg3az-vue">
+        <w:r>
+          <w:rPr>
             <w:sz w:val="18"/>
             <w:szCs w:val="18"/>
+            <w:rStyle w:val="Hyperlink"/>
           </w:rPr>
           <w:t xml:space="preserve">How people live in Munich - Exploring Germany's most charming city 🏰✨</w:t>
         </w:r>
@@ -14774,12 +16040,12 @@
         </w:numPr>
         <w:spacing w:after="60"/>
       </w:pPr>
-      <w:hyperlink w:history="1" r:id="rIdpk2qdh9xxwmsrmbqxkcgk">
-        <w:r>
-          <w:rPr>
-            <w:rStyle w:val="Hyperlink"/>
+      <w:hyperlink w:history="1" r:id="rIdqury-ke6p1wtmbefd7brm">
+        <w:r>
+          <w:rPr>
             <w:sz w:val="18"/>
             <w:szCs w:val="18"/>
+            <w:rStyle w:val="Hyperlink"/>
           </w:rPr>
           <w:t xml:space="preserve">Rick Steves' tips for touring Munich, Germany</w:t>
         </w:r>
@@ -14802,12 +16068,12 @@
         </w:numPr>
         <w:spacing w:after="60"/>
       </w:pPr>
-      <w:hyperlink w:history="1" r:id="rIdsaiv88hs1i1lucqxzyeiv">
-        <w:r>
-          <w:rPr>
-            <w:rStyle w:val="Hyperlink"/>
+      <w:hyperlink w:history="1" r:id="rIdcr9tmla13b3v5w8sufpnp">
+        <w:r>
+          <w:rPr>
             <w:sz w:val="18"/>
             <w:szCs w:val="18"/>
+            <w:rStyle w:val="Hyperlink"/>
           </w:rPr>
           <w:t xml:space="preserve">I Visited 3 Christmas Markets in MUNICH… But THIS Medieval One Shocked Me!</w:t>
         </w:r>
@@ -14830,12 +16096,12 @@
         </w:numPr>
         <w:spacing w:after="60"/>
       </w:pPr>
-      <w:hyperlink w:history="1" r:id="rIdoe7u0pandm1vz7wdnhqbg">
-        <w:r>
-          <w:rPr>
-            <w:rStyle w:val="Hyperlink"/>
+      <w:hyperlink w:history="1" r:id="rIdt0zg7gelzgis8c9sukfjd">
+        <w:r>
+          <w:rPr>
             <w:sz w:val="18"/>
             <w:szCs w:val="18"/>
+            <w:rStyle w:val="Hyperlink"/>
           </w:rPr>
           <w:t xml:space="preserve">We Tried Germany’s TOP Christmas Markets… Here’s the Truth</w:t>
         </w:r>
@@ -14858,12 +16124,12 @@
         </w:numPr>
         <w:spacing w:after="60"/>
       </w:pPr>
-      <w:hyperlink w:history="1" r:id="rIdqg8pgwyqck3lcklv_bux-">
-        <w:r>
-          <w:rPr>
-            <w:rStyle w:val="Hyperlink"/>
+      <w:hyperlink w:history="1" r:id="rIdjgoyjq-r1187l4uevablm">
+        <w:r>
+          <w:rPr>
             <w:sz w:val="18"/>
             <w:szCs w:val="18"/>
+            <w:rStyle w:val="Hyperlink"/>
           </w:rPr>
           <w:t xml:space="preserve">10 Most Beautiful Places to Visit in Munich Germany 🇩🇪 | Things to See in Munich</w:t>
         </w:r>
@@ -14886,12 +16152,12 @@
         </w:numPr>
         <w:spacing w:after="60"/>
       </w:pPr>
-      <w:hyperlink w:history="1" r:id="rIdmyi0xtbc-vka8zyjj-kem">
-        <w:r>
-          <w:rPr>
-            <w:rStyle w:val="Hyperlink"/>
+      <w:hyperlink w:history="1" r:id="rIdnoaqfd0hkpmw1tal_jblj">
+        <w:r>
+          <w:rPr>
             <w:sz w:val="18"/>
             <w:szCs w:val="18"/>
+            <w:rStyle w:val="Hyperlink"/>
           </w:rPr>
           <w:t xml:space="preserve">MUNICH FOOD GUIDE | 11 Great Places to Eat!</w:t>
         </w:r>
@@ -14914,12 +16180,12 @@
         </w:numPr>
         <w:spacing w:after="60"/>
       </w:pPr>
-      <w:hyperlink w:history="1" r:id="rIdfxnl0cr5jkqdneqlkkg2t">
-        <w:r>
-          <w:rPr>
-            <w:rStyle w:val="Hyperlink"/>
+      <w:hyperlink w:history="1" r:id="rId_p8uttc44qwphevxzqvf7">
+        <w:r>
+          <w:rPr>
             <w:sz w:val="18"/>
             <w:szCs w:val="18"/>
+            <w:rStyle w:val="Hyperlink"/>
           </w:rPr>
           <w:t xml:space="preserve">GERMAN MEAT-FEST in MUNICH | Must-eat Sausages and Schnitzel! | Bavarian Food Tour</w:t>
         </w:r>
@@ -14942,12 +16208,12 @@
         </w:numPr>
         <w:spacing w:after="60"/>
       </w:pPr>
-      <w:hyperlink w:history="1" r:id="rId4uloj9lgdkwnxpdfvatsl">
-        <w:r>
-          <w:rPr>
-            <w:rStyle w:val="Hyperlink"/>
+      <w:hyperlink w:history="1" r:id="rIdo-jjqjivdkli56mkjpahy">
+        <w:r>
+          <w:rPr>
             <w:sz w:val="18"/>
             <w:szCs w:val="18"/>
+            <w:rStyle w:val="Hyperlink"/>
           </w:rPr>
           <w:t xml:space="preserve">8 Unique Christmas Markets In Munich Germany - Magical!</w:t>
         </w:r>
@@ -14970,12 +16236,12 @@
         </w:numPr>
         <w:spacing w:after="60"/>
       </w:pPr>
-      <w:hyperlink w:history="1" r:id="rId7qqzszk3vaznh6n1atrvm">
-        <w:r>
-          <w:rPr>
-            <w:rStyle w:val="Hyperlink"/>
+      <w:hyperlink w:history="1" r:id="rIdezlfqs-0kpv9vmoegwdl2">
+        <w:r>
+          <w:rPr>
             <w:sz w:val="18"/>
             <w:szCs w:val="18"/>
+            <w:rStyle w:val="Hyperlink"/>
           </w:rPr>
           <w:t xml:space="preserve">10 Things to See in MUNICH for FIRST TIMERS during Oktoberfest 🇩🇪</w:t>
         </w:r>
@@ -14998,12 +16264,12 @@
         </w:numPr>
         <w:spacing w:after="60"/>
       </w:pPr>
-      <w:hyperlink w:history="1" r:id="rIdhsicn1goyme3fob9sfv85">
-        <w:r>
-          <w:rPr>
-            <w:rStyle w:val="Hyperlink"/>
+      <w:hyperlink w:history="1" r:id="rIdtezk6y79czlqsmnu-spf1">
+        <w:r>
+          <w:rPr>
             <w:sz w:val="18"/>
             <w:szCs w:val="18"/>
+            <w:rStyle w:val="Hyperlink"/>
           </w:rPr>
           <w:t xml:space="preserve">3 day trips from Munich that are worth it!!! More ideas for day trips, munich itinerary, and more on</w:t>
         </w:r>
@@ -15026,12 +16292,12 @@
         </w:numPr>
         <w:spacing w:after="60"/>
       </w:pPr>
-      <w:hyperlink w:history="1" r:id="rIdfzl-qfllzj2pe__gozfeg">
-        <w:r>
-          <w:rPr>
-            <w:rStyle w:val="Hyperlink"/>
+      <w:hyperlink w:history="1" r:id="rIdfbbd5wydrbh8haaoglmo1">
+        <w:r>
+          <w:rPr>
             <w:sz w:val="18"/>
             <w:szCs w:val="18"/>
+            <w:rStyle w:val="Hyperlink"/>
           </w:rPr>
           <w:t xml:space="preserve">Christmas In Munich: A Walking Tour Of The Christmas Markets</w:t>
         </w:r>
@@ -15054,12 +16320,12 @@
         </w:numPr>
         <w:spacing w:after="60"/>
       </w:pPr>
-      <w:hyperlink w:history="1" r:id="rIdvata-s9qo2umsenwfce9d">
-        <w:r>
-          <w:rPr>
-            <w:rStyle w:val="Hyperlink"/>
+      <w:hyperlink w:history="1" r:id="rIdzf9ckxoiixzdg_wp-_sws">
+        <w:r>
+          <w:rPr>
             <w:sz w:val="18"/>
             <w:szCs w:val="18"/>
+            <w:rStyle w:val="Hyperlink"/>
           </w:rPr>
           <w:t xml:space="preserve">🏨 Where to Stay in Munich: 5 TOP Areas &amp; Map</w:t>
         </w:r>
@@ -15082,12 +16348,12 @@
         </w:numPr>
         <w:spacing w:after="60"/>
       </w:pPr>
-      <w:hyperlink w:history="1" r:id="rIdgrzr8evtl2lexw5jimcsf">
-        <w:r>
-          <w:rPr>
-            <w:rStyle w:val="Hyperlink"/>
+      <w:hyperlink w:history="1" r:id="rIdazcnjmj9w8ewvvfcym5zt">
+        <w:r>
+          <w:rPr>
             <w:sz w:val="18"/>
             <w:szCs w:val="18"/>
+            <w:rStyle w:val="Hyperlink"/>
           </w:rPr>
           <w:t xml:space="preserve">3 days in MUNICH, germany! (travel vlog) | european summer 2024</w:t>
         </w:r>
@@ -15110,12 +16376,12 @@
         </w:numPr>
         <w:spacing w:after="60"/>
       </w:pPr>
-      <w:hyperlink w:history="1" r:id="rId790ws0t3rs-ricavk_rqv">
-        <w:r>
-          <w:rPr>
-            <w:rStyle w:val="Hyperlink"/>
+      <w:hyperlink w:history="1" r:id="rIdgvt9x8qvglbgoqnpvdoog">
+        <w:r>
+          <w:rPr>
             <w:sz w:val="18"/>
             <w:szCs w:val="18"/>
+            <w:rStyle w:val="Hyperlink"/>
           </w:rPr>
           <w:t xml:space="preserve">Our First Trip to Munich: 48 Hours of Bavarian Food, Beer &amp; Surprises</w:t>
         </w:r>
@@ -15138,12 +16404,12 @@
         </w:numPr>
         <w:spacing w:after="60"/>
       </w:pPr>
-      <w:hyperlink w:history="1" r:id="rId4nlj8n3nc3ytu5uuv4wim">
-        <w:r>
-          <w:rPr>
-            <w:rStyle w:val="Hyperlink"/>
+      <w:hyperlink w:history="1" r:id="rIddfpoywqzdvyctc65lztjr">
+        <w:r>
+          <w:rPr>
             <w:sz w:val="18"/>
             <w:szCs w:val="18"/>
+            <w:rStyle w:val="Hyperlink"/>
           </w:rPr>
           <w:t xml:space="preserve">The PERFECT 2 Days in Munich! Best Things to Do &amp; Eat (Travel Guide)</w:t>
         </w:r>
@@ -15166,12 +16432,12 @@
         </w:numPr>
         <w:spacing w:after="60"/>
       </w:pPr>
-      <w:hyperlink w:history="1" r:id="rIdzhaojy_q8htlk17sowda9">
-        <w:r>
-          <w:rPr>
-            <w:rStyle w:val="Hyperlink"/>
+      <w:hyperlink w:history="1" r:id="rIdrxr4wltndafivpxfcy60f">
+        <w:r>
+          <w:rPr>
             <w:sz w:val="18"/>
             <w:szCs w:val="18"/>
+            <w:rStyle w:val="Hyperlink"/>
           </w:rPr>
           <w:t xml:space="preserve">Top 15 German Foods You Must Try In MUNICH!</w:t>
         </w:r>
@@ -15194,12 +16460,12 @@
         </w:numPr>
         <w:spacing w:after="60"/>
       </w:pPr>
-      <w:hyperlink w:history="1" r:id="rIdhfhis0nddykwrx7eq4yhy">
-        <w:r>
-          <w:rPr>
-            <w:rStyle w:val="Hyperlink"/>
+      <w:hyperlink w:history="1" r:id="rId033yrkqlaw8sdfhlxfm-l">
+        <w:r>
+          <w:rPr>
             <w:sz w:val="18"/>
             <w:szCs w:val="18"/>
+            <w:rStyle w:val="Hyperlink"/>
           </w:rPr>
           <w:t xml:space="preserve">Top 6 MUST VISIT Summer Day Trips from Munich, Bavaria, Germany | Alpine Travel Guide</w:t>
         </w:r>
@@ -15222,12 +16488,12 @@
         </w:numPr>
         <w:spacing w:after="60"/>
       </w:pPr>
-      <w:hyperlink w:history="1" r:id="rIdck05w7vtc4sqb43v2j7lf">
-        <w:r>
-          <w:rPr>
-            <w:rStyle w:val="Hyperlink"/>
+      <w:hyperlink w:history="1" r:id="rIdeleqa439wyddfohrdn_px">
+        <w:r>
+          <w:rPr>
             <w:sz w:val="18"/>
             <w:szCs w:val="18"/>
+            <w:rStyle w:val="Hyperlink"/>
           </w:rPr>
           <w:t xml:space="preserve">Where to Stay in the German Alps. 8 Days in Munich, Garmisch, Salzburg, Rothenburg. 4K Travel Guide</w:t>
         </w:r>
@@ -15250,12 +16516,12 @@
         </w:numPr>
         <w:spacing w:after="60"/>
       </w:pPr>
-      <w:hyperlink w:history="1" r:id="rIdeornharcaabphlnmd9qo2">
-        <w:r>
-          <w:rPr>
-            <w:rStyle w:val="Hyperlink"/>
+      <w:hyperlink w:history="1" r:id="rIdvvzw_mb_ukbcq3msgn4wf">
+        <w:r>
+          <w:rPr>
             <w:sz w:val="18"/>
             <w:szCs w:val="18"/>
+            <w:rStyle w:val="Hyperlink"/>
           </w:rPr>
           <w:t xml:space="preserve">Top 6 MUST VISIT Munich Christmas Markets! German Winter Holidays In Bavaria | Alpine Travel Guide</w:t>
         </w:r>
@@ -15278,12 +16544,12 @@
         </w:numPr>
         <w:spacing w:after="60"/>
       </w:pPr>
-      <w:hyperlink w:history="1" r:id="rIduoc3vfgw-uny9tbtw05wf">
-        <w:r>
-          <w:rPr>
-            <w:rStyle w:val="Hyperlink"/>
+      <w:hyperlink w:history="1" r:id="rId7q7zmayfrisjmruqjsczc">
+        <w:r>
+          <w:rPr>
             <w:sz w:val="18"/>
             <w:szCs w:val="18"/>
+            <w:rStyle w:val="Hyperlink"/>
           </w:rPr>
           <w:t xml:space="preserve">Backpacking Munich Solo</w:t>
         </w:r>
@@ -15306,12 +16572,12 @@
         </w:numPr>
         <w:spacing w:after="60"/>
       </w:pPr>
-      <w:hyperlink w:history="1" r:id="rId3hewdqcs8qitqixnsk1lo">
-        <w:r>
-          <w:rPr>
-            <w:rStyle w:val="Hyperlink"/>
+      <w:hyperlink w:history="1" r:id="rId4qpq5lkdvec1uz9mnjd0d">
+        <w:r>
+          <w:rPr>
             <w:sz w:val="18"/>
             <w:szCs w:val="18"/>
+            <w:rStyle w:val="Hyperlink"/>
           </w:rPr>
           <w:t xml:space="preserve">Berlin to Munich in UNDER 4 HOURS at 300km/h on Germany's FASTEST Train - The ICE 3</w:t>
         </w:r>
@@ -15334,12 +16600,12 @@
         </w:numPr>
         <w:spacing w:after="60"/>
       </w:pPr>
-      <w:hyperlink w:history="1" r:id="rIdyyfm1kv_7zk5ryk7jpms-">
-        <w:r>
-          <w:rPr>
-            <w:rStyle w:val="Hyperlink"/>
+      <w:hyperlink w:history="1" r:id="rId7oijkhalbl4faeqdq4jhh">
+        <w:r>
+          <w:rPr>
             <w:sz w:val="18"/>
             <w:szCs w:val="18"/>
+            <w:rStyle w:val="Hyperlink"/>
           </w:rPr>
           <w:t xml:space="preserve">24 Hours SOLO in Munich! 🇩🇪 Epic Food Tour, Viktualienmarkt &amp; Must-Do Adventures!</w:t>
         </w:r>
@@ -15362,12 +16628,12 @@
         </w:numPr>
         <w:spacing w:after="60"/>
       </w:pPr>
-      <w:hyperlink w:history="1" r:id="rIdpjystru_yeaske8_2fuxk">
-        <w:r>
-          <w:rPr>
-            <w:rStyle w:val="Hyperlink"/>
+      <w:hyperlink w:history="1" r:id="rIdzhlzscdgfqo0khyuokr0z">
+        <w:r>
+          <w:rPr>
             <w:sz w:val="18"/>
             <w:szCs w:val="18"/>
+            <w:rStyle w:val="Hyperlink"/>
           </w:rPr>
           <w:t xml:space="preserve">3 Days in MUNICH, Germany: Things to Do (+ Tips)</w:t>
         </w:r>
@@ -15390,12 +16656,12 @@
         </w:numPr>
         <w:spacing w:after="60"/>
       </w:pPr>
-      <w:hyperlink w:history="1" r:id="rId9rsnxdwxoukxi17pwuuny">
-        <w:r>
-          <w:rPr>
-            <w:rStyle w:val="Hyperlink"/>
+      <w:hyperlink w:history="1" r:id="rId0ku9otonkummwfi0i6wbi">
+        <w:r>
+          <w:rPr>
             <w:sz w:val="18"/>
             <w:szCs w:val="18"/>
+            <w:rStyle w:val="Hyperlink"/>
           </w:rPr>
           <w:t xml:space="preserve">Munich Public Transit Explained: Tickets, Traps, and Tips</w:t>
         </w:r>
@@ -15418,12 +16684,12 @@
         </w:numPr>
         <w:spacing w:after="60"/>
       </w:pPr>
-      <w:hyperlink w:history="1" r:id="rIdgh_wtjc-3yuu5qjy4jv6a">
-        <w:r>
-          <w:rPr>
-            <w:rStyle w:val="Hyperlink"/>
+      <w:hyperlink w:history="1" r:id="rIdypworhqk1gyrb4sqchs-y">
+        <w:r>
+          <w:rPr>
             <w:sz w:val="18"/>
             <w:szCs w:val="18"/>
+            <w:rStyle w:val="Hyperlink"/>
           </w:rPr>
           <w:t xml:space="preserve">Munich Transport Guide: How to Use the Metro, Trams, and Buses in Munich</w:t>
         </w:r>
@@ -15446,12 +16712,12 @@
         </w:numPr>
         <w:spacing w:after="60"/>
       </w:pPr>
-      <w:hyperlink w:history="1" r:id="rIdl2egdoeaekewqsuyd-52s">
-        <w:r>
-          <w:rPr>
-            <w:rStyle w:val="Hyperlink"/>
+      <w:hyperlink w:history="1" r:id="rId5uguhino_1nqlomusj4dl">
+        <w:r>
+          <w:rPr>
             <w:sz w:val="18"/>
             <w:szCs w:val="18"/>
+            <w:rStyle w:val="Hyperlink"/>
           </w:rPr>
           <w:t xml:space="preserve">Munich Complete Travel Guide: 72 Hours in Munich</w:t>
         </w:r>
@@ -15474,12 +16740,12 @@
         </w:numPr>
         <w:spacing w:after="60"/>
       </w:pPr>
-      <w:hyperlink w:history="1" r:id="rIdnrvw6jkzmekrjg_f1wnn6">
-        <w:r>
-          <w:rPr>
-            <w:rStyle w:val="Hyperlink"/>
+      <w:hyperlink w:history="1" r:id="rIdffltroud0wvctmed1pjx_">
+        <w:r>
+          <w:rPr>
             <w:sz w:val="18"/>
             <w:szCs w:val="18"/>
+            <w:rStyle w:val="Hyperlink"/>
           </w:rPr>
           <w:t xml:space="preserve">MUNICH is Amazing, If You Know THIS… (Save this Tips!)</w:t>
         </w:r>
@@ -15502,12 +16768,12 @@
         </w:numPr>
         <w:spacing w:after="60"/>
       </w:pPr>
-      <w:hyperlink w:history="1" r:id="rIdaezvshl-lwfff6xkj7kj4">
-        <w:r>
-          <w:rPr>
-            <w:rStyle w:val="Hyperlink"/>
+      <w:hyperlink w:history="1" r:id="rId8savshtizkbtu7zxmwd9x">
+        <w:r>
+          <w:rPr>
             <w:sz w:val="18"/>
             <w:szCs w:val="18"/>
+            <w:rStyle w:val="Hyperlink"/>
           </w:rPr>
           <w:t xml:space="preserve">14 Things To Do In MUNICH - Pro Tips for First-Timers!</w:t>
         </w:r>
@@ -15530,12 +16796,12 @@
         </w:numPr>
         <w:spacing w:after="60"/>
       </w:pPr>
-      <w:hyperlink w:history="1" r:id="rId2trecth648wgzqfn_yuny">
-        <w:r>
-          <w:rPr>
-            <w:rStyle w:val="Hyperlink"/>
+      <w:hyperlink w:history="1" r:id="rIdc4d7msn5ye7tsmg1wxpab">
+        <w:r>
+          <w:rPr>
             <w:sz w:val="18"/>
             <w:szCs w:val="18"/>
+            <w:rStyle w:val="Hyperlink"/>
           </w:rPr>
           <w:t xml:space="preserve">Where to stay in Munich</w:t>
         </w:r>
@@ -15558,12 +16824,12 @@
         </w:numPr>
         <w:spacing w:after="60"/>
       </w:pPr>
-      <w:hyperlink w:history="1" r:id="rIdyx9jztrx5zwx1gpluhk-f">
-        <w:r>
-          <w:rPr>
-            <w:rStyle w:val="Hyperlink"/>
+      <w:hyperlink w:history="1" r:id="rIdfyvd7l1b6nvtodqe2lrgm">
+        <w:r>
+          <w:rPr>
             <w:sz w:val="18"/>
             <w:szCs w:val="18"/>
+            <w:rStyle w:val="Hyperlink"/>
           </w:rPr>
           <w:t xml:space="preserve">Local Love Schwabing a neighborhood full of life and history | simply Munich</w:t>
         </w:r>
@@ -15586,12 +16852,12 @@
         </w:numPr>
         <w:spacing w:after="60"/>
       </w:pPr>
-      <w:hyperlink w:history="1" r:id="rIdaakniuhjtcuxqrvmzre-z">
-        <w:r>
-          <w:rPr>
-            <w:rStyle w:val="Hyperlink"/>
+      <w:hyperlink w:history="1" r:id="rIdtl6qe8t64c6ynjoo2pp-z">
+        <w:r>
+          <w:rPr>
             <w:sz w:val="18"/>
             <w:szCs w:val="18"/>
+            <w:rStyle w:val="Hyperlink"/>
           </w:rPr>
           <w:t xml:space="preserve">CHRISTMAS IN MUNICH GUIDE (Best things to do, ice skating, illuminations &amp; Christmas Markets)</w:t>
         </w:r>
@@ -15614,12 +16880,12 @@
         </w:numPr>
         <w:spacing w:after="60"/>
       </w:pPr>
-      <w:hyperlink w:history="1" r:id="rIdxx1rit4ebf3jveskw0ppk">
-        <w:r>
-          <w:rPr>
-            <w:rStyle w:val="Hyperlink"/>
+      <w:hyperlink w:history="1" r:id="rIdhvq21mtxs6942knbglm2g">
+        <w:r>
+          <w:rPr>
             <w:sz w:val="18"/>
             <w:szCs w:val="18"/>
+            <w:rStyle w:val="Hyperlink"/>
           </w:rPr>
           <w:t xml:space="preserve">Where to stay in Munich (BEST AREAS and NEIGHBORHOODS)</w:t>
         </w:r>
@@ -15642,12 +16908,12 @@
         </w:numPr>
         <w:spacing w:after="60"/>
       </w:pPr>
-      <w:hyperlink w:history="1" r:id="rIdp-t0cxvi_phprh_j1xazn">
-        <w:r>
-          <w:rPr>
-            <w:rStyle w:val="Hyperlink"/>
+      <w:hyperlink w:history="1" r:id="rIdicwtvfz8mcsgmofwlmtcc">
+        <w:r>
+          <w:rPr>
             <w:sz w:val="18"/>
             <w:szCs w:val="18"/>
+            <w:rStyle w:val="Hyperlink"/>
           </w:rPr>
           <w:t xml:space="preserve">ALLES ESSEN auf dem PINKEN WEIHNACHTSMARKT in MÜNCHEN</w:t>
         </w:r>
@@ -15670,12 +16936,12 @@
         </w:numPr>
         <w:spacing w:after="60"/>
       </w:pPr>
-      <w:hyperlink w:history="1" r:id="rId_uhzqtxy51dm_ctovupe3">
-        <w:r>
-          <w:rPr>
-            <w:rStyle w:val="Hyperlink"/>
+      <w:hyperlink w:history="1" r:id="rIderlluzppobqdvmkkytrwf">
+        <w:r>
+          <w:rPr>
             <w:sz w:val="18"/>
             <w:szCs w:val="18"/>
+            <w:rStyle w:val="Hyperlink"/>
           </w:rPr>
           <w:t xml:space="preserve">15 Amazing Day Trips from Munich, Germany to Escape the City</w:t>
         </w:r>
@@ -15698,12 +16964,12 @@
         </w:numPr>
         <w:spacing w:after="60"/>
       </w:pPr>
-      <w:hyperlink w:history="1" r:id="rIdlxwuhnrnlozpbpqqionzm">
-        <w:r>
-          <w:rPr>
-            <w:rStyle w:val="Hyperlink"/>
+      <w:hyperlink w:history="1" r:id="rIdpx3atrzybsyc_vvyupjss">
+        <w:r>
+          <w:rPr>
             <w:sz w:val="18"/>
             <w:szCs w:val="18"/>
+            <w:rStyle w:val="Hyperlink"/>
           </w:rPr>
           <w:t xml:space="preserve">Traditional BAVARIAN Food Tips by a Local | What to eat in MUNICH 🇩🇪</w:t>
         </w:r>
@@ -15726,12 +16992,12 @@
         </w:numPr>
         <w:spacing w:after="60"/>
       </w:pPr>
-      <w:hyperlink w:history="1" r:id="rId7uutqn5nawmb66-66h6-m">
-        <w:r>
-          <w:rPr>
-            <w:rStyle w:val="Hyperlink"/>
+      <w:hyperlink w:history="1" r:id="rIdsyituonby4alm1mrp3ege">
+        <w:r>
+          <w:rPr>
             <w:sz w:val="18"/>
             <w:szCs w:val="18"/>
+            <w:rStyle w:val="Hyperlink"/>
           </w:rPr>
           <w:t xml:space="preserve">Ep 12 Christmas Market Series: Munich #tlbtips #munich #tlbchristmas</w:t>
         </w:r>
@@ -15754,12 +17020,12 @@
         </w:numPr>
         <w:spacing w:after="60"/>
       </w:pPr>
-      <w:hyperlink w:history="1" r:id="rIdpkwympo6d7qlh_ond-aac">
-        <w:r>
-          <w:rPr>
-            <w:rStyle w:val="Hyperlink"/>
+      <w:hyperlink w:history="1" r:id="rIdkr7vqxzbykj7rx-gbz8ez">
+        <w:r>
+          <w:rPr>
             <w:sz w:val="18"/>
             <w:szCs w:val="18"/>
+            <w:rStyle w:val="Hyperlink"/>
           </w:rPr>
           <w:t xml:space="preserve">Top 7 Best Day Trips from Munich Germany | Munich Day Trip Destinations</w:t>
         </w:r>
@@ -15782,12 +17048,12 @@
         </w:numPr>
         <w:spacing w:after="60"/>
       </w:pPr>
-      <w:hyperlink w:history="1" r:id="rIdbtkiem91lxmtkskf-tr5r">
-        <w:r>
-          <w:rPr>
-            <w:rStyle w:val="Hyperlink"/>
+      <w:hyperlink w:history="1" r:id="rIdu9ebw-stwhn7stj1kvjgp">
+        <w:r>
+          <w:rPr>
             <w:sz w:val="18"/>
             <w:szCs w:val="18"/>
+            <w:rStyle w:val="Hyperlink"/>
           </w:rPr>
           <w:t xml:space="preserve">WHERE TO STAY IN MUNICH! Best Areas and Budget Hotels!</w:t>
         </w:r>
@@ -15810,12 +17076,12 @@
         </w:numPr>
         <w:spacing w:after="60"/>
       </w:pPr>
-      <w:hyperlink w:history="1" r:id="rIdlgcydyjxy5iqbkgtqxxz4">
-        <w:r>
-          <w:rPr>
-            <w:rStyle w:val="Hyperlink"/>
+      <w:hyperlink w:history="1" r:id="rIdnfhrbywiz1g3brlj4ms3c">
+        <w:r>
+          <w:rPr>
             <w:sz w:val="18"/>
             <w:szCs w:val="18"/>
+            <w:rStyle w:val="Hyperlink"/>
           </w:rPr>
           <w:t xml:space="preserve">☑️ Where to stay in MUNICH! The best regions! And how to save big on hotel!</w:t>
         </w:r>
@@ -15838,12 +17104,12 @@
         </w:numPr>
         <w:spacing w:after="60"/>
       </w:pPr>
-      <w:hyperlink w:history="1" r:id="rIdsuslmqk-ik7z1xozqdq1s">
-        <w:r>
-          <w:rPr>
-            <w:rStyle w:val="Hyperlink"/>
+      <w:hyperlink w:history="1" r:id="rIdqo8kgx39dh3jhnflff-lq">
+        <w:r>
+          <w:rPr>
             <w:sz w:val="18"/>
             <w:szCs w:val="18"/>
+            <w:rStyle w:val="Hyperlink"/>
           </w:rPr>
           <w:t xml:space="preserve">Oktoberfest Munich TIPS and What to Know BEFORE Visiting</w:t>
         </w:r>
@@ -15866,12 +17132,12 @@
         </w:numPr>
         <w:spacing w:after="60"/>
       </w:pPr>
-      <w:hyperlink w:history="1" r:id="rIdds12rhmlzjabbgz54t7vz">
-        <w:r>
-          <w:rPr>
-            <w:rStyle w:val="Hyperlink"/>
+      <w:hyperlink w:history="1" r:id="rIdpswxoqswt-npmc4bk3pnk">
+        <w:r>
+          <w:rPr>
             <w:sz w:val="18"/>
             <w:szCs w:val="18"/>
+            <w:rStyle w:val="Hyperlink"/>
           </w:rPr>
           <w:t xml:space="preserve">Best Of Munich, Germany Winter: Neuschwanstein Castle, Linderhof Palace &amp; Munich Christmas Markets</w:t>
         </w:r>
@@ -15894,12 +17160,12 @@
         </w:numPr>
         <w:spacing w:after="60"/>
       </w:pPr>
-      <w:hyperlink w:history="1" r:id="rId2ajxmyvwpbiqwigtjx0ql">
-        <w:r>
-          <w:rPr>
-            <w:rStyle w:val="Hyperlink"/>
+      <w:hyperlink w:history="1" r:id="rId_ke1lvxzalvftghproj4n">
+        <w:r>
+          <w:rPr>
             <w:sz w:val="18"/>
             <w:szCs w:val="18"/>
+            <w:rStyle w:val="Hyperlink"/>
           </w:rPr>
           <w:t xml:space="preserve">Best 1-Day Itinerary Munich, Germany</w:t>
         </w:r>
@@ -15922,12 +17188,12 @@
         </w:numPr>
         <w:spacing w:after="60"/>
       </w:pPr>
-      <w:hyperlink w:history="1" r:id="rIdiomhp5jasecqeqgpse6f6">
-        <w:r>
-          <w:rPr>
-            <w:rStyle w:val="Hyperlink"/>
+      <w:hyperlink w:history="1" r:id="rId0pdlj36vjm5itisicqx62">
+        <w:r>
+          <w:rPr>
             <w:sz w:val="18"/>
             <w:szCs w:val="18"/>
+            <w:rStyle w:val="Hyperlink"/>
           </w:rPr>
           <w:t xml:space="preserve">december in germany &amp; austria 🎄 fairytale castles, christmas markets + more 🏰 europe vlog series</w:t>
         </w:r>
@@ -15950,12 +17216,12 @@
         </w:numPr>
         <w:spacing w:after="60"/>
       </w:pPr>
-      <w:hyperlink w:history="1" r:id="rIdvo6xxxtsz42j_ozs0ijsg">
-        <w:r>
-          <w:rPr>
-            <w:rStyle w:val="Hyperlink"/>
+      <w:hyperlink w:history="1" r:id="rIdzrg2now_1_sfmntxu1cyg">
+        <w:r>
+          <w:rPr>
             <w:sz w:val="18"/>
             <w:szCs w:val="18"/>
+            <w:rStyle w:val="Hyperlink"/>
           </w:rPr>
           <w:t xml:space="preserve">MUNICH Vlog 🍨🇩🇪| cafe hopping, best day trips, popular dessert spots, 4 day travel vlog in Germany</w:t>
         </w:r>
@@ -15978,12 +17244,12 @@
         </w:numPr>
         <w:spacing w:after="60"/>
       </w:pPr>
-      <w:hyperlink w:history="1" r:id="rIddm3reb8bojrxddf6umarl">
-        <w:r>
-          <w:rPr>
-            <w:rStyle w:val="Hyperlink"/>
+      <w:hyperlink w:history="1" r:id="rIdwltf1gxbjtr5cfiqi0ptq">
+        <w:r>
+          <w:rPr>
             <w:sz w:val="18"/>
             <w:szCs w:val="18"/>
+            <w:rStyle w:val="Hyperlink"/>
           </w:rPr>
           <w:t xml:space="preserve">2-Day Itinerary in Munich, Germany | Where To Stay, Top Things To Do | MUNICH TRAVEL VLOG 2024🇩🇪</w:t>
         </w:r>
@@ -16006,12 +17272,12 @@
         </w:numPr>
         <w:spacing w:after="60"/>
       </w:pPr>
-      <w:hyperlink w:history="1" r:id="rIdngi7z2eah5gzgyip3r6wd">
-        <w:r>
-          <w:rPr>
-            <w:rStyle w:val="Hyperlink"/>
+      <w:hyperlink w:history="1" r:id="rIdgf87pa68rddkwqt4nekk4">
+        <w:r>
+          <w:rPr>
             <w:sz w:val="18"/>
             <w:szCs w:val="18"/>
+            <w:rStyle w:val="Hyperlink"/>
           </w:rPr>
           <w:t xml:space="preserve">10 Consejos para Viajar a MUNICH + Bonus Oktoberfest</w:t>
         </w:r>
@@ -16034,12 +17300,12 @@
         </w:numPr>
         <w:spacing w:after="60"/>
       </w:pPr>
-      <w:hyperlink w:history="1" r:id="rId_zyzdaiommn5agch5wfkh">
-        <w:r>
-          <w:rPr>
-            <w:rStyle w:val="Hyperlink"/>
+      <w:hyperlink w:history="1" r:id="rIdi2vagda60ervhoxpppho7">
+        <w:r>
+          <w:rPr>
             <w:sz w:val="18"/>
             <w:szCs w:val="18"/>
+            <w:rStyle w:val="Hyperlink"/>
           </w:rPr>
           <w:t xml:space="preserve">Delicious Food tour - Munich Christmas market 2025 | Don't miss it!🎄</w:t>
         </w:r>
@@ -16062,12 +17328,12 @@
         </w:numPr>
         <w:spacing w:after="60"/>
       </w:pPr>
-      <w:hyperlink w:history="1" r:id="rId3pd1lshaznl9yokp4o2ia">
-        <w:r>
-          <w:rPr>
-            <w:rStyle w:val="Hyperlink"/>
+      <w:hyperlink w:history="1" r:id="rIdwswcjfrbx8zrnup08qodl">
+        <w:r>
+          <w:rPr>
             <w:sz w:val="18"/>
             <w:szCs w:val="18"/>
+            <w:rStyle w:val="Hyperlink"/>
           </w:rPr>
           <w:t xml:space="preserve">Christmas Markets Munich | Marienplatz Walking Tour - Holiday Magic!🎄</w:t>
         </w:r>
@@ -16090,12 +17356,12 @@
         </w:numPr>
         <w:spacing w:after="60"/>
       </w:pPr>
-      <w:hyperlink w:history="1" r:id="rId10yayxv_i7mkfaqyxnbsf">
-        <w:r>
-          <w:rPr>
-            <w:rStyle w:val="Hyperlink"/>
+      <w:hyperlink w:history="1" r:id="rIdwwpvae_vqvashewsd2cjt">
+        <w:r>
+          <w:rPr>
             <w:sz w:val="18"/>
             <w:szCs w:val="18"/>
+            <w:rStyle w:val="Hyperlink"/>
           </w:rPr>
           <w:t xml:space="preserve">Things To Do With Little Kids In Munich, Germany</w:t>
         </w:r>
@@ -16118,12 +17384,12 @@
         </w:numPr>
         <w:spacing w:after="60"/>
       </w:pPr>
-      <w:hyperlink w:history="1" r:id="rId-jzw2aakmfglvgwiloj9b">
-        <w:r>
-          <w:rPr>
-            <w:rStyle w:val="Hyperlink"/>
+      <w:hyperlink w:history="1" r:id="rIdgkylg5imrnadyvimbtqzt">
+        <w:r>
+          <w:rPr>
             <w:sz w:val="18"/>
             <w:szCs w:val="18"/>
+            <w:rStyle w:val="Hyperlink"/>
           </w:rPr>
           <w:t xml:space="preserve">Munich Travel Guide: The Ultimate Compilation of Our Best Tips, Food &amp; Sights!</w:t>
         </w:r>
@@ -16146,12 +17412,12 @@
         </w:numPr>
         <w:spacing w:after="60"/>
       </w:pPr>
-      <w:hyperlink w:history="1" r:id="rIdfo5mjdsrgdw3d16aen2bo">
-        <w:r>
-          <w:rPr>
-            <w:rStyle w:val="Hyperlink"/>
+      <w:hyperlink w:history="1" r:id="rIduh6sr1ty5c7m4yafzdpkr">
+        <w:r>
+          <w:rPr>
             <w:sz w:val="18"/>
             <w:szCs w:val="18"/>
+            <w:rStyle w:val="Hyperlink"/>
           </w:rPr>
           <w:t xml:space="preserve">Munich: 5 Love &amp; Hates of Visiting Munich, Germany</w:t>
         </w:r>
@@ -16174,12 +17440,12 @@
         </w:numPr>
         <w:spacing w:after="60"/>
       </w:pPr>
-      <w:hyperlink w:history="1" r:id="rIdtzmkkci-pyzoiz0hdftrd">
-        <w:r>
-          <w:rPr>
-            <w:rStyle w:val="Hyperlink"/>
+      <w:hyperlink w:history="1" r:id="rIdrc_achcabx97vaewlyqvk">
+        <w:r>
+          <w:rPr>
             <w:sz w:val="18"/>
             <w:szCs w:val="18"/>
+            <w:rStyle w:val="Hyperlink"/>
           </w:rPr>
           <w:t xml:space="preserve">The BIGGEST Mistakes Tourists Make in Munich</w:t>
         </w:r>
@@ -16202,12 +17468,12 @@
         </w:numPr>
         <w:spacing w:after="60"/>
       </w:pPr>
-      <w:hyperlink w:history="1" r:id="rIdaqqu-v3p2hhhk7m7ca_cw">
-        <w:r>
-          <w:rPr>
-            <w:rStyle w:val="Hyperlink"/>
+      <w:hyperlink w:history="1" r:id="rIdfkezo3psr7hhetvkf2c3j">
+        <w:r>
+          <w:rPr>
             <w:sz w:val="18"/>
             <w:szCs w:val="18"/>
+            <w:rStyle w:val="Hyperlink"/>
           </w:rPr>
           <w:t xml:space="preserve">The 10 Best Day Trips from Munich, Germany</w:t>
         </w:r>
@@ -16230,12 +17496,12 @@
         </w:numPr>
         <w:spacing w:after="60"/>
       </w:pPr>
-      <w:hyperlink w:history="1" r:id="rIdm8yj1augvcldzluto0pqz">
-        <w:r>
-          <w:rPr>
-            <w:rStyle w:val="Hyperlink"/>
+      <w:hyperlink w:history="1" r:id="rIdgq5m9cz8osfur7_8vuz2e">
+        <w:r>
+          <w:rPr>
             <w:sz w:val="18"/>
             <w:szCs w:val="18"/>
+            <w:rStyle w:val="Hyperlink"/>
           </w:rPr>
           <w:t xml:space="preserve">Munich Foodie Tour - What to Eat in Munich</w:t>
         </w:r>
@@ -16258,12 +17524,12 @@
         </w:numPr>
         <w:spacing w:after="60"/>
       </w:pPr>
-      <w:hyperlink w:history="1" r:id="rIdxd1rygfsfdbkl6muw4sor">
-        <w:r>
-          <w:rPr>
-            <w:rStyle w:val="Hyperlink"/>
+      <w:hyperlink w:history="1" r:id="rIds0pptwmkjcly86k8clqjr">
+        <w:r>
+          <w:rPr>
             <w:sz w:val="18"/>
             <w:szCs w:val="18"/>
+            <w:rStyle w:val="Hyperlink"/>
           </w:rPr>
           <w:t xml:space="preserve">24 Hours in Munich: The Ultimate Christmas Market Itinerary!</w:t>
         </w:r>
@@ -16288,41 +17554,8 @@
 </w:document>
 </file>
 
-<file path=word/endnotes.xml><?xml version="1.0" encoding="utf-8"?>
-<w:endnotes xmlns:wpc="http://schemas.microsoft.com/office/word/2010/wordprocessingCanvas" xmlns:mc="http://schemas.openxmlformats.org/markup-compatibility/2006" xmlns:o="urn:schemas-microsoft-com:office:office" xmlns:r="http://schemas.openxmlformats.org/officeDocument/2006/relationships" xmlns:m="http://schemas.openxmlformats.org/officeDocument/2006/math" xmlns:v="urn:schemas-microsoft-com:vml" xmlns:wp14="http://schemas.microsoft.com/office/word/2010/wordprocessingDrawing" xmlns:wp="http://schemas.openxmlformats.org/drawingml/2006/wordprocessingDrawing" xmlns:w10="urn:schemas-microsoft-com:office:word" xmlns:w="http://schemas.openxmlformats.org/wordprocessingml/2006/main" xmlns:w14="http://schemas.microsoft.com/office/word/2010/wordml" xmlns:w15="http://schemas.microsoft.com/office/word/2012/wordml" xmlns:wpg="http://schemas.microsoft.com/office/word/2010/wordprocessingGroup" xmlns:wpi="http://schemas.microsoft.com/office/word/2010/wordprocessingInk" xmlns:wne="http://schemas.microsoft.com/office/word/2006/wordml" xmlns:wps="http://schemas.microsoft.com/office/word/2010/wordprocessingShape" mc:Ignorable="w14 w15 wp14">
-  <w:endnote w:type="separator" w:id="-1">
-    <w:p>
-      <w:pPr>
-        <w:spacing w:after="0" w:line="240" w:lineRule="auto"/>
-      </w:pPr>
-      <w:r>
-        <w:rPr>
-          <w:rStyle w:val="EndnoteReference"/>
-        </w:rPr>
-        <w:endnoteRef/>
-      </w:r>
-      <w:r>
-        <w:separator/>
-      </w:r>
-    </w:p>
-  </w:endnote>
-  <w:endnote w:type="continuationSeparator" w:id="0">
-    <w:p>
-      <w:pPr>
-        <w:spacing w:after="0" w:line="240" w:lineRule="auto"/>
-      </w:pPr>
-      <w:r>
-        <w:rPr>
-          <w:rStyle w:val="EndnoteReference"/>
-        </w:rPr>
-        <w:endnoteRef/>
-      </w:r>
-      <w:r>
-        <w:continuationSeparator/>
-      </w:r>
-    </w:p>
-  </w:endnote>
-</w:endnotes>
+<file path=word/comments.xml><?xml version="1.0" encoding="utf-8"?>
+<w:comments xmlns:cx="http://schemas.microsoft.com/office/drawing/2014/chartex" xmlns:cx1="http://schemas.microsoft.com/office/drawing/2015/9/8/chartex" xmlns:cx2="http://schemas.microsoft.com/office/drawing/2015/10/21/chartex" xmlns:cx3="http://schemas.microsoft.com/office/drawing/2016/5/9/chartex" xmlns:cx4="http://schemas.microsoft.com/office/drawing/2016/5/10/chartex" xmlns:cx5="http://schemas.microsoft.com/office/drawing/2016/5/11/chartex" xmlns:cx6="http://schemas.microsoft.com/office/drawing/2016/5/12/chartex" xmlns:cx7="http://schemas.microsoft.com/office/drawing/2016/5/13/chartex" xmlns:cx8="http://schemas.microsoft.com/office/drawing/2016/5/14/chartex" xmlns:mc="http://schemas.openxmlformats.org/markup-compatibility/2006" xmlns:aink="http://schemas.microsoft.com/office/drawing/2016/ink" xmlns:am3d="http://schemas.microsoft.com/office/drawing/2017/model3d" xmlns:o="urn:schemas-microsoft-com:office:office" xmlns:r="http://schemas.openxmlformats.org/officeDocument/2006/relationships" xmlns:m="http://schemas.openxmlformats.org/officeDocument/2006/math" xmlns:v="urn:schemas-microsoft-com:vml" xmlns:wp14="http://schemas.microsoft.com/office/word/2010/wordprocessingDrawing" xmlns:wp="http://schemas.openxmlformats.org/drawingml/2006/wordprocessingDrawing" xmlns:w10="urn:schemas-microsoft-com:office:word" xmlns:w="http://schemas.openxmlformats.org/wordprocessingml/2006/main" xmlns:w14="http://schemas.microsoft.com/office/word/2010/wordml" xmlns:w15="http://schemas.microsoft.com/office/word/2012/wordml" xmlns:w16cex="http://schemas.microsoft.com/office/word/2018/wordml/cex" xmlns:w16cid="http://schemas.microsoft.com/office/word/2016/wordml/cid" xmlns:w16="http://schemas.microsoft.com/office/word/2018/wordml" xmlns:w16sdtdh="http://schemas.microsoft.com/office/word/2020/wordml/sdtdatahash" xmlns:w16se="http://schemas.microsoft.com/office/word/2015/wordml/symex" xmlns:wpg="http://schemas.microsoft.com/office/word/2010/wordprocessingGroup" xmlns:wpi="http://schemas.microsoft.com/office/word/2010/wordprocessingInk" xmlns:wne="http://schemas.microsoft.com/office/word/2006/wordml" xmlns:wps="http://schemas.microsoft.com/office/word/2010/wordprocessingShape"/>
 </file>
 
 <file path=word/footer1.xml><?xml version="1.0" encoding="utf-8"?>
@@ -16395,7 +17628,7 @@
 <w:numbering xmlns:wpc="http://schemas.microsoft.com/office/word/2010/wordprocessingCanvas" xmlns:mc="http://schemas.openxmlformats.org/markup-compatibility/2006" xmlns:o="urn:schemas-microsoft-com:office:office" xmlns:r="http://schemas.openxmlformats.org/officeDocument/2006/relationships" xmlns:m="http://schemas.openxmlformats.org/officeDocument/2006/math" xmlns:v="urn:schemas-microsoft-com:vml" xmlns:wp14="http://schemas.microsoft.com/office/word/2010/wordprocessingDrawing" xmlns:wp="http://schemas.openxmlformats.org/drawingml/2006/wordprocessingDrawing" xmlns:w10="urn:schemas-microsoft-com:office:word" xmlns:w="http://schemas.openxmlformats.org/wordprocessingml/2006/main" xmlns:w14="http://schemas.microsoft.com/office/word/2010/wordml" xmlns:w15="http://schemas.microsoft.com/office/word/2012/wordml" xmlns:wpg="http://schemas.microsoft.com/office/word/2010/wordprocessingGroup" xmlns:wpi="http://schemas.microsoft.com/office/word/2010/wordprocessingInk" xmlns:wne="http://schemas.microsoft.com/office/word/2006/wordml" xmlns:wps="http://schemas.microsoft.com/office/word/2010/wordprocessingShape" mc:Ignorable="w14 w15 wp14">
   <w:abstractNum w:abstractNumId="1" w15:restartNumberingAfterBreak="0">
     <w:multiLevelType w:val="hybridMultilevel"/>
-    <w:lvl w:ilvl="0" w:tentative="1">
+    <w:lvl w:ilvl="0" w15:tentative="1">
       <w:start w:val="1"/>
       <w:numFmt w:val="bullet"/>
       <w:lvlText w:val="●"/>
@@ -16404,7 +17637,7 @@
         <w:ind w:left="720" w:hanging="360"/>
       </w:pPr>
     </w:lvl>
-    <w:lvl w:ilvl="1" w:tentative="1">
+    <w:lvl w:ilvl="1" w15:tentative="1">
       <w:start w:val="1"/>
       <w:numFmt w:val="bullet"/>
       <w:lvlText w:val="○"/>
@@ -16413,7 +17646,7 @@
         <w:ind w:left="1440" w:hanging="360"/>
       </w:pPr>
     </w:lvl>
-    <w:lvl w:ilvl="2" w:tentative="1">
+    <w:lvl w:ilvl="2" w15:tentative="1">
       <w:start w:val="1"/>
       <w:numFmt w:val="bullet"/>
       <w:lvlText w:val="■"/>
@@ -16422,7 +17655,7 @@
         <w:ind w:left="2160" w:hanging="360"/>
       </w:pPr>
     </w:lvl>
-    <w:lvl w:ilvl="3" w:tentative="1">
+    <w:lvl w:ilvl="3" w15:tentative="1">
       <w:start w:val="1"/>
       <w:numFmt w:val="bullet"/>
       <w:lvlText w:val="●"/>
@@ -16431,7 +17664,7 @@
         <w:ind w:left="2880" w:hanging="360"/>
       </w:pPr>
     </w:lvl>
-    <w:lvl w:ilvl="4" w:tentative="1">
+    <w:lvl w:ilvl="4" w15:tentative="1">
       <w:start w:val="1"/>
       <w:numFmt w:val="bullet"/>
       <w:lvlText w:val="○"/>
@@ -16440,7 +17673,7 @@
         <w:ind w:left="3600" w:hanging="360"/>
       </w:pPr>
     </w:lvl>
-    <w:lvl w:ilvl="5" w:tentative="1">
+    <w:lvl w:ilvl="5" w15:tentative="1">
       <w:start w:val="1"/>
       <w:numFmt w:val="bullet"/>
       <w:lvlText w:val="■"/>
@@ -16449,7 +17682,7 @@
         <w:ind w:left="4320" w:hanging="360"/>
       </w:pPr>
     </w:lvl>
-    <w:lvl w:ilvl="6" w:tentative="1">
+    <w:lvl w:ilvl="6" w15:tentative="1">
       <w:start w:val="1"/>
       <w:numFmt w:val="bullet"/>
       <w:lvlText w:val="●"/>
@@ -16458,7 +17691,7 @@
         <w:ind w:left="5040" w:hanging="360"/>
       </w:pPr>
     </w:lvl>
-    <w:lvl w:ilvl="7" w:tentative="1">
+    <w:lvl w:ilvl="7" w15:tentative="1">
       <w:start w:val="1"/>
       <w:numFmt w:val="bullet"/>
       <w:lvlText w:val="●"/>
@@ -16467,7 +17700,7 @@
         <w:ind w:left="5760" w:hanging="360"/>
       </w:pPr>
     </w:lvl>
-    <w:lvl w:ilvl="8" w:tentative="1">
+    <w:lvl w:ilvl="8" w15:tentative="1">
       <w:start w:val="1"/>
       <w:numFmt w:val="bullet"/>
       <w:lvlText w:val="●"/>
@@ -16479,7 +17712,7 @@
   </w:abstractNum>
   <w:abstractNum w:abstractNumId="2" w15:restartNumberingAfterBreak="0">
     <w:multiLevelType w:val="hybridMultilevel"/>
-    <w:lvl w:ilvl="0" w:tentative="1">
+    <w:lvl w:ilvl="0" w15:tentative="1">
       <w:start w:val="1"/>
       <w:numFmt w:val="bullet"/>
       <w:lvlText w:val="•"/>
@@ -16491,7 +17724,7 @@
   </w:abstractNum>
   <w:abstractNum w:abstractNumId="3" w15:restartNumberingAfterBreak="0">
     <w:multiLevelType w:val="hybridMultilevel"/>
-    <w:lvl w:ilvl="0" w:tentative="1">
+    <w:lvl w:ilvl="0" w15:tentative="1">
       <w:start w:val="1"/>
       <w:numFmt w:val="decimal"/>
       <w:lvlText w:val="%1."/>
@@ -16527,18 +17760,14 @@
   <w:docDefaults>
     <w:rPrDefault>
       <w:rPr>
-        <w:rFonts w:ascii="Arial" w:cs="Arial" w:eastAsia="Arial" w:hAnsi="Arial"/>
         <w:color w:val="2B2B2B"/>
         <w:sz w:val="21"/>
         <w:szCs w:val="21"/>
+        <w:rFonts w:ascii="Arial" w:cs="Arial" w:eastAsia="Arial" w:hAnsi="Arial"/>
       </w:rPr>
     </w:rPrDefault>
     <w:pPrDefault/>
   </w:docDefaults>
-  <w:style w:type="paragraph" w:styleId="Normal" w:default="1">
-    <w:name w:val="Normal"/>
-    <w:qFormat/>
-  </w:style>
   <w:style w:type="paragraph" w:styleId="Title">
     <w:name w:val="Title"/>
     <w:basedOn w:val="Normal"/>
@@ -16547,6 +17776,28 @@
     <w:rPr>
       <w:sz w:val="56"/>
       <w:szCs w:val="56"/>
+    </w:rPr>
+  </w:style>
+  <w:style w:type="paragraph" w:styleId="Heading1">
+    <w:name w:val="Heading 1"/>
+    <w:basedOn w:val="Normal"/>
+    <w:next w:val="Normal"/>
+    <w:qFormat/>
+    <w:rPr>
+      <w:color w:val="2E74B5"/>
+      <w:sz w:val="32"/>
+      <w:szCs w:val="32"/>
+    </w:rPr>
+  </w:style>
+  <w:style w:type="paragraph" w:styleId="Heading2">
+    <w:name w:val="Heading 2"/>
+    <w:basedOn w:val="Normal"/>
+    <w:next w:val="Normal"/>
+    <w:qFormat/>
+    <w:rPr>
+      <w:color w:val="2E74B5"/>
+      <w:sz w:val="26"/>
+      <w:szCs w:val="26"/>
     </w:rPr>
   </w:style>
   <w:style w:type="paragraph" w:styleId="Heading3">
@@ -16610,8 +17861,8 @@
     <w:uiPriority w:val="99"/>
     <w:unhideWhenUsed/>
     <w:rPr>
+      <w:u w:val="single"/>
       <w:color w:val="0563C1"/>
-      <w:u w:val="single"/>
     </w:rPr>
   </w:style>
   <w:style w:type="character" w:styleId="FootnoteReference">
@@ -16651,54 +17902,16 @@
       <w:szCs w:val="20"/>
     </w:rPr>
   </w:style>
-  <w:style w:type="character" w:styleId="EndnoteReference">
-    <w:name w:val="endnote reference"/>
-    <w:basedOn w:val="DefaultParagraphFont"/>
-    <w:uiPriority w:val="99"/>
-    <w:semiHidden/>
-    <w:unhideWhenUsed/>
-    <w:rPr>
-      <w:vertAlign w:val="superscript"/>
-    </w:rPr>
-  </w:style>
-  <w:style w:type="paragraph" w:styleId="EndnoteText">
-    <w:name w:val="endnote text"/>
-    <w:basedOn w:val="Normal"/>
-    <w:link w:val="EndnoteTextChar"/>
-    <w:uiPriority w:val="99"/>
-    <w:semiHidden/>
-    <w:unhideWhenUsed/>
-    <w:pPr>
-      <w:spacing w:after="0" w:line="240" w:lineRule="auto"/>
-    </w:pPr>
-    <w:rPr>
-      <w:sz w:val="20"/>
-      <w:szCs w:val="20"/>
-    </w:rPr>
-  </w:style>
-  <w:style w:type="character" w:styleId="EndnoteTextChar">
-    <w:name w:val="Endnote Text Char"/>
-    <w:basedOn w:val="DefaultParagraphFont"/>
-    <w:link w:val="EndnoteText"/>
-    <w:uiPriority w:val="99"/>
-    <w:semiHidden/>
-    <w:unhideWhenUsed/>
-    <w:rPr>
-      <w:sz w:val="20"/>
-      <w:szCs w:val="20"/>
-    </w:rPr>
-  </w:style>
   <w:style w:type="paragraph" w:styleId="Heading1">
     <w:name w:val="Heading 1"/>
     <w:basedOn w:val="Normal"/>
     <w:next w:val="Normal"/>
     <w:qFormat/>
     <w:pPr>
-      <w:spacing w:after="200" w:before="120"/>
+      <w:spacing w:before="120" w:after="200"/>
       <w:outlineLvl w:val="0"/>
     </w:pPr>
     <w:rPr>
-      <w:rFonts w:ascii="Georgia" w:cs="Georgia" w:eastAsia="Georgia" w:hAnsi="Georgia"/>
       <w:b/>
       <w:bCs/>
       <w:i/>
@@ -16706,6 +17919,7 @@
       <w:color w:val="1A1A1A"/>
       <w:sz w:val="44"/>
       <w:szCs w:val="44"/>
+      <w:rFonts w:ascii="Georgia" w:cs="Georgia" w:eastAsia="Georgia" w:hAnsi="Georgia"/>
     </w:rPr>
   </w:style>
   <w:style w:type="paragraph" w:styleId="Heading2">
@@ -16714,11 +17928,10 @@
     <w:next w:val="Normal"/>
     <w:qFormat/>
     <w:pPr>
-      <w:spacing w:after="120" w:before="280"/>
+      <w:spacing w:before="280" w:after="120"/>
       <w:outlineLvl w:val="1"/>
     </w:pPr>
     <w:rPr>
-      <w:rFonts w:ascii="Georgia" w:cs="Georgia" w:eastAsia="Georgia" w:hAnsi="Georgia"/>
       <w:b/>
       <w:bCs/>
       <w:i/>
@@ -16726,297 +17939,8 @@
       <w:color w:val="1A1A1A"/>
       <w:sz w:val="30"/>
       <w:szCs w:val="30"/>
+      <w:rFonts w:ascii="Georgia" w:cs="Georgia" w:eastAsia="Georgia" w:hAnsi="Georgia"/>
     </w:rPr>
   </w:style>
 </w:styles>
-</file>
-
-<file path=word/theme/theme1.xml><?xml version="1.0" encoding="utf-8"?>
-<a:theme xmlns:a="http://schemas.openxmlformats.org/drawingml/2006/main" name="Office Theme">
-  <a:themeElements>
-    <a:clrScheme name="Office">
-      <a:dk1>
-        <a:sysClr val="windowText" lastClr="000000"/>
-      </a:dk1>
-      <a:lt1>
-        <a:sysClr val="window" lastClr="FFFFFF"/>
-      </a:lt1>
-      <a:dk2>
-        <a:srgbClr val="44546A"/>
-      </a:dk2>
-      <a:lt2>
-        <a:srgbClr val="E7E6E6"/>
-      </a:lt2>
-      <a:accent1>
-        <a:srgbClr val="4472C4"/>
-      </a:accent1>
-      <a:accent2>
-        <a:srgbClr val="ED7D31"/>
-      </a:accent2>
-      <a:accent3>
-        <a:srgbClr val="A5A5A5"/>
-      </a:accent3>
-      <a:accent4>
-        <a:srgbClr val="FFC000"/>
-      </a:accent4>
-      <a:accent5>
-        <a:srgbClr val="5B9BD5"/>
-      </a:accent5>
-      <a:accent6>
-        <a:srgbClr val="70AD47"/>
-      </a:accent6>
-      <a:hlink>
-        <a:srgbClr val="0563C1"/>
-      </a:hlink>
-      <a:folHlink>
-        <a:srgbClr val="954F72"/>
-      </a:folHlink>
-    </a:clrScheme>
-    <a:fontScheme name="Office">
-      <a:majorFont>
-        <a:latin typeface="Calibri Light" panose="020F0302020204030204"/>
-        <a:ea typeface=""/>
-        <a:cs typeface=""/>
-        <a:font script="Jpan" typeface="游ゴシック Light"/>
-        <a:font script="Hang" typeface="맑은 고딕"/>
-        <a:font script="Hans" typeface="等线 Light"/>
-        <a:font script="Hant" typeface="新細明體"/>
-        <a:font script="Arab" typeface="Times New Roman"/>
-        <a:font script="Hebr" typeface="Times New Roman"/>
-        <a:font script="Thai" typeface="Angsana New"/>
-        <a:font script="Ethi" typeface="Nyala"/>
-        <a:font script="Beng" typeface="Vrinda"/>
-        <a:font script="Gujr" typeface="Shruti"/>
-        <a:font script="Khmr" typeface="MoolBoran"/>
-        <a:font script="Knda" typeface="Tunga"/>
-        <a:font script="Guru" typeface="Raavi"/>
-        <a:font script="Cans" typeface="Euphemia"/>
-        <a:font script="Cher" typeface="Plantagenet Cherokee"/>
-        <a:font script="Yiii" typeface="Microsoft Yi Baiti"/>
-        <a:font script="Tibt" typeface="Microsoft Himalaya"/>
-        <a:font script="Thaa" typeface="MV Boli"/>
-        <a:font script="Deva" typeface="Mangal"/>
-        <a:font script="Telu" typeface="Gautami"/>
-        <a:font script="Taml" typeface="Latha"/>
-        <a:font script="Syrc" typeface="Estrangelo Edessa"/>
-        <a:font script="Orya" typeface="Kalinga"/>
-        <a:font script="Mlym" typeface="Kartika"/>
-        <a:font script="Laoo" typeface="DokChampa"/>
-        <a:font script="Sinh" typeface="Iskoola Pota"/>
-        <a:font script="Mong" typeface="Mongolian Baiti"/>
-        <a:font script="Viet" typeface="Times New Roman"/>
-        <a:font script="Uigh" typeface="Microsoft Uighur"/>
-        <a:font script="Geor" typeface="Sylfaen"/>
-        <a:font script="Armn" typeface="Arial"/>
-        <a:font script="Bugi" typeface="Leelawadee UI"/>
-        <a:font script="Bopo" typeface="Microsoft JhengHei"/>
-        <a:font script="Java" typeface="Javanese Text"/>
-        <a:font script="Lisu" typeface="Segoe UI"/>
-        <a:font script="Mymr" typeface="Myanmar Text"/>
-        <a:font script="Nkoo" typeface="Ebrima"/>
-        <a:font script="Olck" typeface="Nirmala UI"/>
-        <a:font script="Osma" typeface="Ebrima"/>
-        <a:font script="Phag" typeface="Phagspa"/>
-        <a:font script="Syrn" typeface="Estrangelo Edessa"/>
-        <a:font script="Syrj" typeface="Estrangelo Edessa"/>
-        <a:font script="Syre" typeface="Estrangelo Edessa"/>
-        <a:font script="Sora" typeface="Nirmala UI"/>
-        <a:font script="Tale" typeface="Microsoft Tai Le"/>
-        <a:font script="Talu" typeface="Microsoft New Tai Lue"/>
-        <a:font script="Tfng" typeface="Ebrima"/>
-      </a:majorFont>
-      <a:minorFont>
-        <a:latin typeface="Calibri" panose="020F0502020204030204"/>
-        <a:ea typeface=""/>
-        <a:cs typeface=""/>
-        <a:font script="Jpan" typeface="游明朝"/>
-        <a:font script="Hang" typeface="맑은 고딕"/>
-        <a:font script="Hans" typeface="等线"/>
-        <a:font script="Hant" typeface="新細明體"/>
-        <a:font script="Arab" typeface="Arial"/>
-        <a:font script="Hebr" typeface="Arial"/>
-        <a:font script="Thai" typeface="Cordia New"/>
-        <a:font script="Ethi" typeface="Nyala"/>
-        <a:font script="Beng" typeface="Vrinda"/>
-        <a:font script="Gujr" typeface="Shruti"/>
-        <a:font script="Khmr" typeface="DaunPenh"/>
-        <a:font script="Knda" typeface="Tunga"/>
-        <a:font script="Guru" typeface="Raavi"/>
-        <a:font script="Cans" typeface="Euphemia"/>
-        <a:font script="Cher" typeface="Plantagenet Cherokee"/>
-        <a:font script="Yiii" typeface="Microsoft Yi Baiti"/>
-        <a:font script="Tibt" typeface="Microsoft Himalaya"/>
-        <a:font script="Thaa" typeface="MV Boli"/>
-        <a:font script="Deva" typeface="Mangal"/>
-        <a:font script="Telu" typeface="Gautami"/>
-        <a:font script="Taml" typeface="Latha"/>
-        <a:font script="Syrc" typeface="Estrangelo Edessa"/>
-        <a:font script="Orya" typeface="Kalinga"/>
-        <a:font script="Mlym" typeface="Kartika"/>
-        <a:font script="Laoo" typeface="DokChampa"/>
-        <a:font script="Sinh" typeface="Iskoola Pota"/>
-        <a:font script="Mong" typeface="Mongolian Baiti"/>
-        <a:font script="Viet" typeface="Arial"/>
-        <a:font script="Uigh" typeface="Microsoft Uighur"/>
-        <a:font script="Geor" typeface="Sylfaen"/>
-        <a:font script="Armn" typeface="Arial"/>
-        <a:font script="Bugi" typeface="Leelawadee UI"/>
-        <a:font script="Bopo" typeface="Microsoft JhengHei"/>
-        <a:font script="Java" typeface="Javanese Text"/>
-        <a:font script="Lisu" typeface="Segoe UI"/>
-        <a:font script="Mymr" typeface="Myanmar Text"/>
-        <a:font script="Nkoo" typeface="Ebrima"/>
-        <a:font script="Olck" typeface="Nirmala UI"/>
-        <a:font script="Osma" typeface="Ebrima"/>
-        <a:font script="Phag" typeface="Phagspa"/>
-        <a:font script="Syrn" typeface="Estrangelo Edessa"/>
-        <a:font script="Syrj" typeface="Estrangelo Edessa"/>
-        <a:font script="Syre" typeface="Estrangelo Edessa"/>
-        <a:font script="Sora" typeface="Nirmala UI"/>
-        <a:font script="Tale" typeface="Microsoft Tai Le"/>
-        <a:font script="Talu" typeface="Microsoft New Tai Lue"/>
-        <a:font script="Tfng" typeface="Ebrima"/>
-      </a:minorFont>
-    </a:fontScheme>
-    <a:fmtScheme name="Office">
-      <a:fillStyleLst>
-        <a:solidFill>
-          <a:schemeClr val="phClr"/>
-        </a:solidFill>
-        <a:gradFill rotWithShape="true">
-          <a:gsLst>
-            <a:gs pos="0">
-              <a:schemeClr val="phClr">
-                <a:lumMod val="110000"/>
-                <a:satMod val="105000"/>
-                <a:tint val="67000"/>
-              </a:schemeClr>
-            </a:gs>
-            <a:gs pos="50000">
-              <a:schemeClr val="phClr">
-                <a:lumMod val="105000"/>
-                <a:satMod val="103000"/>
-                <a:tint val="73000"/>
-              </a:schemeClr>
-            </a:gs>
-            <a:gs pos="100000">
-              <a:schemeClr val="phClr">
-                <a:lumMod val="105000"/>
-                <a:satMod val="109000"/>
-                <a:tint val="81000"/>
-              </a:schemeClr>
-            </a:gs>
-          </a:gsLst>
-          <a:lin ang="5400000" scaled="false"/>
-        </a:gradFill>
-        <a:gradFill rotWithShape="true">
-          <a:gsLst>
-            <a:gs pos="0">
-              <a:schemeClr val="phClr">
-                <a:satMod val="103000"/>
-                <a:lumMod val="102000"/>
-                <a:tint val="94000"/>
-              </a:schemeClr>
-            </a:gs>
-            <a:gs pos="50000">
-              <a:schemeClr val="phClr">
-                <a:satMod val="110000"/>
-                <a:lumMod val="100000"/>
-                <a:shade val="100000"/>
-              </a:schemeClr>
-            </a:gs>
-            <a:gs pos="100000">
-              <a:schemeClr val="phClr">
-                <a:lumMod val="99000"/>
-                <a:satMod val="120000"/>
-                <a:shade val="78000"/>
-              </a:schemeClr>
-            </a:gs>
-          </a:gsLst>
-          <a:lin ang="5400000" scaled="false"/>
-        </a:gradFill>
-      </a:fillStyleLst>
-      <a:lnStyleLst>
-        <a:ln w="6350" cap="flat" cmpd="sng" algn="ctr">
-          <a:solidFill>
-            <a:schemeClr val="phClr"/>
-          </a:solidFill>
-          <a:prstDash val="solid"/>
-          <a:miter lim="800000"/>
-        </a:ln>
-        <a:ln w="12700" cap="flat" cmpd="sng" algn="ctr">
-          <a:solidFill>
-            <a:schemeClr val="phClr"/>
-          </a:solidFill>
-          <a:prstDash val="solid"/>
-          <a:miter lim="800000"/>
-        </a:ln>
-        <a:ln w="19050" cap="flat" cmpd="sng" algn="ctr">
-          <a:solidFill>
-            <a:schemeClr val="phClr"/>
-          </a:solidFill>
-          <a:prstDash val="solid"/>
-          <a:miter lim="800000"/>
-        </a:ln>
-      </a:lnStyleLst>
-      <a:effectStyleLst>
-        <a:effectStyle>
-          <a:effectLst/>
-        </a:effectStyle>
-        <a:effectStyle>
-          <a:effectLst/>
-        </a:effectStyle>
-        <a:effectStyle>
-          <a:effectLst>
-            <a:outerShdw blurRad="57150" dist="19050" dir="5400000" algn="ctr" rotWithShape="false">
-              <a:srgbClr val="000000">
-                <a:alpha val="63000"/>
-              </a:srgbClr>
-            </a:outerShdw>
-          </a:effectLst>
-        </a:effectStyle>
-      </a:effectStyleLst>
-      <a:bgFillStyleLst>
-        <a:solidFill>
-          <a:schemeClr val="phClr"/>
-        </a:solidFill>
-        <a:solidFill>
-          <a:schemeClr val="phClr">
-            <a:tint val="95000"/>
-            <a:satMod val="170000"/>
-          </a:schemeClr>
-        </a:solidFill>
-        <a:gradFill rotWithShape="true">
-          <a:gsLst>
-            <a:gs pos="0">
-              <a:schemeClr val="phClr">
-                <a:tint val="93000"/>
-                <a:satMod val="150000"/>
-                <a:shade val="98000"/>
-                <a:lumMod val="102000"/>
-              </a:schemeClr>
-            </a:gs>
-            <a:gs pos="50000">
-              <a:schemeClr val="phClr">
-                <a:tint val="98000"/>
-                <a:satMod val="130000"/>
-                <a:shade val="90000"/>
-                <a:lumMod val="103000"/>
-              </a:schemeClr>
-            </a:gs>
-            <a:gs pos="100000">
-              <a:schemeClr val="phClr">
-                <a:shade val="63000"/>
-                <a:satMod val="120000"/>
-              </a:schemeClr>
-            </a:gs>
-          </a:gsLst>
-          <a:lin ang="5400000" scaled="false"/>
-        </a:gradFill>
-      </a:bgFillStyleLst>
-    </a:fmtScheme>
-  </a:themeElements>
-  <a:objectDefaults/>
-  <a:extraClrSchemeLst/>
-</a:theme>
 </file>
--- a/new/guides/munich/Munich_Guide.docx
+++ b/new/guides/munich/Munich_Guide.docx
@@ -711,7 +711,7 @@
             </w:r>
           </w:p>
           <w:p>
-            <w:hyperlink w:history="1" r:id="rIdfvhysq4enff2qg-yc3zik">
+            <w:hyperlink w:history="1" r:id="rIdxav16th2285nglnisc551">
               <w:r>
                 <w:rPr>
                   <w:rStyle w:val="Hyperlink"/>
@@ -819,7 +819,7 @@
       </w:r>
     </w:p>
     <w:p>
-      <w:hyperlink w:history="1" r:id="rId4dyvylmllaph-tyow2cvu">
+      <w:hyperlink w:history="1" r:id="rIdspgizboxm406og5vpjzcw">
         <w:r>
           <w:rPr>
             <w:rStyle w:val="Hyperlink"/>
@@ -840,7 +840,7 @@
         </w:rPr>
         <w:t xml:space="preserve">Via </w:t>
       </w:r>
-      <w:hyperlink w:history="1" r:id="rIdcx4jksenijdc7w-krfsfs">
+      <w:hyperlink w:history="1" r:id="rIdhfmqnk2v1xvfdqii5qeyz">
         <w:r>
           <w:rPr>
             <w:color w:val="EA2E00"/>
@@ -858,7 +858,7 @@
         </w:rPr>
         <w:t xml:space="preserve">, </w:t>
       </w:r>
-      <w:hyperlink w:history="1" r:id="rId6878ai6apwbvbmxylr3kn">
+      <w:hyperlink w:history="1" r:id="rId99gqdflxy0d0f6_tfwuai">
         <w:r>
           <w:rPr>
             <w:color w:val="EA2E00"/>
@@ -876,7 +876,7 @@
         </w:rPr>
         <w:t xml:space="preserve">, </w:t>
       </w:r>
-      <w:hyperlink w:history="1" r:id="rIdiusn68cywye0r-dfyuhdm">
+      <w:hyperlink w:history="1" r:id="rIdrzo2dj502br626krk51zp">
         <w:r>
           <w:rPr>
             <w:color w:val="EA2E00"/>
@@ -894,7 +894,7 @@
         </w:rPr>
         <w:t xml:space="preserve">, </w:t>
       </w:r>
-      <w:hyperlink w:history="1" r:id="rIdpahgzazhfemik0ppj2mjm">
+      <w:hyperlink w:history="1" r:id="rIdmeqv0nsqjoai-bc6evhm4">
         <w:r>
           <w:rPr>
             <w:color w:val="EA2E00"/>
@@ -912,7 +912,7 @@
         </w:rPr>
         <w:t xml:space="preserve">, </w:t>
       </w:r>
-      <w:hyperlink w:history="1" r:id="rIdldvq6oopgokxkccn1ccve">
+      <w:hyperlink w:history="1" r:id="rIdjk00ooyw82zauv04xqqxj">
         <w:r>
           <w:rPr>
             <w:color w:val="EA2E00"/>
@@ -930,7 +930,7 @@
         </w:rPr>
         <w:t xml:space="preserve">, </w:t>
       </w:r>
-      <w:hyperlink w:history="1" r:id="rId8mfznromzxb5bnw1vxbr2">
+      <w:hyperlink w:history="1" r:id="rIdrgjcysv-zyjzt6vbrss38">
         <w:r>
           <w:rPr>
             <w:color w:val="EA2E00"/>
@@ -948,7 +948,7 @@
         </w:rPr>
         <w:t xml:space="preserve">, </w:t>
       </w:r>
-      <w:hyperlink w:history="1" r:id="rId0pwgioseps7meltqajswb">
+      <w:hyperlink w:history="1" r:id="rIdcbzf5a874yc84ukp6tdtg">
         <w:r>
           <w:rPr>
             <w:color w:val="EA2E00"/>
@@ -966,7 +966,7 @@
         </w:rPr>
         <w:t xml:space="preserve">, </w:t>
       </w:r>
-      <w:hyperlink w:history="1" r:id="rIdu68dp9ir4t27oucpjt0ka">
+      <w:hyperlink w:history="1" r:id="rIdyb6bjbaq3xr_m7_b6y8li">
         <w:r>
           <w:rPr>
             <w:color w:val="EA2E00"/>
@@ -984,7 +984,7 @@
         </w:rPr>
         <w:t xml:space="preserve">, </w:t>
       </w:r>
-      <w:hyperlink w:history="1" r:id="rIdpoeubjhzvxdfvcmpld9k7">
+      <w:hyperlink w:history="1" r:id="rIdplinkl0w-7upj6wvl-odf">
         <w:r>
           <w:rPr>
             <w:color w:val="EA2E00"/>
@@ -1002,7 +1002,7 @@
         </w:rPr>
         <w:t xml:space="preserve">, </w:t>
       </w:r>
-      <w:hyperlink w:history="1" r:id="rIdvyejvjuomqspm7idgq06p">
+      <w:hyperlink w:history="1" r:id="rIdlspkolzfatbilectlndz5">
         <w:r>
           <w:rPr>
             <w:color w:val="EA2E00"/>
@@ -1064,7 +1064,7 @@
       </w:r>
     </w:p>
     <w:p>
-      <w:hyperlink w:history="1" r:id="rIdcwiji1hmyvxpxy5iltehh">
+      <w:hyperlink w:history="1" r:id="rIdvxdmkzhteylsmv8c6btkd">
         <w:r>
           <w:rPr>
             <w:rStyle w:val="Hyperlink"/>
@@ -1085,7 +1085,7 @@
         </w:rPr>
         <w:t xml:space="preserve">Via </w:t>
       </w:r>
-      <w:hyperlink w:history="1" r:id="rId85c9vyrdgrldrq4wwsfty">
+      <w:hyperlink w:history="1" r:id="rIdetmz9y92ko4rs-oy-ijvr">
         <w:r>
           <w:rPr>
             <w:color w:val="EA2E00"/>
@@ -1103,7 +1103,7 @@
         </w:rPr>
         <w:t xml:space="preserve">, </w:t>
       </w:r>
-      <w:hyperlink w:history="1" r:id="rIdgxsf2sdbznoc3mwc8-xhd">
+      <w:hyperlink w:history="1" r:id="rIdvyfge49dayi_voc-vfv1b">
         <w:r>
           <w:rPr>
             <w:color w:val="EA2E00"/>
@@ -1121,7 +1121,7 @@
         </w:rPr>
         <w:t xml:space="preserve">, </w:t>
       </w:r>
-      <w:hyperlink w:history="1" r:id="rId-5r9_uoiarvziehzuhmgx">
+      <w:hyperlink w:history="1" r:id="rId46r9dzjwvk2dvcsvxkczg">
         <w:r>
           <w:rPr>
             <w:color w:val="EA2E00"/>
@@ -1139,7 +1139,7 @@
         </w:rPr>
         <w:t xml:space="preserve">, </w:t>
       </w:r>
-      <w:hyperlink w:history="1" r:id="rIdejiibu1pcndxbbxkgeztx">
+      <w:hyperlink w:history="1" r:id="rIdint31qzmarjpoez9ffgll">
         <w:r>
           <w:rPr>
             <w:color w:val="EA2E00"/>
@@ -1157,7 +1157,7 @@
         </w:rPr>
         <w:t xml:space="preserve">, </w:t>
       </w:r>
-      <w:hyperlink w:history="1" r:id="rIdmd5ux1p-edyisjhg70f6j">
+      <w:hyperlink w:history="1" r:id="rIdv4c7mv9bobej3hbqlc-xl">
         <w:r>
           <w:rPr>
             <w:color w:val="EA2E00"/>
@@ -1175,7 +1175,7 @@
         </w:rPr>
         <w:t xml:space="preserve">, </w:t>
       </w:r>
-      <w:hyperlink w:history="1" r:id="rIdodhcjclsvzt3ztekw-sn8">
+      <w:hyperlink w:history="1" r:id="rIdb6a2mqfpbo8j4zycwrjkh">
         <w:r>
           <w:rPr>
             <w:color w:val="EA2E00"/>
@@ -1237,7 +1237,7 @@
       </w:r>
     </w:p>
     <w:p>
-      <w:hyperlink w:history="1" r:id="rIdmj9ejjsnituvh5872oxq9">
+      <w:hyperlink w:history="1" r:id="rIdowdltgmtqzufzsenghtl8">
         <w:r>
           <w:rPr>
             <w:rStyle w:val="Hyperlink"/>
@@ -1258,7 +1258,7 @@
         </w:rPr>
         <w:t xml:space="preserve">Via </w:t>
       </w:r>
-      <w:hyperlink w:history="1" r:id="rId2xi48wfwguh4tkwyi38c9">
+      <w:hyperlink w:history="1" r:id="rIdw5cdzfjbcbk7cjo7soiaf">
         <w:r>
           <w:rPr>
             <w:color w:val="EA2E00"/>
@@ -1276,7 +1276,7 @@
         </w:rPr>
         <w:t xml:space="preserve">, </w:t>
       </w:r>
-      <w:hyperlink w:history="1" r:id="rId7oxqshed18tlrtvhrezqx">
+      <w:hyperlink w:history="1" r:id="rIdurf0bvrth326ctyqkppkf">
         <w:r>
           <w:rPr>
             <w:color w:val="EA2E00"/>
@@ -1294,7 +1294,7 @@
         </w:rPr>
         <w:t xml:space="preserve">, </w:t>
       </w:r>
-      <w:hyperlink w:history="1" r:id="rIdj8thrwdin2ct5bfbdv0u0">
+      <w:hyperlink w:history="1" r:id="rId3fwbbi1luvxruyoxjibqi">
         <w:r>
           <w:rPr>
             <w:color w:val="EA2E00"/>
@@ -1312,7 +1312,7 @@
         </w:rPr>
         <w:t xml:space="preserve">, </w:t>
       </w:r>
-      <w:hyperlink w:history="1" r:id="rIdxwvhweynvpqvmmiijvaa9">
+      <w:hyperlink w:history="1" r:id="rIdtupxubst_jvmu-fnvjgam">
         <w:r>
           <w:rPr>
             <w:color w:val="EA2E00"/>
@@ -1330,7 +1330,7 @@
         </w:rPr>
         <w:t xml:space="preserve">, </w:t>
       </w:r>
-      <w:hyperlink w:history="1" r:id="rIdqq9yoh1xuxdfapifg7vgh">
+      <w:hyperlink w:history="1" r:id="rIdcsup34y7nc4hegfdpslzl">
         <w:r>
           <w:rPr>
             <w:color w:val="EA2E00"/>
@@ -1348,7 +1348,7 @@
         </w:rPr>
         <w:t xml:space="preserve">, </w:t>
       </w:r>
-      <w:hyperlink w:history="1" r:id="rId1u9xz7fbjwnlpzktvryke">
+      <w:hyperlink w:history="1" r:id="rIdvgv16rhadmxzgkqxj5zzf">
         <w:r>
           <w:rPr>
             <w:color w:val="EA2E00"/>
@@ -1366,7 +1366,7 @@
         </w:rPr>
         <w:t xml:space="preserve">, </w:t>
       </w:r>
-      <w:hyperlink w:history="1" r:id="rIdocwwyxscttwzkuvq243fe">
+      <w:hyperlink w:history="1" r:id="rId4ucrmtuuyjzwav8peghro">
         <w:r>
           <w:rPr>
             <w:color w:val="EA2E00"/>
@@ -1384,7 +1384,7 @@
         </w:rPr>
         <w:t xml:space="preserve">, </w:t>
       </w:r>
-      <w:hyperlink w:history="1" r:id="rIdxafu6sntqi00yj6lr3msh">
+      <w:hyperlink w:history="1" r:id="rIdox04b1-adutgxclyoly3j">
         <w:r>
           <w:rPr>
             <w:color w:val="EA2E00"/>
@@ -1402,7 +1402,7 @@
         </w:rPr>
         <w:t xml:space="preserve">, </w:t>
       </w:r>
-      <w:hyperlink w:history="1" r:id="rIdljry_n4odjmxhzundw1jf">
+      <w:hyperlink w:history="1" r:id="rIdleu8ol-_yksxkfrb-ixio">
         <w:r>
           <w:rPr>
             <w:color w:val="EA2E00"/>
@@ -1464,7 +1464,7 @@
       </w:r>
     </w:p>
     <w:p>
-      <w:hyperlink w:history="1" r:id="rIdmqt9ozq9o5qyez6y_4rx8">
+      <w:hyperlink w:history="1" r:id="rIdk9hsmnwjrnamg7zc5irfa">
         <w:r>
           <w:rPr>
             <w:rStyle w:val="Hyperlink"/>
@@ -1485,7 +1485,7 @@
         </w:rPr>
         <w:t xml:space="preserve">Via </w:t>
       </w:r>
-      <w:hyperlink w:history="1" r:id="rIdwvfxtvqhqhuzuecslg5td">
+      <w:hyperlink w:history="1" r:id="rIdmshpvlkjtqrnf2zklbssa">
         <w:r>
           <w:rPr>
             <w:color w:val="EA2E00"/>
@@ -1503,7 +1503,7 @@
         </w:rPr>
         <w:t xml:space="preserve">, </w:t>
       </w:r>
-      <w:hyperlink w:history="1" r:id="rIdv7zwc7fjis84rbxih9wvf">
+      <w:hyperlink w:history="1" r:id="rId5wrrpzyrinumc6iwvqn23">
         <w:r>
           <w:rPr>
             <w:color w:val="EA2E00"/>
@@ -1521,7 +1521,7 @@
         </w:rPr>
         <w:t xml:space="preserve">, </w:t>
       </w:r>
-      <w:hyperlink w:history="1" r:id="rId6mmjvfrdvuirc8blweagk">
+      <w:hyperlink w:history="1" r:id="rIdwkzdhxof22qybtv03ytl6">
         <w:r>
           <w:rPr>
             <w:color w:val="EA2E00"/>
@@ -1539,7 +1539,7 @@
         </w:rPr>
         <w:t xml:space="preserve">, </w:t>
       </w:r>
-      <w:hyperlink w:history="1" r:id="rId2pzt4q7wmtosttsrs-xwv">
+      <w:hyperlink w:history="1" r:id="rIdh-kfbjurrxoxlprdldyy5">
         <w:r>
           <w:rPr>
             <w:color w:val="EA2E00"/>
@@ -1557,7 +1557,7 @@
         </w:rPr>
         <w:t xml:space="preserve">, </w:t>
       </w:r>
-      <w:hyperlink w:history="1" r:id="rIdecnbevk3cjdhdgxqz8yex">
+      <w:hyperlink w:history="1" r:id="rIdlt_dbqxjs4gi1pcncis5z">
         <w:r>
           <w:rPr>
             <w:color w:val="EA2E00"/>
@@ -1575,7 +1575,7 @@
         </w:rPr>
         <w:t xml:space="preserve">, </w:t>
       </w:r>
-      <w:hyperlink w:history="1" r:id="rIdu05hma9mylnnc9wc5a7_j">
+      <w:hyperlink w:history="1" r:id="rId4icyeoupfw5ykxshvhvaj">
         <w:r>
           <w:rPr>
             <w:color w:val="EA2E00"/>
@@ -1593,7 +1593,7 @@
         </w:rPr>
         <w:t xml:space="preserve">, </w:t>
       </w:r>
-      <w:hyperlink w:history="1" r:id="rIdbh0jqgmi3bbfwsib0hqkk">
+      <w:hyperlink w:history="1" r:id="rId1kpj2tdk3efhz2ns546dx">
         <w:r>
           <w:rPr>
             <w:color w:val="EA2E00"/>
@@ -1611,7 +1611,7 @@
         </w:rPr>
         <w:t xml:space="preserve">, </w:t>
       </w:r>
-      <w:hyperlink w:history="1" r:id="rIdngecx5vm2f8sgq9towtpf">
+      <w:hyperlink w:history="1" r:id="rIdxzhnke8ofoknyfbhsovws">
         <w:r>
           <w:rPr>
             <w:color w:val="EA2E00"/>
@@ -1629,7 +1629,7 @@
         </w:rPr>
         <w:t xml:space="preserve">, </w:t>
       </w:r>
-      <w:hyperlink w:history="1" r:id="rIdecv9q6wbsv0gwyccp3v41">
+      <w:hyperlink w:history="1" r:id="rIdm1rhwkdrjspdboazsqq9e">
         <w:r>
           <w:rPr>
             <w:color w:val="EA2E00"/>
@@ -1691,7 +1691,7 @@
       </w:r>
     </w:p>
     <w:p>
-      <w:hyperlink w:history="1" r:id="rIdclj-uwxwbpsgchcz82_u0">
+      <w:hyperlink w:history="1" r:id="rIdldvs1uitk_9ghh7oh0852">
         <w:r>
           <w:rPr>
             <w:rStyle w:val="Hyperlink"/>
@@ -1712,7 +1712,7 @@
         </w:rPr>
         <w:t xml:space="preserve">Via </w:t>
       </w:r>
-      <w:hyperlink w:history="1" r:id="rIdsykxptz2dwbk3hk3ulb6b">
+      <w:hyperlink w:history="1" r:id="rIdqr0ng8lvjplfyfqoakhjy">
         <w:r>
           <w:rPr>
             <w:color w:val="EA2E00"/>
@@ -1730,7 +1730,7 @@
         </w:rPr>
         <w:t xml:space="preserve">, </w:t>
       </w:r>
-      <w:hyperlink w:history="1" r:id="rIdrxz8akfuuob0omxhfoo41">
+      <w:hyperlink w:history="1" r:id="rIdfv9vrpfsmaheqwlrt_x5j">
         <w:r>
           <w:rPr>
             <w:color w:val="EA2E00"/>
@@ -1748,7 +1748,7 @@
         </w:rPr>
         <w:t xml:space="preserve">, </w:t>
       </w:r>
-      <w:hyperlink w:history="1" r:id="rIdjut1k-ufasmw6h0wksxnt">
+      <w:hyperlink w:history="1" r:id="rIdzb9zosqkxcpfwzj5rwmuu">
         <w:r>
           <w:rPr>
             <w:color w:val="EA2E00"/>
@@ -1766,7 +1766,7 @@
         </w:rPr>
         <w:t xml:space="preserve">, </w:t>
       </w:r>
-      <w:hyperlink w:history="1" r:id="rId09jcanrio82jb95qzh2kl">
+      <w:hyperlink w:history="1" r:id="rIdc4fnfb5hvdijuxojuwzyn">
         <w:r>
           <w:rPr>
             <w:color w:val="EA2E00"/>
@@ -1784,7 +1784,7 @@
         </w:rPr>
         <w:t xml:space="preserve">, </w:t>
       </w:r>
-      <w:hyperlink w:history="1" r:id="rIdqdvhdulie5rrx6cmoonxv">
+      <w:hyperlink w:history="1" r:id="rIder8rsiqvuexxywr3eixxa">
         <w:r>
           <w:rPr>
             <w:color w:val="EA2E00"/>
@@ -1846,7 +1846,7 @@
       </w:r>
     </w:p>
     <w:p>
-      <w:hyperlink w:history="1" r:id="rIdljvxz_ck2vwtbreozr9i_">
+      <w:hyperlink w:history="1" r:id="rIdq_lwqnytxemqklya0zxq4">
         <w:r>
           <w:rPr>
             <w:rStyle w:val="Hyperlink"/>
@@ -1867,7 +1867,7 @@
         </w:rPr>
         <w:t xml:space="preserve">Via </w:t>
       </w:r>
-      <w:hyperlink w:history="1" r:id="rIdjggetum7fz4w0s1oiqwzs">
+      <w:hyperlink w:history="1" r:id="rIdk0daxhzw7fh4ktsvvc-vd">
         <w:r>
           <w:rPr>
             <w:color w:val="EA2E00"/>
@@ -1885,7 +1885,7 @@
         </w:rPr>
         <w:t xml:space="preserve">, </w:t>
       </w:r>
-      <w:hyperlink w:history="1" r:id="rId7tld2zvunupaqimgnnss6">
+      <w:hyperlink w:history="1" r:id="rIdsnr1ujmyctqacremykcnu">
         <w:r>
           <w:rPr>
             <w:color w:val="EA2E00"/>
@@ -1903,7 +1903,7 @@
         </w:rPr>
         <w:t xml:space="preserve">, </w:t>
       </w:r>
-      <w:hyperlink w:history="1" r:id="rIdtut2ipz8sqa3y6bnlgyua">
+      <w:hyperlink w:history="1" r:id="rId0_mmmwr_v1igjtxzujihd">
         <w:r>
           <w:rPr>
             <w:color w:val="EA2E00"/>
@@ -1921,7 +1921,7 @@
         </w:rPr>
         <w:t xml:space="preserve">, </w:t>
       </w:r>
-      <w:hyperlink w:history="1" r:id="rId1xnyuzlcpvub4wscq6opk">
+      <w:hyperlink w:history="1" r:id="rIdeednrurvr8nyzhaub7v9o">
         <w:r>
           <w:rPr>
             <w:color w:val="EA2E00"/>
@@ -1939,7 +1939,7 @@
         </w:rPr>
         <w:t xml:space="preserve">, </w:t>
       </w:r>
-      <w:hyperlink w:history="1" r:id="rIdkzl_tnzfql43wsm2ftf_8">
+      <w:hyperlink w:history="1" r:id="rId3trrp8_eeboruut7tpqhh">
         <w:r>
           <w:rPr>
             <w:color w:val="EA2E00"/>
@@ -2001,7 +2001,7 @@
       </w:r>
     </w:p>
     <w:p>
-      <w:hyperlink w:history="1" r:id="rIduyb4m4rwuniqhvlgnsd8a">
+      <w:hyperlink w:history="1" r:id="rIdlpbsq3a7faruisjfqakg_">
         <w:r>
           <w:rPr>
             <w:rStyle w:val="Hyperlink"/>
@@ -2022,7 +2022,7 @@
         </w:rPr>
         <w:t xml:space="preserve">Via </w:t>
       </w:r>
-      <w:hyperlink w:history="1" r:id="rIdpkmzonvrdfpintzjwq9ko">
+      <w:hyperlink w:history="1" r:id="rIdtv6zw8lakhopaodg0owla">
         <w:r>
           <w:rPr>
             <w:color w:val="EA2E00"/>
@@ -2040,7 +2040,7 @@
         </w:rPr>
         <w:t xml:space="preserve">, </w:t>
       </w:r>
-      <w:hyperlink w:history="1" r:id="rIdbejsxjmqxnd_dhuoh29ga">
+      <w:hyperlink w:history="1" r:id="rIdov9iqd5_6yeyivyuggfyz">
         <w:r>
           <w:rPr>
             <w:color w:val="EA2E00"/>
@@ -2058,7 +2058,7 @@
         </w:rPr>
         <w:t xml:space="preserve">, </w:t>
       </w:r>
-      <w:hyperlink w:history="1" r:id="rIdbnzrsjckyfrhgfelog3fv">
+      <w:hyperlink w:history="1" r:id="rIdjjlaw735hgyzdqo2wb0wd">
         <w:r>
           <w:rPr>
             <w:color w:val="EA2E00"/>
@@ -2076,7 +2076,7 @@
         </w:rPr>
         <w:t xml:space="preserve">, </w:t>
       </w:r>
-      <w:hyperlink w:history="1" r:id="rIda_aothzoniqriuhfuuupi">
+      <w:hyperlink w:history="1" r:id="rId_p1l1fo7aq2ujqgqwxknw">
         <w:r>
           <w:rPr>
             <w:color w:val="EA2E00"/>
@@ -2094,7 +2094,7 @@
         </w:rPr>
         <w:t xml:space="preserve">, </w:t>
       </w:r>
-      <w:hyperlink w:history="1" r:id="rIdntxtbw74rhiau--my5zen">
+      <w:hyperlink w:history="1" r:id="rIdxsfnyo7fc3rnncyq1hqse">
         <w:r>
           <w:rPr>
             <w:color w:val="EA2E00"/>
@@ -2112,7 +2112,7 @@
         </w:rPr>
         <w:t xml:space="preserve">, </w:t>
       </w:r>
-      <w:hyperlink w:history="1" r:id="rId80rwhtex6upzyhvbrdzvi">
+      <w:hyperlink w:history="1" r:id="rIdml1hq2xifhoauenu7p7zw">
         <w:r>
           <w:rPr>
             <w:color w:val="EA2E00"/>
@@ -2130,7 +2130,7 @@
         </w:rPr>
         <w:t xml:space="preserve">, </w:t>
       </w:r>
-      <w:hyperlink w:history="1" r:id="rIdwric5u-6valkoqpfgyugz">
+      <w:hyperlink w:history="1" r:id="rIdfptk_ccqkaztn7zrikkau">
         <w:r>
           <w:rPr>
             <w:color w:val="EA2E00"/>
@@ -2192,7 +2192,7 @@
       </w:r>
     </w:p>
     <w:p>
-      <w:hyperlink w:history="1" r:id="rIdbqfxrqa1oxnvz23_akrhb">
+      <w:hyperlink w:history="1" r:id="rIdf3ybuwbplccksn681ok1-">
         <w:r>
           <w:rPr>
             <w:rStyle w:val="Hyperlink"/>
@@ -2213,7 +2213,7 @@
         </w:rPr>
         <w:t xml:space="preserve">Via </w:t>
       </w:r>
-      <w:hyperlink w:history="1" r:id="rIdbqiumualwvwrzhjo7gr6j">
+      <w:hyperlink w:history="1" r:id="rIdrqditvnaihyf0ju5fplqg">
         <w:r>
           <w:rPr>
             <w:color w:val="EA2E00"/>
@@ -2231,7 +2231,7 @@
         </w:rPr>
         <w:t xml:space="preserve">, </w:t>
       </w:r>
-      <w:hyperlink w:history="1" r:id="rIdqrybdokhiijacpckwywbr">
+      <w:hyperlink w:history="1" r:id="rId_iekzcdtxaid0fa_rjkcb">
         <w:r>
           <w:rPr>
             <w:color w:val="EA2E00"/>
@@ -2249,7 +2249,7 @@
         </w:rPr>
         <w:t xml:space="preserve">, </w:t>
       </w:r>
-      <w:hyperlink w:history="1" r:id="rIdflzi55omlwawslmai6pzi">
+      <w:hyperlink w:history="1" r:id="rIdasouqspowcjjro3yncgtl">
         <w:r>
           <w:rPr>
             <w:color w:val="EA2E00"/>
@@ -2267,7 +2267,7 @@
         </w:rPr>
         <w:t xml:space="preserve">, </w:t>
       </w:r>
-      <w:hyperlink w:history="1" r:id="rIdxnzr2y25wlaa62s9rjplt">
+      <w:hyperlink w:history="1" r:id="rIdq1jjv_3xz42xrpygv0yn5">
         <w:r>
           <w:rPr>
             <w:color w:val="EA2E00"/>
@@ -2285,7 +2285,7 @@
         </w:rPr>
         <w:t xml:space="preserve">, </w:t>
       </w:r>
-      <w:hyperlink w:history="1" r:id="rIdlrierjm4cfvpe63cmuxof">
+      <w:hyperlink w:history="1" r:id="rIdobetypncmssfgahwx-013">
         <w:r>
           <w:rPr>
             <w:color w:val="EA2E00"/>
@@ -2347,7 +2347,7 @@
       </w:r>
     </w:p>
     <w:p>
-      <w:hyperlink w:history="1" r:id="rIdy1rgjbdomupwkyxrjhtv_">
+      <w:hyperlink w:history="1" r:id="rIdppziypkfqmeiriqu1hfga">
         <w:r>
           <w:rPr>
             <w:rStyle w:val="Hyperlink"/>
@@ -2368,7 +2368,7 @@
         </w:rPr>
         <w:t xml:space="preserve">Via </w:t>
       </w:r>
-      <w:hyperlink w:history="1" r:id="rIdsgzqezicnssxphtiumieu">
+      <w:hyperlink w:history="1" r:id="rIdc83fkrtyqi-uuwsfnfzt0">
         <w:r>
           <w:rPr>
             <w:color w:val="EA2E00"/>
@@ -2438,7 +2438,7 @@
       </w:r>
     </w:p>
     <w:p>
-      <w:hyperlink w:history="1" r:id="rIddt5fiek73lsjd8x5hay4f">
+      <w:hyperlink w:history="1" r:id="rIdyy6fvmlu1zi-fzlfcnutq">
         <w:r>
           <w:rPr>
             <w:rStyle w:val="Hyperlink"/>
@@ -2459,7 +2459,7 @@
         </w:rPr>
         <w:t xml:space="preserve">Via </w:t>
       </w:r>
-      <w:hyperlink w:history="1" r:id="rIdzi_y-x1lnz_qmnsuqg3zz">
+      <w:hyperlink w:history="1" r:id="rIdiupzvskhcqg1pq2lvpx7w">
         <w:r>
           <w:rPr>
             <w:color w:val="EA2E00"/>
@@ -2477,7 +2477,7 @@
         </w:rPr>
         <w:t xml:space="preserve">, </w:t>
       </w:r>
-      <w:hyperlink w:history="1" r:id="rIdp2gcleu30rnc5ulhezyok">
+      <w:hyperlink w:history="1" r:id="rIdlor_20hxwl-tv5r0-v9st">
         <w:r>
           <w:rPr>
             <w:color w:val="EA2E00"/>
@@ -2495,7 +2495,7 @@
         </w:rPr>
         <w:t xml:space="preserve">, </w:t>
       </w:r>
-      <w:hyperlink w:history="1" r:id="rIdqrk6-n53mtsjfpbzjhuax">
+      <w:hyperlink w:history="1" r:id="rIdtm6rafelc_lvtdna8zhla">
         <w:r>
           <w:rPr>
             <w:color w:val="EA2E00"/>
@@ -2513,7 +2513,7 @@
         </w:rPr>
         <w:t xml:space="preserve">, </w:t>
       </w:r>
-      <w:hyperlink w:history="1" r:id="rIdyv0n5xdc9lf8_7mxpwrzr">
+      <w:hyperlink w:history="1" r:id="rIdhztaocbxnt528mbehxryg">
         <w:r>
           <w:rPr>
             <w:color w:val="EA2E00"/>
@@ -2575,7 +2575,7 @@
       </w:r>
     </w:p>
     <w:p>
-      <w:hyperlink w:history="1" r:id="rId8397tolq5f04_rmrwuhlk">
+      <w:hyperlink w:history="1" r:id="rIdvemvqsmosrvpql42quttg">
         <w:r>
           <w:rPr>
             <w:rStyle w:val="Hyperlink"/>
@@ -2596,7 +2596,7 @@
         </w:rPr>
         <w:t xml:space="preserve">Via </w:t>
       </w:r>
-      <w:hyperlink w:history="1" r:id="rIdvcwgmep4hlkts3todteos">
+      <w:hyperlink w:history="1" r:id="rIdjiv0-wkn1oeln0n-h2odb">
         <w:r>
           <w:rPr>
             <w:color w:val="EA2E00"/>
@@ -2614,7 +2614,7 @@
         </w:rPr>
         <w:t xml:space="preserve">, </w:t>
       </w:r>
-      <w:hyperlink w:history="1" r:id="rIdxec4wcptp6fd25-fkth9g">
+      <w:hyperlink w:history="1" r:id="rId2ihyo8ts2xdh70umbjh_3">
         <w:r>
           <w:rPr>
             <w:color w:val="EA2E00"/>
@@ -2632,7 +2632,7 @@
         </w:rPr>
         <w:t xml:space="preserve">, </w:t>
       </w:r>
-      <w:hyperlink w:history="1" r:id="rId7hz_thi3xkk1hxxpq4a9j">
+      <w:hyperlink w:history="1" r:id="rId7awic-3_fd32kwlvz2mev">
         <w:r>
           <w:rPr>
             <w:color w:val="EA2E00"/>
@@ -2694,7 +2694,7 @@
       </w:r>
     </w:p>
     <w:p>
-      <w:hyperlink w:history="1" r:id="rIdv5hdk0pndik2lfmwa7mts">
+      <w:hyperlink w:history="1" r:id="rIdtdeignyuyxlxo6rkcd0mz">
         <w:r>
           <w:rPr>
             <w:rStyle w:val="Hyperlink"/>
@@ -2715,7 +2715,7 @@
         </w:rPr>
         <w:t xml:space="preserve">Via </w:t>
       </w:r>
-      <w:hyperlink w:history="1" r:id="rIdd01yp3xe_3gpvxrz-co3h">
+      <w:hyperlink w:history="1" r:id="rIdvhfwanbrfrgvgznzp-s1y">
         <w:r>
           <w:rPr>
             <w:color w:val="EA2E00"/>
@@ -2733,7 +2733,7 @@
         </w:rPr>
         <w:t xml:space="preserve">, </w:t>
       </w:r>
-      <w:hyperlink w:history="1" r:id="rIdrut8mqf4dwwqiv1_xmhne">
+      <w:hyperlink w:history="1" r:id="rIdmma2zukc-5_hs5nziwkjs">
         <w:r>
           <w:rPr>
             <w:color w:val="EA2E00"/>
@@ -2751,7 +2751,7 @@
         </w:rPr>
         <w:t xml:space="preserve">, </w:t>
       </w:r>
-      <w:hyperlink w:history="1" r:id="rIda6_jj8bi2al71hgv2pmmz">
+      <w:hyperlink w:history="1" r:id="rIdf9vw043c9v3ai9kzqzpyq">
         <w:r>
           <w:rPr>
             <w:color w:val="EA2E00"/>
@@ -2813,7 +2813,7 @@
       </w:r>
     </w:p>
     <w:p>
-      <w:hyperlink w:history="1" r:id="rId5elioznrqqxep_d7qmdtz">
+      <w:hyperlink w:history="1" r:id="rId9tkb4eretfvj09nk5djas">
         <w:r>
           <w:rPr>
             <w:rStyle w:val="Hyperlink"/>
@@ -2875,7 +2875,7 @@
         </w:rPr>
         <w:t xml:space="preserve">Via </w:t>
       </w:r>
-      <w:hyperlink w:history="1" r:id="rIdcbsmsqntzs_grfsuxxz1b">
+      <w:hyperlink w:history="1" r:id="rId2ixcr3emn5oxe1znf3imh">
         <w:r>
           <w:rPr>
             <w:color w:val="EA2E00"/>
@@ -2893,7 +2893,7 @@
         </w:rPr>
         <w:t xml:space="preserve">, </w:t>
       </w:r>
-      <w:hyperlink w:history="1" r:id="rId1azt7qfncvenko_jpo62v">
+      <w:hyperlink w:history="1" r:id="rIdyhg9f343rcfzw5-qtyicp">
         <w:r>
           <w:rPr>
             <w:color w:val="EA2E00"/>
@@ -2911,7 +2911,7 @@
         </w:rPr>
         <w:t xml:space="preserve">, </w:t>
       </w:r>
-      <w:hyperlink w:history="1" r:id="rIdkvrlnulcaxdhxau6jctwh">
+      <w:hyperlink w:history="1" r:id="rIdnw8nvscmkgkebfefaqwqe">
         <w:r>
           <w:rPr>
             <w:color w:val="EA2E00"/>
@@ -2929,7 +2929,7 @@
         </w:rPr>
         <w:t xml:space="preserve">, </w:t>
       </w:r>
-      <w:hyperlink w:history="1" r:id="rIdhxvvdohvdopjqhtfrl1zb">
+      <w:hyperlink w:history="1" r:id="rId5jh7o1xq0fz3frbxrvmhk">
         <w:r>
           <w:rPr>
             <w:color w:val="EA2E00"/>
@@ -2972,7 +2972,7 @@
         </w:rPr>
         <w:t xml:space="preserve">Via </w:t>
       </w:r>
-      <w:hyperlink w:history="1" r:id="rIdtixtwf1owhp4nidl1evxx">
+      <w:hyperlink w:history="1" r:id="rIdlj4y9v4ksfeegqqgpbwnl">
         <w:r>
           <w:rPr>
             <w:color w:val="EA2E00"/>
@@ -3048,7 +3048,7 @@
         </w:rPr>
         <w:t xml:space="preserve">Via </w:t>
       </w:r>
-      <w:hyperlink w:history="1" r:id="rId07dkmzkrwnrngxm6t_d56">
+      <w:hyperlink w:history="1" r:id="rId2d5rnihsg6oi1n6pdic7q">
         <w:r>
           <w:rPr>
             <w:color w:val="EA2E00"/>
@@ -3066,7 +3066,7 @@
         </w:rPr>
         <w:t xml:space="preserve">, </w:t>
       </w:r>
-      <w:hyperlink w:history="1" r:id="rIdztu1it8jy9coj6ytdgmbh">
+      <w:hyperlink w:history="1" r:id="rIdigcae3ojbseinrw47m5n-">
         <w:r>
           <w:rPr>
             <w:color w:val="EA2E00"/>
@@ -3084,7 +3084,7 @@
         </w:rPr>
         <w:t xml:space="preserve">, </w:t>
       </w:r>
-      <w:hyperlink w:history="1" r:id="rIdqxcfoysobmoxyvvimo8js">
+      <w:hyperlink w:history="1" r:id="rIdjwarb7aao6ohfox2a4dp5">
         <w:r>
           <w:rPr>
             <w:color w:val="EA2E00"/>
@@ -3102,7 +3102,7 @@
         </w:rPr>
         <w:t xml:space="preserve">, </w:t>
       </w:r>
-      <w:hyperlink w:history="1" r:id="rIddezxmzzck0ponqrohoo2b">
+      <w:hyperlink w:history="1" r:id="rIdsmisjzj4wu4phri-0rrgl">
         <w:r>
           <w:rPr>
             <w:color w:val="EA2E00"/>
@@ -3145,7 +3145,7 @@
         </w:rPr>
         <w:t xml:space="preserve">Via </w:t>
       </w:r>
-      <w:hyperlink w:history="1" r:id="rIdxuibk1eucdtmfl-jkfmjv">
+      <w:hyperlink w:history="1" r:id="rIdf9vwist03twqgbbgtbw6w">
         <w:r>
           <w:rPr>
             <w:color w:val="EA2E00"/>
@@ -3163,7 +3163,7 @@
         </w:rPr>
         <w:t xml:space="preserve">, </w:t>
       </w:r>
-      <w:hyperlink w:history="1" r:id="rIdnl0pa7fzflj2hj_rjc8dr">
+      <w:hyperlink w:history="1" r:id="rIdmj4rsxt3ewpgelvgqvg_x">
         <w:r>
           <w:rPr>
             <w:color w:val="EA2E00"/>
@@ -3181,7 +3181,7 @@
         </w:rPr>
         <w:t xml:space="preserve">, </w:t>
       </w:r>
-      <w:hyperlink w:history="1" r:id="rIdkzaa6qlrzydo8gdvhf1df">
+      <w:hyperlink w:history="1" r:id="rIdlamb2udzd4wmz9hnydave">
         <w:r>
           <w:rPr>
             <w:color w:val="EA2E00"/>
@@ -3199,7 +3199,7 @@
         </w:rPr>
         <w:t xml:space="preserve">, </w:t>
       </w:r>
-      <w:hyperlink w:history="1" r:id="rIdf9_4vnpjtezjlm6kuo_te">
+      <w:hyperlink w:history="1" r:id="rId9n_e9h3s1hxhpy64pcnvr">
         <w:r>
           <w:rPr>
             <w:color w:val="EA2E00"/>
@@ -3347,7 +3347,7 @@
             </w:r>
           </w:p>
           <w:p>
-            <w:hyperlink w:history="1" r:id="rIdd77ieagzz884rnsjjkjut">
+            <w:hyperlink w:history="1" r:id="rIdo2m5or8wolbn9cu0mshwm">
               <w:r>
                 <w:rPr>
                   <w:rStyle w:val="Hyperlink"/>
@@ -4955,7 +4955,7 @@
         </w:rPr>
         <w:t xml:space="preserve">Via </w:t>
       </w:r>
-      <w:hyperlink w:history="1" r:id="rIdkmomcbbffj08o47wvbtuy">
+      <w:hyperlink w:history="1" r:id="rId149upfcigcj5ijbtahpub">
         <w:r>
           <w:rPr>
             <w:color w:val="EA2E00"/>
@@ -4973,7 +4973,7 @@
         </w:rPr>
         <w:t xml:space="preserve">, </w:t>
       </w:r>
-      <w:hyperlink w:history="1" r:id="rIdwtiqsq_hioudmrwuh9e32">
+      <w:hyperlink w:history="1" r:id="rIdik9xvpzum9ec0xtfqli6h">
         <w:r>
           <w:rPr>
             <w:color w:val="EA2E00"/>
@@ -4991,7 +4991,7 @@
         </w:rPr>
         <w:t xml:space="preserve">, </w:t>
       </w:r>
-      <w:hyperlink w:history="1" r:id="rIdv_p5edvwro9lctizi3goa">
+      <w:hyperlink w:history="1" r:id="rIdn2gcbgkteed3beugshcxr">
         <w:r>
           <w:rPr>
             <w:color w:val="EA2E00"/>
@@ -5049,7 +5049,7 @@
         </w:rPr>
         <w:t xml:space="preserve">Via </w:t>
       </w:r>
-      <w:hyperlink w:history="1" r:id="rIdcsvraz7vhxo7dbg1vs-3m">
+      <w:hyperlink w:history="1" r:id="rIdg-ozokn49p9cu35zkpzgp">
         <w:r>
           <w:rPr>
             <w:color w:val="EA2E00"/>
@@ -5107,7 +5107,7 @@
         </w:rPr>
         <w:t xml:space="preserve">Via </w:t>
       </w:r>
-      <w:hyperlink w:history="1" r:id="rIdbazmufz8eb084yd_iwena">
+      <w:hyperlink w:history="1" r:id="rIdlttwypychzgssuepp8u4j">
         <w:r>
           <w:rPr>
             <w:color w:val="EA2E00"/>
@@ -5125,7 +5125,7 @@
         </w:rPr>
         <w:t xml:space="preserve">, </w:t>
       </w:r>
-      <w:hyperlink w:history="1" r:id="rIdh_iskfwiobz3-8a-d-stn">
+      <w:hyperlink w:history="1" r:id="rIdcdxbzviagqmgq2ojibupl">
         <w:r>
           <w:rPr>
             <w:color w:val="EA2E00"/>
@@ -5183,7 +5183,7 @@
         </w:rPr>
         <w:t xml:space="preserve">Via </w:t>
       </w:r>
-      <w:hyperlink w:history="1" r:id="rIdhjxbynebhbxhq66eq3do8">
+      <w:hyperlink w:history="1" r:id="rIdft5aklrdade97sgny8vjv">
         <w:r>
           <w:rPr>
             <w:color w:val="EA2E00"/>
@@ -5201,7 +5201,7 @@
         </w:rPr>
         <w:t xml:space="preserve">, </w:t>
       </w:r>
-      <w:hyperlink w:history="1" r:id="rIdr3xikj8ludq04qbxnbmel">
+      <w:hyperlink w:history="1" r:id="rIdu7qiydymzc27_bq0ecxjt">
         <w:r>
           <w:rPr>
             <w:color w:val="EA2E00"/>
@@ -5219,7 +5219,7 @@
         </w:rPr>
         <w:t xml:space="preserve">, </w:t>
       </w:r>
-      <w:hyperlink w:history="1" r:id="rIdcplkk0gwq09cgssqytgn4">
+      <w:hyperlink w:history="1" r:id="rIdqvryiyp3dgqpi5t6asavz">
         <w:r>
           <w:rPr>
             <w:color w:val="EA2E00"/>
@@ -5237,7 +5237,7 @@
         </w:rPr>
         <w:t xml:space="preserve">, </w:t>
       </w:r>
-      <w:hyperlink w:history="1" r:id="rId_ohhp_kvgse07vfkzxvsz">
+      <w:hyperlink w:history="1" r:id="rId3javz8rgg1a2deuegccha">
         <w:r>
           <w:rPr>
             <w:color w:val="EA2E00"/>
@@ -5255,7 +5255,7 @@
         </w:rPr>
         <w:t xml:space="preserve">, </w:t>
       </w:r>
-      <w:hyperlink w:history="1" r:id="rIdcncweudddctfkwoprsk4x">
+      <w:hyperlink w:history="1" r:id="rIdtdd2n9fr0bd09zyciv2eu">
         <w:r>
           <w:rPr>
             <w:color w:val="EA2E00"/>
@@ -5313,7 +5313,7 @@
         </w:rPr>
         <w:t xml:space="preserve">Via </w:t>
       </w:r>
-      <w:hyperlink w:history="1" r:id="rIdk3eyjrw3j5bg348bhnajj">
+      <w:hyperlink w:history="1" r:id="rId10drnqluorifvskm1xhps">
         <w:r>
           <w:rPr>
             <w:color w:val="EA2E00"/>
@@ -5331,7 +5331,7 @@
         </w:rPr>
         <w:t xml:space="preserve">, </w:t>
       </w:r>
-      <w:hyperlink w:history="1" r:id="rIdcugsvbxpcqw9dccakpwd8">
+      <w:hyperlink w:history="1" r:id="rIdl5dmt9f5ubnd3k1qpltsm">
         <w:r>
           <w:rPr>
             <w:color w:val="EA2E00"/>
@@ -5389,7 +5389,7 @@
         </w:rPr>
         <w:t xml:space="preserve">Via </w:t>
       </w:r>
-      <w:hyperlink w:history="1" r:id="rIdk6kluap8udaw3o8vkrn5v">
+      <w:hyperlink w:history="1" r:id="rIdsn1qkyxgaybwtlicynfyo">
         <w:r>
           <w:rPr>
             <w:color w:val="EA2E00"/>
@@ -5407,7 +5407,7 @@
         </w:rPr>
         <w:t xml:space="preserve">, </w:t>
       </w:r>
-      <w:hyperlink w:history="1" r:id="rIdtq9w3eqijq3jwo6sdhk8p">
+      <w:hyperlink w:history="1" r:id="rIda7ayxdgaoyuzuqtd1hvoz">
         <w:r>
           <w:rPr>
             <w:color w:val="EA2E00"/>
@@ -5471,7 +5471,7 @@
             </w:r>
           </w:p>
           <w:p>
-            <w:hyperlink w:history="1" r:id="rIdgwgcl3lriuvbwezqivy7x">
+            <w:hyperlink w:history="1" r:id="rId8_go3wwergl32louwzb9o">
               <w:r>
                 <w:rPr>
                   <w:rStyle w:val="Hyperlink"/>
@@ -5523,7 +5523,7 @@
         </w:rPr>
         <w:t xml:space="preserve">Via </w:t>
       </w:r>
-      <w:hyperlink w:history="1" r:id="rIdix9c9bkuncedkqwzjzvwa">
+      <w:hyperlink w:history="1" r:id="rIdvoy9ajhv78yg3xf2znpw7">
         <w:r>
           <w:rPr>
             <w:color w:val="EA2E00"/>
@@ -5541,7 +5541,7 @@
         </w:rPr>
         <w:t xml:space="preserve">, </w:t>
       </w:r>
-      <w:hyperlink w:history="1" r:id="rIduarcdv01oha1ntr3fbxvm">
+      <w:hyperlink w:history="1" r:id="rId5xjlb6-d4zbaqkdyvia1w">
         <w:r>
           <w:rPr>
             <w:color w:val="EA2E00"/>
@@ -5559,7 +5559,7 @@
         </w:rPr>
         <w:t xml:space="preserve">, </w:t>
       </w:r>
-      <w:hyperlink w:history="1" r:id="rIdzzf--tasp2ck64svc7h9q">
+      <w:hyperlink w:history="1" r:id="rIdeu4ncnuwpl5kiql9fafjr">
         <w:r>
           <w:rPr>
             <w:color w:val="EA2E00"/>
@@ -5602,7 +5602,7 @@
         </w:rPr>
         <w:t xml:space="preserve">Via </w:t>
       </w:r>
-      <w:hyperlink w:history="1" r:id="rIdt-diefu87e552lyuxbfv3">
+      <w:hyperlink w:history="1" r:id="rIdtsrnynsb3zikfn5jopqpa">
         <w:r>
           <w:rPr>
             <w:color w:val="EA2E00"/>
@@ -5645,7 +5645,7 @@
         </w:rPr>
         <w:t xml:space="preserve">Via </w:t>
       </w:r>
-      <w:hyperlink w:history="1" r:id="rIdh8vboapkormln3o2fcwud">
+      <w:hyperlink w:history="1" r:id="rIdj4y64hk6j615hfzz7q_8b">
         <w:r>
           <w:rPr>
             <w:color w:val="EA2E00"/>
@@ -5663,7 +5663,7 @@
         </w:rPr>
         <w:t xml:space="preserve">, </w:t>
       </w:r>
-      <w:hyperlink w:history="1" r:id="rIdedsw-mcd5pnrts6apy2dn">
+      <w:hyperlink w:history="1" r:id="rIdfpaoiivqrjnhsoz6sdy1p">
         <w:r>
           <w:rPr>
             <w:color w:val="EA2E00"/>
@@ -5681,7 +5681,7 @@
         </w:rPr>
         <w:t xml:space="preserve">, </w:t>
       </w:r>
-      <w:hyperlink w:history="1" r:id="rIdhwx1hyirqa3jmhs2xqo-y">
+      <w:hyperlink w:history="1" r:id="rIdfqzwfdtjp6heb179x49zu">
         <w:r>
           <w:rPr>
             <w:color w:val="EA2E00"/>
@@ -5724,7 +5724,7 @@
         </w:rPr>
         <w:t xml:space="preserve">Via </w:t>
       </w:r>
-      <w:hyperlink w:history="1" r:id="rId8wvpf6coo58i-558ylxrv">
+      <w:hyperlink w:history="1" r:id="rId4vhena7785iqlb3xhxefn">
         <w:r>
           <w:rPr>
             <w:color w:val="EA2E00"/>
@@ -5822,7 +5822,7 @@
         </w:rPr>
         <w:t xml:space="preserve">Via </w:t>
       </w:r>
-      <w:hyperlink w:history="1" r:id="rIddw1lo_5eytvdq3tp_fmgk">
+      <w:hyperlink w:history="1" r:id="rIdr0_0_iqoetllrcpvyi__9">
         <w:r>
           <w:rPr>
             <w:color w:val="EA2E00"/>
@@ -5840,7 +5840,7 @@
         </w:rPr>
         <w:t xml:space="preserve">, </w:t>
       </w:r>
-      <w:hyperlink w:history="1" r:id="rIdv15edycpq_z_pxxqz0ai7">
+      <w:hyperlink w:history="1" r:id="rIdfien8f5whv5rvztvt6i3e">
         <w:r>
           <w:rPr>
             <w:color w:val="EA2E00"/>
@@ -5858,7 +5858,7 @@
         </w:rPr>
         <w:t xml:space="preserve">, </w:t>
       </w:r>
-      <w:hyperlink w:history="1" r:id="rIdls5apdv9w_ab3y8ls5baw">
+      <w:hyperlink w:history="1" r:id="rIdbr7huvokk5uyfrffpcae6">
         <w:r>
           <w:rPr>
             <w:color w:val="EA2E00"/>
@@ -5876,7 +5876,7 @@
         </w:rPr>
         <w:t xml:space="preserve">, </w:t>
       </w:r>
-      <w:hyperlink w:history="1" r:id="rIdeon5uncyxqccfmbob3mm2">
+      <w:hyperlink w:history="1" r:id="rIdk4iduo5wriznoqt-emvhm">
         <w:r>
           <w:rPr>
             <w:color w:val="EA2E00"/>
@@ -5937,7 +5937,7 @@
         </w:rPr>
         <w:t xml:space="preserve">Via </w:t>
       </w:r>
-      <w:hyperlink w:history="1" r:id="rIdj4wgrr9zjnvogo_um_3av">
+      <w:hyperlink w:history="1" r:id="rIdwsmkaepcij1jtyxkfs0db">
         <w:r>
           <w:rPr>
             <w:color w:val="EA2E00"/>
@@ -5955,7 +5955,7 @@
         </w:rPr>
         <w:t xml:space="preserve">, </w:t>
       </w:r>
-      <w:hyperlink w:history="1" r:id="rIdvpxsxq1z8z3ttcgcxvscj">
+      <w:hyperlink w:history="1" r:id="rIdnni-w--lxelpc3atklbtc">
         <w:r>
           <w:rPr>
             <w:color w:val="EA2E00"/>
@@ -5973,7 +5973,7 @@
         </w:rPr>
         <w:t xml:space="preserve">, </w:t>
       </w:r>
-      <w:hyperlink w:history="1" r:id="rIdarb7woomateyomesjr7nr">
+      <w:hyperlink w:history="1" r:id="rIdfhb-6md9xppscnsmz4v9a">
         <w:r>
           <w:rPr>
             <w:color w:val="EA2E00"/>
@@ -5991,7 +5991,7 @@
         </w:rPr>
         <w:t xml:space="preserve">, </w:t>
       </w:r>
-      <w:hyperlink w:history="1" r:id="rId76h3qkikouruo4l8tbdut">
+      <w:hyperlink w:history="1" r:id="rIdpew1cccypoz-9wkdvvzz9">
         <w:r>
           <w:rPr>
             <w:color w:val="EA2E00"/>
@@ -6009,7 +6009,7 @@
         </w:rPr>
         <w:t xml:space="preserve">, </w:t>
       </w:r>
-      <w:hyperlink w:history="1" r:id="rIdycafvpwp_otpazqxr0sxd">
+      <w:hyperlink w:history="1" r:id="rIdfe3kryrh1os_17b8qeial">
         <w:r>
           <w:rPr>
             <w:color w:val="EA2E00"/>
@@ -6070,7 +6070,7 @@
         </w:rPr>
         <w:t xml:space="preserve">Via </w:t>
       </w:r>
-      <w:hyperlink w:history="1" r:id="rIdna5dy2jycjn_rob8wokta">
+      <w:hyperlink w:history="1" r:id="rIdzjwfl6hzk6erih8am5tau">
         <w:r>
           <w:rPr>
             <w:color w:val="EA2E00"/>
@@ -6088,7 +6088,7 @@
         </w:rPr>
         <w:t xml:space="preserve">, </w:t>
       </w:r>
-      <w:hyperlink w:history="1" r:id="rIdgshdq4_4xecpzk77k0ezn">
+      <w:hyperlink w:history="1" r:id="rIdg7cgpm0pwi5cs4ctqcev2">
         <w:r>
           <w:rPr>
             <w:color w:val="EA2E00"/>
@@ -6149,7 +6149,7 @@
         </w:rPr>
         <w:t xml:space="preserve">Via </w:t>
       </w:r>
-      <w:hyperlink w:history="1" r:id="rIdnwxsuhxrshaoj3kzuswue">
+      <w:hyperlink w:history="1" r:id="rId74pvginb5gjochjejdntc">
         <w:r>
           <w:rPr>
             <w:color w:val="EA2E00"/>
@@ -6167,7 +6167,7 @@
         </w:rPr>
         <w:t xml:space="preserve">, </w:t>
       </w:r>
-      <w:hyperlink w:history="1" r:id="rId-vyenuop4o3qx3k4h4evl">
+      <w:hyperlink w:history="1" r:id="rIdgr0ecbmgjwyfkwvsq58qk">
         <w:r>
           <w:rPr>
             <w:color w:val="EA2E00"/>
@@ -6185,7 +6185,7 @@
         </w:rPr>
         <w:t xml:space="preserve">, </w:t>
       </w:r>
-      <w:hyperlink w:history="1" r:id="rId4a4wvkgfehuwxhcypnhbc">
+      <w:hyperlink w:history="1" r:id="rIdvuis54yzpoiyfssktgcno">
         <w:r>
           <w:rPr>
             <w:color w:val="EA2E00"/>
@@ -6203,7 +6203,7 @@
         </w:rPr>
         <w:t xml:space="preserve">, </w:t>
       </w:r>
-      <w:hyperlink w:history="1" r:id="rIdzcje02u0ipad95nlllqaf">
+      <w:hyperlink w:history="1" r:id="rIdwzp5sncs8dnvbi5ruxuwb">
         <w:r>
           <w:rPr>
             <w:color w:val="EA2E00"/>
@@ -6264,7 +6264,7 @@
         </w:rPr>
         <w:t xml:space="preserve">Via </w:t>
       </w:r>
-      <w:hyperlink w:history="1" r:id="rIdwxrwjochee2nzxjqzdbiw">
+      <w:hyperlink w:history="1" r:id="rId_uz7d5aesd0omfxpcyt__">
         <w:r>
           <w:rPr>
             <w:color w:val="EA2E00"/>
@@ -6282,7 +6282,7 @@
         </w:rPr>
         <w:t xml:space="preserve">, </w:t>
       </w:r>
-      <w:hyperlink w:history="1" r:id="rIdzs1jxxappsccln2kjnucs">
+      <w:hyperlink w:history="1" r:id="rIdfqgbnggcwxsjp38tpr78r">
         <w:r>
           <w:rPr>
             <w:color w:val="EA2E00"/>
@@ -6300,7 +6300,7 @@
         </w:rPr>
         <w:t xml:space="preserve">, </w:t>
       </w:r>
-      <w:hyperlink w:history="1" r:id="rId4ygolzudtdqwd6cgobj6z">
+      <w:hyperlink w:history="1" r:id="rIdkfy-iagv6lv0fsl9owwuj">
         <w:r>
           <w:rPr>
             <w:color w:val="EA2E00"/>
@@ -6318,7 +6318,7 @@
         </w:rPr>
         <w:t xml:space="preserve">, </w:t>
       </w:r>
-      <w:hyperlink w:history="1" r:id="rIdj7wmibjusm3bxlovlexan">
+      <w:hyperlink w:history="1" r:id="rIdeglyu7n_rlw2jjzwgnp5f">
         <w:r>
           <w:rPr>
             <w:color w:val="EA2E00"/>
@@ -6379,7 +6379,7 @@
         </w:rPr>
         <w:t xml:space="preserve">Via </w:t>
       </w:r>
-      <w:hyperlink w:history="1" r:id="rIdymr9vnv5updvu92ktswb5">
+      <w:hyperlink w:history="1" r:id="rIdd4fjx9rle3-e-dh5xyy4e">
         <w:r>
           <w:rPr>
             <w:color w:val="EA2E00"/>
@@ -6397,7 +6397,7 @@
         </w:rPr>
         <w:t xml:space="preserve">, </w:t>
       </w:r>
-      <w:hyperlink w:history="1" r:id="rIdjmrthuntv9mpx4xswm3j9">
+      <w:hyperlink w:history="1" r:id="rIdzykkobopk74lek-hllbxf">
         <w:r>
           <w:rPr>
             <w:color w:val="EA2E00"/>
@@ -6415,7 +6415,7 @@
         </w:rPr>
         <w:t xml:space="preserve">, </w:t>
       </w:r>
-      <w:hyperlink w:history="1" r:id="rIdjpl3amzgvlanvzikv759w">
+      <w:hyperlink w:history="1" r:id="rId1vhlz4htbr8lwdqluhvk7">
         <w:r>
           <w:rPr>
             <w:color w:val="EA2E00"/>
@@ -6698,7 +6698,7 @@
             </w:tcMar>
           </w:tcPr>
           <w:p>
-            <w:hyperlink w:history="1" r:id="rIdjopdhgymiglohrlktbqtl">
+            <w:hyperlink w:history="1" r:id="rIdnoomeh2hladq5azttidqq">
               <w:r>
                 <w:rPr>
                   <w:rStyle w:val="Hyperlink"/>
@@ -6817,7 +6817,7 @@
             </w:tcMar>
           </w:tcPr>
           <w:p>
-            <w:hyperlink w:history="1" r:id="rIdlp7cbewonrrua7zj2pfsc">
+            <w:hyperlink w:history="1" r:id="rIdf5krv76gp2xumgtsi2re3">
               <w:r>
                 <w:rPr>
                   <w:rStyle w:val="Hyperlink"/>
@@ -6936,7 +6936,7 @@
             </w:tcMar>
           </w:tcPr>
           <w:p>
-            <w:hyperlink w:history="1" r:id="rId3d2_ppm6weu6l5zadulor">
+            <w:hyperlink w:history="1" r:id="rIdc2szwk_cxkkia_nohs-wp">
               <w:r>
                 <w:rPr>
                   <w:rStyle w:val="Hyperlink"/>
@@ -7055,7 +7055,7 @@
             </w:tcMar>
           </w:tcPr>
           <w:p>
-            <w:hyperlink w:history="1" r:id="rIdzkmuopwdqy-v0dbxrsmrx">
+            <w:hyperlink w:history="1" r:id="rIdzwtny5jzm1abqi5tmgtvr">
               <w:r>
                 <w:rPr>
                   <w:rStyle w:val="Hyperlink"/>
@@ -7125,7 +7125,7 @@
             </w:r>
           </w:p>
           <w:p>
-            <w:hyperlink w:history="1" r:id="rIdxybhbd0shq-mxhs2nj-tv">
+            <w:hyperlink w:history="1" r:id="rIdn5bl-afniwnuaxtmtkpmw">
               <w:r>
                 <w:rPr>
                   <w:rStyle w:val="Hyperlink"/>
@@ -7216,7 +7216,7 @@
       </w:r>
     </w:p>
     <w:p>
-      <w:hyperlink w:history="1" r:id="rIddg0x1qkcy5emzkqhl9c3y">
+      <w:hyperlink w:history="1" r:id="rIdklvl81imshyyj1pz6wa4c">
         <w:r>
           <w:rPr>
             <w:rStyle w:val="Hyperlink"/>
@@ -7237,7 +7237,7 @@
         </w:rPr>
         <w:t xml:space="preserve">Via </w:t>
       </w:r>
-      <w:hyperlink w:history="1" r:id="rIdhs-e5dwgu0gcqpkumagmt">
+      <w:hyperlink w:history="1" r:id="rIdsfazke8_b5eeuadcitdmf">
         <w:r>
           <w:rPr>
             <w:color w:val="EA2E00"/>
@@ -7255,7 +7255,7 @@
         </w:rPr>
         <w:t xml:space="preserve">, </w:t>
       </w:r>
-      <w:hyperlink w:history="1" r:id="rIdcsguksckrcb7zwc_ywv6i">
+      <w:hyperlink w:history="1" r:id="rId-uzm5_tc_e9pyyvjpxs3h">
         <w:r>
           <w:rPr>
             <w:color w:val="EA2E00"/>
@@ -7273,7 +7273,7 @@
         </w:rPr>
         <w:t xml:space="preserve">, </w:t>
       </w:r>
-      <w:hyperlink w:history="1" r:id="rIdwbd6oylm5blqpbke9-nag">
+      <w:hyperlink w:history="1" r:id="rId62dmfzd47_2qqq5qmoagd">
         <w:r>
           <w:rPr>
             <w:color w:val="EA2E00"/>
@@ -7291,7 +7291,7 @@
         </w:rPr>
         <w:t xml:space="preserve">, </w:t>
       </w:r>
-      <w:hyperlink w:history="1" r:id="rId43rckr_wxkdgijmeuzarl">
+      <w:hyperlink w:history="1" r:id="rIduaocibxf0mjynl2ktatbx">
         <w:r>
           <w:rPr>
             <w:color w:val="EA2E00"/>
@@ -7309,7 +7309,7 @@
         </w:rPr>
         <w:t xml:space="preserve">, </w:t>
       </w:r>
-      <w:hyperlink w:history="1" r:id="rId9le6p2ng5oqigpjnytcwg">
+      <w:hyperlink w:history="1" r:id="rIdt4v_oxwfzhitwida2xjpd">
         <w:r>
           <w:rPr>
             <w:color w:val="EA2E00"/>
@@ -7327,7 +7327,7 @@
         </w:rPr>
         <w:t xml:space="preserve">, </w:t>
       </w:r>
-      <w:hyperlink w:history="1" r:id="rIdjfv238ylmcel5foqqwkxx">
+      <w:hyperlink w:history="1" r:id="rId1vnvohdlk9cb5jz9fkrw0">
         <w:r>
           <w:rPr>
             <w:color w:val="EA2E00"/>
@@ -7345,7 +7345,7 @@
         </w:rPr>
         <w:t xml:space="preserve">, </w:t>
       </w:r>
-      <w:hyperlink w:history="1" r:id="rIduxwpct99pxrekmuxf3wmi">
+      <w:hyperlink w:history="1" r:id="rIdpikld0eqpex95bkul8ps0">
         <w:r>
           <w:rPr>
             <w:color w:val="EA2E00"/>
@@ -7406,7 +7406,7 @@
       </w:r>
     </w:p>
     <w:p>
-      <w:hyperlink w:history="1" r:id="rIdnm1n_u4un1p1k2v9wsaqj">
+      <w:hyperlink w:history="1" r:id="rIdglu0owduirxvi6tqhh4mz">
         <w:r>
           <w:rPr>
             <w:rStyle w:val="Hyperlink"/>
@@ -7427,7 +7427,7 @@
         </w:rPr>
         <w:t xml:space="preserve">Via </w:t>
       </w:r>
-      <w:hyperlink w:history="1" r:id="rIdwwtphz8r4rp0nd6ss--5l">
+      <w:hyperlink w:history="1" r:id="rIdg0qwqzm99u5fxy7adcsbf">
         <w:r>
           <w:rPr>
             <w:color w:val="EA2E00"/>
@@ -7445,7 +7445,7 @@
         </w:rPr>
         <w:t xml:space="preserve">, </w:t>
       </w:r>
-      <w:hyperlink w:history="1" r:id="rIdc8orjztqh-pd7qbtzdpqo">
+      <w:hyperlink w:history="1" r:id="rIdo5rsl7qkkm6stemidkxjt">
         <w:r>
           <w:rPr>
             <w:color w:val="EA2E00"/>
@@ -7463,7 +7463,7 @@
         </w:rPr>
         <w:t xml:space="preserve">, </w:t>
       </w:r>
-      <w:hyperlink w:history="1" r:id="rIdh6ujpyh7sydj-310sutuk">
+      <w:hyperlink w:history="1" r:id="rIdtxjjvu7b2mmn4f8usrp-d">
         <w:r>
           <w:rPr>
             <w:color w:val="EA2E00"/>
@@ -7481,7 +7481,7 @@
         </w:rPr>
         <w:t xml:space="preserve">, </w:t>
       </w:r>
-      <w:hyperlink w:history="1" r:id="rId_yzsehmk2ilbzmyj8nn6c">
+      <w:hyperlink w:history="1" r:id="rIdjhtei6al4f__9vxp68ydm">
         <w:r>
           <w:rPr>
             <w:color w:val="EA2E00"/>
@@ -7499,7 +7499,7 @@
         </w:rPr>
         <w:t xml:space="preserve">, </w:t>
       </w:r>
-      <w:hyperlink w:history="1" r:id="rId5kdjcr8foml_xudby-ydn">
+      <w:hyperlink w:history="1" r:id="rIdw8xkmrk7yb3g6lrs6ovy_">
         <w:r>
           <w:rPr>
             <w:color w:val="EA2E00"/>
@@ -7517,7 +7517,7 @@
         </w:rPr>
         <w:t xml:space="preserve">, </w:t>
       </w:r>
-      <w:hyperlink w:history="1" r:id="rId5gha7fprrswbd_q7baltd">
+      <w:hyperlink w:history="1" r:id="rIdsgdpd3pl9kcyfc8vwtd0a">
         <w:r>
           <w:rPr>
             <w:color w:val="EA2E00"/>
@@ -7578,7 +7578,7 @@
       </w:r>
     </w:p>
     <w:p>
-      <w:hyperlink w:history="1" r:id="rIddckhqgu64vtxpixq0zdj7">
+      <w:hyperlink w:history="1" r:id="rId0qhi0fpp8ykcugnoqnxq6">
         <w:r>
           <w:rPr>
             <w:rStyle w:val="Hyperlink"/>
@@ -7599,7 +7599,7 @@
         </w:rPr>
         <w:t xml:space="preserve">Via </w:t>
       </w:r>
-      <w:hyperlink w:history="1" r:id="rIda3depgos_dfuyrlzyp6zr">
+      <w:hyperlink w:history="1" r:id="rIdqd-mniocsezlgz-xnnip0">
         <w:r>
           <w:rPr>
             <w:color w:val="EA2E00"/>
@@ -7617,7 +7617,7 @@
         </w:rPr>
         <w:t xml:space="preserve">, </w:t>
       </w:r>
-      <w:hyperlink w:history="1" r:id="rIddgbgjmrxwlhh-pnr-ulow">
+      <w:hyperlink w:history="1" r:id="rIdavie24bgi-4eldikpouuh">
         <w:r>
           <w:rPr>
             <w:color w:val="EA2E00"/>
@@ -7635,7 +7635,7 @@
         </w:rPr>
         <w:t xml:space="preserve">, </w:t>
       </w:r>
-      <w:hyperlink w:history="1" r:id="rIdkrcsmpmyf2rrsgspggaxy">
+      <w:hyperlink w:history="1" r:id="rIdsui7byytmqezcg-a-y_a8">
         <w:r>
           <w:rPr>
             <w:color w:val="EA2E00"/>
@@ -7653,7 +7653,7 @@
         </w:rPr>
         <w:t xml:space="preserve">, </w:t>
       </w:r>
-      <w:hyperlink w:history="1" r:id="rIdhi5i5jnk9a54ofadeufiy">
+      <w:hyperlink w:history="1" r:id="rIdwzfu4dag18jze0lgabh-5">
         <w:r>
           <w:rPr>
             <w:color w:val="EA2E00"/>
@@ -7671,7 +7671,7 @@
         </w:rPr>
         <w:t xml:space="preserve">, </w:t>
       </w:r>
-      <w:hyperlink w:history="1" r:id="rId_cnf9axsfcgx8qezovxbg">
+      <w:hyperlink w:history="1" r:id="rIduk1lljjw3-9-mohg6kqaa">
         <w:r>
           <w:rPr>
             <w:color w:val="EA2E00"/>
@@ -7689,7 +7689,7 @@
         </w:rPr>
         <w:t xml:space="preserve">, </w:t>
       </w:r>
-      <w:hyperlink w:history="1" r:id="rIdxdttatzgsu4n4dgyaqu_l">
+      <w:hyperlink w:history="1" r:id="rIdugsx3faevzcfdbyfygahv">
         <w:r>
           <w:rPr>
             <w:color w:val="EA2E00"/>
@@ -7707,7 +7707,7 @@
         </w:rPr>
         <w:t xml:space="preserve">, </w:t>
       </w:r>
-      <w:hyperlink w:history="1" r:id="rIdnmixevbxiqeankr5qtkt0">
+      <w:hyperlink w:history="1" r:id="rIdscqapyr8-numzoxdxmoj4">
         <w:r>
           <w:rPr>
             <w:color w:val="EA2E00"/>
@@ -7768,7 +7768,7 @@
       </w:r>
     </w:p>
     <w:p>
-      <w:hyperlink w:history="1" r:id="rIdi6ro0w_ojo8al-vqggzih">
+      <w:hyperlink w:history="1" r:id="rIdf2s8xqpibwel37_5wavrw">
         <w:r>
           <w:rPr>
             <w:rStyle w:val="Hyperlink"/>
@@ -7789,7 +7789,7 @@
         </w:rPr>
         <w:t xml:space="preserve">Via </w:t>
       </w:r>
-      <w:hyperlink w:history="1" r:id="rIdmwui9ew1ungbhsq-zgemb">
+      <w:hyperlink w:history="1" r:id="rIdbmyxcfc1ol33eqnq_q4il">
         <w:r>
           <w:rPr>
             <w:color w:val="EA2E00"/>
@@ -7807,7 +7807,7 @@
         </w:rPr>
         <w:t xml:space="preserve">, </w:t>
       </w:r>
-      <w:hyperlink w:history="1" r:id="rIdbr3n0etnjbpw6avjxxafq">
+      <w:hyperlink w:history="1" r:id="rIdbxhpmp4qq16_npdaf94wl">
         <w:r>
           <w:rPr>
             <w:color w:val="EA2E00"/>
@@ -7825,7 +7825,7 @@
         </w:rPr>
         <w:t xml:space="preserve">, </w:t>
       </w:r>
-      <w:hyperlink w:history="1" r:id="rIdw9umjvk4bxhfaj___nex3">
+      <w:hyperlink w:history="1" r:id="rIdrupi3hi7339wzta61_06g">
         <w:r>
           <w:rPr>
             <w:color w:val="EA2E00"/>
@@ -7843,7 +7843,7 @@
         </w:rPr>
         <w:t xml:space="preserve">, </w:t>
       </w:r>
-      <w:hyperlink w:history="1" r:id="rIdaia4o-umhfbnok5aqxueg">
+      <w:hyperlink w:history="1" r:id="rIdc4exbx0loy3dzer9vkg9z">
         <w:r>
           <w:rPr>
             <w:color w:val="EA2E00"/>
@@ -7861,7 +7861,7 @@
         </w:rPr>
         <w:t xml:space="preserve">, </w:t>
       </w:r>
-      <w:hyperlink w:history="1" r:id="rIdg20qtoxx1wh2qt98crptd">
+      <w:hyperlink w:history="1" r:id="rIdy3gsnywobztblwfbeoa5y">
         <w:r>
           <w:rPr>
             <w:color w:val="EA2E00"/>
@@ -7879,7 +7879,7 @@
         </w:rPr>
         <w:t xml:space="preserve">, </w:t>
       </w:r>
-      <w:hyperlink w:history="1" r:id="rIdxnhsnu8evztrcqzu5t1y3">
+      <w:hyperlink w:history="1" r:id="rIdjbbmzbo7pjeyjr0pohb1d">
         <w:r>
           <w:rPr>
             <w:color w:val="EA2E00"/>
@@ -7940,7 +7940,7 @@
       </w:r>
     </w:p>
     <w:p>
-      <w:hyperlink w:history="1" r:id="rIdjs7rojf5skdqshaow-7nt">
+      <w:hyperlink w:history="1" r:id="rIdez47y64u8at7-8vcvhno-">
         <w:r>
           <w:rPr>
             <w:rStyle w:val="Hyperlink"/>
@@ -7961,7 +7961,7 @@
         </w:rPr>
         <w:t xml:space="preserve">Via </w:t>
       </w:r>
-      <w:hyperlink w:history="1" r:id="rId7ffqn5zvp1kcm67tlthnb">
+      <w:hyperlink w:history="1" r:id="rIdqgqby6fgqhvn6n3safosi">
         <w:r>
           <w:rPr>
             <w:color w:val="EA2E00"/>
@@ -7979,7 +7979,7 @@
         </w:rPr>
         <w:t xml:space="preserve">, </w:t>
       </w:r>
-      <w:hyperlink w:history="1" r:id="rId915bkv2zacpauej82gux8">
+      <w:hyperlink w:history="1" r:id="rIdm55xjery3ziuybcdp70by">
         <w:r>
           <w:rPr>
             <w:color w:val="EA2E00"/>
@@ -7997,7 +7997,7 @@
         </w:rPr>
         <w:t xml:space="preserve">, </w:t>
       </w:r>
-      <w:hyperlink w:history="1" r:id="rId1ku9xoywa1854tveljaws">
+      <w:hyperlink w:history="1" r:id="rIdu-ofg0s-ueqpxcshedfzs">
         <w:r>
           <w:rPr>
             <w:color w:val="EA2E00"/>
@@ -8015,7 +8015,7 @@
         </w:rPr>
         <w:t xml:space="preserve">, </w:t>
       </w:r>
-      <w:hyperlink w:history="1" r:id="rIdz9mxmq1qlhzaktviutbua">
+      <w:hyperlink w:history="1" r:id="rIdotnaindfgg03wd8djp-yl">
         <w:r>
           <w:rPr>
             <w:color w:val="EA2E00"/>
@@ -8033,7 +8033,7 @@
         </w:rPr>
         <w:t xml:space="preserve">, </w:t>
       </w:r>
-      <w:hyperlink w:history="1" r:id="rIdbtarzko1jng_gcp_hfwhi">
+      <w:hyperlink w:history="1" r:id="rIdfdzklabiuokndqpafakzv">
         <w:r>
           <w:rPr>
             <w:color w:val="EA2E00"/>
@@ -8051,7 +8051,7 @@
         </w:rPr>
         <w:t xml:space="preserve">, </w:t>
       </w:r>
-      <w:hyperlink w:history="1" r:id="rIdk2186lvgl_j187nxqvg86">
+      <w:hyperlink w:history="1" r:id="rIdtet8wpcu7yfrozcw22afa">
         <w:r>
           <w:rPr>
             <w:color w:val="EA2E00"/>
@@ -8112,7 +8112,7 @@
       </w:r>
     </w:p>
     <w:p>
-      <w:hyperlink w:history="1" r:id="rIdna-1hf3fsjozjui0dfp61">
+      <w:hyperlink w:history="1" r:id="rIdyu3lg7_pbeybtrnpq0f47">
         <w:r>
           <w:rPr>
             <w:rStyle w:val="Hyperlink"/>
@@ -8133,7 +8133,7 @@
         </w:rPr>
         <w:t xml:space="preserve">Via </w:t>
       </w:r>
-      <w:hyperlink w:history="1" r:id="rIdaumwy_ybytwuf-zsbfoie">
+      <w:hyperlink w:history="1" r:id="rIdxvkxvji51185p4uuiiad4">
         <w:r>
           <w:rPr>
             <w:color w:val="EA2E00"/>
@@ -8151,7 +8151,7 @@
         </w:rPr>
         <w:t xml:space="preserve">, </w:t>
       </w:r>
-      <w:hyperlink w:history="1" r:id="rIdusooryrslhd8glg1crjgm">
+      <w:hyperlink w:history="1" r:id="rId-nnnudkbg0akqxtmrfxge">
         <w:r>
           <w:rPr>
             <w:color w:val="EA2E00"/>
@@ -8169,7 +8169,7 @@
         </w:rPr>
         <w:t xml:space="preserve">, </w:t>
       </w:r>
-      <w:hyperlink w:history="1" r:id="rIdmpldzo-cezq6y1yqetwus">
+      <w:hyperlink w:history="1" r:id="rIdanagkkgc0jv2e1w8e3ein">
         <w:r>
           <w:rPr>
             <w:color w:val="EA2E00"/>
@@ -8230,7 +8230,7 @@
       </w:r>
     </w:p>
     <w:p>
-      <w:hyperlink w:history="1" r:id="rId2lbc6pqtgf0cs0japlqt1">
+      <w:hyperlink w:history="1" r:id="rIdxgaz1e-z9nfxjk34uq6x5">
         <w:r>
           <w:rPr>
             <w:rStyle w:val="Hyperlink"/>
@@ -8251,7 +8251,7 @@
         </w:rPr>
         <w:t xml:space="preserve">Via </w:t>
       </w:r>
-      <w:hyperlink w:history="1" r:id="rIdpfhuobekpnnjllj2itr9h">
+      <w:hyperlink w:history="1" r:id="rId4gcygumrg2qbyolnhntba">
         <w:r>
           <w:rPr>
             <w:color w:val="EA2E00"/>
@@ -8269,7 +8269,7 @@
         </w:rPr>
         <w:t xml:space="preserve">, </w:t>
       </w:r>
-      <w:hyperlink w:history="1" r:id="rIdt84i7fcnjjepcgxbauhad">
+      <w:hyperlink w:history="1" r:id="rIdx7o4ppu1vvan-pvgy8da2">
         <w:r>
           <w:rPr>
             <w:color w:val="EA2E00"/>
@@ -8330,7 +8330,7 @@
       </w:r>
     </w:p>
     <w:p>
-      <w:hyperlink w:history="1" r:id="rIdhqfe4bmxltnqbloj7clpe">
+      <w:hyperlink w:history="1" r:id="rIdd77hckotqb-m2jv_deqq6">
         <w:r>
           <w:rPr>
             <w:rStyle w:val="Hyperlink"/>
@@ -8351,7 +8351,7 @@
         </w:rPr>
         <w:t xml:space="preserve">Via </w:t>
       </w:r>
-      <w:hyperlink w:history="1" r:id="rIdvtudw-_0zr9iiy5bwkbtj">
+      <w:hyperlink w:history="1" r:id="rIdnusc_aygoo4i4x8nlnees">
         <w:r>
           <w:rPr>
             <w:color w:val="EA2E00"/>
@@ -8369,7 +8369,7 @@
         </w:rPr>
         <w:t xml:space="preserve">, </w:t>
       </w:r>
-      <w:hyperlink w:history="1" r:id="rIdhh0wyhhl5wnjwbstli0qm">
+      <w:hyperlink w:history="1" r:id="rIdjbfzfouaomogsmwtyqdya">
         <w:r>
           <w:rPr>
             <w:color w:val="EA2E00"/>
@@ -8387,7 +8387,7 @@
         </w:rPr>
         <w:t xml:space="preserve">, </w:t>
       </w:r>
-      <w:hyperlink w:history="1" r:id="rIdo_myqggc_9nmpvdfawhir">
+      <w:hyperlink w:history="1" r:id="rId1ckcetnghjhrql0a5bohb">
         <w:r>
           <w:rPr>
             <w:color w:val="EA2E00"/>
@@ -8405,7 +8405,7 @@
         </w:rPr>
         <w:t xml:space="preserve">, </w:t>
       </w:r>
-      <w:hyperlink w:history="1" r:id="rIdyjalbdiworglvx2mzkv54">
+      <w:hyperlink w:history="1" r:id="rIdsoetdsysrm1hgwiynzo2o">
         <w:r>
           <w:rPr>
             <w:color w:val="EA2E00"/>
@@ -8466,7 +8466,7 @@
       </w:r>
     </w:p>
     <w:p>
-      <w:hyperlink w:history="1" r:id="rIdyimd0jy09smferartxpod">
+      <w:hyperlink w:history="1" r:id="rIdvbh6-gxvjb7lvltmtzkub">
         <w:r>
           <w:rPr>
             <w:rStyle w:val="Hyperlink"/>
@@ -8487,7 +8487,7 @@
         </w:rPr>
         <w:t xml:space="preserve">Via </w:t>
       </w:r>
-      <w:hyperlink w:history="1" r:id="rIddrl8kanduo1av_ac4rbju">
+      <w:hyperlink w:history="1" r:id="rId8mlhrfaslhffn28wv1o-z">
         <w:r>
           <w:rPr>
             <w:color w:val="EA2E00"/>
@@ -8505,7 +8505,7 @@
         </w:rPr>
         <w:t xml:space="preserve">, </w:t>
       </w:r>
-      <w:hyperlink w:history="1" r:id="rIditvmaxcibm9tmrplgjqep">
+      <w:hyperlink w:history="1" r:id="rIdxrv2czuodldwl23iz1b_v">
         <w:r>
           <w:rPr>
             <w:color w:val="EA2E00"/>
@@ -8523,7 +8523,7 @@
         </w:rPr>
         <w:t xml:space="preserve">, </w:t>
       </w:r>
-      <w:hyperlink w:history="1" r:id="rIdkt68fuc40jsunatmqep3p">
+      <w:hyperlink w:history="1" r:id="rIdqy5ufosbtjydm5iekykfl">
         <w:r>
           <w:rPr>
             <w:color w:val="EA2E00"/>
@@ -8541,7 +8541,7 @@
         </w:rPr>
         <w:t xml:space="preserve">, </w:t>
       </w:r>
-      <w:hyperlink w:history="1" r:id="rIdzsevwt0m6niudqnjbtg_i">
+      <w:hyperlink w:history="1" r:id="rIddzhwzhvnszbt_ayebfjxx">
         <w:r>
           <w:rPr>
             <w:color w:val="EA2E00"/>
@@ -8559,7 +8559,7 @@
         </w:rPr>
         <w:t xml:space="preserve">, </w:t>
       </w:r>
-      <w:hyperlink w:history="1" r:id="rIdhqgwizk9iifmwh0ceg8ke">
+      <w:hyperlink w:history="1" r:id="rIdno6ayjjuah3ihwaqx4rz-">
         <w:r>
           <w:rPr>
             <w:color w:val="EA2E00"/>
@@ -8577,7 +8577,7 @@
         </w:rPr>
         <w:t xml:space="preserve">, </w:t>
       </w:r>
-      <w:hyperlink w:history="1" r:id="rIdcwrhoma6s4c5jycrsbibc">
+      <w:hyperlink w:history="1" r:id="rIdusxfyr80ggqtxmcymxu_m">
         <w:r>
           <w:rPr>
             <w:color w:val="EA2E00"/>
@@ -8638,7 +8638,7 @@
       </w:r>
     </w:p>
     <w:p>
-      <w:hyperlink w:history="1" r:id="rIdebz2r9bvmr7hwjvhachgb">
+      <w:hyperlink w:history="1" r:id="rIdbfcacq7c6l8imoftp6ypm">
         <w:r>
           <w:rPr>
             <w:rStyle w:val="Hyperlink"/>
@@ -8659,7 +8659,7 @@
         </w:rPr>
         <w:t xml:space="preserve">Via </w:t>
       </w:r>
-      <w:hyperlink w:history="1" r:id="rId_mtusno3ggyp8evbrgttq">
+      <w:hyperlink w:history="1" r:id="rId-vj-1gjwq_ijsexx7oeun">
         <w:r>
           <w:rPr>
             <w:color w:val="EA2E00"/>
@@ -9240,7 +9240,7 @@
             </w:tcMar>
           </w:tcPr>
           <w:p>
-            <w:hyperlink w:history="1" r:id="rIdy94jn9qpmdqgexlbfc2xl">
+            <w:hyperlink w:history="1" r:id="rId3eec_mibrtlm37drv4zh1">
               <w:r>
                 <w:rPr>
                   <w:b/>
@@ -9361,7 +9361,7 @@
             </w:tcMar>
           </w:tcPr>
           <w:p>
-            <w:hyperlink w:history="1" r:id="rIdw7cjva6aghvwyslivhkv3">
+            <w:hyperlink w:history="1" r:id="rIdqqaw386up4gq6rrlq9c_h">
               <w:r>
                 <w:rPr>
                   <w:b/>
@@ -9482,7 +9482,7 @@
             </w:tcMar>
           </w:tcPr>
           <w:p>
-            <w:hyperlink w:history="1" r:id="rIdxa3sfqf-zexidi7dvdq-z">
+            <w:hyperlink w:history="1" r:id="rIdx0majcipp-xoljry5dnhj">
               <w:r>
                 <w:rPr>
                   <w:b/>
@@ -9603,7 +9603,7 @@
             </w:tcMar>
           </w:tcPr>
           <w:p>
-            <w:hyperlink w:history="1" r:id="rIdrowh991bxrjecpf6ultow">
+            <w:hyperlink w:history="1" r:id="rIdv1xqomimvszmpghzktrhd">
               <w:r>
                 <w:rPr>
                   <w:b/>
@@ -9724,7 +9724,7 @@
             </w:tcMar>
           </w:tcPr>
           <w:p>
-            <w:hyperlink w:history="1" r:id="rIdyyg7dbu6ychicn-aurhe_">
+            <w:hyperlink w:history="1" r:id="rIdlic-wndk9j83fzevz-7au">
               <w:r>
                 <w:rPr>
                   <w:b/>
@@ -9845,7 +9845,7 @@
             </w:tcMar>
           </w:tcPr>
           <w:p>
-            <w:hyperlink w:history="1" r:id="rIdwlfnuhn4pc1r7bhmidjvd">
+            <w:hyperlink w:history="1" r:id="rIdfyxh0ds0qkypcft1nojh5">
               <w:r>
                 <w:rPr>
                   <w:b/>
@@ -9966,7 +9966,7 @@
             </w:tcMar>
           </w:tcPr>
           <w:p>
-            <w:hyperlink w:history="1" r:id="rIdw1pvqqmvsjat6qaslq67i">
+            <w:hyperlink w:history="1" r:id="rIdvflqapi3ym-lit0omkpt1">
               <w:r>
                 <w:rPr>
                   <w:b/>
@@ -10087,7 +10087,7 @@
             </w:tcMar>
           </w:tcPr>
           <w:p>
-            <w:hyperlink w:history="1" r:id="rId-0cywlafuyzsrbipnugn7">
+            <w:hyperlink w:history="1" r:id="rIdqrtlnwuqlciwhp5qw8r7j">
               <w:r>
                 <w:rPr>
                   <w:b/>
@@ -10208,7 +10208,7 @@
             </w:tcMar>
           </w:tcPr>
           <w:p>
-            <w:hyperlink w:history="1" r:id="rIdwslsywlk8zhfshoalnkje">
+            <w:hyperlink w:history="1" r:id="rIde-c7sdjbisnkwbygidblp">
               <w:r>
                 <w:rPr>
                   <w:b/>
@@ -10329,7 +10329,7 @@
             </w:tcMar>
           </w:tcPr>
           <w:p>
-            <w:hyperlink w:history="1" r:id="rIdorwwvaajwqfwti1bswpro">
+            <w:hyperlink w:history="1" r:id="rId-xjyvi1izxapim5zwce91">
               <w:r>
                 <w:rPr>
                   <w:b/>
@@ -10450,7 +10450,7 @@
             </w:tcMar>
           </w:tcPr>
           <w:p>
-            <w:hyperlink w:history="1" r:id="rIduqjmq-ybdd5s3lg959jy6">
+            <w:hyperlink w:history="1" r:id="rIdfleowhfuskxejqcbzoitl">
               <w:r>
                 <w:rPr>
                   <w:b/>
@@ -10571,7 +10571,7 @@
             </w:tcMar>
           </w:tcPr>
           <w:p>
-            <w:hyperlink w:history="1" r:id="rIdg--x50spgydcbhtwvwlcl">
+            <w:hyperlink w:history="1" r:id="rIdhirv5r_pcsfbsq-8d_kvh">
               <w:r>
                 <w:rPr>
                   <w:b/>
@@ -10754,7 +10754,7 @@
         </w:rPr>
         <w:t xml:space="preserve">Via </w:t>
       </w:r>
-      <w:hyperlink w:history="1" r:id="rIdmhzrvknydficxi3suwtp5">
+      <w:hyperlink w:history="1" r:id="rId3qj0l86qeijnkzqo1576s">
         <w:r>
           <w:rPr>
             <w:color w:val="EA2E00"/>
@@ -10772,7 +10772,7 @@
         </w:rPr>
         <w:t xml:space="preserve">, </w:t>
       </w:r>
-      <w:hyperlink w:history="1" r:id="rIdfzfhrefomj7q-0ge8dnf6">
+      <w:hyperlink w:history="1" r:id="rIdb-n8y71kh_c4wjexneram">
         <w:r>
           <w:rPr>
             <w:color w:val="EA2E00"/>
@@ -10815,7 +10815,7 @@
         </w:rPr>
         <w:t xml:space="preserve">Via </w:t>
       </w:r>
-      <w:hyperlink w:history="1" r:id="rIdfr9cswyyf1icfk1oipclr">
+      <w:hyperlink w:history="1" r:id="rIdf-ilenbyoypg-z9bk6uzl">
         <w:r>
           <w:rPr>
             <w:color w:val="EA2E00"/>
@@ -10833,7 +10833,7 @@
         </w:rPr>
         <w:t xml:space="preserve">, </w:t>
       </w:r>
-      <w:hyperlink w:history="1" r:id="rIdskk6v4t-yydvwjpoompnu">
+      <w:hyperlink w:history="1" r:id="rId2bgikhb5y4olo7taayjsf">
         <w:r>
           <w:rPr>
             <w:color w:val="EA2E00"/>
@@ -10851,7 +10851,7 @@
         </w:rPr>
         <w:t xml:space="preserve">, </w:t>
       </w:r>
-      <w:hyperlink w:history="1" r:id="rIdq6j3xeyikk9fomzcr42k_">
+      <w:hyperlink w:history="1" r:id="rIdjt5mgckrrqo0bbdnf0fnx">
         <w:r>
           <w:rPr>
             <w:color w:val="EA2E00"/>
@@ -10869,7 +10869,7 @@
         </w:rPr>
         <w:t xml:space="preserve">, </w:t>
       </w:r>
-      <w:hyperlink w:history="1" r:id="rId01xa109mkolzob6lyf3gl">
+      <w:hyperlink w:history="1" r:id="rIdjbixd4mr-yzxztqmoeqlr">
         <w:r>
           <w:rPr>
             <w:color w:val="EA2E00"/>
@@ -10912,7 +10912,7 @@
         </w:rPr>
         <w:t xml:space="preserve">Via </w:t>
       </w:r>
-      <w:hyperlink w:history="1" r:id="rId4u-2uzhaoryjbqfmqi-gj">
+      <w:hyperlink w:history="1" r:id="rId2renlikyhy5v7j1xolmii">
         <w:r>
           <w:rPr>
             <w:color w:val="EA2E00"/>
@@ -10930,7 +10930,7 @@
         </w:rPr>
         <w:t xml:space="preserve">, </w:t>
       </w:r>
-      <w:hyperlink w:history="1" r:id="rIdvz9updktpkrvllx3xylga">
+      <w:hyperlink w:history="1" r:id="rIdfxe0lirirjkojvbcf8r5r">
         <w:r>
           <w:rPr>
             <w:color w:val="EA2E00"/>
@@ -10948,7 +10948,7 @@
         </w:rPr>
         <w:t xml:space="preserve">, </w:t>
       </w:r>
-      <w:hyperlink w:history="1" r:id="rIdgmddx1kxkqig0eh90iov-">
+      <w:hyperlink w:history="1" r:id="rIdywe_lmcen5u3f_we2xxgp">
         <w:r>
           <w:rPr>
             <w:color w:val="EA2E00"/>
@@ -10991,7 +10991,7 @@
         </w:rPr>
         <w:t xml:space="preserve">Via </w:t>
       </w:r>
-      <w:hyperlink w:history="1" r:id="rIdrxmteufzaiqt9wlxa9tlu">
+      <w:hyperlink w:history="1" r:id="rIdo2c8xyqsd3d6wxrb3lisj">
         <w:r>
           <w:rPr>
             <w:color w:val="EA2E00"/>
@@ -11034,7 +11034,7 @@
         </w:rPr>
         <w:t xml:space="preserve">Via </w:t>
       </w:r>
-      <w:hyperlink w:history="1" r:id="rIdp0gmfhst0in3deywgziem">
+      <w:hyperlink w:history="1" r:id="rIdmpgcnhtwmoruq3wk7ubnc">
         <w:r>
           <w:rPr>
             <w:color w:val="EA2E00"/>
@@ -11052,7 +11052,7 @@
         </w:rPr>
         <w:t xml:space="preserve">, </w:t>
       </w:r>
-      <w:hyperlink w:history="1" r:id="rId4_c4syqttt3gyy9o04foc">
+      <w:hyperlink w:history="1" r:id="rIdav5odgcvar12fl9rhoeex">
         <w:r>
           <w:rPr>
             <w:color w:val="EA2E00"/>
@@ -11070,7 +11070,7 @@
         </w:rPr>
         <w:t xml:space="preserve">, </w:t>
       </w:r>
-      <w:hyperlink w:history="1" r:id="rId6brxgopkfn_z-u0rs9g0q">
+      <w:hyperlink w:history="1" r:id="rIdf2tw5sirni3oxdwdnegij">
         <w:r>
           <w:rPr>
             <w:color w:val="EA2E00"/>
@@ -11088,7 +11088,7 @@
         </w:rPr>
         <w:t xml:space="preserve">, </w:t>
       </w:r>
-      <w:hyperlink w:history="1" r:id="rId3i6fpokkb7tr78hbenbys">
+      <w:hyperlink w:history="1" r:id="rIdwo2ylh1fccw640malpd9x">
         <w:r>
           <w:rPr>
             <w:color w:val="EA2E00"/>
@@ -12388,7 +12388,7 @@
                 <w:sz w:val="18"/>
                 <w:szCs w:val="18"/>
               </w:rPr>
-              <w:t xml:space="preserve">NOT VERIFIED - no price found on official pages</w:t>
+              <w:t xml:space="preserve">not yet confirmed - no price found on official pages</w:t>
             </w:r>
           </w:p>
         </w:tc>
@@ -13019,7 +13019,7 @@
             </w:r>
           </w:p>
           <w:p>
-            <w:hyperlink w:history="1" r:id="rIdaaaswceczhtzemgyeninz">
+            <w:hyperlink w:history="1" r:id="rIdm1xiwwtmday9yu8xvuejo">
               <w:r>
                 <w:rPr>
                   <w:rStyle w:val="Hyperlink"/>
@@ -13106,7 +13106,7 @@
         <w:spacing w:after="80"/>
         <w:ind w:left="620"/>
       </w:pPr>
-      <w:hyperlink w:history="1" r:id="rIdzv23c1lfbcgtc9v9rfpkg">
+      <w:hyperlink w:history="1" r:id="rIdivspiycnd0dejfb5p3h4i">
         <w:r>
           <w:rPr>
             <w:sz w:val="16"/>
@@ -13142,7 +13142,7 @@
         <w:spacing w:after="80"/>
         <w:ind w:left="620"/>
       </w:pPr>
-      <w:hyperlink w:history="1" r:id="rId-nm_1ebqz1ecxim0-i1ui">
+      <w:hyperlink w:history="1" r:id="rIdrjxwb0nkyewtfz4aounvx">
         <w:r>
           <w:rPr>
             <w:sz w:val="16"/>
@@ -13170,7 +13170,7 @@
         <w:t xml:space="preserve">Do young children need a ticket?</w:t>
       </w:r>
       <w:r>
-        <w:t xml:space="preserve"> Children 6 to 14 need a child fare (single 2.00 euros, valid all zones for 5 hours). NOT VERIFIED on the pages I read: that under-6s travel free, which is the usual MVV rule. Check the MVV site before you publish it.</w:t>
+        <w:t xml:space="preserve"> Children 6 to 14 need a child fare (single 2.00 euros, valid all zones for 5 hours). Not yet confirmed on the pages I read: that under-6s travel free, which is the usual MVV rule. Check the MVV site before you publish it.</w:t>
       </w:r>
     </w:p>
     <w:p>
@@ -13178,7 +13178,7 @@
         <w:spacing w:after="80"/>
         <w:ind w:left="620"/>
       </w:pPr>
-      <w:hyperlink w:history="1" r:id="rIdetojby_f9ysnorhhdmyyz">
+      <w:hyperlink w:history="1" r:id="rId8nb5j3cqupx531ymn0tng">
         <w:r>
           <w:rPr>
             <w:sz w:val="16"/>
@@ -13214,7 +13214,7 @@
         <w:spacing w:after="80"/>
         <w:ind w:left="620"/>
       </w:pPr>
-      <w:hyperlink w:history="1" r:id="rIdt0nisbvfrcinr7mtjwzna">
+      <w:hyperlink w:history="1" r:id="rIdzvbe-b7c3bplc_uxnz9ps">
         <w:r>
           <w:rPr>
             <w:sz w:val="16"/>
@@ -13250,7 +13250,7 @@
         <w:spacing w:after="80"/>
         <w:ind w:left="620"/>
       </w:pPr>
-      <w:hyperlink w:history="1" r:id="rIduriwyowcywyty9bl9m6ni">
+      <w:hyperlink w:history="1" r:id="rIdbmmbo0rhevqr5f1h4upr_">
         <w:r>
           <w:rPr>
             <w:sz w:val="16"/>
@@ -13286,7 +13286,7 @@
         <w:spacing w:after="80"/>
         <w:ind w:left="620"/>
       </w:pPr>
-      <w:hyperlink w:history="1" r:id="rIdknypnwezm2ekl4daaaznk">
+      <w:hyperlink w:history="1" r:id="rId666h_blcus53jok9lrg2b">
         <w:r>
           <w:rPr>
             <w:sz w:val="16"/>
@@ -13322,7 +13322,7 @@
         <w:spacing w:after="80"/>
         <w:ind w:left="620"/>
       </w:pPr>
-      <w:hyperlink w:history="1" r:id="rIdfjmrw297q98u_bg1ez_ac">
+      <w:hyperlink w:history="1" r:id="rIdy94oatq1anvifrsc-v7dd">
         <w:r>
           <w:rPr>
             <w:sz w:val="16"/>
@@ -13358,7 +13358,7 @@
         <w:spacing w:after="80"/>
         <w:ind w:left="620"/>
       </w:pPr>
-      <w:hyperlink w:history="1" r:id="rIdjhsqfxiax58wxcyqm2wha">
+      <w:hyperlink w:history="1" r:id="rIdf1jcal5_j4v2d1fzsb1ks">
         <w:r>
           <w:rPr>
             <w:sz w:val="16"/>
@@ -13394,7 +13394,7 @@
         <w:spacing w:after="80"/>
         <w:ind w:left="620"/>
       </w:pPr>
-      <w:hyperlink w:history="1" r:id="rId1ogdjaggv2uoj0g5nk3xi">
+      <w:hyperlink w:history="1" r:id="rIdmrh8ec2rswo0aht3clxjg">
         <w:r>
           <w:rPr>
             <w:sz w:val="16"/>
@@ -13438,7 +13438,7 @@
         <w:spacing w:after="80"/>
         <w:ind w:left="620"/>
       </w:pPr>
-      <w:hyperlink w:history="1" r:id="rIdusmxw4abgduxo27nobm8a">
+      <w:hyperlink w:history="1" r:id="rIdx6xtogg535btro5ga-lt7">
         <w:r>
           <w:rPr>
             <w:sz w:val="16"/>
@@ -13474,7 +13474,7 @@
         <w:spacing w:after="80"/>
         <w:ind w:left="620"/>
       </w:pPr>
-      <w:hyperlink w:history="1" r:id="rIdy3v9kykxhmscyhzvbmkkv">
+      <w:hyperlink w:history="1" r:id="rIdo3-5qi4ilcnw7tj8ctqpe">
         <w:r>
           <w:rPr>
             <w:sz w:val="16"/>
@@ -13510,7 +13510,7 @@
         <w:spacing w:after="80"/>
         <w:ind w:left="620"/>
       </w:pPr>
-      <w:hyperlink w:history="1" r:id="rId3f1ka8abo7dxojrmsqehn">
+      <w:hyperlink w:history="1" r:id="rIdljcdg-yl4wjgoz0x4lqad">
         <w:r>
           <w:rPr>
             <w:sz w:val="16"/>
@@ -13554,7 +13554,7 @@
         <w:spacing w:after="80"/>
         <w:ind w:left="620"/>
       </w:pPr>
-      <w:hyperlink w:history="1" r:id="rIdse7jsxnvbop_clnuwvii6">
+      <w:hyperlink w:history="1" r:id="rIdp5ee9qjdwdobgyrq1sgcg">
         <w:r>
           <w:rPr>
             <w:sz w:val="16"/>
@@ -13590,7 +13590,7 @@
         <w:spacing w:after="80"/>
         <w:ind w:left="620"/>
       </w:pPr>
-      <w:hyperlink w:history="1" r:id="rIdqbgagu10n_0mpudaihxid">
+      <w:hyperlink w:history="1" r:id="rIddw__ekb3rb9kgihhjrb5h">
         <w:r>
           <w:rPr>
             <w:sz w:val="16"/>
@@ -13634,7 +13634,7 @@
         <w:spacing w:after="80"/>
         <w:ind w:left="620"/>
       </w:pPr>
-      <w:hyperlink w:history="1" r:id="rIddz4lhavymfxysdfpento-">
+      <w:hyperlink w:history="1" r:id="rIdub-olxaicsuoth1irgwqb">
         <w:r>
           <w:rPr>
             <w:sz w:val="16"/>
@@ -13662,7 +13662,7 @@
         <w:t xml:space="preserve">Is Tierpark Hellabrunn worth it in winter?</w:t>
       </w:r>
       <w:r>
-        <w:t xml:space="preserve"> Yes if wrapped up. From 1 Oct 2026 tickets are 24 euros adult, 10 euros child (4 to 14), with a 1 euro conservation contribution included (can be dropped). Small family 29 euros, large family 52 euros (read from the page's second price table). Winter 2025/26 hours were 9:00-17:00, 9:00-16:00 on 24 and 31 Dec. 2026/27 hours are NOT VERIFIED.</w:t>
+        <w:t xml:space="preserve"> Yes if wrapped up. From 1 Oct 2026 tickets are 24 euros adult, 10 euros child (4 to 14), with a 1 euro conservation contribution included (can be dropped). Small family 29 euros, large family 52 euros (read from the page's second price table). Winter 2025/26 hours were 9:00-17:00, 9:00-16:00 on 24 and 31 Dec. 2026/27 hours are not yet confirmed.</w:t>
       </w:r>
     </w:p>
     <w:p>
@@ -13670,7 +13670,7 @@
         <w:spacing w:after="80"/>
         <w:ind w:left="620"/>
       </w:pPr>
-      <w:hyperlink w:history="1" r:id="rIdpbmiec5py070ej4zzyiem">
+      <w:hyperlink w:history="1" r:id="rIdgkftckymjen4srr6jefq9">
         <w:r>
           <w:rPr>
             <w:sz w:val="16"/>
@@ -13706,7 +13706,7 @@
         <w:spacing w:after="80"/>
         <w:ind w:left="620"/>
       </w:pPr>
-      <w:hyperlink w:history="1" r:id="rIdznjltq9wopbjy56o_kgmi">
+      <w:hyperlink w:history="1" r:id="rIdptkhdxtiow8na6gv7pi4f">
         <w:r>
           <w:rPr>
             <w:sz w:val="16"/>
@@ -13750,7 +13750,7 @@
         <w:spacing w:after="80"/>
         <w:ind w:left="620"/>
       </w:pPr>
-      <w:hyperlink w:history="1" r:id="rIdeopygwqgpjoq3cwkqomry">
+      <w:hyperlink w:history="1" r:id="rId8f5rhuya2bl-opttdhczd">
         <w:r>
           <w:rPr>
             <w:sz w:val="16"/>
@@ -13786,7 +13786,7 @@
         <w:spacing w:after="80"/>
         <w:ind w:left="620"/>
       </w:pPr>
-      <w:hyperlink w:history="1" r:id="rIdjm67uqa8tcxthnqk5vdik">
+      <w:hyperlink w:history="1" r:id="rIdjmywrxfjoupkh8o6xn_tc">
         <w:r>
           <w:rPr>
             <w:sz w:val="16"/>
@@ -13830,7 +13830,7 @@
         <w:spacing w:after="80"/>
         <w:ind w:left="620"/>
       </w:pPr>
-      <w:hyperlink w:history="1" r:id="rIdrr0prrjryedsinq-ls0ey">
+      <w:hyperlink w:history="1" r:id="rIdvtn9xydolg-0tz1osiwdb">
         <w:r>
           <w:rPr>
             <w:sz w:val="16"/>
@@ -13874,7 +13874,7 @@
         <w:spacing w:after="80"/>
         <w:ind w:left="620"/>
       </w:pPr>
-      <w:hyperlink w:history="1" r:id="rId6vzrvfkqyghtsq3eouwr0">
+      <w:hyperlink w:history="1" r:id="rIdym8maozwbaodyz0vdmp48">
         <w:r>
           <w:rPr>
             <w:sz w:val="16"/>
@@ -13910,7 +13910,7 @@
         <w:spacing w:after="80"/>
         <w:ind w:left="620"/>
       </w:pPr>
-      <w:hyperlink w:history="1" r:id="rIdtd9k5fkp_0sngok4ksznd">
+      <w:hyperlink w:history="1" r:id="rIdiikth2imtgl6lvxbkn_ur">
         <w:r>
           <w:rPr>
             <w:sz w:val="16"/>
@@ -13946,7 +13946,7 @@
         <w:spacing w:after="80"/>
         <w:ind w:left="620"/>
       </w:pPr>
-      <w:hyperlink w:history="1" r:id="rIded2asm2qkkesk8ixqh9tx">
+      <w:hyperlink w:history="1" r:id="rIdtajalmpkjrmk9k0xlmvnh">
         <w:r>
           <w:rPr>
             <w:sz w:val="16"/>
@@ -13982,7 +13982,7 @@
         <w:spacing w:after="80"/>
         <w:ind w:left="620"/>
       </w:pPr>
-      <w:hyperlink w:history="1" r:id="rIdeowvm7b3ub02yy2tdu--l">
+      <w:hyperlink w:history="1" r:id="rIdq0xbgp7r97rr_auyqia9s">
         <w:r>
           <w:rPr>
             <w:sz w:val="16"/>
@@ -14018,7 +14018,7 @@
         <w:spacing w:after="80"/>
         <w:ind w:left="620"/>
       </w:pPr>
-      <w:hyperlink w:history="1" r:id="rIdoahmcgaaheucb8mpb5rdc">
+      <w:hyperlink w:history="1" r:id="rIdecivohzjxyicxdpcx9j5v">
         <w:r>
           <w:rPr>
             <w:sz w:val="16"/>
@@ -14054,7 +14054,7 @@
         <w:spacing w:after="80"/>
         <w:ind w:left="620"/>
       </w:pPr>
-      <w:hyperlink w:history="1" r:id="rIdlbcext25ob2brduehkjso">
+      <w:hyperlink w:history="1" r:id="rIdmb36owzgrjaunlbugda7i">
         <w:r>
           <w:rPr>
             <w:sz w:val="16"/>
@@ -14090,7 +14090,7 @@
         <w:spacing w:after="80"/>
         <w:ind w:left="620"/>
       </w:pPr>
-      <w:hyperlink w:history="1" r:id="rId9mzxps8jzqjrdc4ykdks0">
+      <w:hyperlink w:history="1" r:id="rIdgxgdpcb_xd4yc8y65wkks">
         <w:r>
           <w:rPr>
             <w:sz w:val="16"/>
@@ -14126,7 +14126,7 @@
         <w:spacing w:after="80"/>
         <w:ind w:left="620"/>
       </w:pPr>
-      <w:hyperlink w:history="1" r:id="rIdmuqoi3lkff3wvb-qqiioe">
+      <w:hyperlink w:history="1" r:id="rIdrjslqnz83_97h83hcte1j">
         <w:r>
           <w:rPr>
             <w:sz w:val="16"/>
@@ -14162,7 +14162,7 @@
         <w:spacing w:after="80"/>
         <w:ind w:left="620"/>
       </w:pPr>
-      <w:hyperlink w:history="1" r:id="rId4ymhhbwj0ugy3v3moseql">
+      <w:hyperlink w:history="1" r:id="rIdrjk35mct4a3juhuilvs_5">
         <w:r>
           <w:rPr>
             <w:sz w:val="16"/>
@@ -14198,7 +14198,7 @@
         <w:t xml:space="preserve">Are shops open on Sundays and holidays?</w:t>
       </w:r>
       <w:r>
-        <w:t xml:space="preserve"> No. Shops may open Mon-Sat 6:00-20:00 and must close on Sundays and public holidays. In 2026 that means Sunday 20 and 27 Dec, Friday 25 and Saturday 26 Dec, and Friday 1 Jan 2027. 24 and 31 Dec are not legal holidays, so ordinary shops may open, but many close early. NOT VERIFIED: any legal closing time on 24 Dec. Small shops at stations can sell travel needs on Sundays. Bakeries may sell 8:00-11:00 on Sundays. Older IHK text says Bavaria has no own shop law, but the city says a new Bavarian law applies from 1 Aug 2025.</w:t>
+        <w:t xml:space="preserve"> No. Shops may open Mon-Sat 6:00-20:00 and must close on Sundays and public holidays. In 2026 that means Sunday 20 and 27 Dec, Friday 25 and Saturday 26 Dec, and Friday 1 Jan 2027. 24 and 31 Dec are not legal holidays, so ordinary shops may open, but many close early. Not yet confirmed: any legal closing time on 24 Dec. Small shops at stations can sell travel needs on Sundays. Bakeries may sell 8:00-11:00 on Sundays. Older IHK text says Bavaria has no own shop law, but the city says a new Bavarian law applies from 1 Aug 2025.</w:t>
       </w:r>
     </w:p>
     <w:p>
@@ -14206,7 +14206,7 @@
         <w:spacing w:after="80"/>
         <w:ind w:left="620"/>
       </w:pPr>
-      <w:hyperlink w:history="1" r:id="rId1ecolynyh3ed_e4-ej8kj">
+      <w:hyperlink w:history="1" r:id="rId2pvte9gqnihylnlwubaa2">
         <w:r>
           <w:rPr>
             <w:sz w:val="16"/>
@@ -14242,7 +14242,7 @@
         <w:spacing w:after="80"/>
         <w:ind w:left="620"/>
       </w:pPr>
-      <w:hyperlink w:history="1" r:id="rIdv_x97bsqzbhmcr5eak2ns">
+      <w:hyperlink w:history="1" r:id="rIdqcry-1adzl_cd3g9llxkc">
         <w:r>
           <w:rPr>
             <w:sz w:val="16"/>
@@ -14278,7 +14278,7 @@
         <w:spacing w:after="80"/>
         <w:ind w:left="620"/>
       </w:pPr>
-      <w:hyperlink w:history="1" r:id="rIdsbao1bcswcnmpf5seooep">
+      <w:hyperlink w:history="1" r:id="rIdicwzyc0z87rcxqw6qqqn1">
         <w:r>
           <w:rPr>
             <w:sz w:val="16"/>
@@ -14314,7 +14314,7 @@
         <w:spacing w:after="80"/>
         <w:ind w:left="620"/>
       </w:pPr>
-      <w:hyperlink w:history="1" r:id="rIdceclv0po7yji8n9vzytvr">
+      <w:hyperlink w:history="1" r:id="rIdrzdtz37mdkbkgk9i-uiy6">
         <w:r>
           <w:rPr>
             <w:sz w:val="16"/>
@@ -14350,7 +14350,7 @@
         <w:spacing w:after="80"/>
         <w:ind w:left="620"/>
       </w:pPr>
-      <w:hyperlink w:history="1" r:id="rIdwreqp6h17ujcyu59hmlds">
+      <w:hyperlink w:history="1" r:id="rIdik99cvpdwhm7cglucaygm">
         <w:r>
           <w:rPr>
             <w:sz w:val="16"/>
@@ -14386,7 +14386,7 @@
         <w:spacing w:after="80"/>
         <w:ind w:left="620"/>
       </w:pPr>
-      <w:hyperlink w:history="1" r:id="rIdn0qqnt-e9yibjrdip2wgf">
+      <w:hyperlink w:history="1" r:id="rIdmye3ph63xucrpygsv-i4m">
         <w:r>
           <w:rPr>
             <w:sz w:val="16"/>
@@ -14422,7 +14422,7 @@
         <w:spacing w:after="80"/>
         <w:ind w:left="620"/>
       </w:pPr>
-      <w:hyperlink w:history="1" r:id="rIdiamiiqvx6yr2k0c1uddwg">
+      <w:hyperlink w:history="1" r:id="rIdefan6oixcgqbdil6jepvb">
         <w:r>
           <w:rPr>
             <w:sz w:val="16"/>
@@ -14458,7 +14458,7 @@
         <w:spacing w:after="80"/>
         <w:ind w:left="620"/>
       </w:pPr>
-      <w:hyperlink w:history="1" r:id="rId96mimqpg3h8aetkgvgm2g">
+      <w:hyperlink w:history="1" r:id="rIdu0vbopfjq5qnipik4ml8f">
         <w:r>
           <w:rPr>
             <w:sz w:val="16"/>
@@ -14494,7 +14494,7 @@
         <w:spacing w:after="80"/>
         <w:ind w:left="620"/>
       </w:pPr>
-      <w:hyperlink w:history="1" r:id="rIdu4dfbpgjd1fifg4wl8t5k">
+      <w:hyperlink w:history="1" r:id="rId3be4_1mwivv6x4trwx8ta">
         <w:r>
           <w:rPr>
             <w:sz w:val="16"/>
@@ -14556,7 +14556,7 @@
         </w:numPr>
         <w:spacing w:after="60"/>
       </w:pPr>
-      <w:hyperlink w:history="1" r:id="rIdgygxosp-ubbur41dkrwyc">
+      <w:hyperlink w:history="1" r:id="rIdhyrs4ragyitubsfack1vi">
         <w:r>
           <w:rPr>
             <w:sz w:val="18"/>
@@ -14584,7 +14584,7 @@
         </w:numPr>
         <w:spacing w:after="60"/>
       </w:pPr>
-      <w:hyperlink w:history="1" r:id="rIdf-tw2uz3-qrv-hygoxxmi">
+      <w:hyperlink w:history="1" r:id="rId6upp5p4-iqacla3eu1i0_">
         <w:r>
           <w:rPr>
             <w:sz w:val="18"/>
@@ -14612,7 +14612,7 @@
         </w:numPr>
         <w:spacing w:after="60"/>
       </w:pPr>
-      <w:hyperlink w:history="1" r:id="rIdsosjiepvl3_uq5z95wlim">
+      <w:hyperlink w:history="1" r:id="rIdkc_b2yze5cfgsc5bd_cje">
         <w:r>
           <w:rPr>
             <w:sz w:val="18"/>
@@ -14640,7 +14640,7 @@
         </w:numPr>
         <w:spacing w:after="60"/>
       </w:pPr>
-      <w:hyperlink w:history="1" r:id="rIdebsmawyaielpdvy9pfsn-">
+      <w:hyperlink w:history="1" r:id="rIddleahzaue0krqqxzejel_">
         <w:r>
           <w:rPr>
             <w:sz w:val="18"/>
@@ -14668,7 +14668,7 @@
         </w:numPr>
         <w:spacing w:after="60"/>
       </w:pPr>
-      <w:hyperlink w:history="1" r:id="rId5go7i4cgiu1d5jqk0cmdz">
+      <w:hyperlink w:history="1" r:id="rIdrf1zvcyii2patichfpw2b">
         <w:r>
           <w:rPr>
             <w:sz w:val="18"/>
@@ -14696,7 +14696,7 @@
         </w:numPr>
         <w:spacing w:after="60"/>
       </w:pPr>
-      <w:hyperlink w:history="1" r:id="rIdswn4ppe5iddzgjcp91-gk">
+      <w:hyperlink w:history="1" r:id="rIdv6h1b0nsidmtjquyecrnz">
         <w:r>
           <w:rPr>
             <w:sz w:val="18"/>
@@ -14724,7 +14724,7 @@
         </w:numPr>
         <w:spacing w:after="60"/>
       </w:pPr>
-      <w:hyperlink w:history="1" r:id="rIdsxeuxzxwcgeuuigo-qdn1">
+      <w:hyperlink w:history="1" r:id="rIdglfdyjr5d-2bnji_tovhy">
         <w:r>
           <w:rPr>
             <w:sz w:val="18"/>
@@ -14752,7 +14752,7 @@
         </w:numPr>
         <w:spacing w:after="60"/>
       </w:pPr>
-      <w:hyperlink w:history="1" r:id="rIdefbuoogiotvzbvtcjzi4n">
+      <w:hyperlink w:history="1" r:id="rId_iwg4iwghj8u3h1cty-u-">
         <w:r>
           <w:rPr>
             <w:sz w:val="18"/>
@@ -14780,7 +14780,7 @@
         </w:numPr>
         <w:spacing w:after="60"/>
       </w:pPr>
-      <w:hyperlink w:history="1" r:id="rIdsa-qmviagizneieyeqk1a">
+      <w:hyperlink w:history="1" r:id="rIdsmkhztblcd7hmyxq8a4sp">
         <w:r>
           <w:rPr>
             <w:sz w:val="18"/>
@@ -14808,7 +14808,7 @@
         </w:numPr>
         <w:spacing w:after="60"/>
       </w:pPr>
-      <w:hyperlink w:history="1" r:id="rIdc2cubc_4mtdk4335htywj">
+      <w:hyperlink w:history="1" r:id="rIdseru4fravon-btahswhp4">
         <w:r>
           <w:rPr>
             <w:sz w:val="18"/>
@@ -14836,7 +14836,7 @@
         </w:numPr>
         <w:spacing w:after="60"/>
       </w:pPr>
-      <w:hyperlink w:history="1" r:id="rIdxmjdf5h6wzcw-a_8lzjad">
+      <w:hyperlink w:history="1" r:id="rId7e2ilsg9g_ujp9pbh4kcq">
         <w:r>
           <w:rPr>
             <w:sz w:val="18"/>
@@ -14864,7 +14864,7 @@
         </w:numPr>
         <w:spacing w:after="60"/>
       </w:pPr>
-      <w:hyperlink w:history="1" r:id="rIdn76zv7yy9x7zfttlnapv4">
+      <w:hyperlink w:history="1" r:id="rIdtj4leybasnl1tphcxrfdg">
         <w:r>
           <w:rPr>
             <w:sz w:val="18"/>
@@ -14892,7 +14892,7 @@
         </w:numPr>
         <w:spacing w:after="60"/>
       </w:pPr>
-      <w:hyperlink w:history="1" r:id="rIdku2x07hop7jwokcbgyy2_">
+      <w:hyperlink w:history="1" r:id="rId9ju0tea2uriyxfyher1lh">
         <w:r>
           <w:rPr>
             <w:sz w:val="18"/>
@@ -14920,7 +14920,7 @@
         </w:numPr>
         <w:spacing w:after="60"/>
       </w:pPr>
-      <w:hyperlink w:history="1" r:id="rId3hunj-k1pxa4zr2bvump-">
+      <w:hyperlink w:history="1" r:id="rIdupqm8t9nhnyp2nnd6qzuq">
         <w:r>
           <w:rPr>
             <w:sz w:val="18"/>
@@ -14948,7 +14948,7 @@
         </w:numPr>
         <w:spacing w:after="60"/>
       </w:pPr>
-      <w:hyperlink w:history="1" r:id="rIdwhrrbuqra1cqjjiakxn3d">
+      <w:hyperlink w:history="1" r:id="rIdzojpshwkb1umnmmxeqopr">
         <w:r>
           <w:rPr>
             <w:sz w:val="18"/>
@@ -14976,7 +14976,7 @@
         </w:numPr>
         <w:spacing w:after="60"/>
       </w:pPr>
-      <w:hyperlink w:history="1" r:id="rIdz3jadxbidvgmqbttvzcol">
+      <w:hyperlink w:history="1" r:id="rIdmwjhe6pdztvv9jssz_cia">
         <w:r>
           <w:rPr>
             <w:sz w:val="18"/>
@@ -15004,7 +15004,7 @@
         </w:numPr>
         <w:spacing w:after="60"/>
       </w:pPr>
-      <w:hyperlink w:history="1" r:id="rIdm5q4nua17lxoylu0omig1">
+      <w:hyperlink w:history="1" r:id="rIdv69b-y273e5ibz8kxymgy">
         <w:r>
           <w:rPr>
             <w:sz w:val="18"/>
@@ -15032,7 +15032,7 @@
         </w:numPr>
         <w:spacing w:after="60"/>
       </w:pPr>
-      <w:hyperlink w:history="1" r:id="rIdktbjy5ant3x8lfhf4osaj">
+      <w:hyperlink w:history="1" r:id="rIdq20xjnafxyizd7u-fcrek">
         <w:r>
           <w:rPr>
             <w:sz w:val="18"/>
@@ -15060,7 +15060,7 @@
         </w:numPr>
         <w:spacing w:after="60"/>
       </w:pPr>
-      <w:hyperlink w:history="1" r:id="rIdicp3-tvhyrynwfwa4yqax">
+      <w:hyperlink w:history="1" r:id="rIdvydzqg7fq_kc3lcrledse">
         <w:r>
           <w:rPr>
             <w:sz w:val="18"/>
@@ -15088,7 +15088,7 @@
         </w:numPr>
         <w:spacing w:after="60"/>
       </w:pPr>
-      <w:hyperlink w:history="1" r:id="rId6jynoytqiz1hcb8qxdipo">
+      <w:hyperlink w:history="1" r:id="rIdceqwu1whwrj_mjo0tc0fk">
         <w:r>
           <w:rPr>
             <w:sz w:val="18"/>
@@ -15116,7 +15116,7 @@
         </w:numPr>
         <w:spacing w:after="60"/>
       </w:pPr>
-      <w:hyperlink w:history="1" r:id="rId1p6r6zhdzbijipi39rlnf">
+      <w:hyperlink w:history="1" r:id="rId6yifngor_ne9qr28lkwwa">
         <w:r>
           <w:rPr>
             <w:sz w:val="18"/>
@@ -15144,7 +15144,7 @@
         </w:numPr>
         <w:spacing w:after="60"/>
       </w:pPr>
-      <w:hyperlink w:history="1" r:id="rIduruqsieibfrdg6_mmbbss">
+      <w:hyperlink w:history="1" r:id="rIdvv-ijtliowlzoskysnm3-">
         <w:r>
           <w:rPr>
             <w:sz w:val="18"/>
@@ -15172,7 +15172,7 @@
         </w:numPr>
         <w:spacing w:after="60"/>
       </w:pPr>
-      <w:hyperlink w:history="1" r:id="rIdetsqk8n2bfakyorwvho9s">
+      <w:hyperlink w:history="1" r:id="rIdecv8fakdcjfteao8usaa-">
         <w:r>
           <w:rPr>
             <w:sz w:val="18"/>
@@ -15200,7 +15200,7 @@
         </w:numPr>
         <w:spacing w:after="60"/>
       </w:pPr>
-      <w:hyperlink w:history="1" r:id="rIdg0ag8-tgdmblrszibdhus">
+      <w:hyperlink w:history="1" r:id="rId3xwt1hcrxpdmwiqkirppg">
         <w:r>
           <w:rPr>
             <w:sz w:val="18"/>
@@ -15228,7 +15228,7 @@
         </w:numPr>
         <w:spacing w:after="60"/>
       </w:pPr>
-      <w:hyperlink w:history="1" r:id="rIdnskbw8g8xznebm0ycwca6">
+      <w:hyperlink w:history="1" r:id="rIdjjju3rbcyfdt-wkpvf1e2">
         <w:r>
           <w:rPr>
             <w:sz w:val="18"/>
@@ -15256,7 +15256,7 @@
         </w:numPr>
         <w:spacing w:after="60"/>
       </w:pPr>
-      <w:hyperlink w:history="1" r:id="rIddrl8bwzirv1oj6mvmytmg">
+      <w:hyperlink w:history="1" r:id="rIdkdssuwifyhyjby6xftf20">
         <w:r>
           <w:rPr>
             <w:sz w:val="18"/>
@@ -15284,7 +15284,7 @@
         </w:numPr>
         <w:spacing w:after="60"/>
       </w:pPr>
-      <w:hyperlink w:history="1" r:id="rIdm9xfb0ixbp2_2d10fn0gg">
+      <w:hyperlink w:history="1" r:id="rIdm4fbtoos2kktuthrl9lyf">
         <w:r>
           <w:rPr>
             <w:sz w:val="18"/>
@@ -15312,7 +15312,7 @@
         </w:numPr>
         <w:spacing w:after="60"/>
       </w:pPr>
-      <w:hyperlink w:history="1" r:id="rId0ffogwzv1vjnvubovjqlv">
+      <w:hyperlink w:history="1" r:id="rIddkikymedy5bs26j8dbhlg">
         <w:r>
           <w:rPr>
             <w:sz w:val="18"/>
@@ -15340,7 +15340,7 @@
         </w:numPr>
         <w:spacing w:after="60"/>
       </w:pPr>
-      <w:hyperlink w:history="1" r:id="rId_ay5xbgxqnvijbaijjjko">
+      <w:hyperlink w:history="1" r:id="rIdd8w-uvkhavtvi2myxfd1p">
         <w:r>
           <w:rPr>
             <w:sz w:val="18"/>
@@ -15368,7 +15368,7 @@
         </w:numPr>
         <w:spacing w:after="60"/>
       </w:pPr>
-      <w:hyperlink w:history="1" r:id="rIdnkjmnpwmxmxjjldohffbi">
+      <w:hyperlink w:history="1" r:id="rIdc9pcepvdgil8ku2eaicye">
         <w:r>
           <w:rPr>
             <w:sz w:val="18"/>
@@ -15396,7 +15396,7 @@
         </w:numPr>
         <w:spacing w:after="60"/>
       </w:pPr>
-      <w:hyperlink w:history="1" r:id="rIdchd7zx8oi4kdg7bkqdogc">
+      <w:hyperlink w:history="1" r:id="rIdyhgzpqlpwhbt7hy5bcd11">
         <w:r>
           <w:rPr>
             <w:sz w:val="18"/>
@@ -15424,7 +15424,7 @@
         </w:numPr>
         <w:spacing w:after="60"/>
       </w:pPr>
-      <w:hyperlink w:history="1" r:id="rId-d7z9bj5qy_euwqumekmu">
+      <w:hyperlink w:history="1" r:id="rIdpw303jqmwjuof8_dcgfi8">
         <w:r>
           <w:rPr>
             <w:sz w:val="18"/>
@@ -15452,7 +15452,7 @@
         </w:numPr>
         <w:spacing w:after="60"/>
       </w:pPr>
-      <w:hyperlink w:history="1" r:id="rIdtc_zmzj_jo7zkfpfhwkfj">
+      <w:hyperlink w:history="1" r:id="rIdmbx62ylasg5g0qx_9tui3">
         <w:r>
           <w:rPr>
             <w:sz w:val="18"/>
@@ -15480,7 +15480,7 @@
         </w:numPr>
         <w:spacing w:after="60"/>
       </w:pPr>
-      <w:hyperlink w:history="1" r:id="rIdmfmlta4ipspupj6mlu6ew">
+      <w:hyperlink w:history="1" r:id="rIdcdmi5pefkshnseikkoybp">
         <w:r>
           <w:rPr>
             <w:sz w:val="18"/>
@@ -15508,7 +15508,7 @@
         </w:numPr>
         <w:spacing w:after="60"/>
       </w:pPr>
-      <w:hyperlink w:history="1" r:id="rIdqkpp34svultwqjg19xgde">
+      <w:hyperlink w:history="1" r:id="rIdqizlfrvkxezhcqliqh9hh">
         <w:r>
           <w:rPr>
             <w:sz w:val="18"/>
@@ -15536,7 +15536,7 @@
         </w:numPr>
         <w:spacing w:after="60"/>
       </w:pPr>
-      <w:hyperlink w:history="1" r:id="rId5p_jhvrbfkfsxnid9npik">
+      <w:hyperlink w:history="1" r:id="rIdovqoaf_ket-wl6fedvred">
         <w:r>
           <w:rPr>
             <w:sz w:val="18"/>
@@ -15564,7 +15564,7 @@
         </w:numPr>
         <w:spacing w:after="60"/>
       </w:pPr>
-      <w:hyperlink w:history="1" r:id="rIdhjo8zhkukhljz-sb2dd3g">
+      <w:hyperlink w:history="1" r:id="rIdnr7elilrstotsuahyxt3m">
         <w:r>
           <w:rPr>
             <w:sz w:val="18"/>
@@ -15592,7 +15592,7 @@
         </w:numPr>
         <w:spacing w:after="60"/>
       </w:pPr>
-      <w:hyperlink w:history="1" r:id="rIdlhpw3tenyv3yoos7pmslx">
+      <w:hyperlink w:history="1" r:id="rIdswa5dojb3hlck_wpthgc6">
         <w:r>
           <w:rPr>
             <w:sz w:val="18"/>
@@ -15620,7 +15620,7 @@
         </w:numPr>
         <w:spacing w:after="60"/>
       </w:pPr>
-      <w:hyperlink w:history="1" r:id="rIdo3pgwdmurbmsizixqgcrm">
+      <w:hyperlink w:history="1" r:id="rId9prvssw0zt023mocm8dqi">
         <w:r>
           <w:rPr>
             <w:sz w:val="18"/>
@@ -15648,7 +15648,7 @@
         </w:numPr>
         <w:spacing w:after="60"/>
       </w:pPr>
-      <w:hyperlink w:history="1" r:id="rIdb4gmnuicq19lfs-r4skfb">
+      <w:hyperlink w:history="1" r:id="rIdxv2mkytauas9wicohamo6">
         <w:r>
           <w:rPr>
             <w:sz w:val="18"/>
@@ -15676,7 +15676,7 @@
         </w:numPr>
         <w:spacing w:after="60"/>
       </w:pPr>
-      <w:hyperlink w:history="1" r:id="rIdc_skvtaeatrvcw_wvxnpu">
+      <w:hyperlink w:history="1" r:id="rId3p88hr38ytapc8446i8wr">
         <w:r>
           <w:rPr>
             <w:sz w:val="18"/>
@@ -15704,7 +15704,7 @@
         </w:numPr>
         <w:spacing w:after="60"/>
       </w:pPr>
-      <w:hyperlink w:history="1" r:id="rIduuy07k1wk6akh7chfvl7e">
+      <w:hyperlink w:history="1" r:id="rId0zyqlpo_m6t7vfmv9kqtj">
         <w:r>
           <w:rPr>
             <w:sz w:val="18"/>
@@ -15732,7 +15732,7 @@
         </w:numPr>
         <w:spacing w:after="60"/>
       </w:pPr>
-      <w:hyperlink w:history="1" r:id="rIdeb0myr2jbf0w4lquqry0a">
+      <w:hyperlink w:history="1" r:id="rIdqmjxo0n60bo3fhustgaed">
         <w:r>
           <w:rPr>
             <w:sz w:val="18"/>
@@ -15760,7 +15760,7 @@
         </w:numPr>
         <w:spacing w:after="60"/>
       </w:pPr>
-      <w:hyperlink w:history="1" r:id="rId2mwyerjfo_bqth2cm-yog">
+      <w:hyperlink w:history="1" r:id="rIdhkl1yhd0lpbr1dqg73qco">
         <w:r>
           <w:rPr>
             <w:sz w:val="18"/>
@@ -15788,7 +15788,7 @@
         </w:numPr>
         <w:spacing w:after="60"/>
       </w:pPr>
-      <w:hyperlink w:history="1" r:id="rId6jx0o9cfl3-haleiuhby2">
+      <w:hyperlink w:history="1" r:id="rIdz1lrryfqtbtovtttrefcy">
         <w:r>
           <w:rPr>
             <w:sz w:val="18"/>
@@ -15816,7 +15816,7 @@
         </w:numPr>
         <w:spacing w:after="60"/>
       </w:pPr>
-      <w:hyperlink w:history="1" r:id="rIdhwjxwulyo6fpjkygt8xxf">
+      <w:hyperlink w:history="1" r:id="rId1-ooxvetdqpiae4h-mtmm">
         <w:r>
           <w:rPr>
             <w:sz w:val="18"/>
@@ -15844,7 +15844,7 @@
         </w:numPr>
         <w:spacing w:after="60"/>
       </w:pPr>
-      <w:hyperlink w:history="1" r:id="rIdqsincrgyamng4oqus_mrx">
+      <w:hyperlink w:history="1" r:id="rIdoxj9kx_evl1gemfw_8v9l">
         <w:r>
           <w:rPr>
             <w:sz w:val="18"/>
@@ -15872,7 +15872,7 @@
         </w:numPr>
         <w:spacing w:after="60"/>
       </w:pPr>
-      <w:hyperlink w:history="1" r:id="rIdfdsqj7dli9cekk0qnza0d">
+      <w:hyperlink w:history="1" r:id="rIdqgwaqragwizsrpcwucb1j">
         <w:r>
           <w:rPr>
             <w:sz w:val="18"/>
@@ -15900,7 +15900,7 @@
         </w:numPr>
         <w:spacing w:after="60"/>
       </w:pPr>
-      <w:hyperlink w:history="1" r:id="rIdk7_tqh0n08ntbvoibdgts">
+      <w:hyperlink w:history="1" r:id="rIdvbzkkkat687pd0a_uzsl2">
         <w:r>
           <w:rPr>
             <w:sz w:val="18"/>
@@ -15928,7 +15928,7 @@
         </w:numPr>
         <w:spacing w:after="60"/>
       </w:pPr>
-      <w:hyperlink w:history="1" r:id="rId_57re5rmkmenis61e18nh">
+      <w:hyperlink w:history="1" r:id="rIdinzio5ix-ifpeecpshlua">
         <w:r>
           <w:rPr>
             <w:sz w:val="18"/>
@@ -15956,7 +15956,7 @@
         </w:numPr>
         <w:spacing w:after="60"/>
       </w:pPr>
-      <w:hyperlink w:history="1" r:id="rIdnzznxmoxcswuuehxhs-w2">
+      <w:hyperlink w:history="1" r:id="rIdikj78u6w6dp_gsvvlwb9x">
         <w:r>
           <w:rPr>
             <w:sz w:val="18"/>
@@ -15984,7 +15984,7 @@
         </w:numPr>
         <w:spacing w:after="60"/>
       </w:pPr>
-      <w:hyperlink w:history="1" r:id="rIdspkbtemc1b5vkj3p7w59b">
+      <w:hyperlink w:history="1" r:id="rIdllb11hwpqtrxqtyal0mmg">
         <w:r>
           <w:rPr>
             <w:sz w:val="18"/>
@@ -16012,7 +16012,7 @@
         </w:numPr>
         <w:spacing w:after="60"/>
       </w:pPr>
-      <w:hyperlink w:history="1" r:id="rIdq00y5ctgguz5mg3az-vue">
+      <w:hyperlink w:history="1" r:id="rIdyo7wrd--d7axapf-z60oe">
         <w:r>
           <w:rPr>
             <w:sz w:val="18"/>
@@ -16040,7 +16040,7 @@
         </w:numPr>
         <w:spacing w:after="60"/>
       </w:pPr>
-      <w:hyperlink w:history="1" r:id="rIdqury-ke6p1wtmbefd7brm">
+      <w:hyperlink w:history="1" r:id="rIdqjuqcln3rif0uxl7tzsnr">
         <w:r>
           <w:rPr>
             <w:sz w:val="18"/>
@@ -16068,7 +16068,7 @@
         </w:numPr>
         <w:spacing w:after="60"/>
       </w:pPr>
-      <w:hyperlink w:history="1" r:id="rIdcr9tmla13b3v5w8sufpnp">
+      <w:hyperlink w:history="1" r:id="rIdy-dm5neyi0u_nkzwk951d">
         <w:r>
           <w:rPr>
             <w:sz w:val="18"/>
@@ -16096,7 +16096,7 @@
         </w:numPr>
         <w:spacing w:after="60"/>
       </w:pPr>
-      <w:hyperlink w:history="1" r:id="rIdt0zg7gelzgis8c9sukfjd">
+      <w:hyperlink w:history="1" r:id="rIde4yk5p4qk3o4peoqihasi">
         <w:r>
           <w:rPr>
             <w:sz w:val="18"/>
@@ -16124,7 +16124,7 @@
         </w:numPr>
         <w:spacing w:after="60"/>
       </w:pPr>
-      <w:hyperlink w:history="1" r:id="rIdjgoyjq-r1187l4uevablm">
+      <w:hyperlink w:history="1" r:id="rIdpxx0isgdmmcbc0gnlygqu">
         <w:r>
           <w:rPr>
             <w:sz w:val="18"/>
@@ -16152,7 +16152,7 @@
         </w:numPr>
         <w:spacing w:after="60"/>
       </w:pPr>
-      <w:hyperlink w:history="1" r:id="rIdnoaqfd0hkpmw1tal_jblj">
+      <w:hyperlink w:history="1" r:id="rId72eudg4iqjofbzq_bst3c">
         <w:r>
           <w:rPr>
             <w:sz w:val="18"/>
@@ -16180,7 +16180,7 @@
         </w:numPr>
         <w:spacing w:after="60"/>
       </w:pPr>
-      <w:hyperlink w:history="1" r:id="rId_p8uttc44qwphevxzqvf7">
+      <w:hyperlink w:history="1" r:id="rId29wvyimctb2bf0om_8o9n">
         <w:r>
           <w:rPr>
             <w:sz w:val="18"/>
@@ -16208,7 +16208,7 @@
         </w:numPr>
         <w:spacing w:after="60"/>
       </w:pPr>
-      <w:hyperlink w:history="1" r:id="rIdo-jjqjivdkli56mkjpahy">
+      <w:hyperlink w:history="1" r:id="rId7-5cavskxzo1owaa-sqy-">
         <w:r>
           <w:rPr>
             <w:sz w:val="18"/>
@@ -16236,7 +16236,7 @@
         </w:numPr>
         <w:spacing w:after="60"/>
       </w:pPr>
-      <w:hyperlink w:history="1" r:id="rIdezlfqs-0kpv9vmoegwdl2">
+      <w:hyperlink w:history="1" r:id="rIdifg3bqoyxuaajb0wv6aum">
         <w:r>
           <w:rPr>
             <w:sz w:val="18"/>
@@ -16264,7 +16264,7 @@
         </w:numPr>
         <w:spacing w:after="60"/>
       </w:pPr>
-      <w:hyperlink w:history="1" r:id="rIdtezk6y79czlqsmnu-spf1">
+      <w:hyperlink w:history="1" r:id="rIdcfx6tvypym3fd9mcvuhn1">
         <w:r>
           <w:rPr>
             <w:sz w:val="18"/>
@@ -16292,7 +16292,7 @@
         </w:numPr>
         <w:spacing w:after="60"/>
       </w:pPr>
-      <w:hyperlink w:history="1" r:id="rIdfbbd5wydrbh8haaoglmo1">
+      <w:hyperlink w:history="1" r:id="rIdrha0g-ykn6ibrtkx783yv">
         <w:r>
           <w:rPr>
             <w:sz w:val="18"/>
@@ -16320,7 +16320,7 @@
         </w:numPr>
         <w:spacing w:after="60"/>
       </w:pPr>
-      <w:hyperlink w:history="1" r:id="rIdzf9ckxoiixzdg_wp-_sws">
+      <w:hyperlink w:history="1" r:id="rIdqn09pqyqoiw3ihglh8uxr">
         <w:r>
           <w:rPr>
             <w:sz w:val="18"/>
@@ -16348,7 +16348,7 @@
         </w:numPr>
         <w:spacing w:after="60"/>
       </w:pPr>
-      <w:hyperlink w:history="1" r:id="rIdazcnjmj9w8ewvvfcym5zt">
+      <w:hyperlink w:history="1" r:id="rIdjvrjtx2lgiqfajrllwif0">
         <w:r>
           <w:rPr>
             <w:sz w:val="18"/>
@@ -16376,7 +16376,7 @@
         </w:numPr>
         <w:spacing w:after="60"/>
       </w:pPr>
-      <w:hyperlink w:history="1" r:id="rIdgvt9x8qvglbgoqnpvdoog">
+      <w:hyperlink w:history="1" r:id="rIdbbazie_zsfiqhtavkmqcv">
         <w:r>
           <w:rPr>
             <w:sz w:val="18"/>
@@ -16404,7 +16404,7 @@
         </w:numPr>
         <w:spacing w:after="60"/>
       </w:pPr>
-      <w:hyperlink w:history="1" r:id="rIddfpoywqzdvyctc65lztjr">
+      <w:hyperlink w:history="1" r:id="rIdoan1xieqbn7ogr0mbfhc6">
         <w:r>
           <w:rPr>
             <w:sz w:val="18"/>
@@ -16432,7 +16432,7 @@
         </w:numPr>
         <w:spacing w:after="60"/>
       </w:pPr>
-      <w:hyperlink w:history="1" r:id="rIdrxr4wltndafivpxfcy60f">
+      <w:hyperlink w:history="1" r:id="rIdtslof0zo7-cavppzjzbcg">
         <w:r>
           <w:rPr>
             <w:sz w:val="18"/>
@@ -16460,7 +16460,7 @@
         </w:numPr>
         <w:spacing w:after="60"/>
       </w:pPr>
-      <w:hyperlink w:history="1" r:id="rId033yrkqlaw8sdfhlxfm-l">
+      <w:hyperlink w:history="1" r:id="rIdrbxrupwommxfuhmddyk0x">
         <w:r>
           <w:rPr>
             <w:sz w:val="18"/>
@@ -16488,7 +16488,7 @@
         </w:numPr>
         <w:spacing w:after="60"/>
       </w:pPr>
-      <w:hyperlink w:history="1" r:id="rIdeleqa439wyddfohrdn_px">
+      <w:hyperlink w:history="1" r:id="rIdyed5yu3xaxbs_n72l3ydt">
         <w:r>
           <w:rPr>
             <w:sz w:val="18"/>
@@ -16516,7 +16516,7 @@
         </w:numPr>
         <w:spacing w:after="60"/>
       </w:pPr>
-      <w:hyperlink w:history="1" r:id="rIdvvzw_mb_ukbcq3msgn4wf">
+      <w:hyperlink w:history="1" r:id="rId5gr1pkqjbcva1ebcyswfl">
         <w:r>
           <w:rPr>
             <w:sz w:val="18"/>
@@ -16544,7 +16544,7 @@
         </w:numPr>
         <w:spacing w:after="60"/>
       </w:pPr>
-      <w:hyperlink w:history="1" r:id="rId7q7zmayfrisjmruqjsczc">
+      <w:hyperlink w:history="1" r:id="rIdxqxxhsekf95h5xxf80iq5">
         <w:r>
           <w:rPr>
             <w:sz w:val="18"/>
@@ -16572,7 +16572,7 @@
         </w:numPr>
         <w:spacing w:after="60"/>
       </w:pPr>
-      <w:hyperlink w:history="1" r:id="rId4qpq5lkdvec1uz9mnjd0d">
+      <w:hyperlink w:history="1" r:id="rIdkwfzioe_olxqe9haf1u-l">
         <w:r>
           <w:rPr>
             <w:sz w:val="18"/>
@@ -16600,7 +16600,7 @@
         </w:numPr>
         <w:spacing w:after="60"/>
       </w:pPr>
-      <w:hyperlink w:history="1" r:id="rId7oijkhalbl4faeqdq4jhh">
+      <w:hyperlink w:history="1" r:id="rIdllzl2ml9erujkz1pmld2o">
         <w:r>
           <w:rPr>
             <w:sz w:val="18"/>
@@ -16628,7 +16628,7 @@
         </w:numPr>
         <w:spacing w:after="60"/>
       </w:pPr>
-      <w:hyperlink w:history="1" r:id="rIdzhlzscdgfqo0khyuokr0z">
+      <w:hyperlink w:history="1" r:id="rIdpuank8ar3y7twlzvg35zl">
         <w:r>
           <w:rPr>
             <w:sz w:val="18"/>
@@ -16656,7 +16656,7 @@
         </w:numPr>
         <w:spacing w:after="60"/>
       </w:pPr>
-      <w:hyperlink w:history="1" r:id="rId0ku9otonkummwfi0i6wbi">
+      <w:hyperlink w:history="1" r:id="rIdrj6x88ohew7hepm5k3izn">
         <w:r>
           <w:rPr>
             <w:sz w:val="18"/>
@@ -16684,7 +16684,7 @@
         </w:numPr>
         <w:spacing w:after="60"/>
       </w:pPr>
-      <w:hyperlink w:history="1" r:id="rIdypworhqk1gyrb4sqchs-y">
+      <w:hyperlink w:history="1" r:id="rIdgsqfg6dy1ek7fcp1_fz5z">
         <w:r>
           <w:rPr>
             <w:sz w:val="18"/>
@@ -16712,7 +16712,7 @@
         </w:numPr>
         <w:spacing w:after="60"/>
       </w:pPr>
-      <w:hyperlink w:history="1" r:id="rId5uguhino_1nqlomusj4dl">
+      <w:hyperlink w:history="1" r:id="rIdhm_fqirrt3bkvtl8gwtqc">
         <w:r>
           <w:rPr>
             <w:sz w:val="18"/>
@@ -16740,7 +16740,7 @@
         </w:numPr>
         <w:spacing w:after="60"/>
       </w:pPr>
-      <w:hyperlink w:history="1" r:id="rIdffltroud0wvctmed1pjx_">
+      <w:hyperlink w:history="1" r:id="rIdrsyecmhr5vc5f6grr8a4r">
         <w:r>
           <w:rPr>
             <w:sz w:val="18"/>
@@ -16768,7 +16768,7 @@
         </w:numPr>
         <w:spacing w:after="60"/>
       </w:pPr>
-      <w:hyperlink w:history="1" r:id="rId8savshtizkbtu7zxmwd9x">
+      <w:hyperlink w:history="1" r:id="rIdk3budvbrky9yrx2rzrsyo">
         <w:r>
           <w:rPr>
             <w:sz w:val="18"/>
@@ -16796,7 +16796,7 @@
         </w:numPr>
         <w:spacing w:after="60"/>
       </w:pPr>
-      <w:hyperlink w:history="1" r:id="rIdc4d7msn5ye7tsmg1wxpab">
+      <w:hyperlink w:history="1" r:id="rIdsqwkdlrraybsnglmhh0oo">
         <w:r>
           <w:rPr>
             <w:sz w:val="18"/>
@@ -16824,7 +16824,7 @@
         </w:numPr>
         <w:spacing w:after="60"/>
       </w:pPr>
-      <w:hyperlink w:history="1" r:id="rIdfyvd7l1b6nvtodqe2lrgm">
+      <w:hyperlink w:history="1" r:id="rIdu2h5ibyses22km-tzky5a">
         <w:r>
           <w:rPr>
             <w:sz w:val="18"/>
@@ -16852,7 +16852,7 @@
         </w:numPr>
         <w:spacing w:after="60"/>
       </w:pPr>
-      <w:hyperlink w:history="1" r:id="rIdtl6qe8t64c6ynjoo2pp-z">
+      <w:hyperlink w:history="1" r:id="rId9zgfv9wqtsn0mqwyrbsln">
         <w:r>
           <w:rPr>
             <w:sz w:val="18"/>
@@ -16880,7 +16880,7 @@
         </w:numPr>
         <w:spacing w:after="60"/>
       </w:pPr>
-      <w:hyperlink w:history="1" r:id="rIdhvq21mtxs6942knbglm2g">
+      <w:hyperlink w:history="1" r:id="rIdvvy6zjayst2rrvl2palte">
         <w:r>
           <w:rPr>
             <w:sz w:val="18"/>
@@ -16908,7 +16908,7 @@
         </w:numPr>
         <w:spacing w:after="60"/>
       </w:pPr>
-      <w:hyperlink w:history="1" r:id="rIdicwtvfz8mcsgmofwlmtcc">
+      <w:hyperlink w:history="1" r:id="rId6qw0gu2cxd1ktvir5azbo">
         <w:r>
           <w:rPr>
             <w:sz w:val="18"/>
@@ -16936,7 +16936,7 @@
         </w:numPr>
         <w:spacing w:after="60"/>
       </w:pPr>
-      <w:hyperlink w:history="1" r:id="rIderlluzppobqdvmkkytrwf">
+      <w:hyperlink w:history="1" r:id="rIde_qmmlyxikczuzlf5jyf0">
         <w:r>
           <w:rPr>
             <w:sz w:val="18"/>
@@ -16964,7 +16964,7 @@
         </w:numPr>
         <w:spacing w:after="60"/>
       </w:pPr>
-      <w:hyperlink w:history="1" r:id="rIdpx3atrzybsyc_vvyupjss">
+      <w:hyperlink w:history="1" r:id="rIdivaqd5mhbd4jatrugogo7">
         <w:r>
           <w:rPr>
             <w:sz w:val="18"/>
@@ -16992,7 +16992,7 @@
         </w:numPr>
         <w:spacing w:after="60"/>
       </w:pPr>
-      <w:hyperlink w:history="1" r:id="rIdsyituonby4alm1mrp3ege">
+      <w:hyperlink w:history="1" r:id="rIdkdv484xoyvk7p89s-rpij">
         <w:r>
           <w:rPr>
             <w:sz w:val="18"/>
@@ -17020,7 +17020,7 @@
         </w:numPr>
         <w:spacing w:after="60"/>
       </w:pPr>
-      <w:hyperlink w:history="1" r:id="rIdkr7vqxzbykj7rx-gbz8ez">
+      <w:hyperlink w:history="1" r:id="rIdjlz1v3hnyld6rfvyocwpd">
         <w:r>
           <w:rPr>
             <w:sz w:val="18"/>
@@ -17048,7 +17048,7 @@
         </w:numPr>
         <w:spacing w:after="60"/>
       </w:pPr>
-      <w:hyperlink w:history="1" r:id="rIdu9ebw-stwhn7stj1kvjgp">
+      <w:hyperlink w:history="1" r:id="rIdu7rgebysc47yd11iv0lnw">
         <w:r>
           <w:rPr>
             <w:sz w:val="18"/>
@@ -17076,7 +17076,7 @@
         </w:numPr>
         <w:spacing w:after="60"/>
       </w:pPr>
-      <w:hyperlink w:history="1" r:id="rIdnfhrbywiz1g3brlj4ms3c">
+      <w:hyperlink w:history="1" r:id="rId7er4tjkkksdorwuxemudu">
         <w:r>
           <w:rPr>
             <w:sz w:val="18"/>
@@ -17104,7 +17104,7 @@
         </w:numPr>
         <w:spacing w:after="60"/>
       </w:pPr>
-      <w:hyperlink w:history="1" r:id="rIdqo8kgx39dh3jhnflff-lq">
+      <w:hyperlink w:history="1" r:id="rIdgii3vlsbpnbg6oo__fkig">
         <w:r>
           <w:rPr>
             <w:sz w:val="18"/>
@@ -17132,7 +17132,7 @@
         </w:numPr>
         <w:spacing w:after="60"/>
       </w:pPr>
-      <w:hyperlink w:history="1" r:id="rIdpswxoqswt-npmc4bk3pnk">
+      <w:hyperlink w:history="1" r:id="rIdy4u1ikmqyenzlzmjverup">
         <w:r>
           <w:rPr>
             <w:sz w:val="18"/>
@@ -17160,7 +17160,7 @@
         </w:numPr>
         <w:spacing w:after="60"/>
       </w:pPr>
-      <w:hyperlink w:history="1" r:id="rId_ke1lvxzalvftghproj4n">
+      <w:hyperlink w:history="1" r:id="rIdxmxpvnd_0qk9h--xq8jqv">
         <w:r>
           <w:rPr>
             <w:sz w:val="18"/>
@@ -17188,7 +17188,7 @@
         </w:numPr>
         <w:spacing w:after="60"/>
       </w:pPr>
-      <w:hyperlink w:history="1" r:id="rId0pdlj36vjm5itisicqx62">
+      <w:hyperlink w:history="1" r:id="rIdfpz4xgqy7zar4uivw3wae">
         <w:r>
           <w:rPr>
             <w:sz w:val="18"/>
@@ -17216,7 +17216,7 @@
         </w:numPr>
         <w:spacing w:after="60"/>
       </w:pPr>
-      <w:hyperlink w:history="1" r:id="rIdzrg2now_1_sfmntxu1cyg">
+      <w:hyperlink w:history="1" r:id="rIdjtkk-psghperxkjg9pj8m">
         <w:r>
           <w:rPr>
             <w:sz w:val="18"/>
@@ -17244,7 +17244,7 @@
         </w:numPr>
         <w:spacing w:after="60"/>
       </w:pPr>
-      <w:hyperlink w:history="1" r:id="rIdwltf1gxbjtr5cfiqi0ptq">
+      <w:hyperlink w:history="1" r:id="rIdzrawqjqf1wvokpem65zz_">
         <w:r>
           <w:rPr>
             <w:sz w:val="18"/>
@@ -17272,7 +17272,7 @@
         </w:numPr>
         <w:spacing w:after="60"/>
       </w:pPr>
-      <w:hyperlink w:history="1" r:id="rIdgf87pa68rddkwqt4nekk4">
+      <w:hyperlink w:history="1" r:id="rIdcheialhpw1y4ijf-gpmad">
         <w:r>
           <w:rPr>
             <w:sz w:val="18"/>
@@ -17300,7 +17300,7 @@
         </w:numPr>
         <w:spacing w:after="60"/>
       </w:pPr>
-      <w:hyperlink w:history="1" r:id="rIdi2vagda60ervhoxpppho7">
+      <w:hyperlink w:history="1" r:id="rIdiun3_qmg8fzyraqqmssd2">
         <w:r>
           <w:rPr>
             <w:sz w:val="18"/>
@@ -17328,7 +17328,7 @@
         </w:numPr>
         <w:spacing w:after="60"/>
       </w:pPr>
-      <w:hyperlink w:history="1" r:id="rIdwswcjfrbx8zrnup08qodl">
+      <w:hyperlink w:history="1" r:id="rIdkptvspddamfoyirboxcc6">
         <w:r>
           <w:rPr>
             <w:sz w:val="18"/>
@@ -17356,7 +17356,7 @@
         </w:numPr>
         <w:spacing w:after="60"/>
       </w:pPr>
-      <w:hyperlink w:history="1" r:id="rIdwwpvae_vqvashewsd2cjt">
+      <w:hyperlink w:history="1" r:id="rIdrsa6jdoh1lsqcdg24spln">
         <w:r>
           <w:rPr>
             <w:sz w:val="18"/>
@@ -17384,7 +17384,7 @@
         </w:numPr>
         <w:spacing w:after="60"/>
       </w:pPr>
-      <w:hyperlink w:history="1" r:id="rIdgkylg5imrnadyvimbtqzt">
+      <w:hyperlink w:history="1" r:id="rId3klrapargjr3u8pkr02sx">
         <w:r>
           <w:rPr>
             <w:sz w:val="18"/>
@@ -17412,7 +17412,7 @@
         </w:numPr>
         <w:spacing w:after="60"/>
       </w:pPr>
-      <w:hyperlink w:history="1" r:id="rIduh6sr1ty5c7m4yafzdpkr">
+      <w:hyperlink w:history="1" r:id="rIdk16revuocwr1aotnuyskh">
         <w:r>
           <w:rPr>
             <w:sz w:val="18"/>
@@ -17440,7 +17440,7 @@
         </w:numPr>
         <w:spacing w:after="60"/>
       </w:pPr>
-      <w:hyperlink w:history="1" r:id="rIdrc_achcabx97vaewlyqvk">
+      <w:hyperlink w:history="1" r:id="rIdk5pw-lbcp-dq9hxtyrozb">
         <w:r>
           <w:rPr>
             <w:sz w:val="18"/>
@@ -17468,7 +17468,7 @@
         </w:numPr>
         <w:spacing w:after="60"/>
       </w:pPr>
-      <w:hyperlink w:history="1" r:id="rIdfkezo3psr7hhetvkf2c3j">
+      <w:hyperlink w:history="1" r:id="rIdsdyxgnrwbgv0ujh5_ga76">
         <w:r>
           <w:rPr>
             <w:sz w:val="18"/>
@@ -17496,7 +17496,7 @@
         </w:numPr>
         <w:spacing w:after="60"/>
       </w:pPr>
-      <w:hyperlink w:history="1" r:id="rIdgq5m9cz8osfur7_8vuz2e">
+      <w:hyperlink w:history="1" r:id="rIdcuyyy4safqlvawm_ephfa">
         <w:r>
           <w:rPr>
             <w:sz w:val="18"/>
@@ -17524,7 +17524,7 @@
         </w:numPr>
         <w:spacing w:after="60"/>
       </w:pPr>
-      <w:hyperlink w:history="1" r:id="rIds0pptwmkjcly86k8clqjr">
+      <w:hyperlink w:history="1" r:id="rIdv8hun4tc6c7ipcb4vavjt">
         <w:r>
           <w:rPr>
             <w:sz w:val="18"/>
